--- a/docs/export/下课十分钟-游戏策划案-v3.1.docx
+++ b/docs/export/下课十分钟-游戏策划案-v3.1.docx
@@ -1670,6 +1670,741 @@
           <w:rFonts w:ascii="微软雅黑" w:hAnsi="微软雅黑" w:eastAsia="微软雅黑"/>
         </w:rPr>
         <w:t>——与第 1 条一致。</w:t>
+      </w:r>
+    </w:p>
+    <w:p>
+      <w:pPr>
+        <w:pStyle w:val="Heading3"/>
+      </w:pPr>
+      <w:r>
+        <w:t>3.4.1 标定纪律：旋钮与耦合（动手前必读）</w:t>
+      </w:r>
+    </w:p>
+    <w:p>
+      <w:pPr>
+        <w:ind w:left="360"/>
+      </w:pPr>
+      <w:r>
+        <w:rPr>
+          <w:rFonts w:ascii="微软雅黑" w:hAnsi="微软雅黑" w:eastAsia="微软雅黑"/>
+          <w:b/>
+          <w:i/>
+        </w:rPr>
+        <w:t>本作有一条隐藏的耦合链</w:t>
+      </w:r>
+      <w:r>
+        <w:rPr>
+          <w:rFonts w:ascii="微软雅黑" w:hAnsi="微软雅黑" w:eastAsia="微软雅黑"/>
+          <w:i/>
+        </w:rPr>
+        <w:t>：</w:t>
+      </w:r>
+      <w:r>
+        <w:rPr>
+          <w:rFonts w:ascii="Consolas" w:hAnsi="Consolas" w:eastAsia="Consolas"/>
+          <w:i/>
+          <w:color w:val="B03030"/>
+          <w:sz w:val="18"/>
+        </w:rPr>
+        <w:t>M_state</w:t>
+      </w:r>
+      <w:r>
+        <w:rPr>
+          <w:rFonts w:ascii="微软雅黑" w:hAnsi="微软雅黑" w:eastAsia="微软雅黑"/>
+          <w:i/>
+        </w:rPr>
+        <w:t xml:space="preserve"> 规定「压力 40–70 时正面事件 ×0.75」， 于是</w:t>
+      </w:r>
+      <w:r>
+        <w:rPr>
+          <w:rFonts w:ascii="微软雅黑" w:hAnsi="微软雅黑" w:eastAsia="微软雅黑"/>
+          <w:b/>
+          <w:i/>
+        </w:rPr>
+        <w:t>任何"提高压力"的旋钮都会同时压低好感</w:t>
+      </w:r>
+      <w:r>
+        <w:rPr>
+          <w:rFonts w:ascii="微软雅黑" w:hAnsi="微软雅黑" w:eastAsia="微软雅黑"/>
+          <w:i/>
+        </w:rPr>
+        <w:t>。 这不是 bug —— 它的语义是「</w:t>
+      </w:r>
+      <w:r>
+        <w:rPr>
+          <w:rFonts w:ascii="微软雅黑" w:hAnsi="微软雅黑" w:eastAsia="微软雅黑"/>
+          <w:b/>
+          <w:i/>
+        </w:rPr>
+        <w:t>被针对的班级，关系整体更冷</w:t>
+      </w:r>
+      <w:r>
+        <w:rPr>
+          <w:rFonts w:ascii="微软雅黑" w:hAnsi="微软雅黑" w:eastAsia="微软雅黑"/>
+          <w:i/>
+        </w:rPr>
+        <w:t>」，是正确的涌现； 但标定时</w:t>
+      </w:r>
+      <w:r>
+        <w:rPr>
+          <w:rFonts w:ascii="微软雅黑" w:hAnsi="微软雅黑" w:eastAsia="微软雅黑"/>
+          <w:b/>
+          <w:i/>
+        </w:rPr>
+        <w:t>必须知道它存在</w:t>
+      </w:r>
+      <w:r>
+        <w:rPr>
+          <w:rFonts w:ascii="微软雅黑" w:hAnsi="微软雅黑" w:eastAsia="微软雅黑"/>
+          <w:i/>
+        </w:rPr>
+        <w:t>，否则会反复出现「调好一个指标、搞坏另一个」。</w:t>
+      </w:r>
+    </w:p>
+    <w:p>
+      <w:r>
+        <w:rPr>
+          <w:rFonts w:ascii="微软雅黑" w:hAnsi="微软雅黑" w:eastAsia="微软雅黑"/>
+          <w:b/>
+        </w:rPr>
+        <w:t>动手前先问一句：这个旋钮会不会同时推动另一个指标？</w:t>
+      </w:r>
+    </w:p>
+    <w:tbl>
+      <w:tblPr>
+        <w:tblStyle w:val="TableGrid"/>
+        <w:tblW w:type="auto" w:w="0"/>
+        <w:tblLook w:firstColumn="1" w:firstRow="1" w:lastColumn="0" w:lastRow="0" w:noHBand="0" w:noVBand="1" w:val="04A0"/>
+      </w:tblPr>
+      <w:tblGrid>
+        <w:gridCol w:w="2160"/>
+        <w:gridCol w:w="2160"/>
+        <w:gridCol w:w="2160"/>
+        <w:gridCol w:w="2160"/>
+      </w:tblGrid>
+      <w:tr>
+        <w:tc>
+          <w:tcPr>
+            <w:tcW w:type="dxa" w:w="2160"/>
+          </w:tcPr>
+          <w:p>
+            <w:r>
+              <w:rPr>
+                <w:rFonts w:ascii="微软雅黑" w:hAnsi="微软雅黑" w:eastAsia="微软雅黑"/>
+                <w:b/>
+                <w:sz w:val="18"/>
+              </w:rPr>
+              <w:t>旋钮</w:t>
+            </w:r>
+          </w:p>
+        </w:tc>
+        <w:tc>
+          <w:tcPr>
+            <w:tcW w:type="dxa" w:w="2160"/>
+          </w:tcPr>
+          <w:p>
+            <w:r>
+              <w:rPr>
+                <w:rFonts w:ascii="微软雅黑" w:hAnsi="微软雅黑" w:eastAsia="微软雅黑"/>
+                <w:b/>
+                <w:sz w:val="18"/>
+              </w:rPr>
+              <w:t>主要影响</w:t>
+            </w:r>
+          </w:p>
+        </w:tc>
+        <w:tc>
+          <w:tcPr>
+            <w:tcW w:type="dxa" w:w="2160"/>
+          </w:tcPr>
+          <w:p>
+            <w:r>
+              <w:rPr>
+                <w:rFonts w:ascii="微软雅黑" w:hAnsi="微软雅黑" w:eastAsia="微软雅黑"/>
+                <w:b/>
+                <w:sz w:val="18"/>
+              </w:rPr>
+              <w:t>会连带推动什么</w:t>
+            </w:r>
+          </w:p>
+        </w:tc>
+        <w:tc>
+          <w:tcPr>
+            <w:tcW w:type="dxa" w:w="2160"/>
+          </w:tcPr>
+          <w:p>
+            <w:r>
+              <w:rPr>
+                <w:rFonts w:ascii="微软雅黑" w:hAnsi="微软雅黑" w:eastAsia="微软雅黑"/>
+                <w:b/>
+                <w:sz w:val="18"/>
+              </w:rPr>
+              <w:t>是否"单向"</w:t>
+            </w:r>
+          </w:p>
+        </w:tc>
+      </w:tr>
+      <w:tr>
+        <w:tc>
+          <w:tcPr>
+            <w:tcW w:type="dxa" w:w="2160"/>
+          </w:tcPr>
+          <w:p>
+            <w:r>
+              <w:rPr>
+                <w:rFonts w:ascii="微软雅黑" w:hAnsi="微软雅黑" w:eastAsia="微软雅黑"/>
+                <w:sz w:val="18"/>
+              </w:rPr>
+              <w:t>transmission.beta_*（传导强度）</w:t>
+            </w:r>
+          </w:p>
+        </w:tc>
+        <w:tc>
+          <w:tcPr>
+            <w:tcW w:type="dxa" w:w="2160"/>
+          </w:tcPr>
+          <w:p>
+            <w:r>
+              <w:rPr>
+                <w:rFonts w:ascii="微软雅黑" w:hAnsi="微软雅黑" w:eastAsia="微软雅黑"/>
+                <w:sz w:val="18"/>
+              </w:rPr>
+              <w:t>好感增速</w:t>
+            </w:r>
+          </w:p>
+        </w:tc>
+        <w:tc>
+          <w:tcPr>
+            <w:tcW w:type="dxa" w:w="2160"/>
+          </w:tcPr>
+          <w:p>
+            <w:r>
+              <w:rPr>
+                <w:rFonts w:ascii="微软雅黑" w:hAnsi="微软雅黑" w:eastAsia="微软雅黑"/>
+                <w:sz w:val="18"/>
+              </w:rPr>
+              <w:t>与保留率共同决定稳态 A* ≈ 增益/(1−保留率)；单调 β 只能平移，去不掉饱和</w:t>
+            </w:r>
+          </w:p>
+        </w:tc>
+        <w:tc>
+          <w:tcPr>
+            <w:tcW w:type="dxa" w:w="2160"/>
+          </w:tcPr>
+          <w:p>
+            <w:r>
+              <w:rPr>
+                <w:rFonts w:ascii="微软雅黑" w:hAnsi="微软雅黑" w:eastAsia="微软雅黑"/>
+                <w:sz w:val="18"/>
+              </w:rPr>
+              <w:t>✗ 半耦合</w:t>
+            </w:r>
+          </w:p>
+        </w:tc>
+      </w:tr>
+      <w:tr>
+        <w:tc>
+          <w:tcPr>
+            <w:tcW w:type="dxa" w:w="2160"/>
+          </w:tcPr>
+          <w:p>
+            <w:r>
+              <w:rPr>
+                <w:rFonts w:ascii="微软雅黑" w:hAnsi="微软雅黑" w:eastAsia="微软雅黑"/>
+                <w:sz w:val="18"/>
+              </w:rPr>
+              <w:t>decay.decay_a_no_interact（好感保留率）</w:t>
+            </w:r>
+          </w:p>
+        </w:tc>
+        <w:tc>
+          <w:tcPr>
+            <w:tcW w:type="dxa" w:w="2160"/>
+          </w:tcPr>
+          <w:p>
+            <w:r>
+              <w:rPr>
+                <w:rFonts w:ascii="微软雅黑" w:hAnsi="微软雅黑" w:eastAsia="微软雅黑"/>
+                <w:sz w:val="18"/>
+              </w:rPr>
+              <w:t>好感稳态</w:t>
+            </w:r>
+          </w:p>
+        </w:tc>
+        <w:tc>
+          <w:tcPr>
+            <w:tcW w:type="dxa" w:w="2160"/>
+          </w:tcPr>
+          <w:p>
+            <w:r>
+              <w:rPr>
+                <w:rFonts w:ascii="微软雅黑" w:hAnsi="微软雅黑" w:eastAsia="微软雅黑"/>
+                <w:sz w:val="18"/>
+              </w:rPr>
+              <w:t>只压好感，不产生压力</w:t>
+            </w:r>
+          </w:p>
+        </w:tc>
+        <w:tc>
+          <w:tcPr>
+            <w:tcW w:type="dxa" w:w="2160"/>
+          </w:tcPr>
+          <w:p>
+            <w:r>
+              <w:rPr>
+                <w:rFonts w:ascii="微软雅黑" w:hAnsi="微软雅黑" w:eastAsia="微软雅黑"/>
+                <w:sz w:val="18"/>
+              </w:rPr>
+              <w:t>✅ 单向，微调首选</w:t>
+            </w:r>
+          </w:p>
+        </w:tc>
+      </w:tr>
+      <w:tr>
+        <w:tc>
+          <w:tcPr>
+            <w:tcW w:type="dxa" w:w="2160"/>
+          </w:tcPr>
+          <w:p>
+            <w:r>
+              <w:rPr>
+                <w:rFonts w:ascii="微软雅黑" w:hAnsi="微软雅黑" w:eastAsia="微软雅黑"/>
+                <w:sz w:val="18"/>
+              </w:rPr>
+              <w:t>transmission.feedback（负反馈）</w:t>
+            </w:r>
+          </w:p>
+        </w:tc>
+        <w:tc>
+          <w:tcPr>
+            <w:tcW w:type="dxa" w:w="2160"/>
+          </w:tcPr>
+          <w:p>
+            <w:r>
+              <w:rPr>
+                <w:rFonts w:ascii="微软雅黑" w:hAnsi="微软雅黑" w:eastAsia="微软雅黑"/>
+                <w:sz w:val="18"/>
+              </w:rPr>
+              <w:t>好感饱和上限</w:t>
+            </w:r>
+          </w:p>
+        </w:tc>
+        <w:tc>
+          <w:tcPr>
+            <w:tcW w:type="dxa" w:w="2160"/>
+          </w:tcPr>
+          <w:p>
+            <w:r>
+              <w:rPr>
+                <w:rFonts w:ascii="微软雅黑" w:hAnsi="微软雅黑" w:eastAsia="微软雅黑"/>
+                <w:sz w:val="18"/>
+              </w:rPr>
+              <w:t>只作用于正向轴，不产生压力</w:t>
+            </w:r>
+          </w:p>
+        </w:tc>
+        <w:tc>
+          <w:tcPr>
+            <w:tcW w:type="dxa" w:w="2160"/>
+          </w:tcPr>
+          <w:p>
+            <w:r>
+              <w:rPr>
+                <w:rFonts w:ascii="微软雅黑" w:hAnsi="微软雅黑" w:eastAsia="微软雅黑"/>
+                <w:sz w:val="18"/>
+              </w:rPr>
+              <w:t>✅ 单向</w:t>
+            </w:r>
+          </w:p>
+        </w:tc>
+      </w:tr>
+      <w:tr>
+        <w:tc>
+          <w:tcPr>
+            <w:tcW w:type="dxa" w:w="2160"/>
+          </w:tcPr>
+          <w:p>
+            <w:r>
+              <w:rPr>
+                <w:rFonts w:ascii="微软雅黑" w:hAnsi="微软雅黑" w:eastAsia="微软雅黑"/>
+                <w:sz w:val="18"/>
+              </w:rPr>
+              <w:t>behavior_probs.interrupted_stress（被打断代价）</w:t>
+            </w:r>
+          </w:p>
+        </w:tc>
+        <w:tc>
+          <w:tcPr>
+            <w:tcW w:type="dxa" w:w="2160"/>
+          </w:tcPr>
+          <w:p>
+            <w:r>
+              <w:rPr>
+                <w:rFonts w:ascii="微软雅黑" w:hAnsi="微软雅黑" w:eastAsia="微软雅黑"/>
+                <w:sz w:val="18"/>
+              </w:rPr>
+              <w:t>压力</w:t>
+            </w:r>
+          </w:p>
+        </w:tc>
+        <w:tc>
+          <w:tcPr>
+            <w:tcW w:type="dxa" w:w="2160"/>
+          </w:tcPr>
+          <w:p>
+            <w:r>
+              <w:rPr>
+                <w:rFonts w:ascii="微软雅黑" w:hAnsi="微软雅黑" w:eastAsia="微软雅黑"/>
+                <w:sz w:val="18"/>
+              </w:rPr>
+              <w:t>同时压低好感（经 M_state）→ mean 与爆发反向</w:t>
+            </w:r>
+          </w:p>
+        </w:tc>
+        <w:tc>
+          <w:tcPr>
+            <w:tcW w:type="dxa" w:w="2160"/>
+          </w:tcPr>
+          <w:p>
+            <w:r>
+              <w:rPr>
+                <w:rFonts w:ascii="微软雅黑" w:hAnsi="微软雅黑" w:eastAsia="微软雅黑"/>
+                <w:sz w:val="18"/>
+              </w:rPr>
+              <w:t>✗ 耦合</w:t>
+            </w:r>
+          </w:p>
+        </w:tc>
+      </w:tr>
+      <w:tr>
+        <w:tc>
+          <w:tcPr>
+            <w:tcW w:type="dxa" w:w="2160"/>
+          </w:tcPr>
+          <w:p>
+            <w:r>
+              <w:rPr>
+                <w:rFonts w:ascii="微软雅黑" w:hAnsi="微软雅黑" w:eastAsia="微软雅黑"/>
+                <w:sz w:val="18"/>
+              </w:rPr>
+              <w:t>behavior_thresholds.join_chat_affinity（搭话门槛）</w:t>
+            </w:r>
+          </w:p>
+        </w:tc>
+        <w:tc>
+          <w:tcPr>
+            <w:tcW w:type="dxa" w:w="2160"/>
+          </w:tcPr>
+          <w:p>
+            <w:r>
+              <w:rPr>
+                <w:rFonts w:ascii="微软雅黑" w:hAnsi="微软雅黑" w:eastAsia="微软雅黑"/>
+                <w:sz w:val="18"/>
+              </w:rPr>
+              <w:t>好感</w:t>
+            </w:r>
+          </w:p>
+        </w:tc>
+        <w:tc>
+          <w:tcPr>
+            <w:tcW w:type="dxa" w:w="2160"/>
+          </w:tcPr>
+          <w:p>
+            <w:r>
+              <w:rPr>
+                <w:rFonts w:ascii="微软雅黑" w:hAnsi="微软雅黑" w:eastAsia="微软雅黑"/>
+                <w:sz w:val="18"/>
+              </w:rPr>
+              <w:t>同时涨压力（拒绝变多 → reject_stress）→ 爆发随门槛上升而暴增</w:t>
+            </w:r>
+          </w:p>
+        </w:tc>
+        <w:tc>
+          <w:tcPr>
+            <w:tcW w:type="dxa" w:w="2160"/>
+          </w:tcPr>
+          <w:p>
+            <w:r>
+              <w:rPr>
+                <w:rFonts w:ascii="微软雅黑" w:hAnsi="微软雅黑" w:eastAsia="微软雅黑"/>
+                <w:sz w:val="18"/>
+              </w:rPr>
+              <w:t>✗ 耦合</w:t>
+            </w:r>
+          </w:p>
+        </w:tc>
+      </w:tr>
+      <w:tr>
+        <w:tc>
+          <w:tcPr>
+            <w:tcW w:type="dxa" w:w="2160"/>
+          </w:tcPr>
+          <w:p>
+            <w:r>
+              <w:rPr>
+                <w:rFonts w:ascii="微软雅黑" w:hAnsi="微软雅黑" w:eastAsia="微软雅黑"/>
+                <w:sz w:val="18"/>
+              </w:rPr>
+              <w:t>初始信念分化（belief.w_bias 等）</w:t>
+            </w:r>
+          </w:p>
+        </w:tc>
+        <w:tc>
+          <w:tcPr>
+            <w:tcW w:type="dxa" w:w="2160"/>
+          </w:tcPr>
+          <w:p>
+            <w:r>
+              <w:rPr>
+                <w:rFonts w:ascii="微软雅黑" w:hAnsi="微软雅黑" w:eastAsia="微软雅黑"/>
+                <w:sz w:val="18"/>
+              </w:rPr>
+              <w:t>初始误差</w:t>
+            </w:r>
+          </w:p>
+        </w:tc>
+        <w:tc>
+          <w:tcPr>
+            <w:tcW w:type="dxa" w:w="2160"/>
+          </w:tcPr>
+          <w:p>
+            <w:r>
+              <w:rPr>
+                <w:rFonts w:ascii="微软雅黑" w:hAnsi="微软雅黑" w:eastAsia="微软雅黑"/>
+                <w:sz w:val="18"/>
+              </w:rPr>
+              <w:t>同时涨好感（搭话通过率上升）→ mean↑ / SD↓</w:t>
+            </w:r>
+          </w:p>
+        </w:tc>
+        <w:tc>
+          <w:tcPr>
+            <w:tcW w:type="dxa" w:w="2160"/>
+          </w:tcPr>
+          <w:p>
+            <w:r>
+              <w:rPr>
+                <w:rFonts w:ascii="微软雅黑" w:hAnsi="微软雅黑" w:eastAsia="微软雅黑"/>
+                <w:sz w:val="18"/>
+              </w:rPr>
+              <w:t>✗ 耦合</w:t>
+            </w:r>
+          </w:p>
+        </w:tc>
+      </w:tr>
+      <w:tr>
+        <w:tc>
+          <w:tcPr>
+            <w:tcW w:type="dxa" w:w="2160"/>
+          </w:tcPr>
+          <w:p>
+            <w:r>
+              <w:rPr>
+                <w:rFonts w:ascii="微软雅黑" w:hAnsi="微软雅黑" w:eastAsia="微软雅黑"/>
+                <w:sz w:val="18"/>
+              </w:rPr>
+              <w:t>decay.retain_s（压力保留率）</w:t>
+            </w:r>
+          </w:p>
+        </w:tc>
+        <w:tc>
+          <w:tcPr>
+            <w:tcW w:type="dxa" w:w="2160"/>
+          </w:tcPr>
+          <w:p>
+            <w:r>
+              <w:rPr>
+                <w:rFonts w:ascii="微软雅黑" w:hAnsi="微软雅黑" w:eastAsia="微软雅黑"/>
+                <w:sz w:val="18"/>
+              </w:rPr>
+              <w:t>压力稳态</w:t>
+            </w:r>
+          </w:p>
+        </w:tc>
+        <w:tc>
+          <w:tcPr>
+            <w:tcW w:type="dxa" w:w="2160"/>
+          </w:tcPr>
+          <w:p>
+            <w:r>
+              <w:rPr>
+                <w:rFonts w:ascii="微软雅黑" w:hAnsi="微软雅黑" w:eastAsia="微软雅黑"/>
+                <w:sz w:val="18"/>
+              </w:rPr>
+              <w:t>过高会全员高压（实测 0.85 时全班均值冲到 59）→ 「人人都崩溃」≠ 涌现</w:t>
+            </w:r>
+          </w:p>
+        </w:tc>
+        <w:tc>
+          <w:tcPr>
+            <w:tcW w:type="dxa" w:w="2160"/>
+          </w:tcPr>
+          <w:p>
+            <w:r>
+              <w:rPr>
+                <w:rFonts w:ascii="微软雅黑" w:hAnsi="微软雅黑" w:eastAsia="微软雅黑"/>
+                <w:sz w:val="18"/>
+              </w:rPr>
+              <w:t>✗ 危险</w:t>
+            </w:r>
+          </w:p>
+        </w:tc>
+      </w:tr>
+    </w:tbl>
+    <w:p/>
+    <w:p>
+      <w:r>
+        <w:rPr>
+          <w:rFonts w:ascii="微软雅黑" w:hAnsi="微软雅黑" w:eastAsia="微软雅黑"/>
+          <w:b/>
+        </w:rPr>
+        <w:t>三条操作建议</w:t>
+      </w:r>
+      <w:r>
+        <w:rPr>
+          <w:rFonts w:ascii="微软雅黑" w:hAnsi="微软雅黑" w:eastAsia="微软雅黑"/>
+        </w:rPr>
+        <w:t>：</w:t>
+      </w:r>
+    </w:p>
+    <w:p>
+      <w:pPr>
+        <w:pStyle w:val="ListNumber"/>
+      </w:pPr>
+      <w:r>
+        <w:rPr>
+          <w:rFonts w:ascii="微软雅黑" w:hAnsi="微软雅黑" w:eastAsia="微软雅黑"/>
+          <w:b/>
+        </w:rPr>
+        <w:t>优先用单向旋钮做微调</w:t>
+      </w:r>
+      <w:r>
+        <w:rPr>
+          <w:rFonts w:ascii="微软雅黑" w:hAnsi="微软雅黑" w:eastAsia="微软雅黑"/>
+        </w:rPr>
+        <w:t xml:space="preserve">：需要"把好感压下来一点"时，用 </w:t>
+      </w:r>
+      <w:r>
+        <w:rPr>
+          <w:rFonts w:ascii="Consolas" w:hAnsi="Consolas" w:eastAsia="Consolas"/>
+          <w:color w:val="B03030"/>
+          <w:sz w:val="18"/>
+        </w:rPr>
+        <w:t>decay_a_no_interact</w:t>
+      </w:r>
+      <w:r>
+        <w:rPr>
+          <w:rFonts w:ascii="微软雅黑" w:hAnsi="微软雅黑" w:eastAsia="微软雅黑"/>
+        </w:rPr>
+        <w:t xml:space="preserve"> 或 </w:t>
+      </w:r>
+      <w:r>
+        <w:rPr>
+          <w:rFonts w:ascii="Consolas" w:hAnsi="Consolas" w:eastAsia="Consolas"/>
+          <w:color w:val="B03030"/>
+          <w:sz w:val="18"/>
+        </w:rPr>
+        <w:t>feedback</w:t>
+      </w:r>
+      <w:r>
+        <w:rPr>
+          <w:rFonts w:ascii="微软雅黑" w:hAnsi="微软雅黑" w:eastAsia="微软雅黑"/>
+        </w:rPr>
+        <w:t>，</w:t>
+      </w:r>
+    </w:p>
+    <w:p>
+      <w:r>
+        <w:rPr>
+          <w:rFonts w:ascii="微软雅黑" w:hAnsi="微软雅黑" w:eastAsia="微软雅黑"/>
+          <w:b/>
+        </w:rPr>
+        <w:t>不要</w:t>
+      </w:r>
+      <w:r>
+        <w:rPr>
+          <w:rFonts w:ascii="微软雅黑" w:hAnsi="微软雅黑" w:eastAsia="微软雅黑"/>
+        </w:rPr>
+        <w:t>去动压力类或门槛类参数；</w:t>
+      </w:r>
+    </w:p>
+    <w:p>
+      <w:pPr>
+        <w:pStyle w:val="ListNumber"/>
+      </w:pPr>
+      <w:r>
+        <w:rPr>
+          <w:rFonts w:ascii="微软雅黑" w:hAnsi="微软雅黑" w:eastAsia="微软雅黑"/>
+          <w:b/>
+        </w:rPr>
+        <w:t>改压力相关参数后，一定要同时看 mean 与 SD</w:t>
+      </w:r>
+      <w:r>
+        <w:rPr>
+          <w:rFonts w:ascii="微软雅黑" w:hAnsi="微软雅黑" w:eastAsia="微软雅黑"/>
+        </w:rPr>
+        <w:t xml:space="preserve"> —— 它们是耦合的另一端；</w:t>
+      </w:r>
+    </w:p>
+    <w:p>
+      <w:pPr>
+        <w:pStyle w:val="ListNumber"/>
+      </w:pPr>
+      <w:r>
+        <w:rPr>
+          <w:rFonts w:ascii="微软雅黑" w:hAnsi="微软雅黑" w:eastAsia="微软雅黑"/>
+          <w:b/>
+        </w:rPr>
+        <w:t>一次只动一个旋钮，并且记录前后数据</w:t>
+      </w:r>
+      <w:r>
+        <w:rPr>
+          <w:rFonts w:ascii="微软雅黑" w:hAnsi="微软雅黑" w:eastAsia="微软雅黑"/>
+        </w:rPr>
+        <w:t>（</w:t>
+      </w:r>
+      <w:r>
+        <w:rPr>
+          <w:rFonts w:ascii="Consolas" w:hAnsi="Consolas" w:eastAsia="Consolas"/>
+          <w:color w:val="B03030"/>
+          <w:sz w:val="18"/>
+        </w:rPr>
+        <w:t>tools/calib_experiment.py</w:t>
+      </w:r>
+      <w:r>
+        <w:rPr>
+          <w:rFonts w:ascii="微软雅黑" w:hAnsi="微软雅黑" w:eastAsia="微软雅黑"/>
+        </w:rPr>
+        <w:t xml:space="preserve"> 就是为此存在的）。</w:t>
+      </w:r>
+    </w:p>
+    <w:p>
+      <w:r>
+        <w:rPr>
+          <w:rFonts w:ascii="微软雅黑" w:hAnsi="微软雅黑" w:eastAsia="微软雅黑"/>
+          <w:b/>
+        </w:rPr>
+        <w:t>实测记录</w:t>
+      </w:r>
+      <w:r>
+        <w:rPr>
+          <w:rFonts w:ascii="微软雅黑" w:hAnsi="微软雅黑" w:eastAsia="微软雅黑"/>
+        </w:rPr>
+        <w:t>（本次标定中被本纪律救回的两次）：</w:t>
+      </w:r>
+    </w:p>
+    <w:p>
+      <w:pPr>
+        <w:ind w:left="240"/>
+      </w:pPr>
+      <w:r>
+        <w:rPr>
+          <w:rFonts w:ascii="Consolas" w:hAnsi="Consolas" w:eastAsia="Consolas"/>
+          <w:sz w:val="18"/>
+        </w:rPr>
+        <w:t>想用 join_chat 门槛降 mean：45 → 47/49/51  时爆发 26 → 51/60/66   ✗ 反而更糟</w:t>
+        <w:br/>
+        <w:t>改用 decay_a_no_interact：0.95 → 0.94 → 0.935  四项同时回到区间   ✅</w:t>
       </w:r>
     </w:p>
     <w:p>
@@ -22316,6 +23051,266 @@
           <w:rFonts w:ascii="微软雅黑" w:hAnsi="微软雅黑" w:eastAsia="微软雅黑"/>
         </w:rPr>
         <w:t xml:space="preserve"> 每日把信念向先验缓慢回归（遗忘）。</w:t>
+      </w:r>
+    </w:p>
+    <w:p>
+      <w:pPr>
+        <w:pStyle w:val="ListBullet"/>
+      </w:pPr>
+      <w:r>
+        <w:rPr>
+          <w:rFonts w:ascii="微软雅黑" w:hAnsi="微软雅黑" w:eastAsia="微软雅黑"/>
+          <w:b/>
+        </w:rPr>
+        <w:t>初始值（开局先验）</w:t>
+      </w:r>
+      <w:r>
+        <w:rPr>
+          <w:rFonts w:ascii="微软雅黑" w:hAnsi="微软雅黑" w:eastAsia="微软雅黑"/>
+        </w:rPr>
+        <w:t>：</w:t>
+      </w:r>
+      <w:r>
+        <w:rPr>
+          <w:rFonts w:ascii="微软雅黑" w:hAnsi="微软雅黑" w:eastAsia="微软雅黑"/>
+          <w:b/>
+        </w:rPr>
+        <w:t>由双方性格共同决定</w:t>
+      </w:r>
+      <w:r>
+        <w:rPr>
+          <w:rFonts w:ascii="微软雅黑" w:hAnsi="微软雅黑" w:eastAsia="微软雅黑"/>
+        </w:rPr>
+        <w:t xml:space="preserve"> —— </w:t>
+      </w:r>
+      <w:r>
+        <w:rPr>
+          <w:rFonts w:ascii="Consolas" w:hAnsi="Consolas" w:eastAsia="Consolas"/>
+          <w:color w:val="B03030"/>
+          <w:sz w:val="18"/>
+        </w:rPr>
+        <w:t>bias_A(i,j) = perceived(j) × (1 + bias_observer_k · observer(i))</w:t>
+      </w:r>
+      <w:r>
+        <w:rPr>
+          <w:rFonts w:ascii="微软雅黑" w:hAnsi="微软雅黑" w:eastAsia="微软雅黑"/>
+        </w:rPr>
+        <w:t xml:space="preserve">，其中 </w:t>
+      </w:r>
+      <w:r>
+        <w:rPr>
+          <w:rFonts w:ascii="Consolas" w:hAnsi="Consolas" w:eastAsia="Consolas"/>
+          <w:color w:val="B03030"/>
+          <w:sz w:val="18"/>
+        </w:rPr>
+        <w:t>perceived(j)</w:t>
+      </w:r>
+      <w:r>
+        <w:rPr>
+          <w:rFonts w:ascii="微软雅黑" w:hAnsi="微软雅黑" w:eastAsia="微软雅黑"/>
+        </w:rPr>
+        <w:t xml:space="preserve"> 是</w:t>
+      </w:r>
+      <w:r>
+        <w:rPr>
+          <w:rFonts w:ascii="微软雅黑" w:hAnsi="微软雅黑" w:eastAsia="微软雅黑"/>
+          <w:b/>
+        </w:rPr>
+        <w:t>对方</w:t>
+      </w:r>
+      <w:r>
+        <w:rPr>
+          <w:rFonts w:ascii="微软雅黑" w:hAnsi="微软雅黑" w:eastAsia="微软雅黑"/>
+        </w:rPr>
+        <w:t>「看起来」多友善（外向/共情型显得友善），</w:t>
+      </w:r>
+      <w:r>
+        <w:rPr>
+          <w:rFonts w:ascii="Consolas" w:hAnsi="Consolas" w:eastAsia="Consolas"/>
+          <w:color w:val="B03030"/>
+          <w:sz w:val="18"/>
+        </w:rPr>
+        <w:t>observer(i)</w:t>
+      </w:r>
+      <w:r>
+        <w:rPr>
+          <w:rFonts w:ascii="微软雅黑" w:hAnsi="微软雅黑" w:eastAsia="微软雅黑"/>
+        </w:rPr>
+        <w:t xml:space="preserve"> 是</w:t>
+      </w:r>
+      <w:r>
+        <w:rPr>
+          <w:rFonts w:ascii="微软雅黑" w:hAnsi="微软雅黑" w:eastAsia="微软雅黑"/>
+          <w:b/>
+        </w:rPr>
+        <w:t>我自己</w:t>
+      </w:r>
+      <w:r>
+        <w:rPr>
+          <w:rFonts w:ascii="微软雅黑" w:hAnsi="微软雅黑" w:eastAsia="微软雅黑"/>
+        </w:rPr>
+        <w:t>多倾向于把人往好处想。</w:t>
+      </w:r>
+    </w:p>
+    <w:p>
+      <w:r>
+        <w:rPr>
+          <w:rFonts w:ascii="微软雅黑" w:hAnsi="微软雅黑" w:eastAsia="微软雅黑"/>
+          <w:b/>
+        </w:rPr>
+        <w:t>不是 `null`</w:t>
+      </w:r>
+      <w:r>
+        <w:rPr>
+          <w:rFonts w:ascii="微软雅黑" w:hAnsi="微软雅黑" w:eastAsia="微软雅黑"/>
+        </w:rPr>
+        <w:t>（它是「不知道」，见 §11），</w:t>
+      </w:r>
+      <w:r>
+        <w:rPr>
+          <w:rFonts w:ascii="微软雅黑" w:hAnsi="微软雅黑" w:eastAsia="微软雅黑"/>
+          <w:b/>
+        </w:rPr>
+        <w:t>也不是复制真值矩阵</w:t>
+      </w:r>
+      <w:r>
+        <w:rPr>
+          <w:rFonts w:ascii="微软雅黑" w:hAnsi="微软雅黑" w:eastAsia="微软雅黑"/>
+        </w:rPr>
+        <w:t>（那是开天眼）。</w:t>
+      </w:r>
+    </w:p>
+    <w:p>
+      <w:r>
+        <w:rPr>
+          <w:rFonts w:ascii="微软雅黑" w:hAnsi="微软雅黑" w:eastAsia="微软雅黑"/>
+        </w:rPr>
+        <w:t xml:space="preserve">· </w:t>
+      </w:r>
+      <w:r>
+        <w:rPr>
+          <w:rFonts w:ascii="微软雅黑" w:hAnsi="微软雅黑" w:eastAsia="微软雅黑"/>
+          <w:b/>
+        </w:rPr>
+        <w:t>乘法而非加法</w:t>
+      </w:r>
+      <w:r>
+        <w:rPr>
+          <w:rFonts w:ascii="微软雅黑" w:hAnsi="微软雅黑" w:eastAsia="微软雅黑"/>
+        </w:rPr>
+        <w:t>：对方友善 + 我乐观 → 强烈高估；对方友善 + 我多疑 → 只略高估；对方冷淡 + 我乐观 → 仍略低估。</w:t>
+      </w:r>
+    </w:p>
+    <w:p>
+      <w:r>
+        <w:rPr>
+          <w:rFonts w:ascii="微软雅黑" w:hAnsi="微软雅黑" w:eastAsia="微软雅黑"/>
+        </w:rPr>
+        <w:t xml:space="preserve">· </w:t>
+      </w:r>
+      <w:r>
+        <w:rPr>
+          <w:rFonts w:ascii="微软雅黑" w:hAnsi="微软雅黑" w:eastAsia="微软雅黑"/>
+          <w:b/>
+        </w:rPr>
+        <w:t>天然不对称</w:t>
+      </w:r>
+      <w:r>
+        <w:rPr>
+          <w:rFonts w:ascii="微软雅黑" w:hAnsi="微软雅黑" w:eastAsia="微软雅黑"/>
+        </w:rPr>
+        <w:t>：</w:t>
+      </w:r>
+      <w:r>
+        <w:rPr>
+          <w:rFonts w:ascii="Consolas" w:hAnsi="Consolas" w:eastAsia="Consolas"/>
+          <w:color w:val="B03030"/>
+          <w:sz w:val="18"/>
+        </w:rPr>
+        <w:t>bias(i,j) ≠ bias(j,i)</w:t>
+      </w:r>
+      <w:r>
+        <w:rPr>
+          <w:rFonts w:ascii="微软雅黑" w:hAnsi="微软雅黑" w:eastAsia="微软雅黑"/>
+        </w:rPr>
+        <w:t>——同一个「话痨」，乐观者与多疑者判断不同（实测 92% 对子有双向差异）。</w:t>
+      </w:r>
+    </w:p>
+    <w:p>
+      <w:r>
+        <w:rPr>
+          <w:rFonts w:ascii="微软雅黑" w:hAnsi="微软雅黑" w:eastAsia="微软雅黑"/>
+        </w:rPr>
+        <w:t xml:space="preserve">· </w:t>
+      </w:r>
+      <w:r>
+        <w:rPr>
+          <w:rFonts w:ascii="Consolas" w:hAnsi="Consolas" w:eastAsia="Consolas"/>
+          <w:color w:val="B03030"/>
+          <w:sz w:val="18"/>
+        </w:rPr>
+        <w:t>bias_H = −bias_A</w:t>
+      </w:r>
+      <w:r>
+        <w:rPr>
+          <w:rFonts w:ascii="微软雅黑" w:hAnsi="微软雅黑" w:eastAsia="微软雅黑"/>
+        </w:rPr>
+        <w:t>；</w:t>
+      </w:r>
+      <w:r>
+        <w:rPr>
+          <w:rFonts w:ascii="Consolas" w:hAnsi="Consolas" w:eastAsia="Consolas"/>
+          <w:color w:val="B03030"/>
+          <w:sz w:val="18"/>
+        </w:rPr>
+        <w:t>bias_T</w:t>
+      </w:r>
+      <w:r>
+        <w:rPr>
+          <w:rFonts w:ascii="微软雅黑" w:hAnsi="微软雅黑" w:eastAsia="微软雅黑"/>
+        </w:rPr>
+        <w:t xml:space="preserve"> </w:t>
+      </w:r>
+      <w:r>
+        <w:rPr>
+          <w:rFonts w:ascii="微软雅黑" w:hAnsi="微软雅黑" w:eastAsia="微软雅黑"/>
+          <w:b/>
+        </w:rPr>
+        <w:t>只受观察者影响</w:t>
+      </w:r>
+      <w:r>
+        <w:rPr>
+          <w:rFonts w:ascii="微软雅黑" w:hAnsi="微软雅黑" w:eastAsia="微软雅黑"/>
+        </w:rPr>
+        <w:t>（对方「看起来」是否可信没意义，但「我是否容易先信任别人」有意义）。</w:t>
+      </w:r>
+    </w:p>
+    <w:p>
+      <w:r>
+        <w:rPr>
+          <w:rFonts w:ascii="微软雅黑" w:hAnsi="微软雅黑" w:eastAsia="微软雅黑"/>
+          <w:b/>
+        </w:rPr>
+        <w:t>偏差是性格的函数、不是随机数</w:t>
+      </w:r>
+      <w:r>
+        <w:rPr>
+          <w:rFonts w:ascii="微软雅黑" w:hAnsi="微软雅黑" w:eastAsia="微软雅黑"/>
+        </w:rPr>
+        <w:t xml:space="preserve"> → 「话痨型总被高估亲近、冰山型总被低估好感」成为</w:t>
+      </w:r>
+      <w:r>
+        <w:rPr>
+          <w:rFonts w:ascii="微软雅黑" w:hAnsi="微软雅黑" w:eastAsia="微软雅黑"/>
+          <w:b/>
+        </w:rPr>
+        <w:t>可预测的系统性错觉</w:t>
+      </w:r>
+      <w:r>
+        <w:rPr>
+          <w:rFonts w:ascii="微软雅黑" w:hAnsi="微软雅黑" w:eastAsia="微软雅黑"/>
+        </w:rPr>
+        <w:t>。</w:t>
       </w:r>
     </w:p>
     <w:p>

--- a/docs/export/下课十分钟-游戏策划案-v3.1.docx
+++ b/docs/export/下课十分钟-游戏策划案-v3.1.docx
@@ -12863,6 +12863,547 @@
           <w:rFonts w:ascii="微软雅黑" w:hAnsi="微软雅黑" w:eastAsia="微软雅黑"/>
         </w:rPr>
         <w:t>从「敌对达标」改为「掌握证据」，从而解开循环依赖。</w:t>
+      </w:r>
+    </w:p>
+    <w:p>
+      <w:pPr>
+        <w:pStyle w:val="Heading3"/>
+      </w:pPr>
+      <w:r>
+        <w:t>10.17.1 【追逐打闹】—— 种子机制的第一版实验（已实现，量级不足）</w:t>
+      </w:r>
+    </w:p>
+    <w:p>
+      <w:r>
+        <w:rPr>
+          <w:rFonts w:ascii="微软雅黑" w:hAnsi="微软雅黑" w:eastAsia="微软雅黑"/>
+          <w:b/>
+        </w:rPr>
+        <w:t>机制</w:t>
+      </w:r>
+      <w:r>
+        <w:rPr>
+          <w:rFonts w:ascii="微软雅黑" w:hAnsi="微软雅黑" w:eastAsia="微软雅黑"/>
+        </w:rPr>
+        <w:t>（已落地，见 §10.18）：</w:t>
+      </w:r>
+      <w:r>
+        <w:rPr>
+          <w:rFonts w:ascii="Consolas" w:hAnsi="Consolas" w:eastAsia="Consolas"/>
+          <w:color w:val="B03030"/>
+          <w:sz w:val="18"/>
+        </w:rPr>
+        <w:t>roughhouse</w:t>
+      </w:r>
+      <w:r>
+        <w:rPr>
+          <w:rFonts w:ascii="微软雅黑" w:hAnsi="微软雅黑" w:eastAsia="微软雅黑"/>
+        </w:rPr>
+        <w:t xml:space="preserve"> —— 参与者互相</w:t>
+      </w:r>
+      <w:r>
+        <w:rPr>
+          <w:rFonts w:ascii="微软雅黑" w:hAnsi="微软雅黑" w:eastAsia="微软雅黑"/>
+          <w:b/>
+        </w:rPr>
+        <w:t>好感↑</w:t>
+      </w:r>
+      <w:r>
+        <w:rPr>
+          <w:rFonts w:ascii="微软雅黑" w:hAnsi="微软雅黑" w:eastAsia="微软雅黑"/>
+        </w:rPr>
+        <w:t>（A 类），</w:t>
+      </w:r>
+    </w:p>
+    <w:p>
+      <w:r>
+        <w:rPr>
+          <w:rFonts w:ascii="微软雅黑" w:hAnsi="微软雅黑" w:eastAsia="微软雅黑"/>
+          <w:b/>
+        </w:rPr>
+        <w:t>路过的旁观者对参与者敌对↑</w:t>
+      </w:r>
+      <w:r>
+        <w:rPr>
+          <w:rFonts w:ascii="微软雅黑" w:hAnsi="微软雅黑" w:eastAsia="微软雅黑"/>
+        </w:rPr>
+        <w:t>（B 类）。它满足种子判据：</w:t>
+      </w:r>
+      <w:r>
+        <w:rPr>
+          <w:rFonts w:ascii="微软雅黑" w:hAnsi="微软雅黑" w:eastAsia="微软雅黑"/>
+          <w:b/>
+        </w:rPr>
+        <w:t>t = 0 即可触发</w:t>
+      </w:r>
+      <w:r>
+        <w:rPr>
+          <w:rFonts w:ascii="微软雅黑" w:hAnsi="微软雅黑" w:eastAsia="微软雅黑"/>
+        </w:rPr>
+        <w:t>（只需「有人在打闹」+</w:t>
+      </w:r>
+    </w:p>
+    <w:p>
+      <w:r>
+        <w:rPr>
+          <w:rFonts w:ascii="微软雅黑" w:hAnsi="微软雅黑" w:eastAsia="微软雅黑"/>
+        </w:rPr>
+        <w:t>「有人在场」），不引用任何已有敌对值，因此</w:t>
+      </w:r>
+      <w:r>
+        <w:rPr>
+          <w:rFonts w:ascii="微软雅黑" w:hAnsi="微软雅黑" w:eastAsia="微软雅黑"/>
+          <w:b/>
+        </w:rPr>
+        <w:t>确实解开了死锁</w:t>
+      </w:r>
+      <w:r>
+        <w:rPr>
+          <w:rFonts w:ascii="微软雅黑" w:hAnsi="微软雅黑" w:eastAsia="微软雅黑"/>
+        </w:rPr>
+        <w:t>（这是本机制的意义所在）。</w:t>
+      </w:r>
+    </w:p>
+    <w:p>
+      <w:r>
+        <w:rPr>
+          <w:rFonts w:ascii="微软雅黑" w:hAnsi="微软雅黑" w:eastAsia="微软雅黑"/>
+          <w:b/>
+        </w:rPr>
+        <w:t>实测（30 天）</w:t>
+      </w:r>
+      <w:r>
+        <w:rPr>
+          <w:rFonts w:ascii="微软雅黑" w:hAnsi="微软雅黑" w:eastAsia="微软雅黑"/>
+        </w:rPr>
+        <w:t>：</w:t>
+      </w:r>
+    </w:p>
+    <w:tbl>
+      <w:tblPr>
+        <w:tblStyle w:val="TableGrid"/>
+        <w:tblW w:type="auto" w:w="0"/>
+        <w:tblLook w:firstColumn="1" w:firstRow="1" w:lastColumn="0" w:lastRow="0" w:noHBand="0" w:noVBand="1" w:val="04A0"/>
+      </w:tblPr>
+      <w:tblGrid>
+        <w:gridCol w:w="4320"/>
+        <w:gridCol w:w="4320"/>
+      </w:tblGrid>
+      <w:tr>
+        <w:tc>
+          <w:tcPr>
+            <w:tcW w:type="dxa" w:w="4320"/>
+          </w:tcPr>
+          <w:p>
+            <w:r>
+              <w:rPr>
+                <w:rFonts w:ascii="微软雅黑" w:hAnsi="微软雅黑" w:eastAsia="微软雅黑"/>
+                <w:b/>
+                <w:sz w:val="18"/>
+              </w:rPr>
+              <w:t>指标</w:t>
+            </w:r>
+          </w:p>
+        </w:tc>
+        <w:tc>
+          <w:tcPr>
+            <w:tcW w:type="dxa" w:w="4320"/>
+          </w:tcPr>
+          <w:p>
+            <w:r>
+              <w:rPr>
+                <w:rFonts w:ascii="微软雅黑" w:hAnsi="微软雅黑" w:eastAsia="微软雅黑"/>
+                <w:b/>
+                <w:sz w:val="18"/>
+              </w:rPr>
+              <w:t>结果</w:t>
+            </w:r>
+          </w:p>
+        </w:tc>
+      </w:tr>
+      <w:tr>
+        <w:tc>
+          <w:tcPr>
+            <w:tcW w:type="dxa" w:w="4320"/>
+          </w:tcPr>
+          <w:p>
+            <w:r>
+              <w:rPr>
+                <w:rFonts w:ascii="微软雅黑" w:hAnsi="微软雅黑" w:eastAsia="微软雅黑"/>
+                <w:sz w:val="18"/>
+              </w:rPr>
+              <w:t>打闹次数</w:t>
+            </w:r>
+          </w:p>
+        </w:tc>
+        <w:tc>
+          <w:tcPr>
+            <w:tcW w:type="dxa" w:w="4320"/>
+          </w:tcPr>
+          <w:p>
+            <w:r>
+              <w:rPr>
+                <w:rFonts w:ascii="微软雅黑" w:hAnsi="微软雅黑" w:eastAsia="微软雅黑"/>
+                <w:sz w:val="18"/>
+              </w:rPr>
+              <w:t>119 次（≈4 次/天）</w:t>
+            </w:r>
+          </w:p>
+        </w:tc>
+      </w:tr>
+      <w:tr>
+        <w:tc>
+          <w:tcPr>
+            <w:tcW w:type="dxa" w:w="4320"/>
+          </w:tcPr>
+          <w:p>
+            <w:r>
+              <w:rPr>
+                <w:rFonts w:ascii="微软雅黑" w:hAnsi="微软雅黑" w:eastAsia="微软雅黑"/>
+                <w:sz w:val="18"/>
+              </w:rPr>
+              <w:t>单点敌对最大</w:t>
+            </w:r>
+          </w:p>
+        </w:tc>
+        <w:tc>
+          <w:tcPr>
+            <w:tcW w:type="dxa" w:w="4320"/>
+          </w:tcPr>
+          <w:p>
+            <w:r>
+              <w:rPr>
+                <w:rFonts w:ascii="微软雅黑" w:hAnsi="微软雅黑" w:eastAsia="微软雅黑"/>
+                <w:sz w:val="18"/>
+              </w:rPr>
+              <w:t>14.6（此前 14.2 —— 有提升但远低于排挤门槛 40）</w:t>
+            </w:r>
+          </w:p>
+        </w:tc>
+      </w:tr>
+      <w:tr>
+        <w:tc>
+          <w:tcPr>
+            <w:tcW w:type="dxa" w:w="4320"/>
+          </w:tcPr>
+          <w:p>
+            <w:r>
+              <w:rPr>
+                <w:rFonts w:ascii="微软雅黑" w:hAnsi="微软雅黑" w:eastAsia="微软雅黑"/>
+                <w:sz w:val="18"/>
+              </w:rPr>
+              <w:t>四项玩法指标</w:t>
+            </w:r>
+          </w:p>
+        </w:tc>
+        <w:tc>
+          <w:tcPr>
+            <w:tcW w:type="dxa" w:w="4320"/>
+          </w:tcPr>
+          <w:p>
+            <w:r>
+              <w:rPr>
+                <w:rFonts w:ascii="微软雅黑" w:hAnsi="微软雅黑" w:eastAsia="微软雅黑"/>
+                <w:sz w:val="18"/>
+              </w:rPr>
+              <w:t>爆发 28 / 饱和 0.0% / 均值 61.7 / SD 21.7 —— 全部达标 ✓</w:t>
+            </w:r>
+          </w:p>
+        </w:tc>
+      </w:tr>
+    </w:tbl>
+    <w:p/>
+    <w:p>
+      <w:r>
+        <w:rPr>
+          <w:rFonts w:ascii="微软雅黑" w:hAnsi="微软雅黑" w:eastAsia="微软雅黑"/>
+          <w:b/>
+        </w:rPr>
+        <w:t>为什么量级仍不够（定量）</w:t>
+      </w:r>
+      <w:r>
+        <w:rPr>
+          <w:rFonts w:ascii="微软雅黑" w:hAnsi="微软雅黑" w:eastAsia="微软雅黑"/>
+        </w:rPr>
+        <w:t>：</w:t>
+      </w:r>
+    </w:p>
+    <w:p>
+      <w:pPr>
+        <w:ind w:left="240"/>
+      </w:pPr>
+      <w:r>
+        <w:rPr>
+          <w:rFonts w:ascii="Consolas" w:hAnsi="Consolas" w:eastAsia="Consolas"/>
+          <w:sz w:val="18"/>
+        </w:rPr>
+        <w:t>每次打闹 ≈ 6 条边 × 约 1.5 点 = 9 点</w:t>
+        <w:br/>
+        <w:t>4 次/天 × 9 = 36 点/天</w:t>
+        <w:br/>
+        <w:t>但 17 人班级有 272 条**有向边** → 每条边 +0.13/天</w:t>
+        <w:br/>
+        <w:t>×0.95 衰减 → 稳态 ≈ 2.7   （实测单点 14.6，说明偏好确实带来了一定聚焦，但不足以跨门槛）</w:t>
+        <w:br/>
+        <w:br/>
+        <w:t>要跨 40 → 需要每条边 +2/天 → 差约 15 倍</w:t>
+      </w:r>
+    </w:p>
+    <w:p>
+      <w:r>
+        <w:rPr>
+          <w:rFonts w:ascii="微软雅黑" w:hAnsi="微软雅黑" w:eastAsia="微软雅黑"/>
+          <w:b/>
+        </w:rPr>
+        <w:t>真正的瓶颈不是机制，而是「边数」</w:t>
+      </w:r>
+      <w:r>
+        <w:rPr>
+          <w:rFonts w:ascii="微软雅黑" w:hAnsi="微软雅黑" w:eastAsia="微软雅黑"/>
+        </w:rPr>
+        <w:t>：272 条边会把任何全局性事件摊薄。</w:t>
+      </w:r>
+    </w:p>
+    <w:p>
+      <w:r>
+        <w:rPr>
+          <w:rFonts w:ascii="微软雅黑" w:hAnsi="微软雅黑" w:eastAsia="微软雅黑"/>
+        </w:rPr>
+        <w:t xml:space="preserve">实验中"旁观者按安静专注型排序"看似聚焦，但排序前先过滤了 </w:t>
+      </w:r>
+      <w:r>
+        <w:rPr>
+          <w:rFonts w:ascii="Consolas" w:hAnsi="Consolas" w:eastAsia="Consolas"/>
+          <w:color w:val="B03030"/>
+          <w:sz w:val="18"/>
+        </w:rPr>
+        <w:t>busy</w:t>
+      </w:r>
+      <w:r>
+        <w:rPr>
+          <w:rFonts w:ascii="微软雅黑" w:hAnsi="微软雅黑" w:eastAsia="微软雅黑"/>
+        </w:rPr>
+        <w:t>，导致每次选到的人</w:t>
+      </w:r>
+      <w:r>
+        <w:rPr>
+          <w:rFonts w:ascii="微软雅黑" w:hAnsi="微软雅黑" w:eastAsia="微软雅黑"/>
+          <w:b/>
+        </w:rPr>
+        <w:t>并不固定</w:t>
+      </w:r>
+      <w:r>
+        <w:rPr>
+          <w:rFonts w:ascii="微软雅黑" w:hAnsi="微软雅黑" w:eastAsia="微软雅黑"/>
+        </w:rPr>
+        <w:t>，</w:t>
+      </w:r>
+    </w:p>
+    <w:p>
+      <w:r>
+        <w:rPr>
+          <w:rFonts w:ascii="微软雅黑" w:hAnsi="微软雅黑" w:eastAsia="微软雅黑"/>
+        </w:rPr>
+        <w:t>边没有真正固化下来。</w:t>
+      </w:r>
+    </w:p>
+    <w:p>
+      <w:r>
+        <w:rPr>
+          <w:rFonts w:ascii="微软雅黑" w:hAnsi="微软雅黑" w:eastAsia="微软雅黑"/>
+          <w:b/>
+        </w:rPr>
+        <w:t>下一步方向（候选，供讨论）</w:t>
+      </w:r>
+      <w:r>
+        <w:rPr>
+          <w:rFonts w:ascii="微软雅黑" w:hAnsi="微软雅黑" w:eastAsia="微软雅黑"/>
+        </w:rPr>
+        <w:t>：</w:t>
+      </w:r>
+    </w:p>
+    <w:p>
+      <w:pPr>
+        <w:pStyle w:val="ListNumber"/>
+      </w:pPr>
+      <w:r>
+        <w:rPr>
+          <w:rFonts w:ascii="微软雅黑" w:hAnsi="微软雅黑" w:eastAsia="微软雅黑"/>
+          <w:b/>
+        </w:rPr>
+        <w:t>引入空间</w:t>
+      </w:r>
+      <w:r>
+        <w:rPr>
+          <w:rFonts w:ascii="微软雅黑" w:hAnsi="微软雅黑" w:eastAsia="微软雅黑"/>
+        </w:rPr>
+        <w:t>（最根本）：有了座位/邻近关系，「路过的人」就是</w:t>
+      </w:r>
+      <w:r>
+        <w:rPr>
+          <w:rFonts w:ascii="微软雅黑" w:hAnsi="微软雅黑" w:eastAsia="微软雅黑"/>
+          <w:b/>
+        </w:rPr>
+        <w:t>邻居</w:t>
+      </w:r>
+      <w:r>
+        <w:rPr>
+          <w:rFonts w:ascii="微软雅黑" w:hAnsi="微软雅黑" w:eastAsia="微软雅黑"/>
+        </w:rPr>
+        <w:t>而非全班随机，</w:t>
+      </w:r>
+    </w:p>
+    <w:p>
+      <w:r>
+        <w:rPr>
+          <w:rFonts w:ascii="微软雅黑" w:hAnsi="微软雅黑" w:eastAsia="微软雅黑"/>
+        </w:rPr>
+        <w:t xml:space="preserve">有向边数从 272 降到约 </w:t>
+      </w:r>
+      <w:r>
+        <w:rPr>
+          <w:rFonts w:ascii="Consolas" w:hAnsi="Consolas" w:eastAsia="Consolas"/>
+          <w:color w:val="B03030"/>
+          <w:sz w:val="18"/>
+        </w:rPr>
+        <w:t>4 × 17 ≈ 68</w:t>
+      </w:r>
+      <w:r>
+        <w:rPr>
+          <w:rFonts w:ascii="微软雅黑" w:hAnsi="微软雅黑" w:eastAsia="微软雅黑"/>
+        </w:rPr>
+        <w:t>，且</w:t>
+      </w:r>
+      <w:r>
+        <w:rPr>
+          <w:rFonts w:ascii="微软雅黑" w:hAnsi="微软雅黑" w:eastAsia="微软雅黑"/>
+          <w:b/>
+        </w:rPr>
+        <w:t>同一个人会反复被打扰</w:t>
+      </w:r>
+      <w:r>
+        <w:rPr>
+          <w:rFonts w:ascii="微软雅黑" w:hAnsi="微软雅黑" w:eastAsia="微软雅黑"/>
+        </w:rPr>
+        <w:t xml:space="preserve"> —— 量级问题自然缓解；</w:t>
+      </w:r>
+    </w:p>
+    <w:p>
+      <w:r>
+        <w:rPr>
+          <w:rFonts w:ascii="微软雅黑" w:hAnsi="微软雅黑" w:eastAsia="微软雅黑"/>
+        </w:rPr>
+        <w:t>这也与 §15.1「空间聚散」的可视化设计天然契合。</w:t>
+      </w:r>
+    </w:p>
+    <w:p>
+      <w:pPr>
+        <w:pStyle w:val="ListNumber"/>
+      </w:pPr>
+      <w:r>
+        <w:rPr>
+          <w:rFonts w:ascii="微软雅黑" w:hAnsi="微软雅黑" w:eastAsia="微软雅黑"/>
+          <w:b/>
+        </w:rPr>
+        <w:t>让旁观者真正固定</w:t>
+      </w:r>
+      <w:r>
+        <w:rPr>
+          <w:rFonts w:ascii="微软雅黑" w:hAnsi="微软雅黑" w:eastAsia="微软雅黑"/>
+        </w:rPr>
+        <w:t xml:space="preserve">：去掉 </w:t>
+      </w:r>
+      <w:r>
+        <w:rPr>
+          <w:rFonts w:ascii="Consolas" w:hAnsi="Consolas" w:eastAsia="Consolas"/>
+          <w:color w:val="B03030"/>
+          <w:sz w:val="18"/>
+        </w:rPr>
+        <w:t>busy</w:t>
+      </w:r>
+      <w:r>
+        <w:rPr>
+          <w:rFonts w:ascii="微软雅黑" w:hAnsi="微软雅黑" w:eastAsia="微软雅黑"/>
+        </w:rPr>
+        <w:t xml:space="preserve"> 过滤对排序的干扰（或按"常驻位置"分配），</w:t>
+      </w:r>
+    </w:p>
+    <w:p>
+      <w:r>
+        <w:rPr>
+          <w:rFonts w:ascii="微软雅黑" w:hAnsi="微软雅黑" w:eastAsia="微软雅黑"/>
+        </w:rPr>
+        <w:t>使「活跃分子 × 严肃分子」这一批边</w:t>
+      </w:r>
+      <w:r>
+        <w:rPr>
+          <w:rFonts w:ascii="微软雅黑" w:hAnsi="微软雅黑" w:eastAsia="微软雅黑"/>
+          <w:b/>
+        </w:rPr>
+        <w:t>持续累积</w:t>
+      </w:r>
+      <w:r>
+        <w:rPr>
+          <w:rFonts w:ascii="微软雅黑" w:hAnsi="微软雅黑" w:eastAsia="微软雅黑"/>
+        </w:rPr>
+        <w:t>。</w:t>
+      </w:r>
+    </w:p>
+    <w:p>
+      <w:pPr>
+        <w:pStyle w:val="ListNumber"/>
+      </w:pPr>
+      <w:r>
+        <w:rPr>
+          <w:rFonts w:ascii="微软雅黑" w:hAnsi="微软雅黑" w:eastAsia="微软雅黑"/>
+          <w:b/>
+        </w:rPr>
+        <w:t>改为持续累积而非一次性</w:t>
+      </w:r>
+      <w:r>
+        <w:rPr>
+          <w:rFonts w:ascii="微软雅黑" w:hAnsi="微软雅黑" w:eastAsia="微软雅黑"/>
+        </w:rPr>
+        <w:t>：打闹进行中，被吵到的人</w:t>
+      </w:r>
+      <w:r>
+        <w:rPr>
+          <w:rFonts w:ascii="微软雅黑" w:hAnsi="微软雅黑" w:eastAsia="微软雅黑"/>
+          <w:b/>
+        </w:rPr>
+        <w:t>每秒都在积累</w:t>
+      </w:r>
+      <w:r>
+        <w:rPr>
+          <w:rFonts w:ascii="微软雅黑" w:hAnsi="微软雅黑" w:eastAsia="微软雅黑"/>
+        </w:rPr>
+        <w:t>不满，而不是只在开始那一刻结算一次。</w:t>
+      </w:r>
+    </w:p>
+    <w:p>
+      <w:pPr>
+        <w:pStyle w:val="ListNumber"/>
+      </w:pPr>
+      <w:r>
+        <w:rPr>
+          <w:rFonts w:ascii="微软雅黑" w:hAnsi="微软雅黑" w:eastAsia="微软雅黑"/>
+          <w:b/>
+        </w:rPr>
+        <w:t>提高单次幅度</w:t>
+      </w:r>
+      <w:r>
+        <w:rPr>
+          <w:rFonts w:ascii="微软雅黑" w:hAnsi="微软雅黑" w:eastAsia="微软雅黑"/>
+        </w:rPr>
+        <w:t>：受「常规档 base ∈ [1,3]」铁律限制，若要走重大档，需满足「前置条件苛刻」的判据</w:t>
+      </w:r>
+    </w:p>
+    <w:p>
+      <w:r>
+        <w:rPr>
+          <w:rFonts w:ascii="微软雅黑" w:hAnsi="微软雅黑" w:eastAsia="微软雅黑"/>
+        </w:rPr>
+        <w:t>（例如"屡教不改"才触发升级事件），不能简单调大数值。</w:t>
       </w:r>
     </w:p>
     <w:p>

--- a/docs/export/下课十分钟-游戏策划案-v3.1.docx
+++ b/docs/export/下课十分钟-游戏策划案-v3.1.docx
@@ -13404,6 +13404,923 @@
           <w:rFonts w:ascii="微软雅黑" w:hAnsi="微软雅黑" w:eastAsia="微软雅黑"/>
         </w:rPr>
         <w:t>（例如"屡教不改"才触发升级事件），不能简单调大数值。</w:t>
+      </w:r>
+    </w:p>
+    <w:p>
+      <w:pPr>
+        <w:pStyle w:val="Heading2"/>
+      </w:pPr>
+      <w:r>
+        <w:t>10.19 环境层（班级级状态：音量）</w:t>
+      </w:r>
+    </w:p>
+    <w:p>
+      <w:pPr>
+        <w:ind w:left="360"/>
+      </w:pPr>
+      <w:r>
+        <w:rPr>
+          <w:rFonts w:ascii="微软雅黑" w:hAnsi="微软雅黑" w:eastAsia="微软雅黑"/>
+          <w:i/>
+        </w:rPr>
+        <w:t>前面各节的系统状态只有两类：</w:t>
+      </w:r>
+      <w:r>
+        <w:rPr>
+          <w:rFonts w:ascii="微软雅黑" w:hAnsi="微软雅黑" w:eastAsia="微软雅黑"/>
+          <w:b/>
+          <w:i/>
+        </w:rPr>
+        <w:t>个体</w:t>
+      </w:r>
+      <w:r>
+        <w:rPr>
+          <w:rFonts w:ascii="微软雅黑" w:hAnsi="微软雅黑" w:eastAsia="微软雅黑"/>
+          <w:i/>
+        </w:rPr>
+        <w:t>（</w:t>
+      </w:r>
+      <w:r>
+        <w:rPr>
+          <w:rFonts w:ascii="Consolas" w:hAnsi="Consolas" w:eastAsia="Consolas"/>
+          <w:i/>
+          <w:color w:val="B03030"/>
+          <w:sz w:val="18"/>
+        </w:rPr>
+        <w:t>O</w:t>
+      </w:r>
+      <w:r>
+        <w:rPr>
+          <w:rFonts w:ascii="微软雅黑" w:hAnsi="微软雅黑" w:eastAsia="微软雅黑"/>
+          <w:i/>
+        </w:rPr>
+        <w:t xml:space="preserve"> / </w:t>
+      </w:r>
+      <w:r>
+        <w:rPr>
+          <w:rFonts w:ascii="Consolas" w:hAnsi="Consolas" w:eastAsia="Consolas"/>
+          <w:i/>
+          <w:color w:val="B03030"/>
+          <w:sz w:val="18"/>
+        </w:rPr>
+        <w:t>Stress</w:t>
+      </w:r>
+      <w:r>
+        <w:rPr>
+          <w:rFonts w:ascii="微软雅黑" w:hAnsi="微软雅黑" w:eastAsia="微软雅黑"/>
+          <w:i/>
+        </w:rPr>
+        <w:t>）与</w:t>
+      </w:r>
+      <w:r>
+        <w:rPr>
+          <w:rFonts w:ascii="微软雅黑" w:hAnsi="微软雅黑" w:eastAsia="微软雅黑"/>
+          <w:b/>
+          <w:i/>
+        </w:rPr>
+        <w:t>关系</w:t>
+      </w:r>
+      <w:r>
+        <w:rPr>
+          <w:rFonts w:ascii="微软雅黑" w:hAnsi="微软雅黑" w:eastAsia="微软雅黑"/>
+          <w:i/>
+        </w:rPr>
+        <w:t>（</w:t>
+      </w:r>
+      <w:r>
+        <w:rPr>
+          <w:rFonts w:ascii="Consolas" w:hAnsi="Consolas" w:eastAsia="Consolas"/>
+          <w:i/>
+          <w:color w:val="B03030"/>
+          <w:sz w:val="18"/>
+        </w:rPr>
+        <w:t>A</w:t>
+      </w:r>
+      <w:r>
+        <w:rPr>
+          <w:rFonts w:ascii="微软雅黑" w:hAnsi="微软雅黑" w:eastAsia="微软雅黑"/>
+          <w:i/>
+        </w:rPr>
+        <w:t xml:space="preserve"> / </w:t>
+      </w:r>
+      <w:r>
+        <w:rPr>
+          <w:rFonts w:ascii="Consolas" w:hAnsi="Consolas" w:eastAsia="Consolas"/>
+          <w:i/>
+          <w:color w:val="B03030"/>
+          <w:sz w:val="18"/>
+        </w:rPr>
+        <w:t>H</w:t>
+      </w:r>
+      <w:r>
+        <w:rPr>
+          <w:rFonts w:ascii="微软雅黑" w:hAnsi="微软雅黑" w:eastAsia="微软雅黑"/>
+          <w:i/>
+        </w:rPr>
+        <w:t xml:space="preserve"> / </w:t>
+      </w:r>
+      <w:r>
+        <w:rPr>
+          <w:rFonts w:ascii="Consolas" w:hAnsi="Consolas" w:eastAsia="Consolas"/>
+          <w:i/>
+          <w:color w:val="B03030"/>
+          <w:sz w:val="18"/>
+        </w:rPr>
+        <w:t>T</w:t>
+      </w:r>
+      <w:r>
+        <w:rPr>
+          <w:rFonts w:ascii="微软雅黑" w:hAnsi="微软雅黑" w:eastAsia="微软雅黑"/>
+          <w:i/>
+        </w:rPr>
+        <w:t>）。 本节引入</w:t>
+      </w:r>
+      <w:r>
+        <w:rPr>
+          <w:rFonts w:ascii="微软雅黑" w:hAnsi="微软雅黑" w:eastAsia="微软雅黑"/>
+          <w:b/>
+          <w:i/>
+        </w:rPr>
+        <w:t>第三类 —— 环境</w:t>
+      </w:r>
+      <w:r>
+        <w:rPr>
+          <w:rFonts w:ascii="微软雅黑" w:hAnsi="微软雅黑" w:eastAsia="微软雅黑"/>
+          <w:i/>
+        </w:rPr>
+        <w:t>：整个教室的一个标量。</w:t>
+      </w:r>
+      <w:r>
+        <w:rPr>
+          <w:rFonts w:ascii="微软雅黑" w:hAnsi="微软雅黑" w:eastAsia="微软雅黑"/>
+          <w:b/>
+          <w:i/>
+        </w:rPr>
+        <w:t>它不是"第六轴"</w:t>
+      </w:r>
+      <w:r>
+        <w:rPr>
+          <w:rFonts w:ascii="微软雅黑" w:hAnsi="微软雅黑" w:eastAsia="微软雅黑"/>
+          <w:i/>
+        </w:rPr>
+        <w:t>，而是与个体、关系并列的</w:t>
+      </w:r>
+      <w:r>
+        <w:rPr>
+          <w:rFonts w:ascii="微软雅黑" w:hAnsi="微软雅黑" w:eastAsia="微软雅黑"/>
+          <w:b/>
+          <w:i/>
+        </w:rPr>
+        <w:t>另一层</w:t>
+      </w:r>
+      <w:r>
+        <w:rPr>
+          <w:rFonts w:ascii="微软雅黑" w:hAnsi="微软雅黑" w:eastAsia="微软雅黑"/>
+          <w:i/>
+        </w:rPr>
+        <w:t>。</w:t>
+      </w:r>
+    </w:p>
+    <w:p>
+      <w:pPr>
+        <w:pStyle w:val="Heading3"/>
+      </w:pPr>
+      <w:r>
+        <w:t>为什么需要它</w:t>
+      </w:r>
+    </w:p>
+    <w:p>
+      <w:pPr>
+        <w:pStyle w:val="ListNumber"/>
+      </w:pPr>
+      <w:r>
+        <w:rPr>
+          <w:rFonts w:ascii="微软雅黑" w:hAnsi="微软雅黑" w:eastAsia="微软雅黑"/>
+          <w:b/>
+        </w:rPr>
+        <w:t>量的累积产生质变</w:t>
+      </w:r>
+      <w:r>
+        <w:rPr>
+          <w:rFonts w:ascii="微软雅黑" w:hAnsi="微软雅黑" w:eastAsia="微软雅黑"/>
+        </w:rPr>
+        <w:t>：2 个人聊天无所谓，</w:t>
+      </w:r>
+      <w:r>
+        <w:rPr>
+          <w:rFonts w:ascii="微软雅黑" w:hAnsi="微软雅黑" w:eastAsia="微软雅黑"/>
+          <w:b/>
+        </w:rPr>
+        <w:t>10 个人聊天就吵到别人</w:t>
+      </w:r>
+      <w:r>
+        <w:rPr>
+          <w:rFonts w:ascii="微软雅黑" w:hAnsi="微软雅黑" w:eastAsia="微软雅黑"/>
+        </w:rPr>
+        <w:t>。</w:t>
+      </w:r>
+    </w:p>
+    <w:p>
+      <w:r>
+        <w:rPr>
+          <w:rFonts w:ascii="微软雅黑" w:hAnsi="微软雅黑" w:eastAsia="微软雅黑"/>
+        </w:rPr>
+        <w:t>这是关于「</w:t>
+      </w:r>
+      <w:r>
+        <w:rPr>
+          <w:rFonts w:ascii="微软雅黑" w:hAnsi="微软雅黑" w:eastAsia="微软雅黑"/>
+          <w:b/>
+        </w:rPr>
+        <w:t>集体</w:t>
+      </w:r>
+      <w:r>
+        <w:rPr>
+          <w:rFonts w:ascii="微软雅黑" w:hAnsi="微软雅黑" w:eastAsia="微软雅黑"/>
+        </w:rPr>
+        <w:t>」的判断，不指向某个具体的人；</w:t>
+      </w:r>
+    </w:p>
+    <w:p>
+      <w:pPr>
+        <w:pStyle w:val="ListNumber"/>
+      </w:pPr>
+      <w:r>
+        <w:rPr>
+          <w:rFonts w:ascii="微软雅黑" w:hAnsi="微软雅黑" w:eastAsia="微软雅黑"/>
+          <w:b/>
+        </w:rPr>
+        <w:t>它不受「边数摊薄」</w:t>
+      </w:r>
+      <w:r>
+        <w:rPr>
+          <w:rFonts w:ascii="微软雅黑" w:hAnsi="微软雅黑" w:eastAsia="微软雅黑"/>
+        </w:rPr>
+        <w:t>：所有关系量都落在 N×N 条边上（17 人 = 272 条有向边），</w:t>
+      </w:r>
+    </w:p>
+    <w:p>
+      <w:r>
+        <w:rPr>
+          <w:rFonts w:ascii="微软雅黑" w:hAnsi="微软雅黑" w:eastAsia="微软雅黑"/>
+        </w:rPr>
+        <w:t>任何全局性事件都会被摊薄 272 倍；而环境量是一个</w:t>
+      </w:r>
+      <w:r>
+        <w:rPr>
+          <w:rFonts w:ascii="微软雅黑" w:hAnsi="微软雅黑" w:eastAsia="微软雅黑"/>
+          <w:b/>
+        </w:rPr>
+        <w:t>标量</w:t>
+      </w:r>
+      <w:r>
+        <w:rPr>
+          <w:rFonts w:ascii="微软雅黑" w:hAnsi="微软雅黑" w:eastAsia="微软雅黑"/>
+        </w:rPr>
+        <w:t xml:space="preserve"> ——</w:t>
+      </w:r>
+    </w:p>
+    <w:p>
+      <w:r>
+        <w:rPr>
+          <w:rFonts w:ascii="微软雅黑" w:hAnsi="微软雅黑" w:eastAsia="微软雅黑"/>
+        </w:rPr>
+        <w:t xml:space="preserve">同一个「打闹」，作为关系边被摊薄 272 倍，作为音量则 </w:t>
+      </w:r>
+      <w:r>
+        <w:rPr>
+          <w:rFonts w:ascii="微软雅黑" w:hAnsi="微软雅黑" w:eastAsia="微软雅黑"/>
+          <w:b/>
+        </w:rPr>
+        <w:t>100% 落到全班</w:t>
+      </w:r>
+      <w:r>
+        <w:rPr>
+          <w:rFonts w:ascii="微软雅黑" w:hAnsi="微软雅黑" w:eastAsia="微软雅黑"/>
+        </w:rPr>
+        <w:t>；</w:t>
+      </w:r>
+    </w:p>
+    <w:p>
+      <w:pPr>
+        <w:pStyle w:val="ListNumber"/>
+      </w:pPr>
+      <w:r>
+        <w:rPr>
+          <w:rFonts w:ascii="微软雅黑" w:hAnsi="微软雅黑" w:eastAsia="微软雅黑"/>
+          <w:b/>
+        </w:rPr>
+        <w:t>它给出「旁观者」的第二种形态</w:t>
+      </w:r>
+      <w:r>
+        <w:rPr>
+          <w:rFonts w:ascii="微软雅黑" w:hAnsi="微软雅黑" w:eastAsia="微软雅黑"/>
+        </w:rPr>
+        <w:t>：此前只有「我讨厌你」（个人敌对），</w:t>
+      </w:r>
+    </w:p>
+    <w:p>
+      <w:r>
+        <w:rPr>
+          <w:rFonts w:ascii="微软雅黑" w:hAnsi="微软雅黑" w:eastAsia="微软雅黑"/>
+        </w:rPr>
+        <w:t>现在多了「</w:t>
+      </w:r>
+      <w:r>
+        <w:rPr>
+          <w:rFonts w:ascii="微软雅黑" w:hAnsi="微软雅黑" w:eastAsia="微软雅黑"/>
+          <w:b/>
+        </w:rPr>
+        <w:t>你们太吵</w:t>
+      </w:r>
+      <w:r>
+        <w:rPr>
+          <w:rFonts w:ascii="微软雅黑" w:hAnsi="微软雅黑" w:eastAsia="微软雅黑"/>
+        </w:rPr>
+        <w:t>」（环境压迫）——而且这是</w:t>
+      </w:r>
+      <w:r>
+        <w:rPr>
+          <w:rFonts w:ascii="微软雅黑" w:hAnsi="微软雅黑" w:eastAsia="微软雅黑"/>
+          <w:b/>
+        </w:rPr>
+        <w:t>对群体的</w:t>
+      </w:r>
+      <w:r>
+        <w:rPr>
+          <w:rFonts w:ascii="微软雅黑" w:hAnsi="微软雅黑" w:eastAsia="微软雅黑"/>
+        </w:rPr>
+        <w:t>，天然解释</w:t>
+      </w:r>
+      <w:r>
+        <w:rPr>
+          <w:rFonts w:ascii="微软雅黑" w:hAnsi="微软雅黑" w:eastAsia="微软雅黑"/>
+          <w:b/>
+        </w:rPr>
+        <w:t>责任分散</w:t>
+      </w:r>
+    </w:p>
+    <w:p>
+      <w:r>
+        <w:rPr>
+          <w:rFonts w:ascii="微软雅黑" w:hAnsi="微软雅黑" w:eastAsia="微软雅黑"/>
+        </w:rPr>
+        <w:t>（「大家都吵，凭什么怪我」）。</w:t>
+      </w:r>
+    </w:p>
+    <w:p>
+      <w:pPr>
+        <w:pStyle w:val="Heading3"/>
+      </w:pPr>
+      <w:r>
+        <w:t>动态</w:t>
+      </w:r>
+    </w:p>
+    <w:p>
+      <w:pPr>
+        <w:ind w:left="240"/>
+      </w:pPr>
+      <w:r>
+        <w:rPr>
+          <w:rFonts w:ascii="Consolas" w:hAnsi="Consolas" w:eastAsia="Consolas"/>
+          <w:sz w:val="18"/>
+        </w:rPr>
+        <w:t>target  = clamp( Σ noise(各人当前行为), 0, volume_max )</w:t>
+        <w:br/>
+        <w:t>volume ← volume + adapt_rate × (target − volume)     ← 有惯性（声音不会一秒消失）</w:t>
+        <w:br/>
+        <w:t>excess  = max( 0, volume − volume_threshold )        ← 阈值效应，与传导阈值同构</w:t>
+        <w:br/>
+        <w:t>Stress += excess × stress_k × 怕吵程度                ← 高 J（专注型）/ 内向者更敏感</w:t>
+      </w:r>
+    </w:p>
+    <w:p>
+      <w:r>
+        <w:rPr>
+          <w:rFonts w:ascii="微软雅黑" w:hAnsi="微软雅黑" w:eastAsia="微软雅黑"/>
+          <w:b/>
+        </w:rPr>
+        <w:t>只有「发声」行为为正，安静行为一律 0</w:t>
+      </w:r>
+      <w:r>
+        <w:rPr>
+          <w:rFonts w:ascii="微软雅黑" w:hAnsi="微软雅黑" w:eastAsia="微软雅黑"/>
+        </w:rPr>
+        <w:t xml:space="preserve"> —— 安静的人不是「制造安静」，而是「不发声」；</w:t>
+      </w:r>
+    </w:p>
+    <w:p>
+      <w:r>
+        <w:rPr>
+          <w:rFonts w:ascii="微软雅黑" w:hAnsi="微软雅黑" w:eastAsia="微软雅黑"/>
+        </w:rPr>
+        <w:t>「学习的人多 → 聊天的人少 → 音量自然低」是</w:t>
+      </w:r>
+      <w:r>
+        <w:rPr>
+          <w:rFonts w:ascii="微软雅黑" w:hAnsi="微软雅黑" w:eastAsia="微软雅黑"/>
+          <w:b/>
+        </w:rPr>
+        <w:t>自动</w:t>
+      </w:r>
+      <w:r>
+        <w:rPr>
+          <w:rFonts w:ascii="微软雅黑" w:hAnsi="微软雅黑" w:eastAsia="微软雅黑"/>
+        </w:rPr>
+        <w:t>的，</w:t>
+      </w:r>
+      <w:r>
+        <w:rPr>
+          <w:rFonts w:ascii="微软雅黑" w:hAnsi="微软雅黑" w:eastAsia="微软雅黑"/>
+          <w:b/>
+        </w:rPr>
+        <w:t>不需要负号</w:t>
+      </w:r>
+      <w:r>
+        <w:rPr>
+          <w:rFonts w:ascii="微软雅黑" w:hAnsi="微软雅黑" w:eastAsia="微软雅黑"/>
+        </w:rPr>
+        <w:t>。</w:t>
+      </w:r>
+    </w:p>
+    <w:p>
+      <w:r>
+        <w:rPr>
+          <w:rFonts w:ascii="微软雅黑" w:hAnsi="微软雅黑" w:eastAsia="微软雅黑"/>
+        </w:rPr>
+        <w:t xml:space="preserve">（早期实现给安静行为写了负值，结果 </w:t>
+      </w:r>
+      <w:r>
+        <w:rPr>
+          <w:rFonts w:ascii="Consolas" w:hAnsi="Consolas" w:eastAsia="Consolas"/>
+          <w:color w:val="B03030"/>
+          <w:sz w:val="18"/>
+        </w:rPr>
+        <w:t>15 人学习 × (−5)</w:t>
+      </w:r>
+      <w:r>
+        <w:rPr>
+          <w:rFonts w:ascii="微软雅黑" w:hAnsi="微软雅黑" w:eastAsia="微软雅黑"/>
+        </w:rPr>
+        <w:t xml:space="preserve"> 把 </w:t>
+      </w:r>
+      <w:r>
+        <w:rPr>
+          <w:rFonts w:ascii="Consolas" w:hAnsi="Consolas" w:eastAsia="Consolas"/>
+          <w:color w:val="B03030"/>
+          <w:sz w:val="18"/>
+        </w:rPr>
+        <w:t>2 人聊天 × (+12)</w:t>
+      </w:r>
+      <w:r>
+        <w:rPr>
+          <w:rFonts w:ascii="微软雅黑" w:hAnsi="微软雅黑" w:eastAsia="微软雅黑"/>
+        </w:rPr>
+        <w:t xml:space="preserve"> 抵消成负数，音量恒为 0。）</w:t>
+      </w:r>
+    </w:p>
+    <w:p>
+      <w:pPr>
+        <w:pStyle w:val="Heading3"/>
+      </w:pPr>
+      <w:r>
+        <w:t>阈值效应（已实测）</w:t>
+      </w:r>
+    </w:p>
+    <w:p>
+      <w:r>
+        <w:rPr>
+          <w:rFonts w:ascii="微软雅黑" w:hAnsi="微软雅黑" w:eastAsia="微软雅黑"/>
+        </w:rPr>
+        <w:t xml:space="preserve">按 </w:t>
+      </w:r>
+      <w:r>
+        <w:rPr>
+          <w:rFonts w:ascii="Consolas" w:hAnsi="Consolas" w:eastAsia="Consolas"/>
+          <w:color w:val="B03030"/>
+          <w:sz w:val="18"/>
+        </w:rPr>
+        <w:t>chat</w:t>
+      </w:r>
+      <w:r>
+        <w:rPr>
+          <w:rFonts w:ascii="微软雅黑" w:hAnsi="微软雅黑" w:eastAsia="微软雅黑"/>
+        </w:rPr>
+        <w:t xml:space="preserve"> 噪音 = 6 反推，恰好对齐「10 个人聊天就吵」：</w:t>
+      </w:r>
+    </w:p>
+    <w:tbl>
+      <w:tblPr>
+        <w:tblStyle w:val="TableGrid"/>
+        <w:tblW w:type="auto" w:w="0"/>
+        <w:tblLook w:firstColumn="1" w:firstRow="1" w:lastColumn="0" w:lastRow="0" w:noHBand="0" w:noVBand="1" w:val="04A0"/>
+      </w:tblPr>
+      <w:tblGrid>
+        <w:gridCol w:w="2880"/>
+        <w:gridCol w:w="2880"/>
+        <w:gridCol w:w="2880"/>
+      </w:tblGrid>
+      <w:tr>
+        <w:tc>
+          <w:tcPr>
+            <w:tcW w:type="dxa" w:w="2880"/>
+          </w:tcPr>
+          <w:p>
+            <w:r>
+              <w:rPr>
+                <w:rFonts w:ascii="微软雅黑" w:hAnsi="微软雅黑" w:eastAsia="微软雅黑"/>
+                <w:b/>
+                <w:sz w:val="18"/>
+              </w:rPr>
+              <w:t>同时在闲聊</w:t>
+            </w:r>
+          </w:p>
+        </w:tc>
+        <w:tc>
+          <w:tcPr>
+            <w:tcW w:type="dxa" w:w="2880"/>
+          </w:tcPr>
+          <w:p>
+            <w:r>
+              <w:rPr>
+                <w:rFonts w:ascii="微软雅黑" w:hAnsi="微软雅黑" w:eastAsia="微软雅黑"/>
+                <w:b/>
+                <w:sz w:val="18"/>
+              </w:rPr>
+              <w:t>目标音量</w:t>
+            </w:r>
+          </w:p>
+        </w:tc>
+        <w:tc>
+          <w:tcPr>
+            <w:tcW w:type="dxa" w:w="2880"/>
+          </w:tcPr>
+          <w:p>
+            <w:r>
+              <w:rPr>
+                <w:rFonts w:ascii="微软雅黑" w:hAnsi="微软雅黑" w:eastAsia="微软雅黑"/>
+                <w:b/>
+                <w:sz w:val="18"/>
+              </w:rPr>
+              <w:t>判定</w:t>
+            </w:r>
+          </w:p>
+        </w:tc>
+      </w:tr>
+      <w:tr>
+        <w:tc>
+          <w:tcPr>
+            <w:tcW w:type="dxa" w:w="2880"/>
+          </w:tcPr>
+          <w:p>
+            <w:r>
+              <w:rPr>
+                <w:rFonts w:ascii="微软雅黑" w:hAnsi="微软雅黑" w:eastAsia="微软雅黑"/>
+                <w:sz w:val="18"/>
+              </w:rPr>
+              <w:t>1–8 人</w:t>
+            </w:r>
+          </w:p>
+        </w:tc>
+        <w:tc>
+          <w:tcPr>
+            <w:tcW w:type="dxa" w:w="2880"/>
+          </w:tcPr>
+          <w:p>
+            <w:r>
+              <w:rPr>
+                <w:rFonts w:ascii="微软雅黑" w:hAnsi="微软雅黑" w:eastAsia="微软雅黑"/>
+                <w:sz w:val="18"/>
+              </w:rPr>
+              <w:t>6 – 48</w:t>
+            </w:r>
+          </w:p>
+        </w:tc>
+        <w:tc>
+          <w:tcPr>
+            <w:tcW w:type="dxa" w:w="2880"/>
+          </w:tcPr>
+          <w:p>
+            <w:r>
+              <w:rPr>
+                <w:rFonts w:ascii="微软雅黑" w:hAnsi="微软雅黑" w:eastAsia="微软雅黑"/>
+                <w:sz w:val="18"/>
+              </w:rPr>
+              <w:t>正常</w:t>
+            </w:r>
+          </w:p>
+        </w:tc>
+      </w:tr>
+      <w:tr>
+        <w:tc>
+          <w:tcPr>
+            <w:tcW w:type="dxa" w:w="2880"/>
+          </w:tcPr>
+          <w:p>
+            <w:r>
+              <w:rPr>
+                <w:rFonts w:ascii="微软雅黑" w:hAnsi="微软雅黑" w:eastAsia="微软雅黑"/>
+                <w:sz w:val="18"/>
+              </w:rPr>
+              <w:t>10 人</w:t>
+            </w:r>
+          </w:p>
+        </w:tc>
+        <w:tc>
+          <w:tcPr>
+            <w:tcW w:type="dxa" w:w="2880"/>
+          </w:tcPr>
+          <w:p>
+            <w:r>
+              <w:rPr>
+                <w:rFonts w:ascii="微软雅黑" w:hAnsi="微软雅黑" w:eastAsia="微软雅黑"/>
+                <w:sz w:val="18"/>
+              </w:rPr>
+              <w:t>60</w:t>
+            </w:r>
+          </w:p>
+        </w:tc>
+        <w:tc>
+          <w:tcPr>
+            <w:tcW w:type="dxa" w:w="2880"/>
+          </w:tcPr>
+          <w:p>
+            <w:r>
+              <w:rPr>
+                <w:rFonts w:ascii="微软雅黑" w:hAnsi="微软雅黑" w:eastAsia="微软雅黑"/>
+                <w:sz w:val="18"/>
+              </w:rPr>
+              <w:t>达阈（吵到别人）</w:t>
+            </w:r>
+          </w:p>
+        </w:tc>
+      </w:tr>
+      <w:tr>
+        <w:tc>
+          <w:tcPr>
+            <w:tcW w:type="dxa" w:w="2880"/>
+          </w:tcPr>
+          <w:p>
+            <w:r>
+              <w:rPr>
+                <w:rFonts w:ascii="微软雅黑" w:hAnsi="微软雅黑" w:eastAsia="微软雅黑"/>
+                <w:sz w:val="18"/>
+              </w:rPr>
+              <w:t>12 人</w:t>
+            </w:r>
+          </w:p>
+        </w:tc>
+        <w:tc>
+          <w:tcPr>
+            <w:tcW w:type="dxa" w:w="2880"/>
+          </w:tcPr>
+          <w:p>
+            <w:r>
+              <w:rPr>
+                <w:rFonts w:ascii="微软雅黑" w:hAnsi="微软雅黑" w:eastAsia="微软雅黑"/>
+                <w:sz w:val="18"/>
+              </w:rPr>
+              <w:t>72</w:t>
+            </w:r>
+          </w:p>
+        </w:tc>
+        <w:tc>
+          <w:tcPr>
+            <w:tcW w:type="dxa" w:w="2880"/>
+          </w:tcPr>
+          <w:p>
+            <w:r>
+              <w:rPr>
+                <w:rFonts w:ascii="微软雅黑" w:hAnsi="微软雅黑" w:eastAsia="微软雅黑"/>
+                <w:sz w:val="18"/>
+              </w:rPr>
+              <w:t>吵到别人</w:t>
+            </w:r>
+          </w:p>
+        </w:tc>
+      </w:tr>
+    </w:tbl>
+    <w:p/>
+    <w:p>
+      <w:pPr>
+        <w:pStyle w:val="Heading3"/>
+      </w:pPr>
+      <w:r>
+        <w:t>当前状态（待标定）</w:t>
+      </w:r>
+    </w:p>
+    <w:p>
+      <w:pPr>
+        <w:pStyle w:val="ListBullet"/>
+      </w:pPr>
+      <w:r>
+        <w:rPr>
+          <w:rFonts w:ascii="微软雅黑" w:hAnsi="微软雅黑" w:eastAsia="微软雅黑"/>
+        </w:rPr>
+        <w:t xml:space="preserve">✅ 机制与阈值效应已验证：开启 </w:t>
+      </w:r>
+      <w:r>
+        <w:rPr>
+          <w:rFonts w:ascii="Consolas" w:hAnsi="Consolas" w:eastAsia="Consolas"/>
+          <w:color w:val="B03030"/>
+          <w:sz w:val="18"/>
+        </w:rPr>
+        <w:t>stress_k</w:t>
+      </w:r>
+      <w:r>
+        <w:rPr>
+          <w:rFonts w:ascii="微软雅黑" w:hAnsi="微软雅黑" w:eastAsia="微软雅黑"/>
+        </w:rPr>
+        <w:t xml:space="preserve"> 后平均压力由 10~20 升至 </w:t>
+      </w:r>
+      <w:r>
+        <w:rPr>
+          <w:rFonts w:ascii="微软雅黑" w:hAnsi="微软雅黑" w:eastAsia="微软雅黑"/>
+          <w:b/>
+        </w:rPr>
+        <w:t>44.6</w:t>
+      </w:r>
+      <w:r>
+        <w:rPr>
+          <w:rFonts w:ascii="微软雅黑" w:hAnsi="微软雅黑" w:eastAsia="微软雅黑"/>
+        </w:rPr>
+        <w:t>，确实生效；</w:t>
+      </w:r>
+    </w:p>
+    <w:p>
+      <w:pPr>
+        <w:pStyle w:val="ListBullet"/>
+      </w:pPr>
+      <w:r>
+        <w:rPr>
+          <w:rFonts w:ascii="微软雅黑" w:hAnsi="微软雅黑" w:eastAsia="微软雅黑"/>
+        </w:rPr>
+        <w:t xml:space="preserve">⚠️ </w:t>
+      </w:r>
+      <w:r>
+        <w:rPr>
+          <w:rFonts w:ascii="微软雅黑" w:hAnsi="微软雅黑" w:eastAsia="微软雅黑"/>
+          <w:b/>
+        </w:rPr>
+        <w:t>默认 `stress_k = 0`（只观测、不生效）</w:t>
+      </w:r>
+      <w:r>
+        <w:rPr>
+          <w:rFonts w:ascii="微软雅黑" w:hAnsi="微软雅黑" w:eastAsia="微软雅黑"/>
+        </w:rPr>
+        <w:t>：</w:t>
+      </w:r>
+      <w:r>
+        <w:rPr>
+          <w:rFonts w:ascii="Consolas" w:hAnsi="Consolas" w:eastAsia="Consolas"/>
+          <w:color w:val="B03030"/>
+          <w:sz w:val="18"/>
+        </w:rPr>
+        <w:t>chat</w:t>
+      </w:r>
+      <w:r>
+        <w:rPr>
+          <w:rFonts w:ascii="微软雅黑" w:hAnsi="微软雅黑" w:eastAsia="微软雅黑"/>
+        </w:rPr>
+        <w:t xml:space="preserve"> 作为环境类行为触发偏频（每 tick 6%、持续 30 tick），</w:t>
+      </w:r>
+    </w:p>
+    <w:p>
+      <w:r>
+        <w:rPr>
+          <w:rFonts w:ascii="微软雅黑" w:hAnsi="微软雅黑" w:eastAsia="微软雅黑"/>
+        </w:rPr>
+        <w:t>实测</w:t>
+      </w:r>
+      <w:r>
+        <w:rPr>
+          <w:rFonts w:ascii="微软雅黑" w:hAnsi="微软雅黑" w:eastAsia="微软雅黑"/>
+          <w:b/>
+        </w:rPr>
+        <w:t>同时约 17 人在聊</w:t>
+      </w:r>
+      <w:r>
+        <w:rPr>
+          <w:rFonts w:ascii="微软雅黑" w:hAnsi="微软雅黑" w:eastAsia="微软雅黑"/>
+        </w:rPr>
+        <w:t xml:space="preserve"> → 音量长期饱和在 ~98，失去「安静段 vs 吵闹段」的对比。</w:t>
+      </w:r>
+    </w:p>
+    <w:p>
+      <w:r>
+        <w:rPr>
+          <w:rFonts w:ascii="微软雅黑" w:hAnsi="微软雅黑" w:eastAsia="微软雅黑"/>
+        </w:rPr>
+        <w:t>要让它真正工作，需要</w:t>
+      </w:r>
+      <w:r>
+        <w:rPr>
+          <w:rFonts w:ascii="微软雅黑" w:hAnsi="微软雅黑" w:eastAsia="微软雅黑"/>
+          <w:b/>
+        </w:rPr>
+        <w:t>与行为频率一起标定</w:t>
+      </w:r>
+      <w:r>
+        <w:rPr>
+          <w:rFonts w:ascii="微软雅黑" w:hAnsi="微软雅黑" w:eastAsia="微软雅黑"/>
+        </w:rPr>
+        <w:t xml:space="preserve"> —— 注意改 </w:t>
+      </w:r>
+      <w:r>
+        <w:rPr>
+          <w:rFonts w:ascii="Consolas" w:hAnsi="Consolas" w:eastAsia="Consolas"/>
+          <w:color w:val="B03030"/>
+          <w:sz w:val="18"/>
+        </w:rPr>
+        <w:t>chat</w:t>
+      </w:r>
+      <w:r>
+        <w:rPr>
+          <w:rFonts w:ascii="微软雅黑" w:hAnsi="微软雅黑" w:eastAsia="微软雅黑"/>
+        </w:rPr>
+        <w:t xml:space="preserve"> 频率会同时影响好感标定（见 §3.4.1 耦合表）；</w:t>
+      </w:r>
+    </w:p>
+    <w:p>
+      <w:pPr>
+        <w:pStyle w:val="ListBullet"/>
+      </w:pPr>
+      <w:r>
+        <w:rPr>
+          <w:rFonts w:ascii="微软雅黑" w:hAnsi="微软雅黑" w:eastAsia="微软雅黑"/>
+        </w:rPr>
+        <w:t>🔜 它是</w:t>
+      </w:r>
+      <w:r>
+        <w:rPr>
+          <w:rFonts w:ascii="微软雅黑" w:hAnsi="微软雅黑" w:eastAsia="微软雅黑"/>
+          <w:b/>
+        </w:rPr>
+        <w:t>双稳态</w:t>
+      </w:r>
+      <w:r>
+        <w:rPr>
+          <w:rFonts w:ascii="微软雅黑" w:hAnsi="微软雅黑" w:eastAsia="微软雅黑"/>
+        </w:rPr>
+        <w:t>的基础：安静 → 更多学习 → 更安静（自习课）；吵 → 更多聊天 → 更吵（放羊课）。</w:t>
+      </w:r>
+    </w:p>
+    <w:p>
+      <w:r>
+        <w:rPr>
+          <w:rFonts w:ascii="微软雅黑" w:hAnsi="微软雅黑" w:eastAsia="微软雅黑"/>
+        </w:rPr>
+        <w:t>这一步需要「</w:t>
+      </w:r>
+      <w:r>
+        <w:rPr>
+          <w:rFonts w:ascii="微软雅黑" w:hAnsi="微软雅黑" w:eastAsia="微软雅黑"/>
+          <w:b/>
+        </w:rPr>
+        <w:t>行为选择受音量影响</w:t>
+      </w:r>
+      <w:r>
+        <w:rPr>
+          <w:rFonts w:ascii="微软雅黑" w:hAnsi="微软雅黑" w:eastAsia="微软雅黑"/>
+        </w:rPr>
+        <w:t>」，尚未实现。</w:t>
+      </w:r>
+    </w:p>
+    <w:p>
+      <w:pPr>
+        <w:pStyle w:val="Heading3"/>
+      </w:pPr>
+      <w:r>
+        <w:t>可扩展性</w:t>
+      </w:r>
+    </w:p>
+    <w:p>
+      <w:r>
+        <w:rPr>
+          <w:rFonts w:ascii="微软雅黑" w:hAnsi="微软雅黑" w:eastAsia="微软雅黑"/>
+        </w:rPr>
+        <w:t>音量只是环境层的第一个标量。同一层还可以容纳「秩序度」「集体情绪」等 ——</w:t>
+      </w:r>
+    </w:p>
+    <w:p>
+      <w:r>
+        <w:rPr>
+          <w:rFonts w:ascii="微软雅黑" w:hAnsi="微软雅黑" w:eastAsia="微软雅黑"/>
+        </w:rPr>
+        <w:t>它们共享同一个特征：</w:t>
+      </w:r>
+      <w:r>
+        <w:rPr>
+          <w:rFonts w:ascii="微软雅黑" w:hAnsi="微软雅黑" w:eastAsia="微软雅黑"/>
+          <w:b/>
+        </w:rPr>
+        <w:t>班级级、有惯性、过阈才产生个体后果</w:t>
+      </w:r>
+      <w:r>
+        <w:rPr>
+          <w:rFonts w:ascii="微软雅黑" w:hAnsi="微软雅黑" w:eastAsia="微软雅黑"/>
+        </w:rPr>
+        <w:t>。</w:t>
       </w:r>
     </w:p>
     <w:p>
@@ -22230,6 +23147,50 @@
                 <w:sz w:val="18"/>
               </w:rPr>
               <w:t>§3.5、§10.14</w:t>
+            </w:r>
+          </w:p>
+        </w:tc>
+      </w:tr>
+      <w:tr>
+        <w:tc>
+          <w:tcPr>
+            <w:tcW w:type="dxa" w:w="2880"/>
+          </w:tcPr>
+          <w:p>
+            <w:r>
+              <w:rPr>
+                <w:rFonts w:ascii="微软雅黑" w:hAnsi="微软雅黑" w:eastAsia="微软雅黑"/>
+                <w:sz w:val="18"/>
+              </w:rPr>
+              <w:t>rules/environment.csv</w:t>
+            </w:r>
+          </w:p>
+        </w:tc>
+        <w:tc>
+          <w:tcPr>
+            <w:tcW w:type="dxa" w:w="2880"/>
+          </w:tcPr>
+          <w:p>
+            <w:r>
+              <w:rPr>
+                <w:rFonts w:ascii="微软雅黑" w:hAnsi="微软雅黑" w:eastAsia="微软雅黑"/>
+                <w:sz w:val="18"/>
+              </w:rPr>
+              <w:t>环境层：音量上限 / 适应率 / 阈值 / 系数（见 §10.19）</w:t>
+            </w:r>
+          </w:p>
+        </w:tc>
+        <w:tc>
+          <w:tcPr>
+            <w:tcW w:type="dxa" w:w="2880"/>
+          </w:tcPr>
+          <w:p>
+            <w:r>
+              <w:rPr>
+                <w:rFonts w:ascii="微软雅黑" w:hAnsi="微软雅黑" w:eastAsia="微软雅黑"/>
+                <w:sz w:val="18"/>
+              </w:rPr>
+              <w:t>§10.19</w:t>
             </w:r>
           </w:p>
         </w:tc>

--- a/docs/export/下课十分钟-游戏策划案-v3.1.docx
+++ b/docs/export/下课十分钟-游戏策划案-v3.1.docx
@@ -13411,7 +13411,7 @@
         <w:pStyle w:val="Heading2"/>
       </w:pPr>
       <w:r>
-        <w:t>10.19 环境层（班级级状态：音量）</w:t>
+        <w:t>10.18 环境层（班级级状态：音量）</w:t>
       </w:r>
     </w:p>
     <w:p>
@@ -23176,7 +23176,7 @@
                 <w:rFonts w:ascii="微软雅黑" w:hAnsi="微软雅黑" w:eastAsia="微软雅黑"/>
                 <w:sz w:val="18"/>
               </w:rPr>
-              <w:t>环境层：音量上限 / 适应率 / 阈值 / 系数（见 §10.19）</w:t>
+              <w:t>环境层：音量上限 / 适应率 / 阈值 / 系数（见 §10.18）</w:t>
             </w:r>
           </w:p>
         </w:tc>
@@ -23190,7 +23190,7 @@
                 <w:rFonts w:ascii="微软雅黑" w:hAnsi="微软雅黑" w:eastAsia="微软雅黑"/>
                 <w:sz w:val="18"/>
               </w:rPr>
-              <w:t>§10.19</w:t>
+              <w:t>§10.18</w:t>
             </w:r>
           </w:p>
         </w:tc>

--- a/docs/export/下课十分钟-游戏策划案-v3.1.docx
+++ b/docs/export/下课十分钟-游戏策划案-v3.1.docx
@@ -14325,10 +14325,626 @@
     </w:p>
     <w:p>
       <w:pPr>
+        <w:pStyle w:val="Heading2"/>
+      </w:pPr>
+      <w:r>
+        <w:t>10.19 从众与环境反馈（氛围 → 行为选择）</w:t>
+      </w:r>
+    </w:p>
+    <w:p>
+      <w:pPr>
+        <w:ind w:left="360"/>
+      </w:pPr>
+      <w:r>
+        <w:rPr>
+          <w:rFonts w:ascii="微软雅黑" w:hAnsi="微软雅黑" w:eastAsia="微软雅黑"/>
+          <w:i/>
+        </w:rPr>
+        <w:t>§10.18 只做了「环境 → 压力」的单向。本节补上闭环的另一半：</w:t>
+      </w:r>
+      <w:r>
+        <w:rPr>
+          <w:rFonts w:ascii="微软雅黑" w:hAnsi="微软雅黑" w:eastAsia="微软雅黑"/>
+          <w:b/>
+          <w:i/>
+        </w:rPr>
+        <w:t>环境 → 行为意愿</w:t>
+      </w:r>
+      <w:r>
+        <w:rPr>
+          <w:rFonts w:ascii="微软雅黑" w:hAnsi="微软雅黑" w:eastAsia="微软雅黑"/>
+          <w:i/>
+        </w:rPr>
+        <w:t xml:space="preserve">， 并确立一条原则 —— </w:t>
+      </w:r>
+      <w:r>
+        <w:rPr>
+          <w:rFonts w:ascii="微软雅黑" w:hAnsi="微软雅黑" w:eastAsia="微软雅黑"/>
+          <w:b/>
+          <w:i/>
+        </w:rPr>
+        <w:t>偏离氛围只增加压力，不禁止任何行为</w:t>
+      </w:r>
+      <w:r>
+        <w:rPr>
+          <w:rFonts w:ascii="微软雅黑" w:hAnsi="微软雅黑" w:eastAsia="微软雅黑"/>
+          <w:i/>
+        </w:rPr>
+        <w:t>。</w:t>
+      </w:r>
+    </w:p>
+    <w:p>
+      <w:pPr>
+        <w:pStyle w:val="Heading3"/>
+      </w:pPr>
+      <w:r>
+        <w:t>从众度：大部分从众，少数有主见</w:t>
+      </w:r>
+    </w:p>
+    <w:p>
+      <w:pPr>
+        <w:ind w:left="240"/>
+      </w:pPr>
+      <w:r>
+        <w:rPr>
+          <w:rFonts w:ascii="Consolas" w:hAnsi="Consolas" w:eastAsia="Consolas"/>
+          <w:sz w:val="18"/>
+        </w:rPr>
+        <w:t>conformity(i) = clamp( 0.5 + (F−50)/100 − (J−50)/100·0.5 − (N−50)/100·0.5, 0, 1 )</w:t>
+      </w:r>
+    </w:p>
+    <w:p>
+      <w:pPr>
+        <w:pStyle w:val="ListBullet"/>
+      </w:pPr>
+      <w:r>
+        <w:rPr>
+          <w:rFonts w:ascii="微软雅黑" w:hAnsi="微软雅黑" w:eastAsia="微软雅黑"/>
+          <w:b/>
+        </w:rPr>
+        <w:t>高 F</w:t>
+      </w:r>
+      <w:r>
+        <w:rPr>
+          <w:rFonts w:ascii="微软雅黑" w:hAnsi="微软雅黑" w:eastAsia="微软雅黑"/>
+        </w:rPr>
+        <w:t>（情感型，在意氛围）→ 从众；</w:t>
+      </w:r>
+    </w:p>
+    <w:p>
+      <w:pPr>
+        <w:pStyle w:val="ListBullet"/>
+      </w:pPr>
+      <w:r>
+        <w:rPr>
+          <w:rFonts w:ascii="微软雅黑" w:hAnsi="微软雅黑" w:eastAsia="微软雅黑"/>
+          <w:b/>
+        </w:rPr>
+        <w:t>高 J</w:t>
+      </w:r>
+      <w:r>
+        <w:rPr>
+          <w:rFonts w:ascii="微软雅黑" w:hAnsi="微软雅黑" w:eastAsia="微软雅黑"/>
+        </w:rPr>
+        <w:t>（判断型，有自己的计划）</w:t>
+      </w:r>
+      <w:r>
+        <w:rPr>
+          <w:rFonts w:ascii="微软雅黑" w:hAnsi="微软雅黑" w:eastAsia="微软雅黑"/>
+          <w:b/>
+        </w:rPr>
+        <w:t>+ 高 N</w:t>
+      </w:r>
+      <w:r>
+        <w:rPr>
+          <w:rFonts w:ascii="微软雅黑" w:hAnsi="微软雅黑" w:eastAsia="微软雅黑"/>
+        </w:rPr>
+        <w:t>（直觉型，脑内自成一套）→ 反从众。</w:t>
+      </w:r>
+    </w:p>
+    <w:p>
+      <w:r>
+        <w:rPr>
+          <w:rFonts w:ascii="微软雅黑" w:hAnsi="微软雅黑" w:eastAsia="微软雅黑"/>
+        </w:rPr>
+        <w:t xml:space="preserve">实测 17 人分布在 </w:t>
+      </w:r>
+      <w:r>
+        <w:rPr>
+          <w:rFonts w:ascii="Consolas" w:hAnsi="Consolas" w:eastAsia="Consolas"/>
+          <w:color w:val="B03030"/>
+          <w:sz w:val="18"/>
+        </w:rPr>
+        <w:t>0.00 ~ 0.90</w:t>
+      </w:r>
+      <w:r>
+        <w:rPr>
+          <w:rFonts w:ascii="微软雅黑" w:hAnsi="微软雅黑" w:eastAsia="微软雅黑"/>
+        </w:rPr>
+        <w:t>（从众者 7 人 / 反从众者 8 人）——</w:t>
+      </w:r>
+    </w:p>
+    <w:p>
+      <w:r>
+        <w:rPr>
+          <w:rFonts w:ascii="微软雅黑" w:hAnsi="微软雅黑" w:eastAsia="微软雅黑"/>
+          <w:b/>
+        </w:rPr>
+        <w:t>两类人天然并存，不需要任何特例</w:t>
+      </w:r>
+      <w:r>
+        <w:rPr>
+          <w:rFonts w:ascii="微软雅黑" w:hAnsi="微软雅黑" w:eastAsia="微软雅黑"/>
+        </w:rPr>
+        <w:t>。</w:t>
+      </w:r>
+    </w:p>
+    <w:p>
+      <w:pPr>
+        <w:pStyle w:val="Heading3"/>
+      </w:pPr>
+      <w:r>
+        <w:t>氛围 → 行为意愿</w:t>
+      </w:r>
+    </w:p>
+    <w:p>
+      <w:pPr>
+        <w:ind w:left="240"/>
+      </w:pPr>
+      <w:r>
+        <w:rPr>
+          <w:rFonts w:ascii="Consolas" w:hAnsi="Consolas" w:eastAsia="Consolas"/>
+          <w:sz w:val="18"/>
+        </w:rPr>
+        <w:t>想社交的意愿 += conformity × volume/100          （吵 → 从众者更想参与）</w:t>
+        <w:br/>
+        <w:t>想学习的意愿 += conformity × (1 − volume/100)    （静 → 从众者更想学习）</w:t>
+      </w:r>
+    </w:p>
+    <w:p>
+      <w:r>
+        <w:rPr>
+          <w:rFonts w:ascii="微软雅黑" w:hAnsi="微软雅黑" w:eastAsia="微软雅黑"/>
+        </w:rPr>
+        <w:t>从众者跟着环境走；</w:t>
+      </w:r>
+      <w:r>
+        <w:rPr>
+          <w:rFonts w:ascii="微软雅黑" w:hAnsi="微软雅黑" w:eastAsia="微软雅黑"/>
+          <w:b/>
+        </w:rPr>
+        <w:t>反从众者完全不受影响</w:t>
+      </w:r>
+      <w:r>
+        <w:rPr>
+          <w:rFonts w:ascii="微软雅黑" w:hAnsi="微软雅黑" w:eastAsia="微软雅黑"/>
+        </w:rPr>
+        <w:t>。于是就自然出现了那两种情况：</w:t>
+      </w:r>
+    </w:p>
+    <w:p>
+      <w:r>
+        <w:rPr>
+          <w:rFonts w:ascii="微软雅黑" w:hAnsi="微软雅黑" w:eastAsia="微软雅黑"/>
+          <w:b/>
+        </w:rPr>
+        <w:t>「安静也要聊天」和「吵闹也会学习」</w:t>
+      </w:r>
+      <w:r>
+        <w:rPr>
+          <w:rFonts w:ascii="微软雅黑" w:hAnsi="微软雅黑" w:eastAsia="微软雅黑"/>
+        </w:rPr>
+        <w:t>。</w:t>
+      </w:r>
+    </w:p>
+    <w:p>
+      <w:pPr>
+        <w:pStyle w:val="Heading3"/>
+      </w:pPr>
+      <w:r>
+        <w:t>偏离 → 压力（而不是禁止）</w:t>
+      </w:r>
+    </w:p>
+    <w:p>
+      <w:r>
+        <w:rPr>
+          <w:rFonts w:ascii="微软雅黑" w:hAnsi="微软雅黑" w:eastAsia="微软雅黑"/>
+        </w:rPr>
+        <w:t>安静教室里偏要聊天 → 压力上升（会被侧目）；吵闹教室里偏要学习 → 压力上升（「学不进去」）。</w:t>
+      </w:r>
+    </w:p>
+    <w:p>
+      <w:r>
+        <w:rPr>
+          <w:rFonts w:ascii="微软雅黑" w:hAnsi="微软雅黑" w:eastAsia="微软雅黑"/>
+        </w:rPr>
+        <w:t>低从众度者不是不被罚，而是</w:t>
+      </w:r>
+      <w:r>
+        <w:rPr>
+          <w:rFonts w:ascii="微软雅黑" w:hAnsi="微软雅黑" w:eastAsia="微软雅黑"/>
+          <w:b/>
+        </w:rPr>
+        <w:t>本来就少偏离、且扛得住</w:t>
+      </w:r>
+      <w:r>
+        <w:rPr>
+          <w:rFonts w:ascii="微软雅黑" w:hAnsi="微软雅黑" w:eastAsia="微软雅黑"/>
+        </w:rPr>
+        <w:t>。</w:t>
+      </w:r>
+    </w:p>
+    <w:p>
+      <w:pPr>
+        <w:ind w:left="360"/>
+      </w:pPr>
+      <w:r>
+        <w:rPr>
+          <w:rFonts w:ascii="微软雅黑" w:hAnsi="微软雅黑" w:eastAsia="微软雅黑"/>
+          <w:b/>
+          <w:i/>
+        </w:rPr>
+        <w:t>这是「社会压力」的机制化</w:t>
+      </w:r>
+      <w:r>
+        <w:rPr>
+          <w:rFonts w:ascii="微软雅黑" w:hAnsi="微软雅黑" w:eastAsia="微软雅黑"/>
+          <w:i/>
+        </w:rPr>
+        <w:t>：你可以顶着氛围来，但要付代价。 若改成「禁止」，环境层就变成了「纪律」——那是另一回事，也丢掉了戏剧性。</w:t>
+      </w:r>
+    </w:p>
+    <w:p>
+      <w:pPr>
+        <w:pStyle w:val="Heading3"/>
+      </w:pPr>
+      <w:r>
+        <w:t>为什么这构成双稳态</w:t>
+      </w:r>
+    </w:p>
+    <w:p>
+      <w:pPr>
+        <w:ind w:left="240"/>
+      </w:pPr>
+      <w:r>
+        <w:rPr>
+          <w:rFonts w:ascii="Consolas" w:hAnsi="Consolas" w:eastAsia="Consolas"/>
+          <w:sz w:val="18"/>
+        </w:rPr>
+        <w:t>吵  →  从众者更想聊  →  更吵      ┐</w:t>
+        <w:br/>
+        <w:t>静  →  从众者更想学  →  更静      ┘   两个吸引子（§7.1 所说的「多个吸引子」）</w:t>
+        <w:br/>
+        <w:t>反从众者提供「噪声」，使系统可能被推过临界点、翻到另一个态</w:t>
+      </w:r>
+    </w:p>
+    <w:p>
+      <w:pPr>
+        <w:pStyle w:val="Heading3"/>
+      </w:pPr>
+      <w:r>
+        <w:t>⚠️ 什么不能做：「学霸」不是规则</w:t>
+      </w:r>
+    </w:p>
+    <w:p>
+      <w:r>
+        <w:rPr>
+          <w:rFonts w:ascii="微软雅黑" w:hAnsi="微软雅黑" w:eastAsia="微软雅黑"/>
+        </w:rPr>
+        <w:t>「</w:t>
+      </w:r>
+      <w:r>
+        <w:rPr>
+          <w:rFonts w:ascii="微软雅黑" w:hAnsi="微软雅黑" w:eastAsia="微软雅黑"/>
+          <w:b/>
+        </w:rPr>
+        <w:t>学霸除了压力爆发都会学习</w:t>
+      </w:r>
+      <w:r>
+        <w:rPr>
+          <w:rFonts w:ascii="微软雅黑" w:hAnsi="微软雅黑" w:eastAsia="微软雅黑"/>
+        </w:rPr>
+        <w:t>」这个描述</w:t>
+      </w:r>
+      <w:r>
+        <w:rPr>
+          <w:rFonts w:ascii="微软雅黑" w:hAnsi="微软雅黑" w:eastAsia="微软雅黑"/>
+          <w:b/>
+        </w:rPr>
+        <w:t>不能照字面实现</w:t>
+      </w:r>
+      <w:r>
+        <w:rPr>
+          <w:rFonts w:ascii="微软雅黑" w:hAnsi="微软雅黑" w:eastAsia="微软雅黑"/>
+        </w:rPr>
+        <w:t xml:space="preserve"> —— 那是</w:t>
+      </w:r>
+      <w:r>
+        <w:rPr>
+          <w:rFonts w:ascii="微软雅黑" w:hAnsi="微软雅黑" w:eastAsia="微软雅黑"/>
+          <w:b/>
+        </w:rPr>
+        <w:t>身份判断</w:t>
+      </w:r>
+      <w:r>
+        <w:rPr>
+          <w:rFonts w:ascii="微软雅黑" w:hAnsi="微软雅黑" w:eastAsia="微软雅黑"/>
+        </w:rPr>
+        <w:t>，违反铁律 §11.1</w:t>
+      </w:r>
+    </w:p>
+    <w:p>
+      <w:r>
+        <w:rPr>
+          <w:rFonts w:ascii="微软雅黑" w:hAnsi="微软雅黑" w:eastAsia="微软雅黑"/>
+        </w:rPr>
+        <w:t>（「换成脚本还成立吗」这一检验会立刻崩掉）。正解是让「总在学习」</w:t>
+      </w:r>
+      <w:r>
+        <w:rPr>
+          <w:rFonts w:ascii="微软雅黑" w:hAnsi="微软雅黑" w:eastAsia="微软雅黑"/>
+          <w:b/>
+        </w:rPr>
+        <w:t>涌现</w:t>
+      </w:r>
+      <w:r>
+        <w:rPr>
+          <w:rFonts w:ascii="微软雅黑" w:hAnsi="微软雅黑" w:eastAsia="微软雅黑"/>
+        </w:rPr>
+        <w:t>：</w:t>
+      </w:r>
+    </w:p>
+    <w:p>
+      <w:pPr>
+        <w:ind w:left="240"/>
+      </w:pPr>
+      <w:r>
+        <w:rPr>
+          <w:rFonts w:ascii="Consolas" w:hAnsi="Consolas" w:eastAsia="Consolas"/>
+          <w:sz w:val="18"/>
+        </w:rPr>
+        <w:t>总在学习 = 高 J（有计划）</w:t>
+        <w:br/>
+        <w:t xml:space="preserve">         × 低从众度（不受氛围左右）</w:t>
+        <w:br/>
+        <w:t xml:space="preserve">         × 「爱学习」标签（study_bias +50%）</w:t>
+        <w:br/>
+        <w:t xml:space="preserve">           ↑ 三项全是 f(性格, 标签, 状态)，没有一项是「因为他是学霸」</w:t>
+      </w:r>
+    </w:p>
+    <w:p>
+      <w:r>
+        <w:rPr>
+          <w:rFonts w:ascii="微软雅黑" w:hAnsi="微软雅黑" w:eastAsia="微软雅黑"/>
+          <w:b/>
+        </w:rPr>
+        <w:t>标签是结果，不是原因。</w:t>
+      </w:r>
+      <w:r>
+        <w:rPr>
+          <w:rFonts w:ascii="微软雅黑" w:hAnsi="微软雅黑" w:eastAsia="微软雅黑"/>
+        </w:rPr>
+        <w:t xml:space="preserve"> 观察层可以给这样的人贴上「学霸」的</w:t>
+      </w:r>
+      <w:r>
+        <w:rPr>
+          <w:rFonts w:ascii="微软雅黑" w:hAnsi="微软雅黑" w:eastAsia="微软雅黑"/>
+          <w:b/>
+        </w:rPr>
+        <w:t>描述性</w:t>
+      </w:r>
+      <w:r>
+        <w:rPr>
+          <w:rFonts w:ascii="微软雅黑" w:hAnsi="微软雅黑" w:eastAsia="微软雅黑"/>
+        </w:rPr>
+        <w:t>标签，</w:t>
+      </w:r>
+    </w:p>
+    <w:p>
+      <w:r>
+        <w:rPr>
+          <w:rFonts w:ascii="微软雅黑" w:hAnsi="微软雅黑" w:eastAsia="微软雅黑"/>
+        </w:rPr>
+        <w:t>但它</w:t>
+      </w:r>
+      <w:r>
+        <w:rPr>
+          <w:rFonts w:ascii="微软雅黑" w:hAnsi="微软雅黑" w:eastAsia="微软雅黑"/>
+          <w:b/>
+        </w:rPr>
+        <w:t>只读</w:t>
+      </w:r>
+      <w:r>
+        <w:rPr>
+          <w:rFonts w:ascii="微软雅黑" w:hAnsi="微软雅黑" w:eastAsia="微软雅黑"/>
+        </w:rPr>
+        <w:t>，不得回写任何数值（§10 观察层铁律）。</w:t>
+      </w:r>
+    </w:p>
+    <w:p>
+      <w:pPr>
         <w:pStyle w:val="Heading1"/>
       </w:pPr>
       <w:r>
         <w:t>第十一章 人物设计（分层重构）</w:t>
+      </w:r>
+    </w:p>
+    <w:p>
+      <w:pPr>
+        <w:ind w:left="360"/>
+      </w:pPr>
+      <w:r>
+        <w:rPr>
+          <w:rFonts w:ascii="微软雅黑" w:hAnsi="微软雅黑" w:eastAsia="微软雅黑"/>
+          <w:b/>
+          <w:i/>
+        </w:rPr>
+        <w:t>标签按底层轴分类</w:t>
+      </w:r>
+      <w:r>
+        <w:rPr>
+          <w:rFonts w:ascii="微软雅黑" w:hAnsi="微软雅黑" w:eastAsia="微软雅黑"/>
+          <w:i/>
+        </w:rPr>
+        <w:t xml:space="preserve">（见 </w:t>
+      </w:r>
+      <w:r>
+        <w:rPr>
+          <w:rFonts w:ascii="Consolas" w:hAnsi="Consolas" w:eastAsia="Consolas"/>
+          <w:i/>
+          <w:color w:val="B03030"/>
+          <w:sz w:val="18"/>
+        </w:rPr>
+        <w:t>data/rules/tags.csv</w:t>
+      </w:r>
+      <w:r>
+        <w:rPr>
+          <w:rFonts w:ascii="微软雅黑" w:hAnsi="微软雅黑" w:eastAsia="微软雅黑"/>
+          <w:i/>
+        </w:rPr>
+        <w:t>）：标签不是「身份」，而是</w:t>
+      </w:r>
+      <w:r>
+        <w:rPr>
+          <w:rFonts w:ascii="微软雅黑" w:hAnsi="微软雅黑" w:eastAsia="微软雅黑"/>
+          <w:b/>
+          <w:i/>
+        </w:rPr>
+        <w:t>对某个轴的调制</w:t>
+      </w:r>
+      <w:r>
+        <w:rPr>
+          <w:rFonts w:ascii="微软雅黑" w:hAnsi="微软雅黑" w:eastAsia="微软雅黑"/>
+          <w:i/>
+        </w:rPr>
+        <w:t>。 作用轴四类：</w:t>
+      </w:r>
+      <w:r>
+        <w:rPr>
+          <w:rFonts w:ascii="Consolas" w:hAnsi="Consolas" w:eastAsia="Consolas"/>
+          <w:i/>
+          <w:color w:val="B03030"/>
+          <w:sz w:val="18"/>
+        </w:rPr>
+        <w:t>behavior</w:t>
+      </w:r>
+      <w:r>
+        <w:rPr>
+          <w:rFonts w:ascii="微软雅黑" w:hAnsi="微软雅黑" w:eastAsia="微软雅黑"/>
+          <w:i/>
+        </w:rPr>
+        <w:t xml:space="preserve">（行为倾向）/ </w:t>
+      </w:r>
+      <w:r>
+        <w:rPr>
+          <w:rFonts w:ascii="Consolas" w:hAnsi="Consolas" w:eastAsia="Consolas"/>
+          <w:i/>
+          <w:color w:val="B03030"/>
+          <w:sz w:val="18"/>
+        </w:rPr>
+        <w:t>info</w:t>
+      </w:r>
+      <w:r>
+        <w:rPr>
+          <w:rFonts w:ascii="微软雅黑" w:hAnsi="微软雅黑" w:eastAsia="微软雅黑"/>
+          <w:i/>
+        </w:rPr>
+        <w:t xml:space="preserve">（信息：守密·传播·泄露）/ </w:t>
+      </w:r>
+      <w:r>
+        <w:rPr>
+          <w:rFonts w:ascii="Consolas" w:hAnsi="Consolas" w:eastAsia="Consolas"/>
+          <w:i/>
+          <w:color w:val="B03030"/>
+          <w:sz w:val="18"/>
+        </w:rPr>
+        <w:t>relation</w:t>
+      </w:r>
+      <w:r>
+        <w:rPr>
+          <w:rFonts w:ascii="微软雅黑" w:hAnsi="微软雅黑" w:eastAsia="微软雅黑"/>
+          <w:i/>
+        </w:rPr>
+        <w:t xml:space="preserve">（关系倾向）/ </w:t>
+      </w:r>
+      <w:r>
+        <w:rPr>
+          <w:rFonts w:ascii="Consolas" w:hAnsi="Consolas" w:eastAsia="Consolas"/>
+          <w:i/>
+          <w:color w:val="B03030"/>
+          <w:sz w:val="18"/>
+        </w:rPr>
+        <w:t>environment_fact</w:t>
+      </w:r>
+      <w:r>
+        <w:rPr>
+          <w:rFonts w:ascii="微软雅黑" w:hAnsi="微软雅黑" w:eastAsia="微软雅黑"/>
+          <w:i/>
+        </w:rPr>
+        <w:t>（客观条件，如「带手机」，</w:t>
+      </w:r>
+      <w:r>
+        <w:rPr>
+          <w:rFonts w:ascii="微软雅黑" w:hAnsi="微软雅黑" w:eastAsia="微软雅黑"/>
+          <w:b/>
+          <w:i/>
+        </w:rPr>
+        <w:t>不是倾向</w:t>
+      </w:r>
+      <w:r>
+        <w:rPr>
+          <w:rFonts w:ascii="微软雅黑" w:hAnsi="微软雅黑" w:eastAsia="微软雅黑"/>
+          <w:i/>
+        </w:rPr>
+        <w:t>）。 影响强度两级：</w:t>
+      </w:r>
+      <w:r>
+        <w:rPr>
+          <w:rFonts w:ascii="Consolas" w:hAnsi="Consolas" w:eastAsia="Consolas"/>
+          <w:i/>
+          <w:color w:val="B03030"/>
+          <w:sz w:val="18"/>
+        </w:rPr>
+        <w:t>weak</w:t>
+      </w:r>
+      <w:r>
+        <w:rPr>
+          <w:rFonts w:ascii="微软雅黑" w:hAnsi="微软雅黑" w:eastAsia="微软雅黑"/>
+          <w:i/>
+        </w:rPr>
+        <w:t xml:space="preserve">（小部分影响，约 ±10%）/ </w:t>
+      </w:r>
+      <w:r>
+        <w:rPr>
+          <w:rFonts w:ascii="Consolas" w:hAnsi="Consolas" w:eastAsia="Consolas"/>
+          <w:i/>
+          <w:color w:val="B03030"/>
+          <w:sz w:val="18"/>
+        </w:rPr>
+        <w:t>strong</w:t>
+      </w:r>
+      <w:r>
+        <w:rPr>
+          <w:rFonts w:ascii="微软雅黑" w:hAnsi="微软雅黑" w:eastAsia="微软雅黑"/>
+          <w:i/>
+        </w:rPr>
+        <w:t xml:space="preserve">（长久影响，约 ±50%）。 这样行为逻辑才能保持为 </w:t>
+      </w:r>
+      <w:r>
+        <w:rPr>
+          <w:rFonts w:ascii="Consolas" w:hAnsi="Consolas" w:eastAsia="Consolas"/>
+          <w:i/>
+          <w:color w:val="B03030"/>
+          <w:sz w:val="18"/>
+        </w:rPr>
+        <w:t>f(性格, 标签, 状态)</w:t>
+      </w:r>
+      <w:r>
+        <w:rPr>
+          <w:rFonts w:ascii="微软雅黑" w:hAnsi="微软雅黑" w:eastAsia="微软雅黑"/>
+          <w:i/>
+        </w:rPr>
+        <w:t xml:space="preserve"> —— 见 §10.19 结尾「学霸不是规则」。</w:t>
       </w:r>
     </w:p>
     <w:p>
@@ -23176,7 +23792,7 @@
                 <w:rFonts w:ascii="微软雅黑" w:hAnsi="微软雅黑" w:eastAsia="微软雅黑"/>
                 <w:sz w:val="18"/>
               </w:rPr>
-              <w:t>环境层：音量上限 / 适应率 / 阈值 / 系数（见 §10.18）</w:t>
+              <w:t>环境层：音量上限 / 适应率 / 阈值 / 系数 / 偏离代价（见 §10.18、§10.20）</w:t>
             </w:r>
           </w:p>
         </w:tc>
@@ -23191,6 +23807,50 @@
                 <w:sz w:val="18"/>
               </w:rPr>
               <w:t>§10.18</w:t>
+            </w:r>
+          </w:p>
+        </w:tc>
+      </w:tr>
+      <w:tr>
+        <w:tc>
+          <w:tcPr>
+            <w:tcW w:type="dxa" w:w="2880"/>
+          </w:tcPr>
+          <w:p>
+            <w:r>
+              <w:rPr>
+                <w:rFonts w:ascii="微软雅黑" w:hAnsi="微软雅黑" w:eastAsia="微软雅黑"/>
+                <w:sz w:val="18"/>
+              </w:rPr>
+              <w:t>rules/tags.csv</w:t>
+            </w:r>
+          </w:p>
+        </w:tc>
+        <w:tc>
+          <w:tcPr>
+            <w:tcW w:type="dxa" w:w="2880"/>
+          </w:tcPr>
+          <w:p>
+            <w:r>
+              <w:rPr>
+                <w:rFonts w:ascii="微软雅黑" w:hAnsi="微软雅黑" w:eastAsia="微软雅黑"/>
+                <w:sz w:val="18"/>
+              </w:rPr>
+              <w:t>标签表：按作用轴（behavior / info / relation / environment_fact）× 强度（weak / strong）</w:t>
+            </w:r>
+          </w:p>
+        </w:tc>
+        <w:tc>
+          <w:tcPr>
+            <w:tcW w:type="dxa" w:w="2880"/>
+          </w:tcPr>
+          <w:p>
+            <w:r>
+              <w:rPr>
+                <w:rFonts w:ascii="微软雅黑" w:hAnsi="微软雅黑" w:eastAsia="微软雅黑"/>
+                <w:sz w:val="18"/>
+              </w:rPr>
+              <w:t>§11、§10.19</w:t>
             </w:r>
           </w:p>
         </w:tc>

--- a/docs/export/下课十分钟-游戏策划案-v3.1.docx
+++ b/docs/export/下课十分钟-游戏策划案-v3.1.docx
@@ -23792,7 +23792,7 @@
                 <w:rFonts w:ascii="微软雅黑" w:hAnsi="微软雅黑" w:eastAsia="微软雅黑"/>
                 <w:sz w:val="18"/>
               </w:rPr>
-              <w:t>环境层：音量上限 / 适应率 / 阈值 / 系数 / 偏离代价（见 §10.18、§10.20）</w:t>
+              <w:t>环境层：音量上限 / 适应率 / 阈值 / 系数 / 偏离代价（见 §10.18、§10.19）</w:t>
             </w:r>
           </w:p>
         </w:tc>

--- a/docs/export/下课十分钟-游戏策划案-v3.1.docx
+++ b/docs/export/下课十分钟-游戏策划案-v3.1.docx
@@ -2246,6 +2246,122 @@
                 <w:sz w:val="18"/>
               </w:rPr>
               <w:t>✗ 危险</w:t>
+            </w:r>
+          </w:p>
+        </w:tc>
+      </w:tr>
+      <w:tr>
+        <w:tc>
+          <w:tcPr>
+            <w:tcW w:type="dxa" w:w="2160"/>
+          </w:tcPr>
+          <w:p>
+            <w:r>
+              <w:rPr>
+                <w:rFonts w:ascii="微软雅黑" w:hAnsi="微软雅黑" w:eastAsia="微软雅黑"/>
+                <w:sz w:val="18"/>
+              </w:rPr>
+              <w:t>behavior_probs.chat（闲聊频率）</w:t>
+            </w:r>
+          </w:p>
+        </w:tc>
+        <w:tc>
+          <w:tcPr>
+            <w:tcW w:type="dxa" w:w="2160"/>
+          </w:tcPr>
+          <w:p>
+            <w:r>
+              <w:rPr>
+                <w:rFonts w:ascii="微软雅黑" w:hAnsi="微软雅黑" w:eastAsia="微软雅黑"/>
+                <w:sz w:val="18"/>
+              </w:rPr>
+              <w:t>好感增长 + 压力消解</w:t>
+            </w:r>
+          </w:p>
+        </w:tc>
+        <w:tc>
+          <w:tcPr>
+            <w:tcW w:type="dxa" w:w="2160"/>
+          </w:tcPr>
+          <w:p>
+            <w:r>
+              <w:rPr>
+                <w:rFonts w:ascii="微软雅黑" w:hAnsi="微软雅黑" w:eastAsia="微软雅黑"/>
+                <w:sz w:val="18"/>
+              </w:rPr>
+              <w:t>⚠️ 一身两职：chat 既产生好感，也通过 topic_stress(−2) 减压。降它会同时造成「好感涨慢」和「压力堆积」—— 实测 0.06 → 0.008 时，爆发从 21 飙到 82</w:t>
+            </w:r>
+          </w:p>
+        </w:tc>
+        <w:tc>
+          <w:tcPr>
+            <w:tcW w:type="dxa" w:w="2160"/>
+          </w:tcPr>
+          <w:p>
+            <w:r>
+              <w:rPr>
+                <w:rFonts w:ascii="微软雅黑" w:hAnsi="微软雅黑" w:eastAsia="微软雅黑"/>
+                <w:sz w:val="18"/>
+              </w:rPr>
+              <w:t>✗✗ 双耦合</w:t>
+            </w:r>
+          </w:p>
+        </w:tc>
+      </w:tr>
+      <w:tr>
+        <w:tc>
+          <w:tcPr>
+            <w:tcW w:type="dxa" w:w="2160"/>
+          </w:tcPr>
+          <w:p>
+            <w:r>
+              <w:rPr>
+                <w:rFonts w:ascii="微软雅黑" w:hAnsi="微软雅黑" w:eastAsia="微软雅黑"/>
+                <w:sz w:val="18"/>
+              </w:rPr>
+              <w:t>音量基线 ↔ 压力</w:t>
+            </w:r>
+          </w:p>
+        </w:tc>
+        <w:tc>
+          <w:tcPr>
+            <w:tcW w:type="dxa" w:w="2160"/>
+          </w:tcPr>
+          <w:p>
+            <w:r>
+              <w:rPr>
+                <w:rFonts w:ascii="微软雅黑" w:hAnsi="微软雅黑" w:eastAsia="微软雅黑"/>
+                <w:sz w:val="18"/>
+              </w:rPr>
+              <w:t>环境层</w:t>
+            </w:r>
+          </w:p>
+        </w:tc>
+        <w:tc>
+          <w:tcPr>
+            <w:tcW w:type="dxa" w:w="2160"/>
+          </w:tcPr>
+          <w:p>
+            <w:r>
+              <w:rPr>
+                <w:rFonts w:ascii="微软雅黑" w:hAnsi="微软雅黑" w:eastAsia="微软雅黑"/>
+                <w:sz w:val="18"/>
+              </w:rPr>
+              <w:t>两者互相牵动：压力低 → chat 的「压力 ≥70 时 ×0.5」不生效 → 聊天更活跃 → 音量升高（实测调低压力后，音量从 75 被顶回 86~88）</w:t>
+            </w:r>
+          </w:p>
+        </w:tc>
+        <w:tc>
+          <w:tcPr>
+            <w:tcW w:type="dxa" w:w="2160"/>
+          </w:tcPr>
+          <w:p>
+            <w:r>
+              <w:rPr>
+                <w:rFonts w:ascii="微软雅黑" w:hAnsi="微软雅黑" w:eastAsia="微软雅黑"/>
+                <w:sz w:val="18"/>
+              </w:rPr>
+              <w:t>✗ 耦合</w:t>
             </w:r>
           </w:p>
         </w:tc>
@@ -14162,13 +14278,34 @@
           <w:rFonts w:ascii="微软雅黑" w:hAnsi="微软雅黑" w:eastAsia="微软雅黑"/>
           <w:b/>
         </w:rPr>
-        <w:t>默认 `stress_k = 0`（只观测、不生效）</w:t>
+        <w:t>当前默认 `stress_k = 0` 与 `deviance_k = 0`（机制保留、只观测不生效）</w:t>
       </w:r>
       <w:r>
         <w:rPr>
           <w:rFonts w:ascii="微软雅黑" w:hAnsi="微软雅黑" w:eastAsia="微软雅黑"/>
         </w:rPr>
         <w:t>：</w:t>
+      </w:r>
+    </w:p>
+    <w:p>
+      <w:r>
+        <w:rPr>
+          <w:rFonts w:ascii="微软雅黑" w:hAnsi="微软雅黑" w:eastAsia="微软雅黑"/>
+        </w:rPr>
+        <w:t>· 音量</w:t>
+      </w:r>
+      <w:r>
+        <w:rPr>
+          <w:rFonts w:ascii="微软雅黑" w:hAnsi="微软雅黑" w:eastAsia="微软雅黑"/>
+          <w:b/>
+        </w:rPr>
+        <w:t>长期饱和在 ~98</w:t>
+      </w:r>
+      <w:r>
+        <w:rPr>
+          <w:rFonts w:ascii="微软雅黑" w:hAnsi="微软雅黑" w:eastAsia="微软雅黑"/>
+        </w:rPr>
+        <w:t>（</w:t>
       </w:r>
       <w:r>
         <w:rPr>
@@ -14182,49 +14319,28 @@
         <w:rPr>
           <w:rFonts w:ascii="微软雅黑" w:hAnsi="微软雅黑" w:eastAsia="微软雅黑"/>
         </w:rPr>
-        <w:t xml:space="preserve"> 作为环境类行为触发偏频（每 tick 6%、持续 30 tick），</w:t>
-      </w:r>
-    </w:p>
-    <w:p>
-      <w:r>
-        <w:rPr>
-          <w:rFonts w:ascii="微软雅黑" w:hAnsi="微软雅黑" w:eastAsia="微软雅黑"/>
-        </w:rPr>
-        <w:t>实测</w:t>
+        <w:t xml:space="preserve"> 每 tick 6% × 持续 30 tick → 实测同时约 17 人在聊，全班都在聊，不现实）；</w:t>
+      </w:r>
+    </w:p>
+    <w:p>
+      <w:r>
+        <w:rPr>
+          <w:rFonts w:ascii="微软雅黑" w:hAnsi="微软雅黑" w:eastAsia="微软雅黑"/>
+        </w:rPr>
+        <w:t xml:space="preserve">· </w:t>
       </w:r>
       <w:r>
         <w:rPr>
           <w:rFonts w:ascii="微软雅黑" w:hAnsi="微软雅黑" w:eastAsia="微软雅黑"/>
           <w:b/>
         </w:rPr>
-        <w:t>同时约 17 人在聊</w:t>
-      </w:r>
-      <w:r>
-        <w:rPr>
-          <w:rFonts w:ascii="微软雅黑" w:hAnsi="微软雅黑" w:eastAsia="微软雅黑"/>
-        </w:rPr>
-        <w:t xml:space="preserve"> → 音量长期饱和在 ~98，失去「安静段 vs 吵闹段」的对比。</w:t>
-      </w:r>
-    </w:p>
-    <w:p>
-      <w:r>
-        <w:rPr>
-          <w:rFonts w:ascii="微软雅黑" w:hAnsi="微软雅黑" w:eastAsia="微软雅黑"/>
-        </w:rPr>
-        <w:t>要让它真正工作，需要</w:t>
-      </w:r>
-      <w:r>
-        <w:rPr>
-          <w:rFonts w:ascii="微软雅黑" w:hAnsi="微软雅黑" w:eastAsia="微软雅黑"/>
-          <w:b/>
-        </w:rPr>
-        <w:t>与行为频率一起标定</w:t>
-      </w:r>
-      <w:r>
-        <w:rPr>
-          <w:rFonts w:ascii="微软雅黑" w:hAnsi="微软雅黑" w:eastAsia="微软雅黑"/>
-        </w:rPr>
-        <w:t xml:space="preserve"> —— 注意改 </w:t>
+        <w:t>专项标定轮已尝试过并记录结论</w:t>
+      </w:r>
+      <w:r>
+        <w:rPr>
+          <w:rFonts w:ascii="微软雅黑" w:hAnsi="微软雅黑" w:eastAsia="微软雅黑"/>
+        </w:rPr>
+        <w:t xml:space="preserve">（把 </w:t>
       </w:r>
       <w:r>
         <w:rPr>
@@ -14238,7 +14354,217 @@
         <w:rPr>
           <w:rFonts w:ascii="微软雅黑" w:hAnsi="微软雅黑" w:eastAsia="微软雅黑"/>
         </w:rPr>
-        <w:t xml:space="preserve"> 频率会同时影响好感标定（见 §3.4.1 耦合表）；</w:t>
+        <w:t>/</w:t>
+      </w:r>
+      <w:r>
+        <w:rPr>
+          <w:rFonts w:ascii="Consolas" w:hAnsi="Consolas" w:eastAsia="Consolas"/>
+          <w:color w:val="B03030"/>
+          <w:sz w:val="18"/>
+        </w:rPr>
+        <w:t>tease</w:t>
+      </w:r>
+      <w:r>
+        <w:rPr>
+          <w:rFonts w:ascii="微软雅黑" w:hAnsi="微软雅黑" w:eastAsia="微软雅黑"/>
+        </w:rPr>
+        <w:t>/</w:t>
+      </w:r>
+      <w:r>
+        <w:rPr>
+          <w:rFonts w:ascii="Consolas" w:hAnsi="Consolas" w:eastAsia="Consolas"/>
+          <w:color w:val="B03030"/>
+          <w:sz w:val="18"/>
+        </w:rPr>
+        <w:t>roughhouse</w:t>
+      </w:r>
+      <w:r>
+        <w:rPr>
+          <w:rFonts w:ascii="微软雅黑" w:hAnsi="微软雅黑" w:eastAsia="微软雅黑"/>
+        </w:rPr>
+        <w:t xml:space="preserve"> 频率降到 1/8，</w:t>
+      </w:r>
+      <w:r>
+        <w:rPr>
+          <w:rFonts w:ascii="微软雅黑" w:hAnsi="微软雅黑" w:eastAsia="微软雅黑"/>
+          <w:b/>
+        </w:rPr>
+        <w:t>音量确实出现了起伏：50.3 ~ 91.8，低段首次可见</w:t>
+      </w:r>
+      <w:r>
+        <w:rPr>
+          <w:rFonts w:ascii="微软雅黑" w:hAnsi="微软雅黑" w:eastAsia="微软雅黑"/>
+        </w:rPr>
+        <w:t>），但代价是四项指标崩坏（</w:t>
+      </w:r>
+      <w:r>
+        <w:rPr>
+          <w:rFonts w:ascii="微软雅黑" w:hAnsi="微软雅黑" w:eastAsia="微软雅黑"/>
+          <w:b/>
+        </w:rPr>
+        <w:t>爆发 21 → 82</w:t>
+      </w:r>
+      <w:r>
+        <w:rPr>
+          <w:rFonts w:ascii="微软雅黑" w:hAnsi="微软雅黑" w:eastAsia="微软雅黑"/>
+        </w:rPr>
+        <w:t xml:space="preserve">）——根因是 </w:t>
+      </w:r>
+      <w:r>
+        <w:rPr>
+          <w:rFonts w:ascii="Consolas" w:hAnsi="Consolas" w:eastAsia="Consolas"/>
+          <w:color w:val="B03030"/>
+          <w:sz w:val="18"/>
+        </w:rPr>
+        <w:t>chat</w:t>
+      </w:r>
+      <w:r>
+        <w:rPr>
+          <w:rFonts w:ascii="微软雅黑" w:hAnsi="微软雅黑" w:eastAsia="微软雅黑"/>
+        </w:rPr>
+        <w:t xml:space="preserve"> </w:t>
+      </w:r>
+      <w:r>
+        <w:rPr>
+          <w:rFonts w:ascii="微软雅黑" w:hAnsi="微软雅黑" w:eastAsia="微软雅黑"/>
+          <w:b/>
+        </w:rPr>
+        <w:t>一身两职</w:t>
+      </w:r>
+      <w:r>
+        <w:rPr>
+          <w:rFonts w:ascii="微软雅黑" w:hAnsi="微软雅黑" w:eastAsia="微软雅黑"/>
+        </w:rPr>
+        <w:t>（见 §3.4.1 耦合表：它既是好感来源，又是减压来源）；</w:t>
+      </w:r>
+    </w:p>
+    <w:p>
+      <w:r>
+        <w:rPr>
+          <w:rFonts w:ascii="微软雅黑" w:hAnsi="微软雅黑" w:eastAsia="微软雅黑"/>
+        </w:rPr>
+        <w:t xml:space="preserve">· </w:t>
+      </w:r>
+      <w:r>
+        <w:rPr>
+          <w:rFonts w:ascii="微软雅黑" w:hAnsi="微软雅黑" w:eastAsia="微软雅黑"/>
+          <w:b/>
+        </w:rPr>
+        <w:t>结论</w:t>
+      </w:r>
+      <w:r>
+        <w:rPr>
+          <w:rFonts w:ascii="微软雅黑" w:hAnsi="微软雅黑" w:eastAsia="微软雅黑"/>
+        </w:rPr>
+        <w:t>：音量起伏与四项指标</w:t>
+      </w:r>
+      <w:r>
+        <w:rPr>
+          <w:rFonts w:ascii="微软雅黑" w:hAnsi="微软雅黑" w:eastAsia="微软雅黑"/>
+          <w:b/>
+        </w:rPr>
+        <w:t>不能分两轮调</w:t>
+      </w:r>
+      <w:r>
+        <w:rPr>
+          <w:rFonts w:ascii="微软雅黑" w:hAnsi="微软雅黑" w:eastAsia="微软雅黑"/>
+        </w:rPr>
+        <w:t>，必须做一次</w:t>
+      </w:r>
+      <w:r>
+        <w:rPr>
+          <w:rFonts w:ascii="微软雅黑" w:hAnsi="微软雅黑" w:eastAsia="微软雅黑"/>
+          <w:b/>
+        </w:rPr>
+        <w:t>联合标定</w:t>
+      </w:r>
+      <w:r>
+        <w:rPr>
+          <w:rFonts w:ascii="微软雅黑" w:hAnsi="微软雅黑" w:eastAsia="微软雅黑"/>
+        </w:rPr>
+        <w:t xml:space="preserve">（同时考虑 </w:t>
+      </w:r>
+      <w:r>
+        <w:rPr>
+          <w:rFonts w:ascii="Consolas" w:hAnsi="Consolas" w:eastAsia="Consolas"/>
+          <w:color w:val="B03030"/>
+          <w:sz w:val="18"/>
+        </w:rPr>
+        <w:t>chat</w:t>
+      </w:r>
+      <w:r>
+        <w:rPr>
+          <w:rFonts w:ascii="微软雅黑" w:hAnsi="微软雅黑" w:eastAsia="微软雅黑"/>
+        </w:rPr>
+        <w:t xml:space="preserve"> 频率、</w:t>
+      </w:r>
+      <w:r>
+        <w:rPr>
+          <w:rFonts w:ascii="Consolas" w:hAnsi="Consolas" w:eastAsia="Consolas"/>
+          <w:color w:val="B03030"/>
+          <w:sz w:val="18"/>
+        </w:rPr>
+        <w:t>interrupted_stress</w:t>
+      </w:r>
+      <w:r>
+        <w:rPr>
+          <w:rFonts w:ascii="微软雅黑" w:hAnsi="微软雅黑" w:eastAsia="微软雅黑"/>
+        </w:rPr>
+        <w:t>、</w:t>
+      </w:r>
+      <w:r>
+        <w:rPr>
+          <w:rFonts w:ascii="Consolas" w:hAnsi="Consolas" w:eastAsia="Consolas"/>
+          <w:color w:val="B03030"/>
+          <w:sz w:val="18"/>
+        </w:rPr>
+        <w:t>retain_s</w:t>
+      </w:r>
+      <w:r>
+        <w:rPr>
+          <w:rFonts w:ascii="微软雅黑" w:hAnsi="微软雅黑" w:eastAsia="微软雅黑"/>
+        </w:rPr>
+        <w:t>、</w:t>
+      </w:r>
+      <w:r>
+        <w:rPr>
+          <w:rFonts w:ascii="Consolas" w:hAnsi="Consolas" w:eastAsia="Consolas"/>
+          <w:color w:val="B03030"/>
+          <w:sz w:val="18"/>
+        </w:rPr>
+        <w:t>decay_a_*</w:t>
+      </w:r>
+      <w:r>
+        <w:rPr>
+          <w:rFonts w:ascii="微软雅黑" w:hAnsi="微软雅黑" w:eastAsia="微软雅黑"/>
+        </w:rPr>
+        <w:t xml:space="preserve"> 与两个环境压力系数）。当前已</w:t>
+      </w:r>
+      <w:r>
+        <w:rPr>
+          <w:rFonts w:ascii="微软雅黑" w:hAnsi="微软雅黑" w:eastAsia="微软雅黑"/>
+          <w:b/>
+        </w:rPr>
+        <w:t>还原到四项达标的状态</w:t>
+      </w:r>
+      <w:r>
+        <w:rPr>
+          <w:rFonts w:ascii="微软雅黑" w:hAnsi="微软雅黑" w:eastAsia="微软雅黑"/>
+        </w:rPr>
+        <w:t>，音量的「起伏」作为</w:t>
+      </w:r>
+      <w:r>
+        <w:rPr>
+          <w:rFonts w:ascii="微软雅黑" w:hAnsi="微软雅黑" w:eastAsia="微软雅黑"/>
+          <w:b/>
+        </w:rPr>
+        <w:t>已知待标定项</w:t>
+      </w:r>
+      <w:r>
+        <w:rPr>
+          <w:rFonts w:ascii="微软雅黑" w:hAnsi="微软雅黑" w:eastAsia="微软雅黑"/>
+        </w:rPr>
+        <w:t>保留；</w:t>
       </w:r>
     </w:p>
     <w:p>

--- a/docs/export/下课十分钟-游戏策划案-v3.1.docx
+++ b/docs/export/下课十分钟-游戏策划案-v3.1.docx
@@ -14004,6 +14004,447 @@
       </w:r>
     </w:p>
     <w:p>
+      <w:pPr>
+        <w:pStyle w:val="Heading3"/>
+      </w:pPr>
+      <w:r>
+        <w:t>音量影响值的规格（0–3 常规 / 4–5 特殊）</w:t>
+      </w:r>
+    </w:p>
+    <w:p>
+      <w:r>
+        <w:rPr>
+          <w:rFonts w:ascii="微软雅黑" w:hAnsi="微软雅黑" w:eastAsia="微软雅黑"/>
+        </w:rPr>
+        <w:t xml:space="preserve">与 </w:t>
+      </w:r>
+      <w:r>
+        <w:rPr>
+          <w:rFonts w:ascii="Consolas" w:hAnsi="Consolas" w:eastAsia="Consolas"/>
+          <w:color w:val="B03030"/>
+          <w:sz w:val="18"/>
+        </w:rPr>
+        <w:t>base</w:t>
+      </w:r>
+      <w:r>
+        <w:rPr>
+          <w:rFonts w:ascii="微软雅黑" w:hAnsi="微软雅黑" w:eastAsia="微软雅黑"/>
+        </w:rPr>
+        <w:t xml:space="preserve"> 铁律</w:t>
+      </w:r>
+      <w:r>
+        <w:rPr>
+          <w:rFonts w:ascii="微软雅黑" w:hAnsi="微软雅黑" w:eastAsia="微软雅黑"/>
+          <w:b/>
+        </w:rPr>
+        <w:t>同构</w:t>
+      </w:r>
+      <w:r>
+        <w:rPr>
+          <w:rFonts w:ascii="微软雅黑" w:hAnsi="微软雅黑" w:eastAsia="微软雅黑"/>
+        </w:rPr>
+        <w:t>，但</w:t>
+      </w:r>
+      <w:r>
+        <w:rPr>
+          <w:rFonts w:ascii="微软雅黑" w:hAnsi="微软雅黑" w:eastAsia="微软雅黑"/>
+          <w:b/>
+        </w:rPr>
+        <w:t>下限可为 0</w:t>
+      </w:r>
+      <w:r>
+        <w:rPr>
+          <w:rFonts w:ascii="微软雅黑" w:hAnsi="微软雅黑" w:eastAsia="微软雅黑"/>
+        </w:rPr>
+        <w:t>：</w:t>
+      </w:r>
+    </w:p>
+    <w:tbl>
+      <w:tblPr>
+        <w:tblStyle w:val="TableGrid"/>
+        <w:tblW w:type="auto" w:w="0"/>
+        <w:tblLook w:firstColumn="1" w:firstRow="1" w:lastColumn="0" w:lastRow="0" w:noHBand="0" w:noVBand="1" w:val="04A0"/>
+      </w:tblPr>
+      <w:tblGrid>
+        <w:gridCol w:w="2160"/>
+        <w:gridCol w:w="2160"/>
+        <w:gridCol w:w="2160"/>
+        <w:gridCol w:w="2160"/>
+      </w:tblGrid>
+      <w:tr>
+        <w:tc>
+          <w:tcPr>
+            <w:tcW w:type="dxa" w:w="2160"/>
+          </w:tcPr>
+          <w:p>
+            <w:r>
+              <w:rPr>
+                <w:rFonts w:ascii="微软雅黑" w:hAnsi="微软雅黑" w:eastAsia="微软雅黑"/>
+                <w:b/>
+                <w:sz w:val="18"/>
+              </w:rPr>
+              <w:t>档</w:t>
+            </w:r>
+          </w:p>
+        </w:tc>
+        <w:tc>
+          <w:tcPr>
+            <w:tcW w:type="dxa" w:w="2160"/>
+          </w:tcPr>
+          <w:p>
+            <w:r>
+              <w:rPr>
+                <w:rFonts w:ascii="微软雅黑" w:hAnsi="微软雅黑" w:eastAsia="微软雅黑"/>
+                <w:b/>
+                <w:sz w:val="18"/>
+              </w:rPr>
+              <w:t>取值</w:t>
+            </w:r>
+          </w:p>
+        </w:tc>
+        <w:tc>
+          <w:tcPr>
+            <w:tcW w:type="dxa" w:w="2160"/>
+          </w:tcPr>
+          <w:p>
+            <w:r>
+              <w:rPr>
+                <w:rFonts w:ascii="微软雅黑" w:hAnsi="微软雅黑" w:eastAsia="微软雅黑"/>
+                <w:b/>
+                <w:sz w:val="18"/>
+              </w:rPr>
+              <w:t>含义</w:t>
+            </w:r>
+          </w:p>
+        </w:tc>
+        <w:tc>
+          <w:tcPr>
+            <w:tcW w:type="dxa" w:w="2160"/>
+          </w:tcPr>
+          <w:p>
+            <w:r>
+              <w:rPr>
+                <w:rFonts w:ascii="微软雅黑" w:hAnsi="微软雅黑" w:eastAsia="微软雅黑"/>
+                <w:b/>
+                <w:sz w:val="18"/>
+              </w:rPr>
+              <w:t>例</w:t>
+            </w:r>
+          </w:p>
+        </w:tc>
+      </w:tr>
+      <w:tr>
+        <w:tc>
+          <w:tcPr>
+            <w:tcW w:type="dxa" w:w="2160"/>
+          </w:tcPr>
+          <w:p>
+            <w:r>
+              <w:rPr>
+                <w:rFonts w:ascii="微软雅黑" w:hAnsi="微软雅黑" w:eastAsia="微软雅黑"/>
+                <w:sz w:val="18"/>
+              </w:rPr>
+              <w:t>无声</w:t>
+            </w:r>
+          </w:p>
+        </w:tc>
+        <w:tc>
+          <w:tcPr>
+            <w:tcW w:type="dxa" w:w="2160"/>
+          </w:tcPr>
+          <w:p>
+            <w:r>
+              <w:rPr>
+                <w:rFonts w:ascii="微软雅黑" w:hAnsi="微软雅黑" w:eastAsia="微软雅黑"/>
+                <w:sz w:val="18"/>
+              </w:rPr>
+              <w:t>0</w:t>
+            </w:r>
+          </w:p>
+        </w:tc>
+        <w:tc>
+          <w:tcPr>
+            <w:tcW w:type="dxa" w:w="2160"/>
+          </w:tcPr>
+          <w:p>
+            <w:r>
+              <w:rPr>
+                <w:rFonts w:ascii="微软雅黑" w:hAnsi="微软雅黑" w:eastAsia="微软雅黑"/>
+                <w:sz w:val="18"/>
+              </w:rPr>
+              <w:t>物理上不产生声音</w:t>
+            </w:r>
+          </w:p>
+        </w:tc>
+        <w:tc>
+          <w:tcPr>
+            <w:tcW w:type="dxa" w:w="2160"/>
+          </w:tcPr>
+          <w:p>
+            <w:r>
+              <w:rPr>
+                <w:rFonts w:ascii="微软雅黑" w:hAnsi="微软雅黑" w:eastAsia="微软雅黑"/>
+                <w:sz w:val="18"/>
+              </w:rPr>
+              <w:t>窃听</w:t>
+            </w:r>
+          </w:p>
+        </w:tc>
+      </w:tr>
+      <w:tr>
+        <w:tc>
+          <w:tcPr>
+            <w:tcW w:type="dxa" w:w="2160"/>
+          </w:tcPr>
+          <w:p>
+            <w:r>
+              <w:rPr>
+                <w:rFonts w:ascii="微软雅黑" w:hAnsi="微软雅黑" w:eastAsia="微软雅黑"/>
+                <w:sz w:val="18"/>
+              </w:rPr>
+              <w:t>常规</w:t>
+            </w:r>
+          </w:p>
+        </w:tc>
+        <w:tc>
+          <w:tcPr>
+            <w:tcW w:type="dxa" w:w="2160"/>
+          </w:tcPr>
+          <w:p>
+            <w:r>
+              <w:rPr>
+                <w:rFonts w:ascii="微软雅黑" w:hAnsi="微软雅黑" w:eastAsia="微软雅黑"/>
+                <w:sz w:val="18"/>
+              </w:rPr>
+              <w:t>1–3</w:t>
+            </w:r>
+          </w:p>
+        </w:tc>
+        <w:tc>
+          <w:tcPr>
+            <w:tcW w:type="dxa" w:w="2160"/>
+          </w:tcPr>
+          <w:p>
+            <w:r>
+              <w:rPr>
+                <w:rFonts w:ascii="微软雅黑" w:hAnsi="微软雅黑" w:eastAsia="微软雅黑"/>
+                <w:sz w:val="18"/>
+              </w:rPr>
+              <w:t>日常行为的响度</w:t>
+            </w:r>
+          </w:p>
+        </w:tc>
+        <w:tc>
+          <w:tcPr>
+            <w:tcW w:type="dxa" w:w="2160"/>
+          </w:tcPr>
+          <w:p>
+            <w:r>
+              <w:rPr>
+                <w:rFonts w:ascii="微软雅黑" w:hAnsi="微软雅黑" w:eastAsia="微软雅黑"/>
+                <w:sz w:val="18"/>
+              </w:rPr>
+              <w:t>学习 1、走动 1、传纸条 1、告密 1、闲聊 2、搭话 2、当众调侃 3</w:t>
+            </w:r>
+          </w:p>
+        </w:tc>
+      </w:tr>
+      <w:tr>
+        <w:tc>
+          <w:tcPr>
+            <w:tcW w:type="dxa" w:w="2160"/>
+          </w:tcPr>
+          <w:p>
+            <w:r>
+              <w:rPr>
+                <w:rFonts w:ascii="微软雅黑" w:hAnsi="微软雅黑" w:eastAsia="微软雅黑"/>
+                <w:sz w:val="18"/>
+              </w:rPr>
+              <w:t>特殊</w:t>
+            </w:r>
+          </w:p>
+        </w:tc>
+        <w:tc>
+          <w:tcPr>
+            <w:tcW w:type="dxa" w:w="2160"/>
+          </w:tcPr>
+          <w:p>
+            <w:r>
+              <w:rPr>
+                <w:rFonts w:ascii="微软雅黑" w:hAnsi="微软雅黑" w:eastAsia="微软雅黑"/>
+                <w:sz w:val="18"/>
+              </w:rPr>
+              <w:t>4–5</w:t>
+            </w:r>
+          </w:p>
+        </w:tc>
+        <w:tc>
+          <w:tcPr>
+            <w:tcW w:type="dxa" w:w="2160"/>
+          </w:tcPr>
+          <w:p>
+            <w:r>
+              <w:rPr>
+                <w:rFonts w:ascii="微软雅黑" w:hAnsi="微软雅黑" w:eastAsia="微软雅黑"/>
+                <w:sz w:val="18"/>
+              </w:rPr>
+              <w:t>很大的声音</w:t>
+            </w:r>
+          </w:p>
+        </w:tc>
+        <w:tc>
+          <w:tcPr>
+            <w:tcW w:type="dxa" w:w="2160"/>
+          </w:tcPr>
+          <w:p>
+            <w:r>
+              <w:rPr>
+                <w:rFonts w:ascii="微软雅黑" w:hAnsi="微软雅黑" w:eastAsia="微软雅黑"/>
+                <w:sz w:val="18"/>
+              </w:rPr>
+              <w:t>追逐打闹 5</w:t>
+            </w:r>
+          </w:p>
+        </w:tc>
+      </w:tr>
+    </w:tbl>
+    <w:p/>
+    <w:p>
+      <w:r>
+        <w:rPr>
+          <w:rFonts w:ascii="微软雅黑" w:hAnsi="微软雅黑" w:eastAsia="微软雅黑"/>
+          <w:b/>
+        </w:rPr>
+        <w:t>定标原则：单人贡献必须小（因为人多）。</w:t>
+      </w:r>
+    </w:p>
+    <w:p>
+      <w:r>
+        <w:rPr>
+          <w:rFonts w:ascii="微软雅黑" w:hAnsi="微软雅黑" w:eastAsia="微软雅黑"/>
+        </w:rPr>
+        <w:t xml:space="preserve">全班 17 人都会发声 —— 若 </w:t>
+      </w:r>
+      <w:r>
+        <w:rPr>
+          <w:rFonts w:ascii="Consolas" w:hAnsi="Consolas" w:eastAsia="Consolas"/>
+          <w:color w:val="B03030"/>
+          <w:sz w:val="18"/>
+        </w:rPr>
+        <w:t>chat = 6</w:t>
+      </w:r>
+      <w:r>
+        <w:rPr>
+          <w:rFonts w:ascii="微软雅黑" w:hAnsi="微软雅黑" w:eastAsia="微软雅黑"/>
+        </w:rPr>
+        <w:t xml:space="preserve">，17 人全聊 = 102 </w:t>
+      </w:r>
+      <w:r>
+        <w:rPr>
+          <w:rFonts w:ascii="微软雅黑" w:hAnsi="微软雅黑" w:eastAsia="微软雅黑"/>
+          <w:b/>
+        </w:rPr>
+        <w:t>必然爆表</w:t>
+      </w:r>
+      <w:r>
+        <w:rPr>
+          <w:rFonts w:ascii="微软雅黑" w:hAnsi="微软雅黑" w:eastAsia="微软雅黑"/>
+        </w:rPr>
+        <w:t>（这正是早期版本音量恒 100 的根因）；</w:t>
+      </w:r>
+    </w:p>
+    <w:p>
+      <w:r>
+        <w:rPr>
+          <w:rFonts w:ascii="微软雅黑" w:hAnsi="微软雅黑" w:eastAsia="微软雅黑"/>
+        </w:rPr>
+        <w:t xml:space="preserve">改 </w:t>
+      </w:r>
+      <w:r>
+        <w:rPr>
+          <w:rFonts w:ascii="Consolas" w:hAnsi="Consolas" w:eastAsia="Consolas"/>
+          <w:color w:val="B03030"/>
+          <w:sz w:val="18"/>
+        </w:rPr>
+        <w:t>chat = 2</w:t>
+      </w:r>
+      <w:r>
+        <w:rPr>
+          <w:rFonts w:ascii="微软雅黑" w:hAnsi="微软雅黑" w:eastAsia="微软雅黑"/>
+        </w:rPr>
+        <w:t xml:space="preserve"> 后：17 人全聊 = 34（不爆表），而 </w:t>
+      </w:r>
+      <w:r>
+        <w:rPr>
+          <w:rFonts w:ascii="微软雅黑" w:hAnsi="微软雅黑" w:eastAsia="微软雅黑"/>
+          <w:b/>
+        </w:rPr>
+        <w:t>10 人 = 20</w:t>
+      </w:r>
+      <w:r>
+        <w:rPr>
+          <w:rFonts w:ascii="微软雅黑" w:hAnsi="微软雅黑" w:eastAsia="微软雅黑"/>
+        </w:rPr>
+        <w:t xml:space="preserve"> 正是「开始吵」的位置。</w:t>
+      </w:r>
+    </w:p>
+    <w:p>
+      <w:r>
+        <w:rPr>
+          <w:rFonts w:ascii="微软雅黑" w:hAnsi="微软雅黑" w:eastAsia="微软雅黑"/>
+          <w:b/>
+        </w:rPr>
+        <w:t>阈值必须跟着降</w:t>
+      </w:r>
+      <w:r>
+        <w:rPr>
+          <w:rFonts w:ascii="微软雅黑" w:hAnsi="微软雅黑" w:eastAsia="微软雅黑"/>
+        </w:rPr>
+        <w:t>：60 需要 30 人才能达到，</w:t>
+      </w:r>
+      <w:r>
+        <w:rPr>
+          <w:rFonts w:ascii="微软雅黑" w:hAnsi="微软雅黑" w:eastAsia="微软雅黑"/>
+          <w:b/>
+        </w:rPr>
+        <w:t>永远触发不了</w:t>
+      </w:r>
+      <w:r>
+        <w:rPr>
+          <w:rFonts w:ascii="微软雅黑" w:hAnsi="微软雅黑" w:eastAsia="微软雅黑"/>
+        </w:rPr>
+        <w:t>；最终按</w:t>
+      </w:r>
+      <w:r>
+        <w:rPr>
+          <w:rFonts w:ascii="微软雅黑" w:hAnsi="微软雅黑" w:eastAsia="微软雅黑"/>
+          <w:b/>
+        </w:rPr>
+        <w:t>实测音量</w:t>
+      </w:r>
+      <w:r>
+        <w:rPr>
+          <w:rFonts w:ascii="微软雅黑" w:hAnsi="微软雅黑" w:eastAsia="微软雅黑"/>
+        </w:rPr>
+        <w:t xml:space="preserve">取 </w:t>
+      </w:r>
+      <w:r>
+        <w:rPr>
+          <w:rFonts w:ascii="微软雅黑" w:hAnsi="微软雅黑" w:eastAsia="微软雅黑"/>
+          <w:b/>
+        </w:rPr>
+        <w:t>36</w:t>
+      </w:r>
+    </w:p>
+    <w:p>
+      <w:r>
+        <w:rPr>
+          <w:rFonts w:ascii="微软雅黑" w:hAnsi="微软雅黑" w:eastAsia="微软雅黑"/>
+        </w:rPr>
+        <w:t>（课间 39.0 / 上课 34.1 —— 分界正在中间）。</w:t>
+      </w:r>
+    </w:p>
+    <w:p>
       <w:r>
         <w:rPr>
           <w:rFonts w:ascii="微软雅黑" w:hAnsi="微软雅黑" w:eastAsia="微软雅黑"/>
@@ -14222,7 +14663,7 @@
         <w:pStyle w:val="Heading3"/>
       </w:pPr>
       <w:r>
-        <w:t>当前状态（待标定）</w:t>
+        <w:t>当前状态（音量尺度已定标、压力效果待开启）</w:t>
       </w:r>
     </w:p>
     <w:p>

--- a/docs/export/下课十分钟-游戏策划案-v3.1.docx
+++ b/docs/export/下课十分钟-游戏策划案-v3.1.docx
@@ -14433,15 +14433,376 @@
           <w:rFonts w:ascii="微软雅黑" w:hAnsi="微软雅黑" w:eastAsia="微软雅黑"/>
           <w:b/>
         </w:rPr>
-        <w:t>36</w:t>
-      </w:r>
-    </w:p>
-    <w:p>
-      <w:r>
-        <w:rPr>
-          <w:rFonts w:ascii="微软雅黑" w:hAnsi="微软雅黑" w:eastAsia="微软雅黑"/>
-        </w:rPr>
-        <w:t>（课间 39.0 / 上课 34.1 —— 分界正在中间）。</w:t>
+        <w:t>20</w:t>
+      </w:r>
+    </w:p>
+    <w:p>
+      <w:r>
+        <w:rPr>
+          <w:rFonts w:ascii="微软雅黑" w:hAnsi="微软雅黑" w:eastAsia="微软雅黑"/>
+        </w:rPr>
+        <w:t>（课间 28.3 / 上课 18.7 —— 分界正在中间）。</w:t>
+      </w:r>
+    </w:p>
+    <w:p>
+      <w:pPr>
+        <w:pStyle w:val="Heading4"/>
+      </w:pPr>
+      <w:r>
+        <w:t>音量按「场」计，不按「人头」计</w:t>
+      </w:r>
+    </w:p>
+    <w:p>
+      <w:r>
+        <w:rPr>
+          <w:rFonts w:ascii="微软雅黑" w:hAnsi="微软雅黑" w:eastAsia="微软雅黑"/>
+          <w:b/>
+        </w:rPr>
+        <w:t>多一个人加入同一场对话，音量几乎不变</w:t>
+      </w:r>
+      <w:r>
+        <w:rPr>
+          <w:rFonts w:ascii="微软雅黑" w:hAnsi="微软雅黑" w:eastAsia="微软雅黑"/>
+        </w:rPr>
+        <w:t>（大家轮流说话，声音不叠加）；真正的吵闹来自</w:t>
+      </w:r>
+    </w:p>
+    <w:p>
+      <w:r>
+        <w:rPr>
+          <w:rFonts w:ascii="微软雅黑" w:hAnsi="微软雅黑" w:eastAsia="微软雅黑"/>
+        </w:rPr>
+        <w:t>「</w:t>
+      </w:r>
+      <w:r>
+        <w:rPr>
+          <w:rFonts w:ascii="微软雅黑" w:hAnsi="微软雅黑" w:eastAsia="微软雅黑"/>
+          <w:b/>
+        </w:rPr>
+        <w:t>多出好几摊人各自在聊</w:t>
+      </w:r>
+      <w:r>
+        <w:rPr>
+          <w:rFonts w:ascii="微软雅黑" w:hAnsi="微软雅黑" w:eastAsia="微软雅黑"/>
+        </w:rPr>
+        <w:t>」。所以同一场闲聊只有</w:t>
+      </w:r>
+      <w:r>
+        <w:rPr>
+          <w:rFonts w:ascii="微软雅黑" w:hAnsi="微软雅黑" w:eastAsia="微软雅黑"/>
+          <w:b/>
+        </w:rPr>
+        <w:t>一个声源</w:t>
+      </w:r>
+      <w:r>
+        <w:rPr>
+          <w:rFonts w:ascii="微软雅黑" w:hAnsi="微软雅黑" w:eastAsia="微软雅黑"/>
+        </w:rPr>
+        <w:t>（发起者计入，加入者与被搭话者不计）：</w:t>
+      </w:r>
+    </w:p>
+    <w:tbl>
+      <w:tblPr>
+        <w:tblStyle w:val="TableGrid"/>
+        <w:tblW w:type="auto" w:w="0"/>
+        <w:tblLook w:firstColumn="1" w:firstRow="1" w:lastColumn="0" w:lastRow="0" w:noHBand="0" w:noVBand="1" w:val="04A0"/>
+      </w:tblPr>
+      <w:tblGrid>
+        <w:gridCol w:w="2880"/>
+        <w:gridCol w:w="2880"/>
+        <w:gridCol w:w="2880"/>
+      </w:tblGrid>
+      <w:tr>
+        <w:tc>
+          <w:tcPr>
+            <w:tcW w:type="dxa" w:w="2880"/>
+          </w:tcPr>
+          <w:p>
+            <w:r>
+              <w:rPr>
+                <w:rFonts w:ascii="微软雅黑" w:hAnsi="微软雅黑" w:eastAsia="微软雅黑"/>
+                <w:b/>
+                <w:sz w:val="18"/>
+              </w:rPr>
+              <w:t>情形</w:t>
+            </w:r>
+          </w:p>
+        </w:tc>
+        <w:tc>
+          <w:tcPr>
+            <w:tcW w:type="dxa" w:w="2880"/>
+          </w:tcPr>
+          <w:p>
+            <w:r>
+              <w:rPr>
+                <w:rFonts w:ascii="微软雅黑" w:hAnsi="微软雅黑" w:eastAsia="微软雅黑"/>
+                <w:b/>
+                <w:sz w:val="18"/>
+              </w:rPr>
+              <w:t>按「场」（正确）</w:t>
+            </w:r>
+          </w:p>
+        </w:tc>
+        <w:tc>
+          <w:tcPr>
+            <w:tcW w:type="dxa" w:w="2880"/>
+          </w:tcPr>
+          <w:p>
+            <w:r>
+              <w:rPr>
+                <w:rFonts w:ascii="微软雅黑" w:hAnsi="微软雅黑" w:eastAsia="微软雅黑"/>
+                <w:b/>
+                <w:sz w:val="18"/>
+              </w:rPr>
+              <w:t>按「人头」（错误）</w:t>
+            </w:r>
+          </w:p>
+        </w:tc>
+      </w:tr>
+      <w:tr>
+        <w:tc>
+          <w:tcPr>
+            <w:tcW w:type="dxa" w:w="2880"/>
+          </w:tcPr>
+          <w:p>
+            <w:r>
+              <w:rPr>
+                <w:rFonts w:ascii="微软雅黑" w:hAnsi="微软雅黑" w:eastAsia="微软雅黑"/>
+                <w:sz w:val="18"/>
+              </w:rPr>
+              <w:t>2 人同一场聊</w:t>
+            </w:r>
+          </w:p>
+        </w:tc>
+        <w:tc>
+          <w:tcPr>
+            <w:tcW w:type="dxa" w:w="2880"/>
+          </w:tcPr>
+          <w:p>
+            <w:r>
+              <w:rPr>
+                <w:rFonts w:ascii="微软雅黑" w:hAnsi="微软雅黑" w:eastAsia="微软雅黑"/>
+                <w:sz w:val="18"/>
+              </w:rPr>
+              <w:t>2</w:t>
+            </w:r>
+          </w:p>
+        </w:tc>
+        <w:tc>
+          <w:tcPr>
+            <w:tcW w:type="dxa" w:w="2880"/>
+          </w:tcPr>
+          <w:p>
+            <w:r>
+              <w:rPr>
+                <w:rFonts w:ascii="微软雅黑" w:hAnsi="微软雅黑" w:eastAsia="微软雅黑"/>
+                <w:sz w:val="18"/>
+              </w:rPr>
+              <w:t>4</w:t>
+            </w:r>
+          </w:p>
+        </w:tc>
+      </w:tr>
+      <w:tr>
+        <w:tc>
+          <w:tcPr>
+            <w:tcW w:type="dxa" w:w="2880"/>
+          </w:tcPr>
+          <w:p>
+            <w:r>
+              <w:rPr>
+                <w:rFonts w:ascii="微软雅黑" w:hAnsi="微软雅黑" w:eastAsia="微软雅黑"/>
+                <w:sz w:val="18"/>
+              </w:rPr>
+              <w:t>3 人同一场聊</w:t>
+            </w:r>
+          </w:p>
+        </w:tc>
+        <w:tc>
+          <w:tcPr>
+            <w:tcW w:type="dxa" w:w="2880"/>
+          </w:tcPr>
+          <w:p>
+            <w:r>
+              <w:rPr>
+                <w:rFonts w:ascii="微软雅黑" w:hAnsi="微软雅黑" w:eastAsia="微软雅黑"/>
+                <w:sz w:val="18"/>
+              </w:rPr>
+              <w:t>2（与 2 人相同 ✓）</w:t>
+            </w:r>
+          </w:p>
+        </w:tc>
+        <w:tc>
+          <w:tcPr>
+            <w:tcW w:type="dxa" w:w="2880"/>
+          </w:tcPr>
+          <w:p>
+            <w:r>
+              <w:rPr>
+                <w:rFonts w:ascii="微软雅黑" w:hAnsi="微软雅黑" w:eastAsia="微软雅黑"/>
+                <w:sz w:val="18"/>
+              </w:rPr>
+              <w:t>6</w:t>
+            </w:r>
+          </w:p>
+        </w:tc>
+      </w:tr>
+      <w:tr>
+        <w:tc>
+          <w:tcPr>
+            <w:tcW w:type="dxa" w:w="2880"/>
+          </w:tcPr>
+          <w:p>
+            <w:r>
+              <w:rPr>
+                <w:rFonts w:ascii="微软雅黑" w:hAnsi="微软雅黑" w:eastAsia="微软雅黑"/>
+                <w:sz w:val="18"/>
+              </w:rPr>
+              <w:t>两摊各 2 人</w:t>
+            </w:r>
+          </w:p>
+        </w:tc>
+        <w:tc>
+          <w:tcPr>
+            <w:tcW w:type="dxa" w:w="2880"/>
+          </w:tcPr>
+          <w:p>
+            <w:r>
+              <w:rPr>
+                <w:rFonts w:ascii="微软雅黑" w:hAnsi="微软雅黑" w:eastAsia="微软雅黑"/>
+                <w:sz w:val="18"/>
+              </w:rPr>
+              <w:t>4（递增 ✓）</w:t>
+            </w:r>
+          </w:p>
+        </w:tc>
+        <w:tc>
+          <w:tcPr>
+            <w:tcW w:type="dxa" w:w="2880"/>
+          </w:tcPr>
+          <w:p>
+            <w:r>
+              <w:rPr>
+                <w:rFonts w:ascii="微软雅黑" w:hAnsi="微软雅黑" w:eastAsia="微软雅黑"/>
+                <w:sz w:val="18"/>
+              </w:rPr>
+              <w:t>8</w:t>
+            </w:r>
+          </w:p>
+        </w:tc>
+      </w:tr>
+    </w:tbl>
+    <w:p/>
+    <w:p>
+      <w:pPr>
+        <w:pStyle w:val="Heading4"/>
+      </w:pPr>
+      <w:r>
+        <w:t>音量的惯性 ≈ 5 秒</w:t>
+      </w:r>
+    </w:p>
+    <w:p>
+      <w:r>
+        <w:rPr>
+          <w:rFonts w:ascii="微软雅黑" w:hAnsi="微软雅黑" w:eastAsia="微软雅黑"/>
+        </w:rPr>
+        <w:t>声音不会一秒消失，但也不该停留太久。</w:t>
+      </w:r>
+      <w:r>
+        <w:rPr>
+          <w:rFonts w:ascii="Consolas" w:hAnsi="Consolas" w:eastAsia="Consolas"/>
+          <w:color w:val="B03030"/>
+          <w:sz w:val="18"/>
+        </w:rPr>
+        <w:t>adapt_rate = 0.8</w:t>
+      </w:r>
+      <w:r>
+        <w:rPr>
+          <w:rFonts w:ascii="微软雅黑" w:hAnsi="微软雅黑" w:eastAsia="微软雅黑"/>
+        </w:rPr>
+        <w:t xml:space="preserve">（1 tick 到 80%）≈ </w:t>
+      </w:r>
+      <w:r>
+        <w:rPr>
+          <w:rFonts w:ascii="微软雅黑" w:hAnsi="微软雅黑" w:eastAsia="微软雅黑"/>
+          <w:b/>
+        </w:rPr>
+        <w:t>5 秒</w:t>
+      </w:r>
+      <w:r>
+        <w:rPr>
+          <w:rFonts w:ascii="微软雅黑" w:hAnsi="微软雅黑" w:eastAsia="微软雅黑"/>
+        </w:rPr>
+        <w:t>。</w:t>
+      </w:r>
+    </w:p>
+    <w:p>
+      <w:r>
+        <w:rPr>
+          <w:rFonts w:ascii="微软雅黑" w:hAnsi="微软雅黑" w:eastAsia="微软雅黑"/>
+        </w:rPr>
+        <w:t xml:space="preserve">⚠️ </w:t>
+      </w:r>
+      <w:r>
+        <w:rPr>
+          <w:rFonts w:ascii="微软雅黑" w:hAnsi="微软雅黑" w:eastAsia="微软雅黑"/>
+          <w:b/>
+        </w:rPr>
+        <w:t>受 tick 粒度限制</w:t>
+      </w:r>
+      <w:r>
+        <w:rPr>
+          <w:rFonts w:ascii="微软雅黑" w:hAnsi="微软雅黑" w:eastAsia="微软雅黑"/>
+        </w:rPr>
+        <w:t>：课间 1 tick = 6 秒，所以「3–5 秒」在数值上</w:t>
+      </w:r>
+      <w:r>
+        <w:rPr>
+          <w:rFonts w:ascii="微软雅黑" w:hAnsi="微软雅黑" w:eastAsia="微软雅黑"/>
+          <w:b/>
+        </w:rPr>
+        <w:t>不到 1 tick</w:t>
+      </w:r>
+      <w:r>
+        <w:rPr>
+          <w:rFonts w:ascii="微软雅黑" w:hAnsi="微软雅黑" w:eastAsia="微软雅黑"/>
+        </w:rPr>
+        <w:t>，</w:t>
+      </w:r>
+    </w:p>
+    <w:p>
+      <w:r>
+        <w:rPr>
+          <w:rFonts w:ascii="微软雅黑" w:hAnsi="微软雅黑" w:eastAsia="微软雅黑"/>
+        </w:rPr>
+        <w:t xml:space="preserve">只能在 1 tick 内趋近 —— 早先的 </w:t>
+      </w:r>
+      <w:r>
+        <w:rPr>
+          <w:rFonts w:ascii="Consolas" w:hAnsi="Consolas" w:eastAsia="Consolas"/>
+          <w:color w:val="B03030"/>
+          <w:sz w:val="18"/>
+        </w:rPr>
+        <w:t>adapt_rate = 0.02</w:t>
+      </w:r>
+      <w:r>
+        <w:rPr>
+          <w:rFonts w:ascii="微软雅黑" w:hAnsi="微软雅黑" w:eastAsia="微软雅黑"/>
+        </w:rPr>
+        <w:t xml:space="preserve">（时间常数 50 tick = </w:t>
+      </w:r>
+      <w:r>
+        <w:rPr>
+          <w:rFonts w:ascii="微软雅黑" w:hAnsi="微软雅黑" w:eastAsia="微软雅黑"/>
+          <w:b/>
+        </w:rPr>
+        <w:t>5 分钟</w:t>
+      </w:r>
+      <w:r>
+        <w:rPr>
+          <w:rFonts w:ascii="微软雅黑" w:hAnsi="微软雅黑" w:eastAsia="微软雅黑"/>
+        </w:rPr>
+        <w:t>）明显过久。</w:t>
       </w:r>
     </w:p>
     <w:p>

--- a/docs/export/下课十分钟-游戏策划案-v3.1.docx
+++ b/docs/export/下课十分钟-游戏策划案-v3.1.docx
@@ -2368,6 +2368,121 @@
       </w:tr>
     </w:tbl>
     <w:p/>
+    <w:p>
+      <w:r>
+        <w:rPr>
+          <w:rFonts w:ascii="微软雅黑" w:hAnsi="微软雅黑" w:eastAsia="微软雅黑"/>
+          <w:b/>
+        </w:rPr>
+        <w:t>⚠️ 第四条（本会话反复踩的坑）：改了配置值，必须同步它的注释与文档引用。</w:t>
+      </w:r>
+    </w:p>
+    <w:p>
+      <w:r>
+        <w:rPr>
+          <w:rFonts w:ascii="Consolas" w:hAnsi="Consolas" w:eastAsia="Consolas"/>
+          <w:color w:val="B03030"/>
+          <w:sz w:val="18"/>
+        </w:rPr>
+        <w:t>data/</w:t>
+      </w:r>
+      <w:r>
+        <w:rPr>
+          <w:rFonts w:ascii="微软雅黑" w:hAnsi="微软雅黑" w:eastAsia="微软雅黑"/>
+        </w:rPr>
+        <w:t xml:space="preserve"> 各表的 </w:t>
+      </w:r>
+      <w:r>
+        <w:rPr>
+          <w:rFonts w:ascii="Consolas" w:hAnsi="Consolas" w:eastAsia="Consolas"/>
+          <w:color w:val="B03030"/>
+          <w:sz w:val="18"/>
+        </w:rPr>
+        <w:t>note</w:t>
+      </w:r>
+      <w:r>
+        <w:rPr>
+          <w:rFonts w:ascii="微软雅黑" w:hAnsi="微软雅黑" w:eastAsia="微软雅黑"/>
+        </w:rPr>
+        <w:t xml:space="preserve"> 列常写着「按实测 xxx 定」这类</w:t>
+      </w:r>
+      <w:r>
+        <w:rPr>
+          <w:rFonts w:ascii="微软雅黑" w:hAnsi="微软雅黑" w:eastAsia="微软雅黑"/>
+          <w:b/>
+        </w:rPr>
+        <w:t>具体数值</w:t>
+      </w:r>
+      <w:r>
+        <w:rPr>
+          <w:rFonts w:ascii="微软雅黑" w:hAnsi="微软雅黑" w:eastAsia="微软雅黑"/>
+        </w:rPr>
+        <w:t>，改了 value 却不改 note，</w:t>
+      </w:r>
+    </w:p>
+    <w:p>
+      <w:r>
+        <w:rPr>
+          <w:rFonts w:ascii="微软雅黑" w:hAnsi="微软雅黑" w:eastAsia="微软雅黑"/>
+        </w:rPr>
+        <w:t>下次就会照着过时的注释去判断（本会话已出现多次：</w:t>
+      </w:r>
+      <w:r>
+        <w:rPr>
+          <w:rFonts w:ascii="Consolas" w:hAnsi="Consolas" w:eastAsia="Consolas"/>
+          <w:color w:val="B03030"/>
+          <w:sz w:val="18"/>
+        </w:rPr>
+        <w:t>volume_threshold</w:t>
+      </w:r>
+      <w:r>
+        <w:rPr>
+          <w:rFonts w:ascii="微软雅黑" w:hAnsi="微软雅黑" w:eastAsia="微软雅黑"/>
+        </w:rPr>
+        <w:t xml:space="preserve"> 值改 20 而注释仍写 36；</w:t>
+      </w:r>
+      <w:r>
+        <w:rPr>
+          <w:rFonts w:ascii="Consolas" w:hAnsi="Consolas" w:eastAsia="Consolas"/>
+          <w:color w:val="B03030"/>
+          <w:sz w:val="18"/>
+        </w:rPr>
+        <w:t>behaviors.csv</w:t>
+      </w:r>
+      <w:r>
+        <w:rPr>
+          <w:rFonts w:ascii="微软雅黑" w:hAnsi="微软雅黑" w:eastAsia="微软雅黑"/>
+        </w:rPr>
+        <w:t xml:space="preserve"> 的 </w:t>
+      </w:r>
+      <w:r>
+        <w:rPr>
+          <w:rFonts w:ascii="Consolas" w:hAnsi="Consolas" w:eastAsia="Consolas"/>
+          <w:color w:val="B03030"/>
+          <w:sz w:val="18"/>
+        </w:rPr>
+        <w:t>noise</w:t>
+      </w:r>
+      <w:r>
+        <w:rPr>
+          <w:rFonts w:ascii="微软雅黑" w:hAnsi="微软雅黑" w:eastAsia="微软雅黑"/>
+        </w:rPr>
+        <w:t xml:space="preserve"> 值变更而文档表格未同步）。改完请</w:t>
+      </w:r>
+      <w:r>
+        <w:rPr>
+          <w:rFonts w:ascii="微软雅黑" w:hAnsi="微软雅黑" w:eastAsia="微软雅黑"/>
+          <w:b/>
+        </w:rPr>
+        <w:t>直接 grep 实际文件内容</w:t>
+      </w:r>
+      <w:r>
+        <w:rPr>
+          <w:rFonts w:ascii="微软雅黑" w:hAnsi="微软雅黑" w:eastAsia="微软雅黑"/>
+        </w:rPr>
+        <w:t>核对。</w:t>
+      </w:r>
+    </w:p>
     <w:p>
       <w:r>
         <w:rPr>

--- a/docs/export/下课十分钟-游戏策划案-v3.1.docx
+++ b/docs/export/下课十分钟-游戏策划案-v3.1.docx
@@ -28909,6 +28909,1541 @@
       </w:tr>
     </w:tbl>
     <w:p/>
+    <w:p>
+      <w:pPr>
+        <w:pStyle w:val="Heading2"/>
+      </w:pPr>
+      <w:r>
+        <w:t>18.9 实现与规格的差距清单（持续维护）</w:t>
+      </w:r>
+    </w:p>
+    <w:p>
+      <w:pPr>
+        <w:ind w:left="360"/>
+      </w:pPr>
+      <w:r>
+        <w:rPr>
+          <w:rFonts w:ascii="微软雅黑" w:hAnsi="微软雅黑" w:eastAsia="微软雅黑"/>
+          <w:b/>
+          <w:i/>
+        </w:rPr>
+        <w:t>为什么单列此节</w:t>
+      </w:r>
+      <w:r>
+        <w:rPr>
+          <w:rFonts w:ascii="微软雅黑" w:hAnsi="微软雅黑" w:eastAsia="微软雅黑"/>
+          <w:i/>
+        </w:rPr>
+        <w:t xml:space="preserve">：本会话反复出现同一类问题 —— </w:t>
+      </w:r>
+      <w:r>
+        <w:rPr>
+          <w:rFonts w:ascii="微软雅黑" w:hAnsi="微软雅黑" w:eastAsia="微软雅黑"/>
+          <w:b/>
+          <w:i/>
+        </w:rPr>
+        <w:t>规格已经写清楚，实现里却没有这一块</w:t>
+      </w:r>
+      <w:r>
+        <w:rPr>
+          <w:rFonts w:ascii="微软雅黑" w:hAnsi="微软雅黑" w:eastAsia="微软雅黑"/>
+          <w:i/>
+        </w:rPr>
+        <w:t xml:space="preserve"> （先后发现三处：① 行为耗时；② 信念初始偏差；③ 上课段相位禁令）。 每次都是"外面看规格是对的，只是实现漏了一段"。所以把差距</w:t>
+      </w:r>
+      <w:r>
+        <w:rPr>
+          <w:rFonts w:ascii="微软雅黑" w:hAnsi="微软雅黑" w:eastAsia="微软雅黑"/>
+          <w:b/>
+          <w:i/>
+        </w:rPr>
+        <w:t>显式列出来</w:t>
+      </w:r>
+      <w:r>
+        <w:rPr>
+          <w:rFonts w:ascii="微软雅黑" w:hAnsi="微软雅黑" w:eastAsia="微软雅黑"/>
+          <w:i/>
+        </w:rPr>
+        <w:t>， 让"未落实"变成</w:t>
+      </w:r>
+      <w:r>
+        <w:rPr>
+          <w:rFonts w:ascii="微软雅黑" w:hAnsi="微软雅黑" w:eastAsia="微软雅黑"/>
+          <w:b/>
+          <w:i/>
+        </w:rPr>
+        <w:t>可见</w:t>
+      </w:r>
+      <w:r>
+        <w:rPr>
+          <w:rFonts w:ascii="微软雅黑" w:hAnsi="微软雅黑" w:eastAsia="微软雅黑"/>
+          <w:i/>
+        </w:rPr>
+        <w:t>的，而不是要靠人去发现。</w:t>
+      </w:r>
+    </w:p>
+    <w:p>
+      <w:r>
+        <w:rPr>
+          <w:rFonts w:ascii="微软雅黑" w:hAnsi="微软雅黑" w:eastAsia="微软雅黑"/>
+          <w:b/>
+        </w:rPr>
+        <w:t>审查方法（可复现）</w:t>
+      </w:r>
+      <w:r>
+        <w:rPr>
+          <w:rFonts w:ascii="微软雅黑" w:hAnsi="微软雅黑" w:eastAsia="微软雅黑"/>
+        </w:rPr>
+        <w:t xml:space="preserve">：比对 </w:t>
+      </w:r>
+      <w:r>
+        <w:rPr>
+          <w:rFonts w:ascii="Consolas" w:hAnsi="Consolas" w:eastAsia="Consolas"/>
+          <w:color w:val="B03030"/>
+          <w:sz w:val="18"/>
+        </w:rPr>
+        <w:t>data/</w:t>
+      </w:r>
+      <w:r>
+        <w:rPr>
+          <w:rFonts w:ascii="微软雅黑" w:hAnsi="微软雅黑" w:eastAsia="微软雅黑"/>
+        </w:rPr>
+        <w:t xml:space="preserve"> 各表的每一项是否被 </w:t>
+      </w:r>
+      <w:r>
+        <w:rPr>
+          <w:rFonts w:ascii="Consolas" w:hAnsi="Consolas" w:eastAsia="Consolas"/>
+          <w:color w:val="B03030"/>
+          <w:sz w:val="18"/>
+        </w:rPr>
+        <w:t>scripts/</w:t>
+      </w:r>
+      <w:r>
+        <w:rPr>
+          <w:rFonts w:ascii="微软雅黑" w:hAnsi="微软雅黑" w:eastAsia="微软雅黑"/>
+        </w:rPr>
+        <w:t xml:space="preserve"> 引用、以及代码内是否还有硬编码数值。</w:t>
+      </w:r>
+    </w:p>
+    <w:p>
+      <w:r>
+        <w:rPr>
+          <w:rFonts w:ascii="微软雅黑" w:hAnsi="微软雅黑" w:eastAsia="微软雅黑"/>
+        </w:rPr>
+        <w:t>本次审查用一段脚本完成，结果是下面这张清单。</w:t>
+      </w:r>
+    </w:p>
+    <w:p>
+      <w:pPr>
+        <w:pStyle w:val="Heading3"/>
+      </w:pPr>
+      <w:r>
+        <w:t>尚未落实（按优先级）</w:t>
+      </w:r>
+    </w:p>
+    <w:tbl>
+      <w:tblPr>
+        <w:tblStyle w:val="TableGrid"/>
+        <w:tblW w:type="auto" w:w="0"/>
+        <w:tblLook w:firstColumn="1" w:firstRow="1" w:lastColumn="0" w:lastRow="0" w:noHBand="0" w:noVBand="1" w:val="04A0"/>
+      </w:tblPr>
+      <w:tblGrid>
+        <w:gridCol w:w="2160"/>
+        <w:gridCol w:w="2160"/>
+        <w:gridCol w:w="2160"/>
+        <w:gridCol w:w="2160"/>
+      </w:tblGrid>
+      <w:tr>
+        <w:tc>
+          <w:tcPr>
+            <w:tcW w:type="dxa" w:w="2160"/>
+          </w:tcPr>
+          <w:p>
+            <w:r>
+              <w:rPr>
+                <w:rFonts w:ascii="微软雅黑" w:hAnsi="微软雅黑" w:eastAsia="微软雅黑"/>
+                <w:b/>
+                <w:sz w:val="18"/>
+              </w:rPr>
+              <w:t>项</w:t>
+            </w:r>
+          </w:p>
+        </w:tc>
+        <w:tc>
+          <w:tcPr>
+            <w:tcW w:type="dxa" w:w="2160"/>
+          </w:tcPr>
+          <w:p>
+            <w:r>
+              <w:rPr>
+                <w:rFonts w:ascii="微软雅黑" w:hAnsi="微软雅黑" w:eastAsia="微软雅黑"/>
+                <w:b/>
+                <w:sz w:val="18"/>
+              </w:rPr>
+              <w:t>现状</w:t>
+            </w:r>
+          </w:p>
+        </w:tc>
+        <w:tc>
+          <w:tcPr>
+            <w:tcW w:type="dxa" w:w="2160"/>
+          </w:tcPr>
+          <w:p>
+            <w:r>
+              <w:rPr>
+                <w:rFonts w:ascii="微软雅黑" w:hAnsi="微软雅黑" w:eastAsia="微软雅黑"/>
+                <w:b/>
+                <w:sz w:val="18"/>
+              </w:rPr>
+              <w:t>影响</w:t>
+            </w:r>
+          </w:p>
+        </w:tc>
+        <w:tc>
+          <w:tcPr>
+            <w:tcW w:type="dxa" w:w="2160"/>
+          </w:tcPr>
+          <w:p>
+            <w:r>
+              <w:rPr>
+                <w:rFonts w:ascii="微软雅黑" w:hAnsi="微软雅黑" w:eastAsia="微软雅黑"/>
+                <w:b/>
+                <w:sz w:val="18"/>
+              </w:rPr>
+              <w:t>优先级</w:t>
+            </w:r>
+          </w:p>
+        </w:tc>
+      </w:tr>
+      <w:tr>
+        <w:tc>
+          <w:tcPr>
+            <w:tcW w:type="dxa" w:w="2160"/>
+          </w:tcPr>
+          <w:p>
+            <w:r>
+              <w:rPr>
+                <w:rFonts w:ascii="微软雅黑" w:hAnsi="微软雅黑" w:eastAsia="微软雅黑"/>
+                <w:sz w:val="18"/>
+              </w:rPr>
+              <w:t>tags.csv 的 tag_bias</w:t>
+            </w:r>
+          </w:p>
+        </w:tc>
+        <w:tc>
+          <w:tcPr>
+            <w:tcW w:type="dxa" w:w="2160"/>
+          </w:tcPr>
+          <w:p>
+            <w:r>
+              <w:rPr>
+                <w:rFonts w:ascii="微软雅黑" w:hAnsi="微软雅黑" w:eastAsia="微软雅黑"/>
+                <w:sz w:val="18"/>
+              </w:rPr>
+              <w:t>函数已实现，但尚未接入行为决策</w:t>
+            </w:r>
+          </w:p>
+        </w:tc>
+        <w:tc>
+          <w:tcPr>
+            <w:tcW w:type="dxa" w:w="2160"/>
+          </w:tcPr>
+          <w:p>
+            <w:r>
+              <w:rPr>
+                <w:rFonts w:ascii="微软雅黑" w:hAnsi="微软雅黑" w:eastAsia="微软雅黑"/>
+                <w:sz w:val="18"/>
+              </w:rPr>
+              <w:t>「爱学习」标签目前不影响行为选择（测过：study_bias = 0.50 可算出，但没人调用）</w:t>
+            </w:r>
+          </w:p>
+        </w:tc>
+        <w:tc>
+          <w:tcPr>
+            <w:tcW w:type="dxa" w:w="2160"/>
+          </w:tcPr>
+          <w:p>
+            <w:r>
+              <w:rPr>
+                <w:rFonts w:ascii="微软雅黑" w:hAnsi="微软雅黑" w:eastAsia="微软雅黑"/>
+                <w:sz w:val="18"/>
+              </w:rPr>
+              <w:t>P1</w:t>
+            </w:r>
+          </w:p>
+        </w:tc>
+      </w:tr>
+      <w:tr>
+        <w:tc>
+          <w:tcPr>
+            <w:tcW w:type="dxa" w:w="2160"/>
+          </w:tcPr>
+          <w:p>
+            <w:r>
+              <w:rPr>
+                <w:rFonts w:ascii="微软雅黑" w:hAnsi="微软雅黑" w:eastAsia="微软雅黑"/>
+                <w:sz w:val="18"/>
+              </w:rPr>
+              <w:t>belief.lambda_b（信念遗忘回归）</w:t>
+            </w:r>
+          </w:p>
+        </w:tc>
+        <w:tc>
+          <w:tcPr>
+            <w:tcW w:type="dxa" w:w="2160"/>
+          </w:tcPr>
+          <w:p>
+            <w:r>
+              <w:rPr>
+                <w:rFonts w:ascii="微软雅黑" w:hAnsi="微软雅黑" w:eastAsia="微软雅黑"/>
+                <w:sz w:val="18"/>
+              </w:rPr>
+              <w:t>未实现</w:t>
+            </w:r>
+          </w:p>
+        </w:tc>
+        <w:tc>
+          <w:tcPr>
+            <w:tcW w:type="dxa" w:w="2160"/>
+          </w:tcPr>
+          <w:p>
+            <w:r>
+              <w:rPr>
+                <w:rFonts w:ascii="微软雅黑" w:hAnsi="微软雅黑" w:eastAsia="微软雅黑"/>
+                <w:sz w:val="18"/>
+              </w:rPr>
+              <w:t>信念只学不忘，长期偏保守</w:t>
+            </w:r>
+          </w:p>
+        </w:tc>
+        <w:tc>
+          <w:tcPr>
+            <w:tcW w:type="dxa" w:w="2160"/>
+          </w:tcPr>
+          <w:p>
+            <w:r>
+              <w:rPr>
+                <w:rFonts w:ascii="微软雅黑" w:hAnsi="微软雅黑" w:eastAsia="微软雅黑"/>
+                <w:sz w:val="18"/>
+              </w:rPr>
+              <w:t>P1</w:t>
+            </w:r>
+          </w:p>
+        </w:tc>
+      </w:tr>
+      <w:tr>
+        <w:tc>
+          <w:tcPr>
+            <w:tcW w:type="dxa" w:w="2160"/>
+          </w:tcPr>
+          <w:p>
+            <w:r>
+              <w:rPr>
+                <w:rFonts w:ascii="微软雅黑" w:hAnsi="微软雅黑" w:eastAsia="微软雅黑"/>
+                <w:sz w:val="18"/>
+              </w:rPr>
+              <w:t>sleep（睡觉行为）</w:t>
+            </w:r>
+          </w:p>
+        </w:tc>
+        <w:tc>
+          <w:tcPr>
+            <w:tcW w:type="dxa" w:w="2160"/>
+          </w:tcPr>
+          <w:p>
+            <w:r>
+              <w:rPr>
+                <w:rFonts w:ascii="微软雅黑" w:hAnsi="微软雅黑" w:eastAsia="微软雅黑"/>
+                <w:sz w:val="18"/>
+              </w:rPr>
+              <w:t>配置与耗时已备，未实现</w:t>
+            </w:r>
+          </w:p>
+        </w:tc>
+        <w:tc>
+          <w:tcPr>
+            <w:tcW w:type="dxa" w:w="2160"/>
+          </w:tcPr>
+          <w:p>
+            <w:r>
+              <w:rPr>
+                <w:rFonts w:ascii="微软雅黑" w:hAnsi="微软雅黑" w:eastAsia="微软雅黑"/>
+                <w:sz w:val="18"/>
+              </w:rPr>
+              <w:t>「用社交换减压」这条策略不存在</w:t>
+            </w:r>
+          </w:p>
+        </w:tc>
+        <w:tc>
+          <w:tcPr>
+            <w:tcW w:type="dxa" w:w="2160"/>
+          </w:tcPr>
+          <w:p>
+            <w:r>
+              <w:rPr>
+                <w:rFonts w:ascii="微软雅黑" w:hAnsi="微软雅黑" w:eastAsia="微软雅黑"/>
+                <w:sz w:val="18"/>
+              </w:rPr>
+              <w:t>P1</w:t>
+            </w:r>
+          </w:p>
+        </w:tc>
+      </w:tr>
+      <w:tr>
+        <w:tc>
+          <w:tcPr>
+            <w:tcW w:type="dxa" w:w="2160"/>
+          </w:tcPr>
+          <w:p>
+            <w:r>
+              <w:rPr>
+                <w:rFonts w:ascii="微软雅黑" w:hAnsi="微软雅黑" w:eastAsia="微软雅黑"/>
+                <w:sz w:val="18"/>
+              </w:rPr>
+              <w:t>apologize / comfort（道歉和解 / 安慰）</w:t>
+            </w:r>
+          </w:p>
+        </w:tc>
+        <w:tc>
+          <w:tcPr>
+            <w:tcW w:type="dxa" w:w="2160"/>
+          </w:tcPr>
+          <w:p>
+            <w:r>
+              <w:rPr>
+                <w:rFonts w:ascii="微软雅黑" w:hAnsi="微软雅黑" w:eastAsia="微软雅黑"/>
+                <w:sz w:val="18"/>
+              </w:rPr>
+              <w:t>门槛配置已备，未实现</w:t>
+            </w:r>
+          </w:p>
+        </w:tc>
+        <w:tc>
+          <w:tcPr>
+            <w:tcW w:type="dxa" w:w="2160"/>
+          </w:tcPr>
+          <w:p>
+            <w:r>
+              <w:rPr>
+                <w:rFonts w:ascii="微软雅黑" w:hAnsi="微软雅黑" w:eastAsia="微软雅黑"/>
+                <w:sz w:val="18"/>
+              </w:rPr>
+              <w:t>修复关系、深度关系建立的两条主路径缺失</w:t>
+            </w:r>
+          </w:p>
+        </w:tc>
+        <w:tc>
+          <w:tcPr>
+            <w:tcW w:type="dxa" w:w="2160"/>
+          </w:tcPr>
+          <w:p>
+            <w:r>
+              <w:rPr>
+                <w:rFonts w:ascii="微软雅黑" w:hAnsi="微软雅黑" w:eastAsia="微软雅黑"/>
+                <w:sz w:val="18"/>
+              </w:rPr>
+              <w:t>P1</w:t>
+            </w:r>
+          </w:p>
+        </w:tc>
+      </w:tr>
+      <w:tr>
+        <w:tc>
+          <w:tcPr>
+            <w:tcW w:type="dxa" w:w="2160"/>
+          </w:tcPr>
+          <w:p>
+            <w:r>
+              <w:rPr>
+                <w:rFonts w:ascii="微软雅黑" w:hAnsi="微软雅黑" w:eastAsia="微软雅黑"/>
+                <w:sz w:val="18"/>
+              </w:rPr>
+              <w:t>status_tags.secret_alliance（秘密同盟）</w:t>
+            </w:r>
+          </w:p>
+        </w:tc>
+        <w:tc>
+          <w:tcPr>
+            <w:tcW w:type="dxa" w:w="2160"/>
+          </w:tcPr>
+          <w:p>
+            <w:r>
+              <w:rPr>
+                <w:rFonts w:ascii="微软雅黑" w:hAnsi="微软雅黑" w:eastAsia="微软雅黑"/>
+                <w:sz w:val="18"/>
+              </w:rPr>
+              <w:t>配置已备，未实现</w:t>
+            </w:r>
+          </w:p>
+        </w:tc>
+        <w:tc>
+          <w:tcPr>
+            <w:tcW w:type="dxa" w:w="2160"/>
+          </w:tcPr>
+          <w:p>
+            <w:r>
+              <w:rPr>
+                <w:rFonts w:ascii="微软雅黑" w:hAnsi="微软雅黑" w:eastAsia="微软雅黑"/>
+                <w:sz w:val="18"/>
+              </w:rPr>
+              <w:t>信任的长期回报缺失</w:t>
+            </w:r>
+          </w:p>
+        </w:tc>
+        <w:tc>
+          <w:tcPr>
+            <w:tcW w:type="dxa" w:w="2160"/>
+          </w:tcPr>
+          <w:p>
+            <w:r>
+              <w:rPr>
+                <w:rFonts w:ascii="微软雅黑" w:hAnsi="微软雅黑" w:eastAsia="微软雅黑"/>
+                <w:sz w:val="18"/>
+              </w:rPr>
+              <w:t>P2</w:t>
+            </w:r>
+          </w:p>
+        </w:tc>
+      </w:tr>
+      <w:tr>
+        <w:tc>
+          <w:tcPr>
+            <w:tcW w:type="dxa" w:w="2160"/>
+          </w:tcPr>
+          <w:p>
+            <w:r>
+              <w:rPr>
+                <w:rFonts w:ascii="微软雅黑" w:hAnsi="微软雅黑" w:eastAsia="微软雅黑"/>
+                <w:sz w:val="18"/>
+              </w:rPr>
+              <w:t>社会事件（social_events.csv / social_event_triggers.csv）</w:t>
+            </w:r>
+          </w:p>
+        </w:tc>
+        <w:tc>
+          <w:tcPr>
+            <w:tcW w:type="dxa" w:w="2160"/>
+          </w:tcPr>
+          <w:p>
+            <w:r>
+              <w:rPr>
+                <w:rFonts w:ascii="微软雅黑" w:hAnsi="微软雅黑" w:eastAsia="微软雅黑"/>
+                <w:sz w:val="18"/>
+              </w:rPr>
+              <w:t>规格与配置齐备，未实现</w:t>
+            </w:r>
+          </w:p>
+        </w:tc>
+        <w:tc>
+          <w:tcPr>
+            <w:tcW w:type="dxa" w:w="2160"/>
+          </w:tcPr>
+          <w:p>
+            <w:r>
+              <w:rPr>
+                <w:rFonts w:ascii="微软雅黑" w:hAnsi="微软雅黑" w:eastAsia="微软雅黑"/>
+                <w:sz w:val="18"/>
+              </w:rPr>
+              <w:t>班级级多阶段事件缺失（§13）</w:t>
+            </w:r>
+          </w:p>
+        </w:tc>
+        <w:tc>
+          <w:tcPr>
+            <w:tcW w:type="dxa" w:w="2160"/>
+          </w:tcPr>
+          <w:p>
+            <w:r>
+              <w:rPr>
+                <w:rFonts w:ascii="微软雅黑" w:hAnsi="微软雅黑" w:eastAsia="微软雅黑"/>
+                <w:sz w:val="18"/>
+              </w:rPr>
+              <w:t>P2</w:t>
+            </w:r>
+          </w:p>
+        </w:tc>
+      </w:tr>
+      <w:tr>
+        <w:tc>
+          <w:tcPr>
+            <w:tcW w:type="dxa" w:w="2160"/>
+          </w:tcPr>
+          <w:p>
+            <w:r>
+              <w:rPr>
+                <w:rFonts w:ascii="微软雅黑" w:hAnsi="微软雅黑" w:eastAsia="微软雅黑"/>
+                <w:sz w:val="18"/>
+              </w:rPr>
+              <w:t>beta_o / u_o（透明度传导）</w:t>
+            </w:r>
+          </w:p>
+        </w:tc>
+        <w:tc>
+          <w:tcPr>
+            <w:tcW w:type="dxa" w:w="2160"/>
+          </w:tcPr>
+          <w:p>
+            <w:r>
+              <w:rPr>
+                <w:rFonts w:ascii="微软雅黑" w:hAnsi="微软雅黑" w:eastAsia="微软雅黑"/>
+                <w:sz w:val="18"/>
+              </w:rPr>
+              <w:t>保留字段，C_O ≡ 0</w:t>
+            </w:r>
+          </w:p>
+        </w:tc>
+        <w:tc>
+          <w:tcPr>
+            <w:tcW w:type="dxa" w:w="2160"/>
+          </w:tcPr>
+          <w:p>
+            <w:r>
+              <w:rPr>
+                <w:rFonts w:ascii="微软雅黑" w:hAnsi="微软雅黑" w:eastAsia="微软雅黑"/>
+                <w:sz w:val="18"/>
+              </w:rPr>
+              <w:t>透明度不参与传导（当前用感知值直接过滤代替）</w:t>
+            </w:r>
+          </w:p>
+        </w:tc>
+        <w:tc>
+          <w:tcPr>
+            <w:tcW w:type="dxa" w:w="2160"/>
+          </w:tcPr>
+          <w:p>
+            <w:r>
+              <w:rPr>
+                <w:rFonts w:ascii="微软雅黑" w:hAnsi="微软雅黑" w:eastAsia="微软雅黑"/>
+                <w:sz w:val="18"/>
+              </w:rPr>
+              <w:t>P2</w:t>
+            </w:r>
+          </w:p>
+        </w:tc>
+      </w:tr>
+      <w:tr>
+        <w:tc>
+          <w:tcPr>
+            <w:tcW w:type="dxa" w:w="2160"/>
+          </w:tcPr>
+          <w:p>
+            <w:r>
+              <w:rPr>
+                <w:rFonts w:ascii="微软雅黑" w:hAnsi="微软雅黑" w:eastAsia="微软雅黑"/>
+                <w:sz w:val="18"/>
+              </w:rPr>
+              <w:t>敌对种子（§10.17.1）</w:t>
+            </w:r>
+          </w:p>
+        </w:tc>
+        <w:tc>
+          <w:tcPr>
+            <w:tcW w:type="dxa" w:w="2160"/>
+          </w:tcPr>
+          <w:p>
+            <w:r>
+              <w:rPr>
+                <w:rFonts w:ascii="微软雅黑" w:hAnsi="微软雅黑" w:eastAsia="微软雅黑"/>
+                <w:sz w:val="18"/>
+              </w:rPr>
+              <w:t>机制已实现，但量级不足（单点敌对 14.6 vs 门槛 40）</w:t>
+            </w:r>
+          </w:p>
+        </w:tc>
+        <w:tc>
+          <w:tcPr>
+            <w:tcW w:type="dxa" w:w="2160"/>
+          </w:tcPr>
+          <w:p>
+            <w:r>
+              <w:rPr>
+                <w:rFonts w:ascii="微软雅黑" w:hAnsi="微软雅黑" w:eastAsia="微软雅黑"/>
+                <w:sz w:val="18"/>
+              </w:rPr>
+              <w:t>排挤仍触发不了；「阵营 / 欺凌」类涌现缺失</w:t>
+            </w:r>
+          </w:p>
+        </w:tc>
+        <w:tc>
+          <w:tcPr>
+            <w:tcW w:type="dxa" w:w="2160"/>
+          </w:tcPr>
+          <w:p>
+            <w:r>
+              <w:rPr>
+                <w:rFonts w:ascii="微软雅黑" w:hAnsi="微软雅黑" w:eastAsia="微软雅黑"/>
+                <w:sz w:val="18"/>
+              </w:rPr>
+              <w:t>P1</w:t>
+            </w:r>
+          </w:p>
+        </w:tc>
+      </w:tr>
+      <w:tr>
+        <w:tc>
+          <w:tcPr>
+            <w:tcW w:type="dxa" w:w="2160"/>
+          </w:tcPr>
+          <w:p>
+            <w:r>
+              <w:rPr>
+                <w:rFonts w:ascii="微软雅黑" w:hAnsi="微软雅黑" w:eastAsia="微软雅黑"/>
+                <w:sz w:val="18"/>
+              </w:rPr>
+              <w:t>环境层压力效果（stress_k / deviance_k）</w:t>
+            </w:r>
+          </w:p>
+        </w:tc>
+        <w:tc>
+          <w:tcPr>
+            <w:tcW w:type="dxa" w:w="2160"/>
+          </w:tcPr>
+          <w:p>
+            <w:r>
+              <w:rPr>
+                <w:rFonts w:ascii="微软雅黑" w:hAnsi="微软雅黑" w:eastAsia="微软雅黑"/>
+                <w:sz w:val="18"/>
+              </w:rPr>
+              <w:t>机制已验证，默认关闭（=0）</w:t>
+            </w:r>
+          </w:p>
+        </w:tc>
+        <w:tc>
+          <w:tcPr>
+            <w:tcW w:type="dxa" w:w="2160"/>
+          </w:tcPr>
+          <w:p>
+            <w:r>
+              <w:rPr>
+                <w:rFonts w:ascii="微软雅黑" w:hAnsi="微软雅黑" w:eastAsia="微软雅黑"/>
+                <w:sz w:val="18"/>
+              </w:rPr>
+              <w:t>「吵 → 压力」与「偏离 → 压力」暂不生效；双稳态未闭环</w:t>
+            </w:r>
+          </w:p>
+        </w:tc>
+        <w:tc>
+          <w:tcPr>
+            <w:tcW w:type="dxa" w:w="2160"/>
+          </w:tcPr>
+          <w:p>
+            <w:r>
+              <w:rPr>
+                <w:rFonts w:ascii="微软雅黑" w:hAnsi="微软雅黑" w:eastAsia="微软雅黑"/>
+                <w:sz w:val="18"/>
+              </w:rPr>
+              <w:t>P1</w:t>
+            </w:r>
+          </w:p>
+        </w:tc>
+      </w:tr>
+      <w:tr>
+        <w:tc>
+          <w:tcPr>
+            <w:tcW w:type="dxa" w:w="2160"/>
+          </w:tcPr>
+          <w:p>
+            <w:r>
+              <w:rPr>
+                <w:rFonts w:ascii="微软雅黑" w:hAnsi="微软雅黑" w:eastAsia="微软雅黑"/>
+                <w:sz w:val="18"/>
+              </w:rPr>
+              <w:t>双稳态（环境 → 行为选择闭环）</w:t>
+            </w:r>
+          </w:p>
+        </w:tc>
+        <w:tc>
+          <w:tcPr>
+            <w:tcW w:type="dxa" w:w="2160"/>
+          </w:tcPr>
+          <w:p>
+            <w:r>
+              <w:rPr>
+                <w:rFonts w:ascii="微软雅黑" w:hAnsi="微软雅黑" w:eastAsia="微软雅黑"/>
+                <w:sz w:val="18"/>
+              </w:rPr>
+              <w:t>部分（crowd_bias 已接入搭话意向）</w:t>
+            </w:r>
+          </w:p>
+        </w:tc>
+        <w:tc>
+          <w:tcPr>
+            <w:tcW w:type="dxa" w:w="2160"/>
+          </w:tcPr>
+          <w:p>
+            <w:r>
+              <w:rPr>
+                <w:rFonts w:ascii="微软雅黑" w:hAnsi="微软雅黑" w:eastAsia="微软雅黑"/>
+                <w:sz w:val="18"/>
+              </w:rPr>
+              <w:t>「自习课 / 放羊课」的态切换尚不明显</w:t>
+            </w:r>
+          </w:p>
+        </w:tc>
+        <w:tc>
+          <w:tcPr>
+            <w:tcW w:type="dxa" w:w="2160"/>
+          </w:tcPr>
+          <w:p>
+            <w:r>
+              <w:rPr>
+                <w:rFonts w:ascii="微软雅黑" w:hAnsi="微软雅黑" w:eastAsia="微软雅黑"/>
+                <w:sz w:val="18"/>
+              </w:rPr>
+              <w:t>P2</w:t>
+            </w:r>
+          </w:p>
+        </w:tc>
+      </w:tr>
+    </w:tbl>
+    <w:p/>
+    <w:p>
+      <w:pPr>
+        <w:pStyle w:val="Heading3"/>
+      </w:pPr>
+      <w:r>
+        <w:t>本次会话新增的机制（已落实）</w:t>
+      </w:r>
+    </w:p>
+    <w:tbl>
+      <w:tblPr>
+        <w:tblStyle w:val="TableGrid"/>
+        <w:tblW w:type="auto" w:w="0"/>
+        <w:tblLook w:firstColumn="1" w:firstRow="1" w:lastColumn="0" w:lastRow="0" w:noHBand="0" w:noVBand="1" w:val="04A0"/>
+      </w:tblPr>
+      <w:tblGrid>
+        <w:gridCol w:w="2880"/>
+        <w:gridCol w:w="2880"/>
+        <w:gridCol w:w="2880"/>
+      </w:tblGrid>
+      <w:tr>
+        <w:tc>
+          <w:tcPr>
+            <w:tcW w:type="dxa" w:w="2880"/>
+          </w:tcPr>
+          <w:p>
+            <w:r>
+              <w:rPr>
+                <w:rFonts w:ascii="微软雅黑" w:hAnsi="微软雅黑" w:eastAsia="微软雅黑"/>
+                <w:b/>
+                <w:sz w:val="18"/>
+              </w:rPr>
+              <w:t>机制</w:t>
+            </w:r>
+          </w:p>
+        </w:tc>
+        <w:tc>
+          <w:tcPr>
+            <w:tcW w:type="dxa" w:w="2880"/>
+          </w:tcPr>
+          <w:p>
+            <w:r>
+              <w:rPr>
+                <w:rFonts w:ascii="微软雅黑" w:hAnsi="微软雅黑" w:eastAsia="微软雅黑"/>
+                <w:b/>
+                <w:sz w:val="18"/>
+              </w:rPr>
+              <w:t>位置</w:t>
+            </w:r>
+          </w:p>
+        </w:tc>
+        <w:tc>
+          <w:tcPr>
+            <w:tcW w:type="dxa" w:w="2880"/>
+          </w:tcPr>
+          <w:p>
+            <w:r>
+              <w:rPr>
+                <w:rFonts w:ascii="微软雅黑" w:hAnsi="微软雅黑" w:eastAsia="微软雅黑"/>
+                <w:b/>
+                <w:sz w:val="18"/>
+              </w:rPr>
+              <w:t>一句话</w:t>
+            </w:r>
+          </w:p>
+        </w:tc>
+      </w:tr>
+      <w:tr>
+        <w:tc>
+          <w:tcPr>
+            <w:tcW w:type="dxa" w:w="2880"/>
+          </w:tcPr>
+          <w:p>
+            <w:r>
+              <w:rPr>
+                <w:rFonts w:ascii="微软雅黑" w:hAnsi="微软雅黑" w:eastAsia="微软雅黑"/>
+                <w:sz w:val="18"/>
+              </w:rPr>
+              <w:t>统一影响公式 + 负反馈</w:t>
+            </w:r>
+          </w:p>
+        </w:tc>
+        <w:tc>
+          <w:tcPr>
+            <w:tcW w:type="dxa" w:w="2880"/>
+          </w:tcPr>
+          <w:p>
+            <w:r>
+              <w:rPr>
+                <w:rFonts w:ascii="微软雅黑" w:hAnsi="微软雅黑" w:eastAsia="微软雅黑"/>
+                <w:sz w:val="18"/>
+              </w:rPr>
+              <w:t>§6、§7.1 第 4 条</w:t>
+            </w:r>
+          </w:p>
+        </w:tc>
+        <w:tc>
+          <w:tcPr>
+            <w:tcW w:type="dxa" w:w="2880"/>
+          </w:tcPr>
+          <w:p>
+            <w:r>
+              <w:rPr>
+                <w:rFonts w:ascii="微软雅黑" w:hAnsi="微软雅黑" w:eastAsia="微软雅黑"/>
+                <w:sz w:val="18"/>
+              </w:rPr>
+              <w:t>阻止 30 天全班饱和（room = 1 − feedback·X/100，仅正向轴）</w:t>
+            </w:r>
+          </w:p>
+        </w:tc>
+      </w:tr>
+      <w:tr>
+        <w:tc>
+          <w:tcPr>
+            <w:tcW w:type="dxa" w:w="2880"/>
+          </w:tcPr>
+          <w:p>
+            <w:r>
+              <w:rPr>
+                <w:rFonts w:ascii="微软雅黑" w:hAnsi="微软雅黑" w:eastAsia="微软雅黑"/>
+                <w:sz w:val="18"/>
+              </w:rPr>
+              <w:t>关系调制（方向可变）</w:t>
+            </w:r>
+          </w:p>
+        </w:tc>
+        <w:tc>
+          <w:tcPr>
+            <w:tcW w:type="dxa" w:w="2880"/>
+          </w:tcPr>
+          <w:p>
+            <w:r>
+              <w:rPr>
+                <w:rFonts w:ascii="微软雅黑" w:hAnsi="微软雅黑" w:eastAsia="微软雅黑"/>
+                <w:sz w:val="18"/>
+              </w:rPr>
+              <w:t>§7.1、UIF §2.1</w:t>
+            </w:r>
+          </w:p>
+        </w:tc>
+        <w:tc>
+          <w:tcPr>
+            <w:tcW w:type="dxa" w:w="2880"/>
+          </w:tcPr>
+          <w:p>
+            <w:r>
+              <w:rPr>
+                <w:rFonts w:ascii="微软雅黑" w:hAnsi="微软雅黑" w:eastAsia="微软雅黑"/>
+                <w:sz w:val="18"/>
+              </w:rPr>
+              <w:t>常规档按净态度 M 调制，敌对压过好感则反转</w:t>
+            </w:r>
+          </w:p>
+        </w:tc>
+      </w:tr>
+      <w:tr>
+        <w:tc>
+          <w:tcPr>
+            <w:tcW w:type="dxa" w:w="2880"/>
+          </w:tcPr>
+          <w:p>
+            <w:r>
+              <w:rPr>
+                <w:rFonts w:ascii="微软雅黑" w:hAnsi="微软雅黑" w:eastAsia="微软雅黑"/>
+                <w:sz w:val="18"/>
+              </w:rPr>
+              <w:t>重大档不做关系调制</w:t>
+            </w:r>
+          </w:p>
+        </w:tc>
+        <w:tc>
+          <w:tcPr>
+            <w:tcW w:type="dxa" w:w="2880"/>
+          </w:tcPr>
+          <w:p>
+            <w:r>
+              <w:rPr>
+                <w:rFonts w:ascii="微软雅黑" w:hAnsi="微软雅黑" w:eastAsia="微软雅黑"/>
+                <w:sz w:val="18"/>
+              </w:rPr>
+              <w:t>§7.1、UIF §2.6 边界②</w:t>
+            </w:r>
+          </w:p>
+        </w:tc>
+        <w:tc>
+          <w:tcPr>
+            <w:tcW w:type="dxa" w:w="2880"/>
+          </w:tcPr>
+          <w:p>
+            <w:r>
+              <w:rPr>
+                <w:rFonts w:ascii="微软雅黑" w:hAnsi="微软雅黑" w:eastAsia="微软雅黑"/>
+                <w:sz w:val="18"/>
+              </w:rPr>
+              <w:t>伤害与关系无关，否则「关系好 → 举报是好事」</w:t>
+            </w:r>
+          </w:p>
+        </w:tc>
+      </w:tr>
+      <w:tr>
+        <w:tc>
+          <w:tcPr>
+            <w:tcW w:type="dxa" w:w="2880"/>
+          </w:tcPr>
+          <w:p>
+            <w:r>
+              <w:rPr>
+                <w:rFonts w:ascii="微软雅黑" w:hAnsi="微软雅黑" w:eastAsia="微软雅黑"/>
+                <w:sz w:val="18"/>
+              </w:rPr>
+              <w:t>事件判定分类学</w:t>
+            </w:r>
+          </w:p>
+        </w:tc>
+        <w:tc>
+          <w:tcPr>
+            <w:tcW w:type="dxa" w:w="2880"/>
+          </w:tcPr>
+          <w:p>
+            <w:r>
+              <w:rPr>
+                <w:rFonts w:ascii="微软雅黑" w:hAnsi="微软雅黑" w:eastAsia="微软雅黑"/>
+                <w:sz w:val="18"/>
+              </w:rPr>
+              <w:t>§10.16、UIF §2.6</w:t>
+            </w:r>
+          </w:p>
+        </w:tc>
+        <w:tc>
+          <w:tcPr>
+            <w:tcW w:type="dxa" w:w="2880"/>
+          </w:tcPr>
+          <w:p>
+            <w:r>
+              <w:rPr>
+                <w:rFonts w:ascii="微软雅黑" w:hAnsi="微软雅黑" w:eastAsia="微软雅黑"/>
+                <w:sz w:val="18"/>
+              </w:rPr>
+              <w:t>五分类 + 三条边界；方向用阈值、强度用 M</w:t>
+            </w:r>
+          </w:p>
+        </w:tc>
+      </w:tr>
+      <w:tr>
+        <w:tc>
+          <w:tcPr>
+            <w:tcW w:type="dxa" w:w="2880"/>
+          </w:tcPr>
+          <w:p>
+            <w:r>
+              <w:rPr>
+                <w:rFonts w:ascii="微软雅黑" w:hAnsi="微软雅黑" w:eastAsia="微软雅黑"/>
+                <w:sz w:val="18"/>
+              </w:rPr>
+              <w:t>行为的收益-耗时法则</w:t>
+            </w:r>
+          </w:p>
+        </w:tc>
+        <w:tc>
+          <w:tcPr>
+            <w:tcW w:type="dxa" w:w="2880"/>
+          </w:tcPr>
+          <w:p>
+            <w:r>
+              <w:rPr>
+                <w:rFonts w:ascii="微软雅黑" w:hAnsi="微软雅黑" w:eastAsia="微软雅黑"/>
+                <w:sz w:val="18"/>
+              </w:rPr>
+              <w:t>§12.4、behaviors.csv</w:t>
+            </w:r>
+          </w:p>
+        </w:tc>
+        <w:tc>
+          <w:tcPr>
+            <w:tcW w:type="dxa" w:w="2880"/>
+          </w:tcPr>
+          <w:p>
+            <w:r>
+              <w:rPr>
+                <w:rFonts w:ascii="微软雅黑" w:hAnsi="微软雅黑" w:eastAsia="微软雅黑"/>
+                <w:sz w:val="18"/>
+              </w:rPr>
+              <w:t>每个行为占时间槽，收益越大耗时越长；课间只够 2–4 件事</w:t>
+            </w:r>
+          </w:p>
+        </w:tc>
+      </w:tr>
+      <w:tr>
+        <w:tc>
+          <w:tcPr>
+            <w:tcW w:type="dxa" w:w="2880"/>
+          </w:tcPr>
+          <w:p>
+            <w:r>
+              <w:rPr>
+                <w:rFonts w:ascii="微软雅黑" w:hAnsi="微软雅黑" w:eastAsia="微软雅黑"/>
+                <w:sz w:val="18"/>
+              </w:rPr>
+              <w:t>跨相位中断</w:t>
+            </w:r>
+          </w:p>
+        </w:tc>
+        <w:tc>
+          <w:tcPr>
+            <w:tcW w:type="dxa" w:w="2880"/>
+          </w:tcPr>
+          <w:p>
+            <w:r>
+              <w:rPr>
+                <w:rFonts w:ascii="微软雅黑" w:hAnsi="微软雅黑" w:eastAsia="微软雅黑"/>
+                <w:sz w:val="18"/>
+              </w:rPr>
+              <w:t>§3.3、§12.4</w:t>
+            </w:r>
+          </w:p>
+        </w:tc>
+        <w:tc>
+          <w:tcPr>
+            <w:tcW w:type="dxa" w:w="2880"/>
+          </w:tcPr>
+          <w:p>
+            <w:r>
+              <w:rPr>
+                <w:rFonts w:ascii="微软雅黑" w:hAnsi="微软雅黑" w:eastAsia="微软雅黑"/>
+                <w:sz w:val="18"/>
+              </w:rPr>
+              <w:t>未完成的行为被下课铃打断，付出压力代价</w:t>
+            </w:r>
+          </w:p>
+        </w:tc>
+      </w:tr>
+      <w:tr>
+        <w:tc>
+          <w:tcPr>
+            <w:tcW w:type="dxa" w:w="2880"/>
+          </w:tcPr>
+          <w:p>
+            <w:r>
+              <w:rPr>
+                <w:rFonts w:ascii="微软雅黑" w:hAnsi="微软雅黑" w:eastAsia="微软雅黑"/>
+                <w:sz w:val="18"/>
+              </w:rPr>
+              <w:t>概率爆发 + 越晚越猛</w:t>
+            </w:r>
+          </w:p>
+        </w:tc>
+        <w:tc>
+          <w:tcPr>
+            <w:tcW w:type="dxa" w:w="2880"/>
+          </w:tcPr>
+          <w:p>
+            <w:r>
+              <w:rPr>
+                <w:rFonts w:ascii="微软雅黑" w:hAnsi="微软雅黑" w:eastAsia="微软雅黑"/>
+                <w:sz w:val="18"/>
+              </w:rPr>
+              <w:t>§8.5</w:t>
+            </w:r>
+          </w:p>
+        </w:tc>
+        <w:tc>
+          <w:tcPr>
+            <w:tcW w:type="dxa" w:w="2880"/>
+          </w:tcPr>
+          <w:p>
+            <w:r>
+              <w:rPr>
+                <w:rFonts w:ascii="微软雅黑" w:hAnsi="微软雅黑" w:eastAsia="微软雅黑"/>
+                <w:sz w:val="18"/>
+              </w:rPr>
+              <w:t>过阈后每日掷骰，severity 放大波及范围与心结时长</w:t>
+            </w:r>
+          </w:p>
+        </w:tc>
+      </w:tr>
+      <w:tr>
+        <w:tc>
+          <w:tcPr>
+            <w:tcW w:type="dxa" w:w="2880"/>
+          </w:tcPr>
+          <w:p>
+            <w:r>
+              <w:rPr>
+                <w:rFonts w:ascii="微软雅黑" w:hAnsi="微软雅黑" w:eastAsia="微软雅黑"/>
+                <w:sz w:val="18"/>
+              </w:rPr>
+              <w:t>心结可传染</w:t>
+            </w:r>
+          </w:p>
+        </w:tc>
+        <w:tc>
+          <w:tcPr>
+            <w:tcW w:type="dxa" w:w="2880"/>
+          </w:tcPr>
+          <w:p>
+            <w:r>
+              <w:rPr>
+                <w:rFonts w:ascii="微软雅黑" w:hAnsi="微软雅黑" w:eastAsia="微软雅黑"/>
+                <w:sz w:val="18"/>
+              </w:rPr>
+              <w:t>§3.5、§10.17.1|爆发按 |A−H</w:t>
+            </w:r>
+          </w:p>
+        </w:tc>
+        <w:tc>
+          <w:tcPr>
+            <w:tcW w:type="dxa" w:w="2880"/>
+          </w:tcPr>
+          <w:p>
+            <w:r>
+              <w:rPr>
+                <w:rFonts w:ascii="微软雅黑" w:hAnsi="微软雅黑" w:eastAsia="微软雅黑"/>
+                <w:sz w:val="18"/>
+              </w:rPr>
+              <w:t xml:space="preserve"> 扩散给关系最鲜明者 → 连环爆发</w:t>
+            </w:r>
+          </w:p>
+        </w:tc>
+      </w:tr>
+      <w:tr>
+        <w:tc>
+          <w:tcPr>
+            <w:tcW w:type="dxa" w:w="2880"/>
+          </w:tcPr>
+          <w:p>
+            <w:r>
+              <w:rPr>
+                <w:rFonts w:ascii="微软雅黑" w:hAnsi="微软雅黑" w:eastAsia="微软雅黑"/>
+                <w:sz w:val="18"/>
+              </w:rPr>
+              <w:t>环境层（音量）</w:t>
+            </w:r>
+          </w:p>
+        </w:tc>
+        <w:tc>
+          <w:tcPr>
+            <w:tcW w:type="dxa" w:w="2880"/>
+          </w:tcPr>
+          <w:p>
+            <w:r>
+              <w:rPr>
+                <w:rFonts w:ascii="微软雅黑" w:hAnsi="微软雅黑" w:eastAsia="微软雅黑"/>
+                <w:sz w:val="18"/>
+              </w:rPr>
+              <w:t>§10.18</w:t>
+            </w:r>
+          </w:p>
+        </w:tc>
+        <w:tc>
+          <w:tcPr>
+            <w:tcW w:type="dxa" w:w="2880"/>
+          </w:tcPr>
+          <w:p>
+            <w:r>
+              <w:rPr>
+                <w:rFonts w:ascii="微软雅黑" w:hAnsi="微软雅黑" w:eastAsia="微软雅黑"/>
+                <w:sz w:val="18"/>
+              </w:rPr>
+              <w:t>班级级标量；「量的累积产生质变」；不受边数摊薄</w:t>
+            </w:r>
+          </w:p>
+        </w:tc>
+      </w:tr>
+      <w:tr>
+        <w:tc>
+          <w:tcPr>
+            <w:tcW w:type="dxa" w:w="2880"/>
+          </w:tcPr>
+          <w:p>
+            <w:r>
+              <w:rPr>
+                <w:rFonts w:ascii="微软雅黑" w:hAnsi="微软雅黑" w:eastAsia="微软雅黑"/>
+                <w:sz w:val="18"/>
+              </w:rPr>
+              <w:t>从众与环境反馈</w:t>
+            </w:r>
+          </w:p>
+        </w:tc>
+        <w:tc>
+          <w:tcPr>
+            <w:tcW w:type="dxa" w:w="2880"/>
+          </w:tcPr>
+          <w:p>
+            <w:r>
+              <w:rPr>
+                <w:rFonts w:ascii="微软雅黑" w:hAnsi="微软雅黑" w:eastAsia="微软雅黑"/>
+                <w:sz w:val="18"/>
+              </w:rPr>
+              <w:t>§10.19</w:t>
+            </w:r>
+          </w:p>
+        </w:tc>
+        <w:tc>
+          <w:tcPr>
+            <w:tcW w:type="dxa" w:w="2880"/>
+          </w:tcPr>
+          <w:p>
+            <w:r>
+              <w:rPr>
+                <w:rFonts w:ascii="微软雅黑" w:hAnsi="微软雅黑" w:eastAsia="微软雅黑"/>
+                <w:sz w:val="18"/>
+              </w:rPr>
+              <w:t>从众度 = f(F, J, N)；偏离氛围只加压力，不禁止行为</w:t>
+            </w:r>
+          </w:p>
+        </w:tc>
+      </w:tr>
+      <w:tr>
+        <w:tc>
+          <w:tcPr>
+            <w:tcW w:type="dxa" w:w="2880"/>
+          </w:tcPr>
+          <w:p>
+            <w:r>
+              <w:rPr>
+                <w:rFonts w:ascii="微软雅黑" w:hAnsi="微软雅黑" w:eastAsia="微软雅黑"/>
+                <w:sz w:val="18"/>
+              </w:rPr>
+              <w:t>标签按底层轴分类</w:t>
+            </w:r>
+          </w:p>
+        </w:tc>
+        <w:tc>
+          <w:tcPr>
+            <w:tcW w:type="dxa" w:w="2880"/>
+          </w:tcPr>
+          <w:p>
+            <w:r>
+              <w:rPr>
+                <w:rFonts w:ascii="微软雅黑" w:hAnsi="微软雅黑" w:eastAsia="微软雅黑"/>
+                <w:sz w:val="18"/>
+              </w:rPr>
+              <w:t>§11、tags.csv</w:t>
+            </w:r>
+          </w:p>
+        </w:tc>
+        <w:tc>
+          <w:tcPr>
+            <w:tcW w:type="dxa" w:w="2880"/>
+          </w:tcPr>
+          <w:p>
+            <w:r>
+              <w:rPr>
+                <w:rFonts w:ascii="微软雅黑" w:hAnsi="微软雅黑" w:eastAsia="微软雅黑"/>
+                <w:sz w:val="18"/>
+              </w:rPr>
+              <w:t>作用轴四类 × 强度两级；标签是结果不是原因（「学霸」非规则）</w:t>
+            </w:r>
+          </w:p>
+        </w:tc>
+      </w:tr>
+      <w:tr>
+        <w:tc>
+          <w:tcPr>
+            <w:tcW w:type="dxa" w:w="2880"/>
+          </w:tcPr>
+          <w:p>
+            <w:r>
+              <w:rPr>
+                <w:rFonts w:ascii="微软雅黑" w:hAnsi="微软雅黑" w:eastAsia="微软雅黑"/>
+                <w:sz w:val="18"/>
+              </w:rPr>
+              <w:t>配置校验器</w:t>
+            </w:r>
+          </w:p>
+        </w:tc>
+        <w:tc>
+          <w:tcPr>
+            <w:tcW w:type="dxa" w:w="2880"/>
+          </w:tcPr>
+          <w:p>
+            <w:r>
+              <w:rPr>
+                <w:rFonts w:ascii="微软雅黑" w:hAnsi="微软雅黑" w:eastAsia="微软雅黑"/>
+                <w:sz w:val="18"/>
+              </w:rPr>
+              <w:t>tools/check_config.py</w:t>
+            </w:r>
+          </w:p>
+        </w:tc>
+        <w:tc>
+          <w:tcPr>
+            <w:tcW w:type="dxa" w:w="2880"/>
+          </w:tcPr>
+          <w:p>
+            <w:r>
+              <w:rPr>
+                <w:rFonts w:ascii="微软雅黑" w:hAnsi="微软雅黑" w:eastAsia="微软雅黑"/>
+                <w:sz w:val="18"/>
+              </w:rPr>
+              <w:t>126 项启动校验，可接 CI</w:t>
+            </w:r>
+          </w:p>
+        </w:tc>
+      </w:tr>
+      <w:tr>
+        <w:tc>
+          <w:tcPr>
+            <w:tcW w:type="dxa" w:w="2880"/>
+          </w:tcPr>
+          <w:p>
+            <w:r>
+              <w:rPr>
+                <w:rFonts w:ascii="微软雅黑" w:hAnsi="微软雅黑" w:eastAsia="微软雅黑"/>
+                <w:sz w:val="18"/>
+              </w:rPr>
+              <w:t>md → docx 导出</w:t>
+            </w:r>
+          </w:p>
+        </w:tc>
+        <w:tc>
+          <w:tcPr>
+            <w:tcW w:type="dxa" w:w="2880"/>
+          </w:tcPr>
+          <w:p>
+            <w:r>
+              <w:rPr>
+                <w:rFonts w:ascii="微软雅黑" w:hAnsi="微软雅黑" w:eastAsia="微软雅黑"/>
+                <w:sz w:val="18"/>
+              </w:rPr>
+              <w:t>tools/md2docx.py</w:t>
+            </w:r>
+          </w:p>
+        </w:tc>
+        <w:tc>
+          <w:tcPr>
+            <w:tcW w:type="dxa" w:w="2880"/>
+          </w:tcPr>
+          <w:p>
+            <w:r>
+              <w:rPr>
+                <w:rFonts w:ascii="微软雅黑" w:hAnsi="微软雅黑" w:eastAsia="微软雅黑"/>
+                <w:sz w:val="18"/>
+              </w:rPr>
+              <w:t>规格文档自动导出交付件</w:t>
+            </w:r>
+          </w:p>
+        </w:tc>
+      </w:tr>
+      <w:tr>
+        <w:tc>
+          <w:tcPr>
+            <w:tcW w:type="dxa" w:w="2880"/>
+          </w:tcPr>
+          <w:p>
+            <w:r>
+              <w:rPr>
+                <w:rFonts w:ascii="微软雅黑" w:hAnsi="微软雅黑" w:eastAsia="微软雅黑"/>
+                <w:sz w:val="18"/>
+              </w:rPr>
+              <w:t>公式对拍</w:t>
+            </w:r>
+          </w:p>
+        </w:tc>
+        <w:tc>
+          <w:tcPr>
+            <w:tcW w:type="dxa" w:w="2880"/>
+          </w:tcPr>
+          <w:p>
+            <w:r>
+              <w:rPr>
+                <w:rFonts w:ascii="微软雅黑" w:hAnsi="微软雅黑" w:eastAsia="微软雅黑"/>
+                <w:sz w:val="18"/>
+              </w:rPr>
+              <w:t>tools/verify_formula.py</w:t>
+            </w:r>
+          </w:p>
+        </w:tc>
+        <w:tc>
+          <w:tcPr>
+            <w:tcW w:type="dxa" w:w="2880"/>
+          </w:tcPr>
+          <w:p>
+            <w:r>
+              <w:rPr>
+                <w:rFonts w:ascii="微软雅黑" w:hAnsi="微软雅黑" w:eastAsia="微软雅黑"/>
+                <w:sz w:val="18"/>
+              </w:rPr>
+              <w:t>独立重算比对（事件链 / 传导链 / 衰减链）</w:t>
+            </w:r>
+          </w:p>
+        </w:tc>
+      </w:tr>
+    </w:tbl>
+    <w:p/>
+    <w:p>
+      <w:pPr>
+        <w:pStyle w:val="Heading3"/>
+      </w:pPr>
+      <w:r>
+        <w:t>标定纪律（§3.4.1）</w:t>
+      </w:r>
+    </w:p>
+    <w:p>
+      <w:r>
+        <w:rPr>
+          <w:rFonts w:ascii="微软雅黑" w:hAnsi="微软雅黑" w:eastAsia="微软雅黑"/>
+        </w:rPr>
+        <w:t>四条：① 优先用</w:t>
+      </w:r>
+      <w:r>
+        <w:rPr>
+          <w:rFonts w:ascii="微软雅黑" w:hAnsi="微软雅黑" w:eastAsia="微软雅黑"/>
+          <w:b/>
+        </w:rPr>
+        <w:t>单向旋钮</w:t>
+      </w:r>
+      <w:r>
+        <w:rPr>
+          <w:rFonts w:ascii="微软雅黑" w:hAnsi="微软雅黑" w:eastAsia="微软雅黑"/>
+        </w:rPr>
+        <w:t>；② 改压力参数必须</w:t>
+      </w:r>
+      <w:r>
+        <w:rPr>
+          <w:rFonts w:ascii="微软雅黑" w:hAnsi="微软雅黑" w:eastAsia="微软雅黑"/>
+          <w:b/>
+        </w:rPr>
+        <w:t>同时看 mean 与 SD</w:t>
+      </w:r>
+      <w:r>
+        <w:rPr>
+          <w:rFonts w:ascii="微软雅黑" w:hAnsi="微软雅黑" w:eastAsia="微软雅黑"/>
+        </w:rPr>
+        <w:t>；③ 一次只动一个旋钮并记录数据；</w:t>
+      </w:r>
+    </w:p>
+    <w:p>
+      <w:r>
+        <w:rPr>
+          <w:rFonts w:ascii="微软雅黑" w:hAnsi="微软雅黑" w:eastAsia="微软雅黑"/>
+        </w:rPr>
+        <w:t xml:space="preserve">④ </w:t>
+      </w:r>
+      <w:r>
+        <w:rPr>
+          <w:rFonts w:ascii="微软雅黑" w:hAnsi="微软雅黑" w:eastAsia="微软雅黑"/>
+          <w:b/>
+        </w:rPr>
+        <w:t>改了配置值必须同步它的注释与文档引用</w:t>
+      </w:r>
+      <w:r>
+        <w:rPr>
+          <w:rFonts w:ascii="微软雅黑" w:hAnsi="微软雅黑" w:eastAsia="微软雅黑"/>
+        </w:rPr>
+        <w:t>。</w:t>
+      </w:r>
+    </w:p>
     <w:p>
       <w:pPr>
         <w:pStyle w:val="Heading1"/>

--- a/docs/export/下课十分钟-游戏策划案-v3.1.docx
+++ b/docs/export/下课十分钟-游戏策划案-v3.1.docx
@@ -2304,6 +2304,64 @@
                 <w:sz w:val="18"/>
               </w:rPr>
               <w:t>✗✗ 双耦合</w:t>
+            </w:r>
+          </w:p>
+        </w:tc>
+      </w:tr>
+      <w:tr>
+        <w:tc>
+          <w:tcPr>
+            <w:tcW w:type="dxa" w:w="2160"/>
+          </w:tcPr>
+          <w:p>
+            <w:r>
+              <w:rPr>
+                <w:rFonts w:ascii="微软雅黑" w:hAnsi="微软雅黑" w:eastAsia="微软雅黑"/>
+                <w:sz w:val="18"/>
+              </w:rPr>
+              <w:t>标签接入（tags.csv）</w:t>
+            </w:r>
+          </w:p>
+        </w:tc>
+        <w:tc>
+          <w:tcPr>
+            <w:tcW w:type="dxa" w:w="2160"/>
+          </w:tcPr>
+          <w:p>
+            <w:r>
+              <w:rPr>
+                <w:rFonts w:ascii="微软雅黑" w:hAnsi="微软雅黑" w:eastAsia="微软雅黑"/>
+                <w:sz w:val="18"/>
+              </w:rPr>
+              <w:t>行为意愿</w:t>
+            </w:r>
+          </w:p>
+        </w:tc>
+        <w:tc>
+          <w:tcPr>
+            <w:tcW w:type="dxa" w:w="2160"/>
+          </w:tcPr>
+          <w:p>
+            <w:r>
+              <w:rPr>
+                <w:rFonts w:ascii="微软雅黑" w:hAnsi="微软雅黑" w:eastAsia="微软雅黑"/>
+                <w:sz w:val="18"/>
+              </w:rPr>
+              <w:t>⚠️ 会经由 chat 双重角色间接推高爆发：标签让「爱学习」者少闲聊 → 全班闲聊量下降 → 减压变少 → 压力堆积（实测 3205 → 2743 次闲聊，爆发 24 → 54）</w:t>
+            </w:r>
+          </w:p>
+        </w:tc>
+        <w:tc>
+          <w:tcPr>
+            <w:tcW w:type="dxa" w:w="2160"/>
+          </w:tcPr>
+          <w:p>
+            <w:r>
+              <w:rPr>
+                <w:rFonts w:ascii="微软雅黑" w:hAnsi="微软雅黑" w:eastAsia="微软雅黑"/>
+                <w:sz w:val="18"/>
+              </w:rPr>
+              <w:t>✗ 间接耦合</w:t>
             </w:r>
           </w:p>
         </w:tc>
@@ -29126,122 +29184,6 @@
                 <w:rFonts w:ascii="微软雅黑" w:hAnsi="微软雅黑" w:eastAsia="微软雅黑"/>
                 <w:sz w:val="18"/>
               </w:rPr>
-              <w:t>tags.csv 的 tag_bias</w:t>
-            </w:r>
-          </w:p>
-        </w:tc>
-        <w:tc>
-          <w:tcPr>
-            <w:tcW w:type="dxa" w:w="2160"/>
-          </w:tcPr>
-          <w:p>
-            <w:r>
-              <w:rPr>
-                <w:rFonts w:ascii="微软雅黑" w:hAnsi="微软雅黑" w:eastAsia="微软雅黑"/>
-                <w:sz w:val="18"/>
-              </w:rPr>
-              <w:t>函数已实现，但尚未接入行为决策</w:t>
-            </w:r>
-          </w:p>
-        </w:tc>
-        <w:tc>
-          <w:tcPr>
-            <w:tcW w:type="dxa" w:w="2160"/>
-          </w:tcPr>
-          <w:p>
-            <w:r>
-              <w:rPr>
-                <w:rFonts w:ascii="微软雅黑" w:hAnsi="微软雅黑" w:eastAsia="微软雅黑"/>
-                <w:sz w:val="18"/>
-              </w:rPr>
-              <w:t>「爱学习」标签目前不影响行为选择（测过：study_bias = 0.50 可算出，但没人调用）</w:t>
-            </w:r>
-          </w:p>
-        </w:tc>
-        <w:tc>
-          <w:tcPr>
-            <w:tcW w:type="dxa" w:w="2160"/>
-          </w:tcPr>
-          <w:p>
-            <w:r>
-              <w:rPr>
-                <w:rFonts w:ascii="微软雅黑" w:hAnsi="微软雅黑" w:eastAsia="微软雅黑"/>
-                <w:sz w:val="18"/>
-              </w:rPr>
-              <w:t>P1</w:t>
-            </w:r>
-          </w:p>
-        </w:tc>
-      </w:tr>
-      <w:tr>
-        <w:tc>
-          <w:tcPr>
-            <w:tcW w:type="dxa" w:w="2160"/>
-          </w:tcPr>
-          <w:p>
-            <w:r>
-              <w:rPr>
-                <w:rFonts w:ascii="微软雅黑" w:hAnsi="微软雅黑" w:eastAsia="微软雅黑"/>
-                <w:sz w:val="18"/>
-              </w:rPr>
-              <w:t>belief.lambda_b（信念遗忘回归）</w:t>
-            </w:r>
-          </w:p>
-        </w:tc>
-        <w:tc>
-          <w:tcPr>
-            <w:tcW w:type="dxa" w:w="2160"/>
-          </w:tcPr>
-          <w:p>
-            <w:r>
-              <w:rPr>
-                <w:rFonts w:ascii="微软雅黑" w:hAnsi="微软雅黑" w:eastAsia="微软雅黑"/>
-                <w:sz w:val="18"/>
-              </w:rPr>
-              <w:t>未实现</w:t>
-            </w:r>
-          </w:p>
-        </w:tc>
-        <w:tc>
-          <w:tcPr>
-            <w:tcW w:type="dxa" w:w="2160"/>
-          </w:tcPr>
-          <w:p>
-            <w:r>
-              <w:rPr>
-                <w:rFonts w:ascii="微软雅黑" w:hAnsi="微软雅黑" w:eastAsia="微软雅黑"/>
-                <w:sz w:val="18"/>
-              </w:rPr>
-              <w:t>信念只学不忘，长期偏保守</w:t>
-            </w:r>
-          </w:p>
-        </w:tc>
-        <w:tc>
-          <w:tcPr>
-            <w:tcW w:type="dxa" w:w="2160"/>
-          </w:tcPr>
-          <w:p>
-            <w:r>
-              <w:rPr>
-                <w:rFonts w:ascii="微软雅黑" w:hAnsi="微软雅黑" w:eastAsia="微软雅黑"/>
-                <w:sz w:val="18"/>
-              </w:rPr>
-              <w:t>P1</w:t>
-            </w:r>
-          </w:p>
-        </w:tc>
-      </w:tr>
-      <w:tr>
-        <w:tc>
-          <w:tcPr>
-            <w:tcW w:type="dxa" w:w="2160"/>
-          </w:tcPr>
-          <w:p>
-            <w:r>
-              <w:rPr>
-                <w:rFonts w:ascii="微软雅黑" w:hAnsi="微软雅黑" w:eastAsia="微软雅黑"/>
-                <w:sz w:val="18"/>
-              </w:rPr>
               <w:t>sleep（睡觉行为）</w:t>
             </w:r>
           </w:p>
@@ -30243,6 +30185,94 @@
                 <w:sz w:val="18"/>
               </w:rPr>
               <w:t>作用轴四类 × 强度两级；标签是结果不是原因（「学霸」非规则）</w:t>
+            </w:r>
+          </w:p>
+        </w:tc>
+      </w:tr>
+      <w:tr>
+        <w:tc>
+          <w:tcPr>
+            <w:tcW w:type="dxa" w:w="2880"/>
+          </w:tcPr>
+          <w:p>
+            <w:r>
+              <w:rPr>
+                <w:rFonts w:ascii="微软雅黑" w:hAnsi="微软雅黑" w:eastAsia="微软雅黑"/>
+                <w:sz w:val="18"/>
+              </w:rPr>
+              <w:t>标签真正影响行为</w:t>
+            </w:r>
+          </w:p>
+        </w:tc>
+        <w:tc>
+          <w:tcPr>
+            <w:tcW w:type="dxa" w:w="2880"/>
+          </w:tcPr>
+          <w:p>
+            <w:r>
+              <w:rPr>
+                <w:rFonts w:ascii="微软雅黑" w:hAnsi="微软雅黑" w:eastAsia="微软雅黑"/>
+                <w:sz w:val="18"/>
+              </w:rPr>
+              <w:t>§11、tags.csv、core_sim.tag_bias()</w:t>
+            </w:r>
+          </w:p>
+        </w:tc>
+        <w:tc>
+          <w:tcPr>
+            <w:tcW w:type="dxa" w:w="2880"/>
+          </w:tcPr>
+          <w:p>
+            <w:r>
+              <w:rPr>
+                <w:rFonts w:ascii="微软雅黑" w:hAnsi="微软雅黑" w:eastAsia="微软雅黑"/>
+                <w:sz w:val="18"/>
+              </w:rPr>
+              <w:t>标签调制闲聊/搭话/调侃意愿（实测：有标签 闲聊 2743/调侃 1289 vs 无标签 3205/1151）</w:t>
+            </w:r>
+          </w:p>
+        </w:tc>
+      </w:tr>
+      <w:tr>
+        <w:tc>
+          <w:tcPr>
+            <w:tcW w:type="dxa" w:w="2880"/>
+          </w:tcPr>
+          <w:p>
+            <w:r>
+              <w:rPr>
+                <w:rFonts w:ascii="微软雅黑" w:hAnsi="微软雅黑" w:eastAsia="微软雅黑"/>
+                <w:sz w:val="18"/>
+              </w:rPr>
+              <w:t>信念遗忘回归</w:t>
+            </w:r>
+          </w:p>
+        </w:tc>
+        <w:tc>
+          <w:tcPr>
+            <w:tcW w:type="dxa" w:w="2880"/>
+          </w:tcPr>
+          <w:p>
+            <w:r>
+              <w:rPr>
+                <w:rFonts w:ascii="微软雅黑" w:hAnsi="微软雅黑" w:eastAsia="微软雅黑"/>
+                <w:sz w:val="18"/>
+              </w:rPr>
+              <w:t>belief.lambda_b</w:t>
+            </w:r>
+          </w:p>
+        </w:tc>
+        <w:tc>
+          <w:tcPr>
+            <w:tcW w:type="dxa" w:w="2880"/>
+          </w:tcPr>
+          <w:p>
+            <w:r>
+              <w:rPr>
+                <w:rFonts w:ascii="微软雅黑" w:hAnsi="微软雅黑" w:eastAsia="微软雅黑"/>
+                <w:sz w:val="18"/>
+              </w:rPr>
+              <w:t>每天 B ← B + λ·(prior − B)；信念不再「只学不忘」</w:t>
             </w:r>
           </w:p>
         </w:tc>

--- a/docs/export/下课十分钟-游戏策划案-v3.1.docx
+++ b/docs/export/下课十分钟-游戏策划案-v3.1.docx
@@ -10486,6 +10486,79 @@
           <w:rFonts w:ascii="微软雅黑" w:hAnsi="微软雅黑" w:eastAsia="微软雅黑"/>
         </w:rPr>
         <w:t>行为结果：与闲聊一致</w:t>
+      </w:r>
+    </w:p>
+    <w:p>
+      <w:pPr>
+        <w:ind w:left="360"/>
+      </w:pPr>
+      <w:r>
+        <w:rPr>
+          <w:rFonts w:ascii="微软雅黑" w:hAnsi="微软雅黑" w:eastAsia="微软雅黑"/>
+          <w:i/>
+        </w:rPr>
+        <w:t xml:space="preserve">✅ </w:t>
+      </w:r>
+      <w:r>
+        <w:rPr>
+          <w:rFonts w:ascii="微软雅黑" w:hAnsi="微软雅黑" w:eastAsia="微软雅黑"/>
+          <w:b/>
+          <w:i/>
+        </w:rPr>
+        <w:t>已实现</w:t>
+      </w:r>
+      <w:r>
+        <w:rPr>
+          <w:rFonts w:ascii="微软雅黑" w:hAnsi="微软雅黑" w:eastAsia="微软雅黑"/>
+          <w:i/>
+        </w:rPr>
+        <w:t>（2026-10-05）：按</w:t>
+      </w:r>
+      <w:r>
+        <w:rPr>
+          <w:rFonts w:ascii="微软雅黑" w:hAnsi="微软雅黑" w:eastAsia="微软雅黑"/>
+          <w:b/>
+          <w:i/>
+        </w:rPr>
+        <w:t>段</w:t>
+      </w:r>
+      <w:r>
+        <w:rPr>
+          <w:rFonts w:ascii="微软雅黑" w:hAnsi="微软雅黑" w:eastAsia="微软雅黑"/>
+          <w:i/>
+        </w:rPr>
+        <w:t>粒度判定（⚠️ 不是 tick —— 早期误写在每 tick 决策里，导致 96% 的课间都在睡）；睡着者</w:t>
+      </w:r>
+      <w:r>
+        <w:rPr>
+          <w:rFonts w:ascii="微软雅黑" w:hAnsi="微软雅黑" w:eastAsia="微软雅黑"/>
+          <w:b/>
+          <w:i/>
+        </w:rPr>
+        <w:t>不被任何人交互</w:t>
+      </w:r>
+      <w:r>
+        <w:rPr>
+          <w:rFonts w:ascii="微软雅黑" w:hAnsi="微软雅黑" w:eastAsia="微软雅黑"/>
+          <w:i/>
+        </w:rPr>
+        <w:t xml:space="preserve">、段末一次性减压 </w:t>
+      </w:r>
+      <w:r>
+        <w:rPr>
+          <w:rFonts w:ascii="Consolas" w:hAnsi="Consolas" w:eastAsia="Consolas"/>
+          <w:i/>
+          <w:color w:val="B03030"/>
+          <w:sz w:val="18"/>
+        </w:rPr>
+        <w:t>sleep_relief</w:t>
+      </w:r>
+      <w:r>
+        <w:rPr>
+          <w:rFonts w:ascii="微软雅黑" w:hAnsi="微软雅黑" w:eastAsia="微软雅黑"/>
+          <w:i/>
+        </w:rPr>
+        <w:t>。</w:t>
       </w:r>
     </w:p>
     <w:p>
@@ -29184,64 +29257,6 @@
                 <w:rFonts w:ascii="微软雅黑" w:hAnsi="微软雅黑" w:eastAsia="微软雅黑"/>
                 <w:sz w:val="18"/>
               </w:rPr>
-              <w:t>sleep（睡觉行为）</w:t>
-            </w:r>
-          </w:p>
-        </w:tc>
-        <w:tc>
-          <w:tcPr>
-            <w:tcW w:type="dxa" w:w="2160"/>
-          </w:tcPr>
-          <w:p>
-            <w:r>
-              <w:rPr>
-                <w:rFonts w:ascii="微软雅黑" w:hAnsi="微软雅黑" w:eastAsia="微软雅黑"/>
-                <w:sz w:val="18"/>
-              </w:rPr>
-              <w:t>配置与耗时已备，未实现</w:t>
-            </w:r>
-          </w:p>
-        </w:tc>
-        <w:tc>
-          <w:tcPr>
-            <w:tcW w:type="dxa" w:w="2160"/>
-          </w:tcPr>
-          <w:p>
-            <w:r>
-              <w:rPr>
-                <w:rFonts w:ascii="微软雅黑" w:hAnsi="微软雅黑" w:eastAsia="微软雅黑"/>
-                <w:sz w:val="18"/>
-              </w:rPr>
-              <w:t>「用社交换减压」这条策略不存在</w:t>
-            </w:r>
-          </w:p>
-        </w:tc>
-        <w:tc>
-          <w:tcPr>
-            <w:tcW w:type="dxa" w:w="2160"/>
-          </w:tcPr>
-          <w:p>
-            <w:r>
-              <w:rPr>
-                <w:rFonts w:ascii="微软雅黑" w:hAnsi="微软雅黑" w:eastAsia="微软雅黑"/>
-                <w:sz w:val="18"/>
-              </w:rPr>
-              <w:t>P1</w:t>
-            </w:r>
-          </w:p>
-        </w:tc>
-      </w:tr>
-      <w:tr>
-        <w:tc>
-          <w:tcPr>
-            <w:tcW w:type="dxa" w:w="2160"/>
-          </w:tcPr>
-          <w:p>
-            <w:r>
-              <w:rPr>
-                <w:rFonts w:ascii="微软雅黑" w:hAnsi="微软雅黑" w:eastAsia="微软雅黑"/>
-                <w:sz w:val="18"/>
-              </w:rPr>
               <w:t>apologize / comfort（道歉和解 / 安慰）</w:t>
             </w:r>
           </w:p>
@@ -30273,6 +30288,50 @@
                 <w:sz w:val="18"/>
               </w:rPr>
               <w:t>每天 B ← B + λ·(prior − B)；信念不再「只学不忘」</w:t>
+            </w:r>
+          </w:p>
+        </w:tc>
+      </w:tr>
+      <w:tr>
+        <w:tc>
+          <w:tcPr>
+            <w:tcW w:type="dxa" w:w="2880"/>
+          </w:tcPr>
+          <w:p>
+            <w:r>
+              <w:rPr>
+                <w:rFonts w:ascii="微软雅黑" w:hAnsi="微软雅黑" w:eastAsia="微软雅黑"/>
+                <w:sz w:val="18"/>
+              </w:rPr>
+              <w:t>睡觉行为</w:t>
+            </w:r>
+          </w:p>
+        </w:tc>
+        <w:tc>
+          <w:tcPr>
+            <w:tcW w:type="dxa" w:w="2880"/>
+          </w:tcPr>
+          <w:p>
+            <w:r>
+              <w:rPr>
+                <w:rFonts w:ascii="微软雅黑" w:hAnsi="微软雅黑" w:eastAsia="微软雅黑"/>
+                <w:sz w:val="18"/>
+              </w:rPr>
+              <w:t>§10.8、behaviors.csv、core_sim.roll_sleep()</w:t>
+            </w:r>
+          </w:p>
+        </w:tc>
+        <w:tc>
+          <w:tcPr>
+            <w:tcW w:type="dxa" w:w="2880"/>
+          </w:tcPr>
+          <w:p>
+            <w:r>
+              <w:rPr>
+                <w:rFonts w:ascii="微软雅黑" w:hAnsi="微软雅黑" w:eastAsia="微软雅黑"/>
+                <w:sz w:val="18"/>
+              </w:rPr>
+              <w:t>本段不做其他事、不被任何人交互、段末减压（sleep_relief=8）；压力多了一条主动可控的出口</w:t>
             </w:r>
           </w:p>
         </w:tc>

--- a/docs/export/下课十分钟-游戏策划案-v3.1.docx
+++ b/docs/export/下课十分钟-游戏策划案-v3.1.docx
@@ -2426,6 +2426,103 @@
       </w:tr>
     </w:tbl>
     <w:p/>
+    <w:p>
+      <w:r>
+        <w:rPr>
+          <w:rFonts w:ascii="微软雅黑" w:hAnsi="微软雅黑" w:eastAsia="微软雅黑"/>
+          <w:b/>
+        </w:rPr>
+        <w:t>⚠️ 第五条：验证链必须用 `&amp;&amp;`，不能用 `;`。</w:t>
+      </w:r>
+      <w:r>
+        <w:rPr>
+          <w:rFonts w:ascii="微软雅黑" w:hAnsi="微软雅黑" w:eastAsia="微软雅黑"/>
+        </w:rPr>
+        <w:t xml:space="preserve"> 本会话有一次 </w:t>
+      </w:r>
+      <w:r>
+        <w:rPr>
+          <w:rFonts w:ascii="Consolas" w:hAnsi="Consolas" w:eastAsia="Consolas"/>
+          <w:color w:val="B03030"/>
+          <w:sz w:val="18"/>
+        </w:rPr>
+        <w:t>check_config</w:t>
+      </w:r>
+      <w:r>
+        <w:rPr>
+          <w:rFonts w:ascii="微软雅黑" w:hAnsi="微软雅黑" w:eastAsia="微软雅黑"/>
+        </w:rPr>
+        <w:t xml:space="preserve"> 返回非零（</w:t>
+      </w:r>
+      <w:r>
+        <w:rPr>
+          <w:rFonts w:ascii="Consolas" w:hAnsi="Consolas" w:eastAsia="Consolas"/>
+          <w:color w:val="B03030"/>
+          <w:sz w:val="18"/>
+        </w:rPr>
+        <w:t>cc=1</w:t>
+      </w:r>
+      <w:r>
+        <w:rPr>
+          <w:rFonts w:ascii="微软雅黑" w:hAnsi="微软雅黑" w:eastAsia="微软雅黑"/>
+        </w:rPr>
+        <w:t xml:space="preserve">），但因为命令里用了 </w:t>
+      </w:r>
+      <w:r>
+        <w:rPr>
+          <w:rFonts w:ascii="Consolas" w:hAnsi="Consolas" w:eastAsia="Consolas"/>
+          <w:color w:val="B03030"/>
+          <w:sz w:val="18"/>
+        </w:rPr>
+        <w:t>;</w:t>
+      </w:r>
+      <w:r>
+        <w:rPr>
+          <w:rFonts w:ascii="微软雅黑" w:hAnsi="微软雅黑" w:eastAsia="微软雅黑"/>
+        </w:rPr>
+        <w:t xml:space="preserve"> 而非 </w:t>
+      </w:r>
+      <w:r>
+        <w:rPr>
+          <w:rFonts w:ascii="Consolas" w:hAnsi="Consolas" w:eastAsia="Consolas"/>
+          <w:color w:val="B03030"/>
+          <w:sz w:val="18"/>
+        </w:rPr>
+        <w:t>&amp;&amp;</w:t>
+      </w:r>
+      <w:r>
+        <w:rPr>
+          <w:rFonts w:ascii="微软雅黑" w:hAnsi="微软雅黑" w:eastAsia="微软雅黑"/>
+        </w:rPr>
+        <w:t>，</w:t>
+      </w:r>
+      <w:r>
+        <w:rPr>
+          <w:rFonts w:ascii="微软雅黑" w:hAnsi="微软雅黑" w:eastAsia="微软雅黑"/>
+          <w:b/>
+        </w:rPr>
+        <w:t>失败没有阻止后续提交</w:t>
+      </w:r>
+      <w:r>
+        <w:rPr>
+          <w:rFonts w:ascii="微软雅黑" w:hAnsi="微软雅黑" w:eastAsia="微软雅黑"/>
+        </w:rPr>
+        <w:t>，坏状态被推了上去。凡「跑校验 → 提交」的链条，校验必须能</w:t>
+      </w:r>
+      <w:r>
+        <w:rPr>
+          <w:rFonts w:ascii="微软雅黑" w:hAnsi="微软雅黑" w:eastAsia="微软雅黑"/>
+          <w:b/>
+        </w:rPr>
+        <w:t>中断</w:t>
+      </w:r>
+      <w:r>
+        <w:rPr>
+          <w:rFonts w:ascii="微软雅黑" w:hAnsi="微软雅黑" w:eastAsia="微软雅黑"/>
+        </w:rPr>
+        <w:t>流程；否则校验等于没跑。</w:t>
+      </w:r>
+    </w:p>
     <w:p>
       <w:r>
         <w:rPr>

--- a/docs/export/下课十分钟-游戏策划案-v3.1.docx
+++ b/docs/export/下课十分钟-游戏策划案-v3.1.docx
@@ -10994,7 +10994,278 @@
         <w:rPr>
           <w:rFonts w:ascii="微软雅黑" w:hAnsi="微软雅黑" w:eastAsia="微软雅黑"/>
         </w:rPr>
-        <w:t>触发条件：周围 ≥3 人围观，且发起者对目标好感 ≥40</w:t>
+        <w:t>触发条件：周围 ≥3 人围观，且满足下列</w:t>
+      </w:r>
+      <w:r>
+        <w:rPr>
+          <w:rFonts w:ascii="微软雅黑" w:hAnsi="微软雅黑" w:eastAsia="微软雅黑"/>
+          <w:b/>
+        </w:rPr>
+        <w:t>之一</w:t>
+      </w:r>
+      <w:r>
+        <w:rPr>
+          <w:rFonts w:ascii="微软雅黑" w:hAnsi="微软雅黑" w:eastAsia="微软雅黑"/>
+        </w:rPr>
+        <w:t>：</w:t>
+      </w:r>
+    </w:p>
+    <w:p>
+      <w:pPr>
+        <w:pStyle w:val="ListBullet"/>
+      </w:pPr>
+      <w:r>
+        <w:rPr>
+          <w:rFonts w:ascii="微软雅黑" w:hAnsi="微软雅黑" w:eastAsia="微软雅黑"/>
+          <w:b/>
+        </w:rPr>
+        <w:t>好意调侃</w:t>
+      </w:r>
+      <w:r>
+        <w:rPr>
+          <w:rFonts w:ascii="微软雅黑" w:hAnsi="微软雅黑" w:eastAsia="微软雅黑"/>
+        </w:rPr>
+        <w:t xml:space="preserve">：发起者对目标好感 </w:t>
+      </w:r>
+      <w:r>
+        <w:rPr>
+          <w:rFonts w:ascii="Consolas" w:hAnsi="Consolas" w:eastAsia="Consolas"/>
+          <w:color w:val="B03030"/>
+          <w:sz w:val="18"/>
+        </w:rPr>
+        <w:t>A ≥ 40</w:t>
+      </w:r>
+      <w:r>
+        <w:rPr>
+          <w:rFonts w:ascii="微软雅黑" w:hAnsi="微软雅黑" w:eastAsia="微软雅黑"/>
+        </w:rPr>
+        <w:t>（按 §10.16 判为「玩笑」档）；</w:t>
+      </w:r>
+    </w:p>
+    <w:p>
+      <w:pPr>
+        <w:pStyle w:val="ListBullet"/>
+      </w:pPr>
+      <w:r>
+        <w:rPr>
+          <w:rFonts w:ascii="微软雅黑" w:hAnsi="微软雅黑" w:eastAsia="微软雅黑"/>
+          <w:b/>
+        </w:rPr>
+        <w:t>挑衅式调侃</w:t>
+      </w:r>
+      <w:r>
+        <w:rPr>
+          <w:rFonts w:ascii="微软雅黑" w:hAnsi="微软雅黑" w:eastAsia="微软雅黑"/>
+        </w:rPr>
+        <w:t xml:space="preserve">：目标对发起者敌对 </w:t>
+      </w:r>
+      <w:r>
+        <w:rPr>
+          <w:rFonts w:ascii="Consolas" w:hAnsi="Consolas" w:eastAsia="Consolas"/>
+          <w:color w:val="B03030"/>
+          <w:sz w:val="18"/>
+        </w:rPr>
+        <w:t>H ≥ 25</w:t>
+      </w:r>
+      <w:r>
+        <w:rPr>
+          <w:rFonts w:ascii="微软雅黑" w:hAnsi="微软雅黑" w:eastAsia="微软雅黑"/>
+        </w:rPr>
+        <w:t>，</w:t>
+      </w:r>
+      <w:r>
+        <w:rPr>
+          <w:rFonts w:ascii="微软雅黑" w:hAnsi="微软雅黑" w:eastAsia="微软雅黑"/>
+          <w:b/>
+        </w:rPr>
+        <w:t>或</w:t>
+      </w:r>
+      <w:r>
+        <w:rPr>
+          <w:rFonts w:ascii="微软雅黑" w:hAnsi="微软雅黑" w:eastAsia="微软雅黑"/>
+        </w:rPr>
+        <w:t xml:space="preserve">发起者对目标好感 </w:t>
+      </w:r>
+      <w:r>
+        <w:rPr>
+          <w:rFonts w:ascii="Consolas" w:hAnsi="Consolas" w:eastAsia="Consolas"/>
+          <w:color w:val="B03030"/>
+          <w:sz w:val="18"/>
+        </w:rPr>
+        <w:t>A &lt; 25</w:t>
+      </w:r>
+      <w:r>
+        <w:rPr>
+          <w:rFonts w:ascii="微软雅黑" w:hAnsi="微软雅黑" w:eastAsia="微软雅黑"/>
+        </w:rPr>
+        <w:t>（按 §10.16 判为「嘲讽」档）。</w:t>
+      </w:r>
+    </w:p>
+    <w:p>
+      <w:pPr>
+        <w:ind w:left="360"/>
+      </w:pPr>
+      <w:r>
+        <w:rPr>
+          <w:rFonts w:ascii="微软雅黑" w:hAnsi="微软雅黑" w:eastAsia="微软雅黑"/>
+          <w:i/>
+        </w:rPr>
+        <w:t xml:space="preserve">⚠️ </w:t>
+      </w:r>
+      <w:r>
+        <w:rPr>
+          <w:rFonts w:ascii="微软雅黑" w:hAnsi="微软雅黑" w:eastAsia="微软雅黑"/>
+          <w:b/>
+          <w:i/>
+        </w:rPr>
+        <w:t>2026-10-05 修订（P0）</w:t>
+      </w:r>
+      <w:r>
+        <w:rPr>
+          <w:rFonts w:ascii="微软雅黑" w:hAnsi="微软雅黑" w:eastAsia="微软雅黑"/>
+          <w:i/>
+        </w:rPr>
+        <w:t>：原条件只写「发起者对目标好感 ≥ 40」，与 §10.16 的嘲讽档判据（</w:t>
+      </w:r>
+      <w:r>
+        <w:rPr>
+          <w:rFonts w:ascii="Consolas" w:hAnsi="Consolas" w:eastAsia="Consolas"/>
+          <w:i/>
+          <w:color w:val="B03030"/>
+          <w:sz w:val="18"/>
+        </w:rPr>
+        <w:t>H ≥ 40</w:t>
+      </w:r>
+      <w:r>
+        <w:rPr>
+          <w:rFonts w:ascii="微软雅黑" w:hAnsi="微软雅黑" w:eastAsia="微软雅黑"/>
+          <w:i/>
+        </w:rPr>
+        <w:t xml:space="preserve"> </w:t>
+      </w:r>
+      <w:r>
+        <w:rPr>
+          <w:rFonts w:ascii="微软雅黑" w:hAnsi="微软雅黑" w:eastAsia="微软雅黑"/>
+          <w:b/>
+          <w:i/>
+        </w:rPr>
+        <w:t>或</w:t>
+      </w:r>
+      <w:r>
+        <w:rPr>
+          <w:rFonts w:ascii="微软雅黑" w:hAnsi="微软雅黑" w:eastAsia="微软雅黑"/>
+          <w:i/>
+        </w:rPr>
+        <w:t xml:space="preserve"> </w:t>
+      </w:r>
+      <w:r>
+        <w:rPr>
+          <w:rFonts w:ascii="Consolas" w:hAnsi="Consolas" w:eastAsia="Consolas"/>
+          <w:i/>
+          <w:color w:val="B03030"/>
+          <w:sz w:val="18"/>
+        </w:rPr>
+        <w:t>A &lt; 25</w:t>
+      </w:r>
+      <w:r>
+        <w:rPr>
+          <w:rFonts w:ascii="微软雅黑" w:hAnsi="微软雅黑" w:eastAsia="微软雅黑"/>
+          <w:i/>
+        </w:rPr>
+        <w:t>）</w:t>
+      </w:r>
+      <w:r>
+        <w:rPr>
+          <w:rFonts w:ascii="微软雅黑" w:hAnsi="微软雅黑" w:eastAsia="微软雅黑"/>
+          <w:b/>
+          <w:i/>
+        </w:rPr>
+        <w:t>互斥</w:t>
+      </w:r>
+      <w:r>
+        <w:rPr>
+          <w:rFonts w:ascii="微软雅黑" w:hAnsi="微软雅黑" w:eastAsia="微软雅黑"/>
+          <w:i/>
+        </w:rPr>
+        <w:t xml:space="preserve"> —— </w:t>
+      </w:r>
+      <w:r>
+        <w:rPr>
+          <w:rFonts w:ascii="Consolas" w:hAnsi="Consolas" w:eastAsia="Consolas"/>
+          <w:i/>
+          <w:color w:val="B03030"/>
+          <w:sz w:val="18"/>
+        </w:rPr>
+        <w:t>A ≥ 40</w:t>
+      </w:r>
+      <w:r>
+        <w:rPr>
+          <w:rFonts w:ascii="微软雅黑" w:hAnsi="微软雅黑" w:eastAsia="微软雅黑"/>
+          <w:i/>
+        </w:rPr>
+        <w:t xml:space="preserve"> 时不可能 </w:t>
+      </w:r>
+      <w:r>
+        <w:rPr>
+          <w:rFonts w:ascii="Consolas" w:hAnsi="Consolas" w:eastAsia="Consolas"/>
+          <w:i/>
+          <w:color w:val="B03030"/>
+          <w:sz w:val="18"/>
+        </w:rPr>
+        <w:t>A &lt; 25</w:t>
+      </w:r>
+      <w:r>
+        <w:rPr>
+          <w:rFonts w:ascii="微软雅黑" w:hAnsi="微软雅黑" w:eastAsia="微软雅黑"/>
+          <w:i/>
+        </w:rPr>
+        <w:t xml:space="preserve">，而 </w:t>
+      </w:r>
+      <w:r>
+        <w:rPr>
+          <w:rFonts w:ascii="Consolas" w:hAnsi="Consolas" w:eastAsia="Consolas"/>
+          <w:i/>
+          <w:color w:val="B03030"/>
+          <w:sz w:val="18"/>
+        </w:rPr>
+        <w:t>H ≥ 40</w:t>
+      </w:r>
+      <w:r>
+        <w:rPr>
+          <w:rFonts w:ascii="微软雅黑" w:hAnsi="微软雅黑" w:eastAsia="微软雅黑"/>
+          <w:i/>
+        </w:rPr>
+        <w:t xml:space="preserve"> 又依赖「已有敌对」→ </w:t>
+      </w:r>
+      <w:r>
+        <w:rPr>
+          <w:rFonts w:ascii="微软雅黑" w:hAnsi="微软雅黑" w:eastAsia="微软雅黑"/>
+          <w:b/>
+          <w:i/>
+        </w:rPr>
+        <w:t>嘲讽档永远发不出来</w:t>
+      </w:r>
+      <w:r>
+        <w:rPr>
+          <w:rFonts w:ascii="微软雅黑" w:hAnsi="微软雅黑" w:eastAsia="微软雅黑"/>
+          <w:i/>
+        </w:rPr>
+        <w:t xml:space="preserve">，敌对链路因此半死锁（见 §10.17.2）。 </w:t>
+      </w:r>
+      <w:r>
+        <w:rPr>
+          <w:rFonts w:ascii="微软雅黑" w:hAnsi="微软雅黑" w:eastAsia="微软雅黑"/>
+          <w:b/>
+          <w:i/>
+        </w:rPr>
+        <w:t>「嘲弄是敌对的第一发声」</w:t>
+      </w:r>
+      <w:r>
+        <w:rPr>
+          <w:rFonts w:ascii="微软雅黑" w:hAnsi="微软雅黑" w:eastAsia="微软雅黑"/>
+          <w:i/>
+        </w:rPr>
+        <w:t>，不该要求先有高敌对。</w:t>
       </w:r>
     </w:p>
     <w:p>
@@ -12223,6 +12494,72 @@
     </w:tbl>
     <w:p/>
     <w:p>
+      <w:pPr>
+        <w:ind w:left="360"/>
+      </w:pPr>
+      <w:r>
+        <w:rPr>
+          <w:rFonts w:ascii="微软雅黑" w:hAnsi="微软雅黑" w:eastAsia="微软雅黑"/>
+          <w:b/>
+          <w:i/>
+        </w:rPr>
+        <w:t>注意</w:t>
+      </w:r>
+      <w:r>
+        <w:rPr>
+          <w:rFonts w:ascii="微软雅黑" w:hAnsi="微软雅黑" w:eastAsia="微软雅黑"/>
+          <w:i/>
+        </w:rPr>
+        <w:t>：本表判的是</w:t>
+      </w:r>
+      <w:r>
+        <w:rPr>
+          <w:rFonts w:ascii="微软雅黑" w:hAnsi="微软雅黑" w:eastAsia="微软雅黑"/>
+          <w:b/>
+          <w:i/>
+        </w:rPr>
+        <w:t>结果方向</w:t>
+      </w:r>
+      <w:r>
+        <w:rPr>
+          <w:rFonts w:ascii="微软雅黑" w:hAnsi="微软雅黑" w:eastAsia="微软雅黑"/>
+          <w:i/>
+        </w:rPr>
+        <w:t>，§10.12 判的是</w:t>
+      </w:r>
+      <w:r>
+        <w:rPr>
+          <w:rFonts w:ascii="微软雅黑" w:hAnsi="微软雅黑" w:eastAsia="微软雅黑"/>
+          <w:b/>
+          <w:i/>
+        </w:rPr>
+        <w:t>能否发起</w:t>
+      </w:r>
+      <w:r>
+        <w:rPr>
+          <w:rFonts w:ascii="微软雅黑" w:hAnsi="微软雅黑" w:eastAsia="微软雅黑"/>
+          <w:i/>
+        </w:rPr>
+        <w:t xml:space="preserve"> —— 两者必须相容。</w:t>
+      </w:r>
+      <w:r>
+        <w:rPr>
+          <w:rFonts w:ascii="Consolas" w:hAnsi="Consolas" w:eastAsia="Consolas"/>
+          <w:i/>
+          <w:color w:val="B03030"/>
+          <w:sz w:val="18"/>
+        </w:rPr>
+        <w:t>A ≥ 40</w:t>
+      </w:r>
+      <w:r>
+        <w:rPr>
+          <w:rFonts w:ascii="微软雅黑" w:hAnsi="微软雅黑" w:eastAsia="微软雅黑"/>
+          <w:i/>
+        </w:rPr>
+        <w:t xml:space="preserve"> 的发起门槛曾使嘲讽档无法达成（P0，已修为双轨），详见 §10.12 的修订说明。</w:t>
+      </w:r>
+    </w:p>
+    <w:p>
       <w:r>
         <w:rPr>
           <w:rFonts w:ascii="微软雅黑" w:hAnsi="微软雅黑" w:eastAsia="微软雅黑"/>
@@ -13863,6 +14200,1127 @@
           <w:rFonts w:ascii="微软雅黑" w:hAnsi="微软雅黑" w:eastAsia="微软雅黑"/>
         </w:rPr>
         <w:t>（例如"屡教不改"才触发升级事件），不能简单调大数值。</w:t>
+      </w:r>
+    </w:p>
+    <w:p>
+      <w:pPr>
+        <w:pStyle w:val="Heading3"/>
+      </w:pPr>
+      <w:r>
+        <w:t>10.17.2 敌对种子方案（提案，待实施）</w:t>
+      </w:r>
+    </w:p>
+    <w:p>
+      <w:pPr>
+        <w:ind w:left="360"/>
+      </w:pPr>
+      <w:r>
+        <w:rPr>
+          <w:rFonts w:ascii="微软雅黑" w:hAnsi="微软雅黑" w:eastAsia="微软雅黑"/>
+          <w:i/>
+        </w:rPr>
+        <w:t>承接 §10.17.1 的诊断（「缺种子」）。本方案由外部核对提出，</w:t>
+      </w:r>
+      <w:r>
+        <w:rPr>
+          <w:rFonts w:ascii="微软雅黑" w:hAnsi="微软雅黑" w:eastAsia="微软雅黑"/>
+          <w:b/>
+          <w:i/>
+        </w:rPr>
+        <w:t>逐条经核验</w:t>
+      </w:r>
+      <w:r>
+        <w:rPr>
+          <w:rFonts w:ascii="微软雅黑" w:hAnsi="微软雅黑" w:eastAsia="微软雅黑"/>
+          <w:i/>
+        </w:rPr>
+        <w:t>，修正处已标注。 共同判据：</w:t>
+      </w:r>
+      <w:r>
+        <w:rPr>
+          <w:rFonts w:ascii="微软雅黑" w:hAnsi="微软雅黑" w:eastAsia="微软雅黑"/>
+          <w:b/>
+          <w:i/>
+        </w:rPr>
+        <w:t>t = 0 可触发</w:t>
+      </w:r>
+      <w:r>
+        <w:rPr>
+          <w:rFonts w:ascii="微软雅黑" w:hAnsi="微软雅黑" w:eastAsia="微软雅黑"/>
+          <w:i/>
+        </w:rPr>
+        <w:t xml:space="preserve">（不依赖已有敌对）、纯函数、常规档 </w:t>
+      </w:r>
+      <w:r>
+        <w:rPr>
+          <w:rFonts w:ascii="Consolas" w:hAnsi="Consolas" w:eastAsia="Consolas"/>
+          <w:i/>
+          <w:color w:val="B03030"/>
+          <w:sz w:val="18"/>
+        </w:rPr>
+        <w:t>base ≤ 3</w:t>
+      </w:r>
+      <w:r>
+        <w:rPr>
+          <w:rFonts w:ascii="微软雅黑" w:hAnsi="微软雅黑" w:eastAsia="微软雅黑"/>
+          <w:i/>
+        </w:rPr>
+        <w:t>、与事件去重兼容。</w:t>
+      </w:r>
+    </w:p>
+    <w:p>
+      <w:r>
+        <w:rPr>
+          <w:rFonts w:ascii="微软雅黑" w:hAnsi="微软雅黑" w:eastAsia="微软雅黑"/>
+          <w:b/>
+        </w:rPr>
+        <w:t>一个关键前提（已成立）</w:t>
+      </w:r>
+      <w:r>
+        <w:rPr>
+          <w:rFonts w:ascii="微软雅黑" w:hAnsi="微软雅黑" w:eastAsia="微软雅黑"/>
+        </w:rPr>
+        <w:t>：</w:t>
+      </w:r>
+      <w:r>
+        <w:rPr>
+          <w:rFonts w:ascii="Consolas" w:hAnsi="Consolas" w:eastAsia="Consolas"/>
+          <w:color w:val="B03030"/>
+          <w:sz w:val="18"/>
+        </w:rPr>
+        <w:t>decay_h</w:t>
+      </w:r>
+      <w:r>
+        <w:rPr>
+          <w:rFonts w:ascii="微软雅黑" w:hAnsi="微软雅黑" w:eastAsia="微软雅黑"/>
+        </w:rPr>
+        <w:t xml:space="preserve"> 已是 </w:t>
+      </w:r>
+      <w:r>
+        <w:rPr>
+          <w:rFonts w:ascii="微软雅黑" w:hAnsi="微软雅黑" w:eastAsia="微软雅黑"/>
+          <w:b/>
+        </w:rPr>
+        <w:t>0.95</w:t>
+      </w:r>
+      <w:r>
+        <w:rPr>
+          <w:rFonts w:ascii="微软雅黑" w:hAnsi="微软雅黑" w:eastAsia="微软雅黑"/>
+        </w:rPr>
+        <w:t xml:space="preserve"> → 敌对稳态 </w:t>
+      </w:r>
+      <w:r>
+        <w:rPr>
+          <w:rFonts w:ascii="Consolas" w:hAnsi="Consolas" w:eastAsia="Consolas"/>
+          <w:color w:val="B03030"/>
+          <w:sz w:val="18"/>
+        </w:rPr>
+        <w:t>H* ≈ 单边日增量 × 20</w:t>
+      </w:r>
+      <w:r>
+        <w:rPr>
+          <w:rFonts w:ascii="微软雅黑" w:hAnsi="微软雅黑" w:eastAsia="微软雅黑"/>
+        </w:rPr>
+        <w:t>。</w:t>
+      </w:r>
+    </w:p>
+    <w:p>
+      <w:r>
+        <w:rPr>
+          <w:rFonts w:ascii="微软雅黑" w:hAnsi="微软雅黑" w:eastAsia="微软雅黑"/>
+        </w:rPr>
+        <w:t xml:space="preserve">∴ </w:t>
+      </w:r>
+      <w:r>
+        <w:rPr>
+          <w:rFonts w:ascii="微软雅黑" w:hAnsi="微软雅黑" w:eastAsia="微软雅黑"/>
+          <w:b/>
+        </w:rPr>
+        <w:t>跨排挤门槛 40 只需单边日增量 2；跨举报 60 只需 3。</w:t>
+      </w:r>
+      <w:r>
+        <w:rPr>
+          <w:rFonts w:ascii="微软雅黑" w:hAnsi="微软雅黑" w:eastAsia="微软雅黑"/>
+        </w:rPr>
+        <w:t>（§10.17.1 说的「差约 15 倍」正是</w:t>
+      </w:r>
+    </w:p>
+    <w:p>
+      <w:r>
+        <w:rPr>
+          <w:rFonts w:ascii="Consolas" w:hAnsi="Consolas" w:eastAsia="Consolas"/>
+          <w:color w:val="B03030"/>
+          <w:sz w:val="18"/>
+        </w:rPr>
+        <w:t>2 ÷ 0.13 ≈ 15</w:t>
+      </w:r>
+      <w:r>
+        <w:rPr>
+          <w:rFonts w:ascii="微软雅黑" w:hAnsi="微软雅黑" w:eastAsia="微软雅黑"/>
+        </w:rPr>
+        <w:t xml:space="preserve"> 的倍数关系，</w:t>
+      </w:r>
+      <w:r>
+        <w:rPr>
+          <w:rFonts w:ascii="微软雅黑" w:hAnsi="微软雅黑" w:eastAsia="微软雅黑"/>
+          <w:b/>
+        </w:rPr>
+        <w:t>两个结论一致，不矛盾</w:t>
+      </w:r>
+      <w:r>
+        <w:rPr>
+          <w:rFonts w:ascii="微软雅黑" w:hAnsi="微软雅黑" w:eastAsia="微软雅黑"/>
+        </w:rPr>
+        <w:t>。）</w:t>
+      </w:r>
+    </w:p>
+    <w:p>
+      <w:pPr>
+        <w:pStyle w:val="Heading4"/>
+      </w:pPr>
+      <w:r>
+        <w:t>前置：一处 P0（已修）</w:t>
+      </w:r>
+    </w:p>
+    <w:p>
+      <w:r>
+        <w:rPr>
+          <w:rFonts w:ascii="微软雅黑" w:hAnsi="微软雅黑" w:eastAsia="微软雅黑"/>
+        </w:rPr>
+        <w:t xml:space="preserve">§10.12 的调侃发起门槛 </w:t>
+      </w:r>
+      <w:r>
+        <w:rPr>
+          <w:rFonts w:ascii="Consolas" w:hAnsi="Consolas" w:eastAsia="Consolas"/>
+          <w:color w:val="B03030"/>
+          <w:sz w:val="18"/>
+        </w:rPr>
+        <w:t>A ≥ 40</w:t>
+      </w:r>
+      <w:r>
+        <w:rPr>
+          <w:rFonts w:ascii="微软雅黑" w:hAnsi="微软雅黑" w:eastAsia="微软雅黑"/>
+        </w:rPr>
+        <w:t xml:space="preserve"> 与 §10.16 的嘲讽档判据 </w:t>
+      </w:r>
+      <w:r>
+        <w:rPr>
+          <w:rFonts w:ascii="Consolas" w:hAnsi="Consolas" w:eastAsia="Consolas"/>
+          <w:color w:val="B03030"/>
+          <w:sz w:val="18"/>
+        </w:rPr>
+        <w:t>H ≥ 40 或 A &lt; 25</w:t>
+      </w:r>
+      <w:r>
+        <w:rPr>
+          <w:rFonts w:ascii="微软雅黑" w:hAnsi="微软雅黑" w:eastAsia="微软雅黑"/>
+        </w:rPr>
+        <w:t xml:space="preserve"> </w:t>
+      </w:r>
+      <w:r>
+        <w:rPr>
+          <w:rFonts w:ascii="微软雅黑" w:hAnsi="微软雅黑" w:eastAsia="微软雅黑"/>
+          <w:b/>
+        </w:rPr>
+        <w:t>互斥</w:t>
+      </w:r>
+      <w:r>
+        <w:rPr>
+          <w:rFonts w:ascii="微软雅黑" w:hAnsi="微软雅黑" w:eastAsia="微软雅黑"/>
+        </w:rPr>
+        <w:t xml:space="preserve"> ——</w:t>
+      </w:r>
+    </w:p>
+    <w:p>
+      <w:r>
+        <w:rPr>
+          <w:rFonts w:ascii="Consolas" w:hAnsi="Consolas" w:eastAsia="Consolas"/>
+          <w:color w:val="B03030"/>
+          <w:sz w:val="18"/>
+        </w:rPr>
+        <w:t>A ≥ 40</w:t>
+      </w:r>
+      <w:r>
+        <w:rPr>
+          <w:rFonts w:ascii="微软雅黑" w:hAnsi="微软雅黑" w:eastAsia="微软雅黑"/>
+        </w:rPr>
+        <w:t xml:space="preserve"> 时不可能 </w:t>
+      </w:r>
+      <w:r>
+        <w:rPr>
+          <w:rFonts w:ascii="Consolas" w:hAnsi="Consolas" w:eastAsia="Consolas"/>
+          <w:color w:val="B03030"/>
+          <w:sz w:val="18"/>
+        </w:rPr>
+        <w:t>A &lt; 25</w:t>
+      </w:r>
+      <w:r>
+        <w:rPr>
+          <w:rFonts w:ascii="微软雅黑" w:hAnsi="微软雅黑" w:eastAsia="微软雅黑"/>
+        </w:rPr>
+        <w:t xml:space="preserve">，而 </w:t>
+      </w:r>
+      <w:r>
+        <w:rPr>
+          <w:rFonts w:ascii="Consolas" w:hAnsi="Consolas" w:eastAsia="Consolas"/>
+          <w:color w:val="B03030"/>
+          <w:sz w:val="18"/>
+        </w:rPr>
+        <w:t>H ≥ 40</w:t>
+      </w:r>
+      <w:r>
+        <w:rPr>
+          <w:rFonts w:ascii="微软雅黑" w:hAnsi="微软雅黑" w:eastAsia="微软雅黑"/>
+        </w:rPr>
+        <w:t xml:space="preserve"> 又要求已有敌对 ⇒ </w:t>
+      </w:r>
+      <w:r>
+        <w:rPr>
+          <w:rFonts w:ascii="微软雅黑" w:hAnsi="微软雅黑" w:eastAsia="微软雅黑"/>
+          <w:b/>
+        </w:rPr>
+        <w:t>嘲讽档永远发不出来</w:t>
+      </w:r>
+      <w:r>
+        <w:rPr>
+          <w:rFonts w:ascii="微软雅黑" w:hAnsi="微软雅黑" w:eastAsia="微软雅黑"/>
+        </w:rPr>
+        <w:t>。</w:t>
+      </w:r>
+    </w:p>
+    <w:p>
+      <w:r>
+        <w:rPr>
+          <w:rFonts w:ascii="微软雅黑" w:hAnsi="微软雅黑" w:eastAsia="微软雅黑"/>
+        </w:rPr>
+        <w:t>这解释了「敌对链路半死锁」不只是种子量级问题。已修为</w:t>
+      </w:r>
+      <w:r>
+        <w:rPr>
+          <w:rFonts w:ascii="微软雅黑" w:hAnsi="微软雅黑" w:eastAsia="微软雅黑"/>
+          <w:b/>
+        </w:rPr>
+        <w:t>双轨</w:t>
+      </w:r>
+      <w:r>
+        <w:rPr>
+          <w:rFonts w:ascii="微软雅黑" w:hAnsi="微软雅黑" w:eastAsia="微软雅黑"/>
+        </w:rPr>
+        <w:t>（见 §10.12）。</w:t>
+      </w:r>
+    </w:p>
+    <w:p>
+      <w:pPr>
+        <w:ind w:left="360"/>
+      </w:pPr>
+      <w:r>
+        <w:rPr>
+          <w:rFonts w:ascii="微软雅黑" w:hAnsi="微软雅黑" w:eastAsia="微软雅黑"/>
+          <w:i/>
+        </w:rPr>
+        <w:t>附带发现：</w:t>
+      </w:r>
+      <w:r>
+        <w:rPr>
+          <w:rFonts w:ascii="微软雅黑" w:hAnsi="微软雅黑" w:eastAsia="微软雅黑"/>
+          <w:b/>
+          <w:i/>
+        </w:rPr>
+        <w:t>文档写 40、实现里用的是 20</w:t>
+      </w:r>
+      <w:r>
+        <w:rPr>
+          <w:rFonts w:ascii="微软雅黑" w:hAnsi="微软雅黑" w:eastAsia="微软雅黑"/>
+          <w:i/>
+        </w:rPr>
+        <w:t>（</w:t>
+      </w:r>
+      <w:r>
+        <w:rPr>
+          <w:rFonts w:ascii="Consolas" w:hAnsi="Consolas" w:eastAsia="Consolas"/>
+          <w:i/>
+          <w:color w:val="B03030"/>
+          <w:sz w:val="18"/>
+        </w:rPr>
+        <w:t>cands_t</w:t>
+      </w:r>
+      <w:r>
+        <w:rPr>
+          <w:rFonts w:ascii="微软雅黑" w:hAnsi="微软雅黑" w:eastAsia="微软雅黑"/>
+          <w:i/>
+        </w:rPr>
+        <w:t>），两者本就不一致 —— 同类问题见 §18.9。</w:t>
+      </w:r>
+    </w:p>
+    <w:p>
+      <w:pPr>
+        <w:pStyle w:val="Heading4"/>
+      </w:pPr>
+      <w:r>
+        <w:t>六个候选种子（逐条核验）</w:t>
+      </w:r>
+    </w:p>
+    <w:tbl>
+      <w:tblPr>
+        <w:tblStyle w:val="TableGrid"/>
+        <w:tblW w:type="auto" w:w="0"/>
+        <w:tblLook w:firstColumn="1" w:firstRow="1" w:lastColumn="0" w:lastRow="0" w:noHBand="0" w:noVBand="1" w:val="04A0"/>
+      </w:tblPr>
+      <w:tblGrid>
+        <w:gridCol w:w="2160"/>
+        <w:gridCol w:w="2160"/>
+        <w:gridCol w:w="2160"/>
+        <w:gridCol w:w="2160"/>
+      </w:tblGrid>
+      <w:tr>
+        <w:tc>
+          <w:tcPr>
+            <w:tcW w:type="dxa" w:w="2160"/>
+          </w:tcPr>
+          <w:p>
+            <w:r>
+              <w:rPr>
+                <w:rFonts w:ascii="微软雅黑" w:hAnsi="微软雅黑" w:eastAsia="微软雅黑"/>
+                <w:b/>
+                <w:sz w:val="18"/>
+              </w:rPr>
+              <w:t>#</w:t>
+            </w:r>
+          </w:p>
+        </w:tc>
+        <w:tc>
+          <w:tcPr>
+            <w:tcW w:type="dxa" w:w="2160"/>
+          </w:tcPr>
+          <w:p>
+            <w:r>
+              <w:rPr>
+                <w:rFonts w:ascii="微软雅黑" w:hAnsi="微软雅黑" w:eastAsia="微软雅黑"/>
+                <w:b/>
+                <w:sz w:val="18"/>
+              </w:rPr>
+              <w:t>种子</w:t>
+            </w:r>
+          </w:p>
+        </w:tc>
+        <w:tc>
+          <w:tcPr>
+            <w:tcW w:type="dxa" w:w="2160"/>
+          </w:tcPr>
+          <w:p>
+            <w:r>
+              <w:rPr>
+                <w:rFonts w:ascii="微软雅黑" w:hAnsi="微软雅黑" w:eastAsia="微软雅黑"/>
+                <w:b/>
+                <w:sz w:val="18"/>
+              </w:rPr>
+              <w:t>核验结论</w:t>
+            </w:r>
+          </w:p>
+        </w:tc>
+        <w:tc>
+          <w:tcPr>
+            <w:tcW w:type="dxa" w:w="2160"/>
+          </w:tcPr>
+          <w:p>
+            <w:r>
+              <w:rPr>
+                <w:rFonts w:ascii="微软雅黑" w:hAnsi="微软雅黑" w:eastAsia="微软雅黑"/>
+                <w:b/>
+                <w:sz w:val="18"/>
+              </w:rPr>
+              <w:t>预期量级</w:t>
+            </w:r>
+          </w:p>
+        </w:tc>
+      </w:tr>
+      <w:tr>
+        <w:tc>
+          <w:tcPr>
+            <w:tcW w:type="dxa" w:w="2160"/>
+          </w:tcPr>
+          <w:p>
+            <w:r>
+              <w:rPr>
+                <w:rFonts w:ascii="微软雅黑" w:hAnsi="微软雅黑" w:eastAsia="微软雅黑"/>
+                <w:sz w:val="18"/>
+              </w:rPr>
+              <w:t>1</w:t>
+            </w:r>
+          </w:p>
+        </w:tc>
+        <w:tc>
+          <w:tcPr>
+            <w:tcW w:type="dxa" w:w="2160"/>
+          </w:tcPr>
+          <w:p>
+            <w:r>
+              <w:rPr>
+                <w:rFonts w:ascii="微软雅黑" w:hAnsi="微软雅黑" w:eastAsia="微软雅黑"/>
+                <w:sz w:val="18"/>
+              </w:rPr>
+              <w:t>座位表（前提件）</w:t>
+            </w:r>
+          </w:p>
+        </w:tc>
+        <w:tc>
+          <w:tcPr>
+            <w:tcW w:type="dxa" w:w="2160"/>
+          </w:tcPr>
+          <w:p>
+            <w:r>
+              <w:rPr>
+                <w:rFonts w:ascii="微软雅黑" w:hAnsi="微软雅黑" w:eastAsia="微软雅黑"/>
+                <w:sz w:val="18"/>
+              </w:rPr>
+              <w:t>✅ 最根本 —— 272 条有向边 → 约 68；「路过的人」固定为邻居，同一安静者每天被打扰 2~4 次；单边日增量 0.13 → ~2，直接踩到门槛线</w:t>
+            </w:r>
+          </w:p>
+        </w:tc>
+        <w:tc>
+          <w:tcPr>
+            <w:tcW w:type="dxa" w:w="2160"/>
+          </w:tcPr>
+          <w:p>
+            <w:r>
+              <w:rPr>
+                <w:rFonts w:ascii="微软雅黑" w:hAnsi="微软雅黑" w:eastAsia="微软雅黑"/>
+                <w:sz w:val="18"/>
+              </w:rPr>
+              <w:t>前提件</w:t>
+            </w:r>
+          </w:p>
+        </w:tc>
+      </w:tr>
+      <w:tr>
+        <w:tc>
+          <w:tcPr>
+            <w:tcW w:type="dxa" w:w="2160"/>
+          </w:tcPr>
+          <w:p>
+            <w:r>
+              <w:rPr>
+                <w:rFonts w:ascii="微软雅黑" w:hAnsi="微软雅黑" w:eastAsia="微软雅黑"/>
+                <w:sz w:val="18"/>
+              </w:rPr>
+              <w:t>2</w:t>
+            </w:r>
+          </w:p>
+        </w:tc>
+        <w:tc>
+          <w:tcPr>
+            <w:tcW w:type="dxa" w:w="2160"/>
+          </w:tcPr>
+          <w:p>
+            <w:r>
+              <w:rPr>
+                <w:rFonts w:ascii="微软雅黑" w:hAnsi="微软雅黑" w:eastAsia="微软雅黑"/>
+                <w:sz w:val="18"/>
+              </w:rPr>
+              <w:t>调侃门槛修复</w:t>
+            </w:r>
+          </w:p>
+        </w:tc>
+        <w:tc>
+          <w:tcPr>
+            <w:tcW w:type="dxa" w:w="2160"/>
+          </w:tcPr>
+          <w:p>
+            <w:r>
+              <w:rPr>
+                <w:rFonts w:ascii="微软雅黑" w:hAnsi="微软雅黑" w:eastAsia="微软雅黑"/>
+                <w:sz w:val="18"/>
+              </w:rPr>
+              <w:t>✅ 成立。「嘲弄是敌对的第一发声」，不该要求先有高敌对</w:t>
+            </w:r>
+          </w:p>
+        </w:tc>
+        <w:tc>
+          <w:tcPr>
+            <w:tcW w:type="dxa" w:w="2160"/>
+          </w:tcPr>
+          <w:p>
+            <w:r>
+              <w:rPr>
+                <w:rFonts w:ascii="微软雅黑" w:hAnsi="微软雅黑" w:eastAsia="微软雅黑"/>
+                <w:sz w:val="18"/>
+              </w:rPr>
+              <w:t>日增量 6~10</w:t>
+            </w:r>
+          </w:p>
+        </w:tc>
+      </w:tr>
+      <w:tr>
+        <w:tc>
+          <w:tcPr>
+            <w:tcW w:type="dxa" w:w="2160"/>
+          </w:tcPr>
+          <w:p>
+            <w:r>
+              <w:rPr>
+                <w:rFonts w:ascii="微软雅黑" w:hAnsi="微软雅黑" w:eastAsia="微软雅黑"/>
+                <w:sz w:val="18"/>
+              </w:rPr>
+              <w:t>3</w:t>
+            </w:r>
+          </w:p>
+        </w:tc>
+        <w:tc>
+          <w:tcPr>
+            <w:tcW w:type="dxa" w:w="2160"/>
+          </w:tcPr>
+          <w:p>
+            <w:r>
+              <w:rPr>
+                <w:rFonts w:ascii="微软雅黑" w:hAnsi="微软雅黑" w:eastAsia="微软雅黑"/>
+                <w:sz w:val="18"/>
+              </w:rPr>
+              <w:t>被打断的定向敌对</w:t>
+            </w:r>
+          </w:p>
+        </w:tc>
+        <w:tc>
+          <w:tcPr>
+            <w:tcW w:type="dxa" w:w="2160"/>
+          </w:tcPr>
+          <w:p>
+            <w:r>
+              <w:rPr>
+                <w:rFonts w:ascii="微软雅黑" w:hAnsi="微软雅黑" w:eastAsia="微软雅黑"/>
+                <w:sz w:val="18"/>
+              </w:rPr>
+              <w:t>⚠️ 概念需修正 —— 现有 check_interrupt 的对象是「下课铃 / 相位切换」，没有「打断者」；要成立须把「打断」重定义为「对话被插话者抢走」（谁插话谁是被恨的人），属新机制而非复用</w:t>
+            </w:r>
+          </w:p>
+        </w:tc>
+        <w:tc>
+          <w:tcPr>
+            <w:tcW w:type="dxa" w:w="2160"/>
+          </w:tcPr>
+          <w:p>
+            <w:r>
+              <w:rPr>
+                <w:rFonts w:ascii="微软雅黑" w:hAnsi="微软雅黑" w:eastAsia="微软雅黑"/>
+                <w:sz w:val="18"/>
+              </w:rPr>
+              <w:t>1~2</w:t>
+            </w:r>
+          </w:p>
+        </w:tc>
+      </w:tr>
+      <w:tr>
+        <w:tc>
+          <w:tcPr>
+            <w:tcW w:type="dxa" w:w="2160"/>
+          </w:tcPr>
+          <w:p>
+            <w:r>
+              <w:rPr>
+                <w:rFonts w:ascii="微软雅黑" w:hAnsi="微软雅黑" w:eastAsia="微软雅黑"/>
+                <w:sz w:val="18"/>
+              </w:rPr>
+              <w:t>4</w:t>
+            </w:r>
+          </w:p>
+        </w:tc>
+        <w:tc>
+          <w:tcPr>
+            <w:tcW w:type="dxa" w:w="2160"/>
+          </w:tcPr>
+          <w:p>
+            <w:r>
+              <w:rPr>
+                <w:rFonts w:ascii="微软雅黑" w:hAnsi="微软雅黑" w:eastAsia="微软雅黑"/>
+                <w:sz w:val="18"/>
+              </w:rPr>
+              <w:t>负面流言的错位归因</w:t>
+            </w:r>
+          </w:p>
+        </w:tc>
+        <w:tc>
+          <w:tcPr>
+            <w:tcW w:type="dxa" w:w="2160"/>
+          </w:tcPr>
+          <w:p>
+            <w:r>
+              <w:rPr>
+                <w:rFonts w:ascii="微软雅黑" w:hAnsi="微软雅黑" w:eastAsia="微软雅黑"/>
+                <w:sz w:val="18"/>
+              </w:rPr>
+              <w:t>✅ 好 —— B 类里唯一「信念驱动」的种子：「听到关于自己的负面流言 → 对最可疑者加敌对」，可能错怪无辜 → 凭空生长的敌对与冤案；也让「道歉和解」有了用武之地</w:t>
+            </w:r>
+          </w:p>
+        </w:tc>
+        <w:tc>
+          <w:tcPr>
+            <w:tcW w:type="dxa" w:w="2160"/>
+          </w:tcPr>
+          <w:p>
+            <w:r>
+              <w:rPr>
+                <w:rFonts w:ascii="微软雅黑" w:hAnsi="微软雅黑" w:eastAsia="微软雅黑"/>
+                <w:sz w:val="18"/>
+              </w:rPr>
+              <w:t>2~3</w:t>
+            </w:r>
+          </w:p>
+        </w:tc>
+      </w:tr>
+      <w:tr>
+        <w:tc>
+          <w:tcPr>
+            <w:tcW w:type="dxa" w:w="2160"/>
+          </w:tcPr>
+          <w:p>
+            <w:r>
+              <w:rPr>
+                <w:rFonts w:ascii="微软雅黑" w:hAnsi="微软雅黑" w:eastAsia="微软雅黑"/>
+                <w:sz w:val="18"/>
+              </w:rPr>
+              <w:t>5</w:t>
+            </w:r>
+          </w:p>
+        </w:tc>
+        <w:tc>
+          <w:tcPr>
+            <w:tcW w:type="dxa" w:w="2160"/>
+          </w:tcPr>
+          <w:p>
+            <w:r>
+              <w:rPr>
+                <w:rFonts w:ascii="微软雅黑" w:hAnsi="微软雅黑" w:eastAsia="微软雅黑"/>
+                <w:sz w:val="18"/>
+              </w:rPr>
+              <w:t>围观归因（对附和者反敌对）</w:t>
+            </w:r>
+          </w:p>
+        </w:tc>
+        <w:tc>
+          <w:tcPr>
+            <w:tcW w:type="dxa" w:w="2160"/>
+          </w:tcPr>
+          <w:p>
+            <w:r>
+              <w:rPr>
+                <w:rFonts w:ascii="微软雅黑" w:hAnsi="微软雅黑" w:eastAsia="微软雅黑"/>
+                <w:sz w:val="18"/>
+              </w:rPr>
+              <w:t>✅ 成立 —— 嘲讽档触发时，目标对附和的围观者敌对↑。⚠️ 现有 tease_sneer 门槛 H ≥ 40 是同一死锁（围观者哪来 40），应改为性格驱动（低共情者附和），无门槛</w:t>
+            </w:r>
+          </w:p>
+        </w:tc>
+        <w:tc>
+          <w:tcPr>
+            <w:tcW w:type="dxa" w:w="2160"/>
+          </w:tcPr>
+          <w:p>
+            <w:r>
+              <w:rPr>
+                <w:rFonts w:ascii="微软雅黑" w:hAnsi="微软雅黑" w:eastAsia="微软雅黑"/>
+                <w:sz w:val="18"/>
+              </w:rPr>
+              <w:t>2</w:t>
+            </w:r>
+          </w:p>
+        </w:tc>
+      </w:tr>
+      <w:tr>
+        <w:tc>
+          <w:tcPr>
+            <w:tcW w:type="dxa" w:w="2160"/>
+          </w:tcPr>
+          <w:p>
+            <w:r>
+              <w:rPr>
+                <w:rFonts w:ascii="微软雅黑" w:hAnsi="微软雅黑" w:eastAsia="微软雅黑"/>
+                <w:sz w:val="18"/>
+              </w:rPr>
+              <w:t>6</w:t>
+            </w:r>
+          </w:p>
+        </w:tc>
+        <w:tc>
+          <w:tcPr>
+            <w:tcW w:type="dxa" w:w="2160"/>
+          </w:tcPr>
+          <w:p>
+            <w:r>
+              <w:rPr>
+                <w:rFonts w:ascii="微软雅黑" w:hAnsi="微软雅黑" w:eastAsia="微软雅黑"/>
+                <w:sz w:val="18"/>
+              </w:rPr>
+              <w:t>「记恨」边状态</w:t>
+            </w:r>
+          </w:p>
+        </w:tc>
+        <w:tc>
+          <w:tcPr>
+            <w:tcW w:type="dxa" w:w="2160"/>
+          </w:tcPr>
+          <w:p>
+            <w:r>
+              <w:rPr>
+                <w:rFonts w:ascii="微软雅黑" w:hAnsi="微软雅黑" w:eastAsia="微软雅黑"/>
+                <w:sz w:val="18"/>
+              </w:rPr>
+              <w:t>✅ 好 —— 边版「心结」：重大负性事件命中某边后，该边 3 天内衰减改用 0.98。一次举报 +5 在 0.95 下 30 天只剩 1.1，加「记恨锁」才能顶在门槛之上。实现为一张 N×N「最近负性事件日」时间戳</w:t>
+            </w:r>
+          </w:p>
+        </w:tc>
+        <w:tc>
+          <w:tcPr>
+            <w:tcW w:type="dxa" w:w="2160"/>
+          </w:tcPr>
+          <w:p>
+            <w:r>
+              <w:rPr>
+                <w:rFonts w:ascii="微软雅黑" w:hAnsi="微软雅黑" w:eastAsia="微软雅黑"/>
+                <w:sz w:val="18"/>
+              </w:rPr>
+              <w:t>—</w:t>
+            </w:r>
+          </w:p>
+        </w:tc>
+      </w:tr>
+    </w:tbl>
+    <w:p/>
+    <w:p>
+      <w:pPr>
+        <w:pStyle w:val="Heading4"/>
+      </w:pPr>
+      <w:r>
+        <w:t>推荐最小组合</w:t>
+      </w:r>
+    </w:p>
+    <w:p>
+      <w:r>
+        <w:rPr>
+          <w:rFonts w:ascii="微软雅黑" w:hAnsi="微软雅黑" w:eastAsia="微软雅黑"/>
+          <w:b/>
+        </w:rPr>
+        <w:t>座位(1) + 门槛修复(2) + 记恨锁(6) + 修正后的(3)</w:t>
+      </w:r>
+      <w:r>
+        <w:rPr>
+          <w:rFonts w:ascii="微软雅黑" w:hAnsi="微软雅黑" w:eastAsia="微软雅黑"/>
+        </w:rPr>
+        <w:t>；四、五号（错位归因、围观网络）作第二批 ——</w:t>
+      </w:r>
+    </w:p>
+    <w:p>
+      <w:r>
+        <w:rPr>
+          <w:rFonts w:ascii="微软雅黑" w:hAnsi="微软雅黑" w:eastAsia="微软雅黑"/>
+        </w:rPr>
+        <w:t>它们是「锦上添花」的戏剧性来源，先把主干立起来。</w:t>
+      </w:r>
+    </w:p>
+    <w:p>
+      <w:r>
+        <w:rPr>
+          <w:rFonts w:ascii="微软雅黑" w:hAnsi="微软雅黑" w:eastAsia="微软雅黑"/>
+        </w:rPr>
+        <w:t>数字验证（原方案，量级合理）：</w:t>
+      </w:r>
+    </w:p>
+    <w:tbl>
+      <w:tblPr>
+        <w:tblStyle w:val="TableGrid"/>
+        <w:tblW w:type="auto" w:w="0"/>
+        <w:tblLook w:firstColumn="1" w:firstRow="1" w:lastColumn="0" w:lastRow="0" w:noHBand="0" w:noVBand="1" w:val="04A0"/>
+      </w:tblPr>
+      <w:tblGrid>
+        <w:gridCol w:w="2160"/>
+        <w:gridCol w:w="2160"/>
+        <w:gridCol w:w="2160"/>
+        <w:gridCol w:w="2160"/>
+      </w:tblGrid>
+      <w:tr>
+        <w:tc>
+          <w:tcPr>
+            <w:tcW w:type="dxa" w:w="2160"/>
+          </w:tcPr>
+          <w:p>
+            <w:r>
+              <w:rPr>
+                <w:rFonts w:ascii="微软雅黑" w:hAnsi="微软雅黑" w:eastAsia="微软雅黑"/>
+                <w:b/>
+                <w:sz w:val="18"/>
+              </w:rPr>
+              <w:t>对子类型</w:t>
+            </w:r>
+          </w:p>
+        </w:tc>
+        <w:tc>
+          <w:tcPr>
+            <w:tcW w:type="dxa" w:w="2160"/>
+          </w:tcPr>
+          <w:p>
+            <w:r>
+              <w:rPr>
+                <w:rFonts w:ascii="微软雅黑" w:hAnsi="微软雅黑" w:eastAsia="微软雅黑"/>
+                <w:b/>
+                <w:sz w:val="18"/>
+              </w:rPr>
+              <w:t>日增量</w:t>
+            </w:r>
+          </w:p>
+        </w:tc>
+        <w:tc>
+          <w:tcPr>
+            <w:tcW w:type="dxa" w:w="2160"/>
+          </w:tcPr>
+          <w:p>
+            <w:r>
+              <w:rPr>
+                <w:rFonts w:ascii="微软雅黑" w:hAnsi="微软雅黑" w:eastAsia="微软雅黑"/>
+                <w:b/>
+                <w:sz w:val="18"/>
+              </w:rPr>
+              <w:t>稳态 H*</w:t>
+            </w:r>
+          </w:p>
+        </w:tc>
+        <w:tc>
+          <w:tcPr>
+            <w:tcW w:type="dxa" w:w="2160"/>
+          </w:tcPr>
+          <w:p>
+            <w:r>
+              <w:rPr>
+                <w:rFonts w:ascii="微软雅黑" w:hAnsi="微软雅黑" w:eastAsia="微软雅黑"/>
+                <w:b/>
+                <w:sz w:val="18"/>
+              </w:rPr>
+              <w:t>行为意义</w:t>
+            </w:r>
+          </w:p>
+        </w:tc>
+      </w:tr>
+      <w:tr>
+        <w:tc>
+          <w:tcPr>
+            <w:tcW w:type="dxa" w:w="2160"/>
+          </w:tcPr>
+          <w:p>
+            <w:r>
+              <w:rPr>
+                <w:rFonts w:ascii="微软雅黑" w:hAnsi="微软雅黑" w:eastAsia="微软雅黑"/>
+                <w:sz w:val="18"/>
+              </w:rPr>
+              <w:t>宿敌对（互怼 / 欺凌）</w:t>
+            </w:r>
+          </w:p>
+        </w:tc>
+        <w:tc>
+          <w:tcPr>
+            <w:tcW w:type="dxa" w:w="2160"/>
+          </w:tcPr>
+          <w:p>
+            <w:r>
+              <w:rPr>
+                <w:rFonts w:ascii="微软雅黑" w:hAnsi="微软雅黑" w:eastAsia="微软雅黑"/>
+                <w:sz w:val="18"/>
+              </w:rPr>
+              <w:t>4~10</w:t>
+            </w:r>
+          </w:p>
+        </w:tc>
+        <w:tc>
+          <w:tcPr>
+            <w:tcW w:type="dxa" w:w="2160"/>
+          </w:tcPr>
+          <w:p>
+            <w:r>
+              <w:rPr>
+                <w:rFonts w:ascii="微软雅黑" w:hAnsi="微软雅黑" w:eastAsia="微软雅黑"/>
+                <w:sz w:val="18"/>
+              </w:rPr>
+              <w:t>60~80（clamp 后）</w:t>
+            </w:r>
+          </w:p>
+        </w:tc>
+        <w:tc>
+          <w:tcPr>
+            <w:tcW w:type="dxa" w:w="2160"/>
+          </w:tcPr>
+          <w:p>
+            <w:r>
+              <w:rPr>
+                <w:rFonts w:ascii="微软雅黑" w:hAnsi="微软雅黑" w:eastAsia="微软雅黑"/>
+                <w:sz w:val="18"/>
+              </w:rPr>
+              <w:t>第 3~5 天过排挤 40，持续冲突过举报 60</w:t>
+            </w:r>
+          </w:p>
+        </w:tc>
+      </w:tr>
+      <w:tr>
+        <w:tc>
+          <w:tcPr>
+            <w:tcW w:type="dxa" w:w="2160"/>
+          </w:tcPr>
+          <w:p>
+            <w:r>
+              <w:rPr>
+                <w:rFonts w:ascii="微软雅黑" w:hAnsi="微软雅黑" w:eastAsia="微软雅黑"/>
+                <w:sz w:val="18"/>
+              </w:rPr>
+              <w:t>邻座摩擦对</w:t>
+            </w:r>
+          </w:p>
+        </w:tc>
+        <w:tc>
+          <w:tcPr>
+            <w:tcW w:type="dxa" w:w="2160"/>
+          </w:tcPr>
+          <w:p>
+            <w:r>
+              <w:rPr>
+                <w:rFonts w:ascii="微软雅黑" w:hAnsi="微软雅黑" w:eastAsia="微软雅黑"/>
+                <w:sz w:val="18"/>
+              </w:rPr>
+              <w:t>1.5~2.5</w:t>
+            </w:r>
+          </w:p>
+        </w:tc>
+        <w:tc>
+          <w:tcPr>
+            <w:tcW w:type="dxa" w:w="2160"/>
+          </w:tcPr>
+          <w:p>
+            <w:r>
+              <w:rPr>
+                <w:rFonts w:ascii="微软雅黑" w:hAnsi="微软雅黑" w:eastAsia="微软雅黑"/>
+                <w:sz w:val="18"/>
+              </w:rPr>
+              <w:t>30~50</w:t>
+            </w:r>
+          </w:p>
+        </w:tc>
+        <w:tc>
+          <w:tcPr>
+            <w:tcW w:type="dxa" w:w="2160"/>
+          </w:tcPr>
+          <w:p>
+            <w:r>
+              <w:rPr>
+                <w:rFonts w:ascii="微软雅黑" w:hAnsi="微软雅黑" w:eastAsia="微软雅黑"/>
+                <w:sz w:val="18"/>
+              </w:rPr>
+              <w:t>个别边缓慢越 40 → 孤立事件偶发</w:t>
+            </w:r>
+          </w:p>
+        </w:tc>
+      </w:tr>
+      <w:tr>
+        <w:tc>
+          <w:tcPr>
+            <w:tcW w:type="dxa" w:w="2160"/>
+          </w:tcPr>
+          <w:p>
+            <w:r>
+              <w:rPr>
+                <w:rFonts w:ascii="微软雅黑" w:hAnsi="微软雅黑" w:eastAsia="微软雅黑"/>
+                <w:sz w:val="18"/>
+              </w:rPr>
+              <w:t>普通对子</w:t>
+            </w:r>
+          </w:p>
+        </w:tc>
+        <w:tc>
+          <w:tcPr>
+            <w:tcW w:type="dxa" w:w="2160"/>
+          </w:tcPr>
+          <w:p>
+            <w:r>
+              <w:rPr>
+                <w:rFonts w:ascii="微软雅黑" w:hAnsi="微软雅黑" w:eastAsia="微软雅黑"/>
+                <w:sz w:val="18"/>
+              </w:rPr>
+              <w:t>0.3~1</w:t>
+            </w:r>
+          </w:p>
+        </w:tc>
+        <w:tc>
+          <w:tcPr>
+            <w:tcW w:type="dxa" w:w="2160"/>
+          </w:tcPr>
+          <w:p>
+            <w:r>
+              <w:rPr>
+                <w:rFonts w:ascii="微软雅黑" w:hAnsi="微软雅黑" w:eastAsia="微软雅黑"/>
+                <w:sz w:val="18"/>
+              </w:rPr>
+              <w:t>6~20</w:t>
+            </w:r>
+          </w:p>
+        </w:tc>
+        <w:tc>
+          <w:tcPr>
+            <w:tcW w:type="dxa" w:w="2160"/>
+          </w:tcPr>
+          <w:p>
+            <w:r>
+              <w:rPr>
+                <w:rFonts w:ascii="微软雅黑" w:hAnsi="微软雅黑" w:eastAsia="微软雅黑"/>
+                <w:sz w:val="18"/>
+              </w:rPr>
+              <w:t>不误伤；敌对是例外而非常态</w:t>
+            </w:r>
+          </w:p>
+        </w:tc>
+      </w:tr>
+    </w:tbl>
+    <w:p/>
+    <w:p>
+      <w:pPr>
+        <w:ind w:left="360"/>
+      </w:pPr>
+      <w:r>
+        <w:rPr>
+          <w:rFonts w:ascii="微软雅黑" w:hAnsi="微软雅黑" w:eastAsia="微软雅黑"/>
+          <w:b/>
+          <w:i/>
+        </w:rPr>
+        <w:t>阈值 40 / 60 不动，`decay_h = 0.95` 不动</w:t>
+      </w:r>
+      <w:r>
+        <w:rPr>
+          <w:rFonts w:ascii="微软雅黑" w:hAnsi="微软雅黑" w:eastAsia="微软雅黑"/>
+          <w:i/>
+        </w:rPr>
+        <w:t xml:space="preserve"> —— 门槛是</w:t>
+      </w:r>
+      <w:r>
+        <w:rPr>
+          <w:rFonts w:ascii="微软雅黑" w:hAnsi="微软雅黑" w:eastAsia="微软雅黑"/>
+          <w:b/>
+          <w:i/>
+        </w:rPr>
+        <w:t>相变线</w:t>
+      </w:r>
+      <w:r>
+        <w:rPr>
+          <w:rFonts w:ascii="微软雅黑" w:hAnsi="微软雅黑" w:eastAsia="微软雅黑"/>
+          <w:i/>
+        </w:rPr>
+        <w:t>，应当由</w:t>
+      </w:r>
+      <w:r>
+        <w:rPr>
+          <w:rFonts w:ascii="微软雅黑" w:hAnsi="微软雅黑" w:eastAsia="微软雅黑"/>
+          <w:b/>
+          <w:i/>
+        </w:rPr>
+        <w:t>种子</w:t>
+      </w:r>
+      <w:r>
+        <w:rPr>
+          <w:rFonts w:ascii="微软雅黑" w:hAnsi="微软雅黑" w:eastAsia="微软雅黑"/>
+          <w:i/>
+        </w:rPr>
+        <w:t>去够它， 而不是降门槛凑数。</w:t>
       </w:r>
     </w:p>
     <w:p>
@@ -27595,7 +29053,7 @@
         <w:br/>
         <w:t xml:space="preserve">   搭话：A[i][j] ≥ 30 且 stress_i ≤ 80 且 j 不在对话中</w:t>
         <w:br/>
-        <w:t xml:space="preserve">   调侃：周围 ≥3 人 且 A[i][j] ≥ 40</w:t>
+        <w:t xml:space="preserve">   调侃：周围 ≥3 人 且（A[i][j] ≥ 40 或（H[i][j] ≥ 25 或 A[i][j] &lt; 25））  ← 好意 / 挑衅双轨，见 §10.12</w:t>
         <w:br/>
         <w:t xml:space="preserve">   安慰：stress_j ≥ 70 且 A[i][j] ≥ 50</w:t>
         <w:br/>

--- a/docs/export/下课十分钟-游戏策划案-v3.1.docx
+++ b/docs/export/下课十分钟-游戏策划案-v3.1.docx
@@ -30674,6 +30674,103 @@
           <w:rFonts w:ascii="微软雅黑" w:hAnsi="微软雅黑" w:eastAsia="微软雅黑"/>
           <w:b/>
         </w:rPr>
+        <w:t>四道门（提交前必须全绿，且必须用 `&amp;&amp;` 串起）</w:t>
+      </w:r>
+      <w:r>
+        <w:rPr>
+          <w:rFonts w:ascii="微软雅黑" w:hAnsi="微软雅黑" w:eastAsia="微软雅黑"/>
+        </w:rPr>
+        <w:t>：</w:t>
+      </w:r>
+      <w:r>
+        <w:rPr>
+          <w:rFonts w:ascii="Consolas" w:hAnsi="Consolas" w:eastAsia="Consolas"/>
+          <w:color w:val="B03030"/>
+          <w:sz w:val="18"/>
+        </w:rPr>
+        <w:t>check_config</w:t>
+      </w:r>
+      <w:r>
+        <w:rPr>
+          <w:rFonts w:ascii="微软雅黑" w:hAnsi="微软雅黑" w:eastAsia="微软雅黑"/>
+        </w:rPr>
+        <w:t xml:space="preserve">（配置 151 项）· </w:t>
+      </w:r>
+      <w:r>
+        <w:rPr>
+          <w:rFonts w:ascii="Consolas" w:hAnsi="Consolas" w:eastAsia="Consolas"/>
+          <w:color w:val="B03030"/>
+          <w:sz w:val="18"/>
+        </w:rPr>
+        <w:t>test_core</w:t>
+      </w:r>
+      <w:r>
+        <w:rPr>
+          <w:rFonts w:ascii="微软雅黑" w:hAnsi="微软雅黑" w:eastAsia="微软雅黑"/>
+        </w:rPr>
+        <w:t xml:space="preserve">（内核单测 24 项）· </w:t>
+      </w:r>
+      <w:r>
+        <w:rPr>
+          <w:rFonts w:ascii="Consolas" w:hAnsi="Consolas" w:eastAsia="Consolas"/>
+          <w:color w:val="B03030"/>
+          <w:sz w:val="18"/>
+        </w:rPr>
+        <w:t>verify_formula</w:t>
+      </w:r>
+      <w:r>
+        <w:rPr>
+          <w:rFonts w:ascii="微软雅黑" w:hAnsi="微软雅黑" w:eastAsia="微软雅黑"/>
+        </w:rPr>
+        <w:t xml:space="preserve">（公式对拍）· </w:t>
+      </w:r>
+      <w:r>
+        <w:rPr>
+          <w:rFonts w:ascii="微软雅黑" w:hAnsi="微软雅黑" w:eastAsia="微软雅黑"/>
+          <w:b/>
+        </w:rPr>
+        <w:t>`check_metrics`（玩法指标）</w:t>
+      </w:r>
+      <w:r>
+        <w:rPr>
+          <w:rFonts w:ascii="微软雅黑" w:hAnsi="微软雅黑" w:eastAsia="微软雅黑"/>
+        </w:rPr>
+        <w:t>。</w:t>
+      </w:r>
+    </w:p>
+    <w:p>
+      <w:pPr>
+        <w:ind w:left="360"/>
+      </w:pPr>
+      <w:r>
+        <w:rPr>
+          <w:rFonts w:ascii="微软雅黑" w:hAnsi="微软雅黑" w:eastAsia="微软雅黑"/>
+          <w:i/>
+        </w:rPr>
+        <w:t>⚠️ 第四道门是后补的：在此之前</w:t>
+      </w:r>
+      <w:r>
+        <w:rPr>
+          <w:rFonts w:ascii="微软雅黑" w:hAnsi="微软雅黑" w:eastAsia="微软雅黑"/>
+          <w:b/>
+          <w:i/>
+        </w:rPr>
+        <w:t>三道门都不检查玩法指标</w:t>
+      </w:r>
+      <w:r>
+        <w:rPr>
+          <w:rFonts w:ascii="微软雅黑" w:hAnsi="微软雅黑" w:eastAsia="微软雅黑"/>
+          <w:i/>
+        </w:rPr>
+        <w:t>，曾出现「三道门全绿、却提交了四项不达标状态」。</w:t>
+      </w:r>
+    </w:p>
+    <w:p>
+      <w:r>
+        <w:rPr>
+          <w:rFonts w:ascii="微软雅黑" w:hAnsi="微软雅黑" w:eastAsia="微软雅黑"/>
+          <w:b/>
+        </w:rPr>
         <w:t>审查方法（可复现）</w:t>
       </w:r>
       <w:r>
@@ -31902,7 +31999,7 @@
                 <w:rFonts w:ascii="微软雅黑" w:hAnsi="微软雅黑" w:eastAsia="微软雅黑"/>
                 <w:sz w:val="18"/>
               </w:rPr>
-              <w:t>配置校验器</w:t>
+              <w:t>调侃门槛双轨修复（P0）</w:t>
             </w:r>
           </w:p>
         </w:tc>
@@ -31916,7 +32013,7 @@
                 <w:rFonts w:ascii="微软雅黑" w:hAnsi="微软雅黑" w:eastAsia="微软雅黑"/>
                 <w:sz w:val="18"/>
               </w:rPr>
-              <w:t>tools/check_config.py</w:t>
+              <w:t>§10.12、§10.16</w:t>
             </w:r>
           </w:p>
         </w:tc>
@@ -31930,7 +32027,7 @@
                 <w:rFonts w:ascii="微软雅黑" w:hAnsi="微软雅黑" w:eastAsia="微软雅黑"/>
                 <w:sz w:val="18"/>
               </w:rPr>
-              <w:t>126 项启动校验，可接 CI</w:t>
+              <w:t>原 A ≥ 40 发起门槛与嘲讽档判据互斥 → 嘲讽永远发不出；改双轨后过火调侃 131 → 290</w:t>
             </w:r>
           </w:p>
         </w:tc>
@@ -31946,7 +32043,7 @@
                 <w:rFonts w:ascii="微软雅黑" w:hAnsi="微软雅黑" w:eastAsia="微软雅黑"/>
                 <w:sz w:val="18"/>
               </w:rPr>
-              <w:t>md → docx 导出</w:t>
+              <w:t>配置校验器</w:t>
             </w:r>
           </w:p>
         </w:tc>
@@ -31960,7 +32057,7 @@
                 <w:rFonts w:ascii="微软雅黑" w:hAnsi="微软雅黑" w:eastAsia="微软雅黑"/>
                 <w:sz w:val="18"/>
               </w:rPr>
-              <w:t>tools/md2docx.py</w:t>
+              <w:t>tools/check_config.py</w:t>
             </w:r>
           </w:p>
         </w:tc>
@@ -31974,7 +32071,7 @@
                 <w:rFonts w:ascii="微软雅黑" w:hAnsi="微软雅黑" w:eastAsia="微软雅黑"/>
                 <w:sz w:val="18"/>
               </w:rPr>
-              <w:t>规格文档自动导出交付件</w:t>
+              <w:t>151 项启动校验，可接 CI</w:t>
             </w:r>
           </w:p>
         </w:tc>
@@ -31990,6 +32087,50 @@
                 <w:rFonts w:ascii="微软雅黑" w:hAnsi="微软雅黑" w:eastAsia="微软雅黑"/>
                 <w:sz w:val="18"/>
               </w:rPr>
+              <w:t>md → docx 导出</w:t>
+            </w:r>
+          </w:p>
+        </w:tc>
+        <w:tc>
+          <w:tcPr>
+            <w:tcW w:type="dxa" w:w="2880"/>
+          </w:tcPr>
+          <w:p>
+            <w:r>
+              <w:rPr>
+                <w:rFonts w:ascii="微软雅黑" w:hAnsi="微软雅黑" w:eastAsia="微软雅黑"/>
+                <w:sz w:val="18"/>
+              </w:rPr>
+              <w:t>tools/md2docx.py</w:t>
+            </w:r>
+          </w:p>
+        </w:tc>
+        <w:tc>
+          <w:tcPr>
+            <w:tcW w:type="dxa" w:w="2880"/>
+          </w:tcPr>
+          <w:p>
+            <w:r>
+              <w:rPr>
+                <w:rFonts w:ascii="微软雅黑" w:hAnsi="微软雅黑" w:eastAsia="微软雅黑"/>
+                <w:sz w:val="18"/>
+              </w:rPr>
+              <w:t>规格文档自动导出交付件</w:t>
+            </w:r>
+          </w:p>
+        </w:tc>
+      </w:tr>
+      <w:tr>
+        <w:tc>
+          <w:tcPr>
+            <w:tcW w:type="dxa" w:w="2880"/>
+          </w:tcPr>
+          <w:p>
+            <w:r>
+              <w:rPr>
+                <w:rFonts w:ascii="微软雅黑" w:hAnsi="微软雅黑" w:eastAsia="微软雅黑"/>
+                <w:sz w:val="18"/>
+              </w:rPr>
               <w:t>公式对拍</w:t>
             </w:r>
           </w:p>
@@ -32019,6 +32160,50 @@
                 <w:sz w:val="18"/>
               </w:rPr>
               <w:t>独立重算比对（事件链 / 传导链 / 衰减链）</w:t>
+            </w:r>
+          </w:p>
+        </w:tc>
+      </w:tr>
+      <w:tr>
+        <w:tc>
+          <w:tcPr>
+            <w:tcW w:type="dxa" w:w="2880"/>
+          </w:tcPr>
+          <w:p>
+            <w:r>
+              <w:rPr>
+                <w:rFonts w:ascii="微软雅黑" w:hAnsi="微软雅黑" w:eastAsia="微软雅黑"/>
+                <w:sz w:val="18"/>
+              </w:rPr>
+              <w:t>玩法指标门</w:t>
+            </w:r>
+          </w:p>
+        </w:tc>
+        <w:tc>
+          <w:tcPr>
+            <w:tcW w:type="dxa" w:w="2880"/>
+          </w:tcPr>
+          <w:p>
+            <w:r>
+              <w:rPr>
+                <w:rFonts w:ascii="微软雅黑" w:hAnsi="微软雅黑" w:eastAsia="微软雅黑"/>
+                <w:sz w:val="18"/>
+              </w:rPr>
+              <w:t>tools/check_metrics.py</w:t>
+            </w:r>
+          </w:p>
+        </w:tc>
+        <w:tc>
+          <w:tcPr>
+            <w:tcW w:type="dxa" w:w="2880"/>
+          </w:tcPr>
+          <w:p>
+            <w:r>
+              <w:rPr>
+                <w:rFonts w:ascii="微软雅黑" w:hAnsi="微软雅黑" w:eastAsia="微软雅黑"/>
+                <w:sz w:val="18"/>
+              </w:rPr>
+              <w:t>第四道门：把 §3.4 的四项目标（爆发 15–30 / 饱和 &lt;10% / 均值 45–65 / SD ≥20）变成可自动判定</w:t>
             </w:r>
           </w:p>
         </w:tc>

--- a/docs/export/下课十分钟-游戏策划案-v3.1.docx
+++ b/docs/export/下课十分钟-游戏策划案-v3.1.docx
@@ -14659,7 +14659,7 @@
                 <w:rFonts w:ascii="微软雅黑" w:hAnsi="微软雅黑" w:eastAsia="微软雅黑"/>
                 <w:sz w:val="18"/>
               </w:rPr>
-              <w:t>座位表（前提件）</w:t>
+              <w:t>座位表</w:t>
             </w:r>
           </w:p>
         </w:tc>
@@ -14673,7 +14673,7 @@
                 <w:rFonts w:ascii="微软雅黑" w:hAnsi="微软雅黑" w:eastAsia="微软雅黑"/>
                 <w:sz w:val="18"/>
               </w:rPr>
-              <w:t>✅ 最根本 —— 272 条有向边 → 约 68；「路过的人」固定为邻居，同一安静者每天被打扰 2~4 次；单边日增量 0.13 → ~2，直接踩到门槛线</w:t>
+              <w:t>✅ 已实现（2026-10-05，见 §10.20）—— 有向边 272 → 88；邻居固定，交互集中。但实测修正了本方案的量级预期：单边日增量只从 0.13 升到 0.18（不是 ~2），因为打闹本身就少（2.6 次/天 × 6 边 ÷ 88 边）。座位表解决的是「集中度」，不是「量」</w:t>
             </w:r>
           </w:p>
         </w:tc>
@@ -14998,7 +14998,7 @@
           <w:rFonts w:ascii="微软雅黑" w:hAnsi="微软雅黑" w:eastAsia="微软雅黑"/>
           <w:b/>
         </w:rPr>
-        <w:t>座位(1) + 门槛修复(2) + 记恨锁(6) + 修正后的(3)</w:t>
+        <w:t>座位(1)【已实现】+ 门槛修复(2)【已实现】+ 记恨锁(6) + 修正后的(3)</w:t>
       </w:r>
       <w:r>
         <w:rPr>
@@ -15013,6 +15013,109 @@
           <w:rFonts w:ascii="微软雅黑" w:hAnsi="微软雅黑" w:eastAsia="微软雅黑"/>
         </w:rPr>
         <w:t>它们是「锦上添花」的戏剧性来源，先把主干立起来。</w:t>
+      </w:r>
+    </w:p>
+    <w:p>
+      <w:pPr>
+        <w:ind w:left="360"/>
+      </w:pPr>
+      <w:r>
+        <w:rPr>
+          <w:rFonts w:ascii="微软雅黑" w:hAnsi="微软雅黑" w:eastAsia="微软雅黑"/>
+          <w:i/>
+        </w:rPr>
+        <w:t xml:space="preserve">⚠️ </w:t>
+      </w:r>
+      <w:r>
+        <w:rPr>
+          <w:rFonts w:ascii="微软雅黑" w:hAnsi="微软雅黑" w:eastAsia="微软雅黑"/>
+          <w:b/>
+          <w:i/>
+        </w:rPr>
+        <w:t>2026-10-05 实测修正</w:t>
+      </w:r>
+      <w:r>
+        <w:rPr>
+          <w:rFonts w:ascii="微软雅黑" w:hAnsi="微软雅黑" w:eastAsia="微软雅黑"/>
+          <w:i/>
+        </w:rPr>
+        <w:t>：完成座位表(1) 与门槛修复(2) 后，</w:t>
+      </w:r>
+      <w:r>
+        <w:rPr>
+          <w:rFonts w:ascii="微软雅黑" w:hAnsi="微软雅黑" w:eastAsia="微软雅黑"/>
+          <w:b/>
+          <w:i/>
+        </w:rPr>
+        <w:t>敌对仍只有 max 16.2（`H ≥ 25` 的边 0 条）</w:t>
+      </w:r>
+      <w:r>
+        <w:rPr>
+          <w:rFonts w:ascii="微软雅黑" w:hAnsi="微软雅黑" w:eastAsia="微软雅黑"/>
+          <w:i/>
+        </w:rPr>
+        <w:t>。 原因不是「边数」而是「</w:t>
+      </w:r>
+      <w:r>
+        <w:rPr>
+          <w:rFonts w:ascii="微软雅黑" w:hAnsi="微软雅黑" w:eastAsia="微软雅黑"/>
+          <w:b/>
+          <w:i/>
+        </w:rPr>
+        <w:t>种子的绝对频率太低</w:t>
+      </w:r>
+      <w:r>
+        <w:rPr>
+          <w:rFonts w:ascii="微软雅黑" w:hAnsi="微软雅黑" w:eastAsia="微软雅黑"/>
+          <w:i/>
+        </w:rPr>
+        <w:t xml:space="preserve">」：打闹 2.6 次/天，摊到 88 条边上只剩 0.18/边/天。 </w:t>
+      </w:r>
+      <w:r>
+        <w:rPr>
+          <w:rFonts w:ascii="微软雅黑" w:hAnsi="微软雅黑" w:eastAsia="微软雅黑"/>
+          <w:b/>
+          <w:i/>
+        </w:rPr>
+        <w:t>∴ 空间解决集中度、频率解决量，是两个问题、两把钥匙</w:t>
+      </w:r>
+      <w:r>
+        <w:rPr>
+          <w:rFonts w:ascii="微软雅黑" w:hAnsi="微软雅黑" w:eastAsia="微软雅黑"/>
+          <w:i/>
+        </w:rPr>
+        <w:t>。下一步应提高</w:t>
+      </w:r>
+      <w:r>
+        <w:rPr>
+          <w:rFonts w:ascii="微软雅黑" w:hAnsi="微软雅黑" w:eastAsia="微软雅黑"/>
+          <w:b/>
+          <w:i/>
+        </w:rPr>
+        <w:t>种子事件的绝对频率</w:t>
+      </w:r>
+      <w:r>
+        <w:rPr>
+          <w:rFonts w:ascii="微软雅黑" w:hAnsi="微软雅黑" w:eastAsia="微软雅黑"/>
+          <w:i/>
+        </w:rPr>
+        <w:t xml:space="preserve"> （如提高 </w:t>
+      </w:r>
+      <w:r>
+        <w:rPr>
+          <w:rFonts w:ascii="Consolas" w:hAnsi="Consolas" w:eastAsia="Consolas"/>
+          <w:i/>
+          <w:color w:val="B03030"/>
+          <w:sz w:val="18"/>
+        </w:rPr>
+        <w:t>roughhouse_p</w:t>
+      </w:r>
+      <w:r>
+        <w:rPr>
+          <w:rFonts w:ascii="微软雅黑" w:hAnsi="微软雅黑" w:eastAsia="微软雅黑"/>
+          <w:i/>
+        </w:rPr>
+        <w:t>、或落地种子(3)(4)(5)），而不是继续压缩边数。</w:t>
       </w:r>
     </w:p>
     <w:p>
@@ -17874,6 +17977,836 @@
           <w:i/>
         </w:rPr>
         <w:t xml:space="preserve"> —— 见 §10.19 结尾「学霸不是规则」。</w:t>
+      </w:r>
+    </w:p>
+    <w:p>
+      <w:pPr>
+        <w:pStyle w:val="Heading2"/>
+      </w:pPr>
+      <w:r>
+        <w:t>10.20 空间层（座位表）</w:t>
+      </w:r>
+    </w:p>
+    <w:p>
+      <w:pPr>
+        <w:ind w:left="360"/>
+      </w:pPr>
+      <w:r>
+        <w:rPr>
+          <w:rFonts w:ascii="微软雅黑" w:hAnsi="微软雅黑" w:eastAsia="微软雅黑"/>
+          <w:i/>
+        </w:rPr>
+        <w:t xml:space="preserve">✅ </w:t>
+      </w:r>
+      <w:r>
+        <w:rPr>
+          <w:rFonts w:ascii="微软雅黑" w:hAnsi="微软雅黑" w:eastAsia="微软雅黑"/>
+          <w:b/>
+          <w:i/>
+        </w:rPr>
+        <w:t>已实现</w:t>
+      </w:r>
+      <w:r>
+        <w:rPr>
+          <w:rFonts w:ascii="微软雅黑" w:hAnsi="微软雅黑" w:eastAsia="微软雅黑"/>
+          <w:i/>
+        </w:rPr>
+        <w:t>（2026-10-05）。数据表：</w:t>
+      </w:r>
+      <w:r>
+        <w:rPr>
+          <w:rFonts w:ascii="Consolas" w:hAnsi="Consolas" w:eastAsia="Consolas"/>
+          <w:i/>
+          <w:color w:val="B03030"/>
+          <w:sz w:val="18"/>
+        </w:rPr>
+        <w:t>data/rules/seats.csv</w:t>
+      </w:r>
+      <w:r>
+        <w:rPr>
+          <w:rFonts w:ascii="微软雅黑" w:hAnsi="微软雅黑" w:eastAsia="微软雅黑"/>
+          <w:i/>
+        </w:rPr>
+        <w:t>。</w:t>
+      </w:r>
+    </w:p>
+    <w:p>
+      <w:pPr>
+        <w:pStyle w:val="Heading3"/>
+      </w:pPr>
+      <w:r>
+        <w:t>10.20.1 布局</w:t>
+      </w:r>
+    </w:p>
+    <w:p>
+      <w:r>
+        <w:rPr>
+          <w:rFonts w:ascii="微软雅黑" w:hAnsi="微软雅黑" w:eastAsia="微软雅黑"/>
+          <w:b/>
+        </w:rPr>
+        <w:t>4×4 网格 + 讲桌旁 1 座 = 17 座</w:t>
+      </w:r>
+      <w:r>
+        <w:rPr>
+          <w:rFonts w:ascii="微软雅黑" w:hAnsi="微软雅黑" w:eastAsia="微软雅黑"/>
+        </w:rPr>
+        <w:t>，正好对上本局节点数（16 NPC + 1 玩家）：</w:t>
+      </w:r>
+    </w:p>
+    <w:p>
+      <w:pPr>
+        <w:ind w:left="240"/>
+      </w:pPr>
+      <w:r>
+        <w:rPr>
+          <w:rFonts w:ascii="Consolas" w:hAnsi="Consolas" w:eastAsia="Consolas"/>
+          <w:sz w:val="18"/>
+        </w:rPr>
+        <w:t xml:space="preserve">        [ 黑 板 ]</w:t>
+        <w:br/>
+        <w:t xml:space="preserve">      [ 讲 桌 ] [P0]        ← 讲桌旁：老师眼皮底下</w:t>
+        <w:br/>
+        <w:t xml:space="preserve">      [P1 ][P2 ][P3 ][P4 ]  ← 第一排（离黑板最近）</w:t>
+        <w:br/>
+        <w:t xml:space="preserve">      [P5 ][P6 ][P7 ][P8 ]</w:t>
+        <w:br/>
+        <w:t xml:space="preserve">      [P9 ][P10][P11][P12]</w:t>
+        <w:br/>
+        <w:t xml:space="preserve">      [P13][P14][P15][P16]  ← 最后一排</w:t>
+      </w:r>
+    </w:p>
+    <w:p>
+      <w:r>
+        <w:rPr>
+          <w:rFonts w:ascii="微软雅黑" w:hAnsi="微软雅黑" w:eastAsia="微软雅黑"/>
+          <w:b/>
+        </w:rPr>
+        <w:t>讲桌旁的座位是「特殊座位」，但不需要任何特殊规则</w:t>
+      </w:r>
+      <w:r>
+        <w:rPr>
+          <w:rFonts w:ascii="微软雅黑" w:hAnsi="微软雅黑" w:eastAsia="微软雅黑"/>
+        </w:rPr>
+        <w:t xml:space="preserve"> —— 它的两个效应都由</w:t>
+      </w:r>
+      <w:r>
+        <w:rPr>
+          <w:rFonts w:ascii="微软雅黑" w:hAnsi="微软雅黑" w:eastAsia="微软雅黑"/>
+          <w:b/>
+        </w:rPr>
+        <w:t>邻接表自动产生</w:t>
+      </w:r>
+      <w:r>
+        <w:rPr>
+          <w:rFonts w:ascii="微软雅黑" w:hAnsi="微软雅黑" w:eastAsia="微软雅黑"/>
+        </w:rPr>
+        <w:t>：</w:t>
+      </w:r>
+    </w:p>
+    <w:p>
+      <w:pPr>
+        <w:pStyle w:val="ListBullet"/>
+      </w:pPr>
+      <w:r>
+        <w:rPr>
+          <w:rFonts w:ascii="微软雅黑" w:hAnsi="微软雅黑" w:eastAsia="微软雅黑"/>
+          <w:b/>
+        </w:rPr>
+        <w:t>邻居最少（2 个，全班最少）</w:t>
+      </w:r>
+      <w:r>
+        <w:rPr>
+          <w:rFonts w:ascii="微软雅黑" w:hAnsi="微软雅黑" w:eastAsia="微软雅黑"/>
+        </w:rPr>
+        <w:t xml:space="preserve"> → 社交机会天然最少；</w:t>
+      </w:r>
+    </w:p>
+    <w:p>
+      <w:pPr>
+        <w:pStyle w:val="ListBullet"/>
+      </w:pPr>
+      <w:r>
+        <w:rPr>
+          <w:rFonts w:ascii="微软雅黑" w:hAnsi="微软雅黑" w:eastAsia="微软雅黑"/>
+          <w:b/>
+        </w:rPr>
+        <w:t>离黑板最近</w:t>
+      </w:r>
+      <w:r>
+        <w:rPr>
+          <w:rFonts w:ascii="微软雅黑" w:hAnsi="微软雅黑" w:eastAsia="微软雅黑"/>
+        </w:rPr>
+        <w:t xml:space="preserve"> → 学习条件最好。</w:t>
+      </w:r>
+    </w:p>
+    <w:p>
+      <w:pPr>
+        <w:ind w:left="360"/>
+      </w:pPr>
+      <w:r>
+        <w:rPr>
+          <w:rFonts w:ascii="微软雅黑" w:hAnsi="微软雅黑" w:eastAsia="微软雅黑"/>
+          <w:i/>
+        </w:rPr>
+        <w:t>这是本项目「</w:t>
+      </w:r>
+      <w:r>
+        <w:rPr>
+          <w:rFonts w:ascii="微软雅黑" w:hAnsi="微软雅黑" w:eastAsia="微软雅黑"/>
+          <w:b/>
+          <w:i/>
+        </w:rPr>
+        <w:t>不写特例规则</w:t>
+      </w:r>
+      <w:r>
+        <w:rPr>
+          <w:rFonts w:ascii="微软雅黑" w:hAnsi="微软雅黑" w:eastAsia="微软雅黑"/>
+          <w:i/>
+        </w:rPr>
+        <w:t>」原则的一次示范：只要座位是真的， 「老师眼皮底下」的社会含义就会</w:t>
+      </w:r>
+      <w:r>
+        <w:rPr>
+          <w:rFonts w:ascii="微软雅黑" w:hAnsi="微软雅黑" w:eastAsia="微软雅黑"/>
+          <w:b/>
+          <w:i/>
+        </w:rPr>
+        <w:t>从位置本身涌现</w:t>
+      </w:r>
+      <w:r>
+        <w:rPr>
+          <w:rFonts w:ascii="微软雅黑" w:hAnsi="微软雅黑" w:eastAsia="微软雅黑"/>
+          <w:i/>
+        </w:rPr>
+        <w:t>出来，不需要 if 判断。</w:t>
+      </w:r>
+    </w:p>
+    <w:p>
+      <w:pPr>
+        <w:pStyle w:val="Heading3"/>
+      </w:pPr>
+      <w:r>
+        <w:t>10.20.2 邻接与边数</w:t>
+      </w:r>
+    </w:p>
+    <w:p>
+      <w:r>
+        <w:rPr>
+          <w:rFonts w:ascii="微软雅黑" w:hAnsi="微软雅黑" w:eastAsia="微软雅黑"/>
+        </w:rPr>
+        <w:t xml:space="preserve">邻接 = </w:t>
+      </w:r>
+      <w:r>
+        <w:rPr>
+          <w:rFonts w:ascii="微软雅黑" w:hAnsi="微软雅黑" w:eastAsia="微软雅黑"/>
+          <w:b/>
+        </w:rPr>
+        <w:t>8 邻域</w:t>
+      </w:r>
+      <w:r>
+        <w:rPr>
+          <w:rFonts w:ascii="微软雅黑" w:hAnsi="微软雅黑" w:eastAsia="微软雅黑"/>
+        </w:rPr>
+        <w:t>（上下左右 + 对角），即「相邻 ≤ 1 格」（§3.3）。</w:t>
+      </w:r>
+    </w:p>
+    <w:tbl>
+      <w:tblPr>
+        <w:tblStyle w:val="TableGrid"/>
+        <w:tblW w:type="auto" w:w="0"/>
+        <w:tblLook w:firstColumn="1" w:firstRow="1" w:lastColumn="0" w:lastRow="0" w:noHBand="0" w:noVBand="1" w:val="04A0"/>
+      </w:tblPr>
+      <w:tblGrid>
+        <w:gridCol w:w="2880"/>
+        <w:gridCol w:w="2880"/>
+        <w:gridCol w:w="2880"/>
+      </w:tblGrid>
+      <w:tr>
+        <w:tc>
+          <w:tcPr>
+            <w:tcW w:type="dxa" w:w="2880"/>
+          </w:tcPr>
+          <w:p>
+            <w:r>
+              <w:rPr>
+                <w:rFonts w:ascii="微软雅黑" w:hAnsi="微软雅黑" w:eastAsia="微软雅黑"/>
+                <w:b/>
+                <w:sz w:val="18"/>
+              </w:rPr>
+            </w:r>
+          </w:p>
+        </w:tc>
+        <w:tc>
+          <w:tcPr>
+            <w:tcW w:type="dxa" w:w="2880"/>
+          </w:tcPr>
+          <w:p>
+            <w:r>
+              <w:rPr>
+                <w:rFonts w:ascii="微软雅黑" w:hAnsi="微软雅黑" w:eastAsia="微软雅黑"/>
+                <w:b/>
+                <w:sz w:val="18"/>
+              </w:rPr>
+              <w:t>无向边</w:t>
+            </w:r>
+          </w:p>
+        </w:tc>
+        <w:tc>
+          <w:tcPr>
+            <w:tcW w:type="dxa" w:w="2880"/>
+          </w:tcPr>
+          <w:p>
+            <w:r>
+              <w:rPr>
+                <w:rFonts w:ascii="微软雅黑" w:hAnsi="微软雅黑" w:eastAsia="微软雅黑"/>
+                <w:b/>
+                <w:sz w:val="18"/>
+              </w:rPr>
+              <w:t>有向边</w:t>
+            </w:r>
+          </w:p>
+        </w:tc>
+      </w:tr>
+      <w:tr>
+        <w:tc>
+          <w:tcPr>
+            <w:tcW w:type="dxa" w:w="2880"/>
+          </w:tcPr>
+          <w:p>
+            <w:r>
+              <w:rPr>
+                <w:rFonts w:ascii="微软雅黑" w:hAnsi="微软雅黑" w:eastAsia="微软雅黑"/>
+                <w:sz w:val="18"/>
+              </w:rPr>
+              <w:t>修复前（人人彼此相邻）</w:t>
+            </w:r>
+          </w:p>
+        </w:tc>
+        <w:tc>
+          <w:tcPr>
+            <w:tcW w:type="dxa" w:w="2880"/>
+          </w:tcPr>
+          <w:p>
+            <w:r>
+              <w:rPr>
+                <w:rFonts w:ascii="微软雅黑" w:hAnsi="微软雅黑" w:eastAsia="微软雅黑"/>
+                <w:sz w:val="18"/>
+              </w:rPr>
+              <w:t>136</w:t>
+            </w:r>
+          </w:p>
+        </w:tc>
+        <w:tc>
+          <w:tcPr>
+            <w:tcW w:type="dxa" w:w="2880"/>
+          </w:tcPr>
+          <w:p>
+            <w:r>
+              <w:rPr>
+                <w:rFonts w:ascii="微软雅黑" w:hAnsi="微软雅黑" w:eastAsia="微软雅黑"/>
+                <w:sz w:val="18"/>
+              </w:rPr>
+              <w:t>272</w:t>
+            </w:r>
+          </w:p>
+        </w:tc>
+      </w:tr>
+      <w:tr>
+        <w:tc>
+          <w:tcPr>
+            <w:tcW w:type="dxa" w:w="2880"/>
+          </w:tcPr>
+          <w:p>
+            <w:r>
+              <w:rPr>
+                <w:rFonts w:ascii="微软雅黑" w:hAnsi="微软雅黑" w:eastAsia="微软雅黑"/>
+                <w:sz w:val="18"/>
+              </w:rPr>
+              <w:t>座位表落地后</w:t>
+            </w:r>
+          </w:p>
+        </w:tc>
+        <w:tc>
+          <w:tcPr>
+            <w:tcW w:type="dxa" w:w="2880"/>
+          </w:tcPr>
+          <w:p>
+            <w:r>
+              <w:rPr>
+                <w:rFonts w:ascii="微软雅黑" w:hAnsi="微软雅黑" w:eastAsia="微软雅黑"/>
+                <w:sz w:val="18"/>
+              </w:rPr>
+              <w:t>44</w:t>
+            </w:r>
+          </w:p>
+        </w:tc>
+        <w:tc>
+          <w:tcPr>
+            <w:tcW w:type="dxa" w:w="2880"/>
+          </w:tcPr>
+          <w:p>
+            <w:r>
+              <w:rPr>
+                <w:rFonts w:ascii="微软雅黑" w:hAnsi="微软雅黑" w:eastAsia="微软雅黑"/>
+                <w:sz w:val="18"/>
+              </w:rPr>
+              <w:t>88</w:t>
+            </w:r>
+          </w:p>
+        </w:tc>
+      </w:tr>
+    </w:tbl>
+    <w:p/>
+    <w:p>
+      <w:r>
+        <w:rPr>
+          <w:rFonts w:ascii="微软雅黑" w:hAnsi="微软雅黑" w:eastAsia="微软雅黑"/>
+          <w:b/>
+        </w:rPr>
+        <w:t>降了 3 倍</w:t>
+      </w:r>
+      <w:r>
+        <w:rPr>
+          <w:rFonts w:ascii="微软雅黑" w:hAnsi="微软雅黑" w:eastAsia="微软雅黑"/>
+        </w:rPr>
+        <w:t>，但更关键的不是总数，而是：</w:t>
+      </w:r>
+      <w:r>
+        <w:rPr>
+          <w:rFonts w:ascii="微软雅黑" w:hAnsi="微软雅黑" w:eastAsia="微软雅黑"/>
+          <w:b/>
+        </w:rPr>
+        <w:t>邻居是固定的</w:t>
+      </w:r>
+      <w:r>
+        <w:rPr>
+          <w:rFonts w:ascii="微软雅黑" w:hAnsi="微软雅黑" w:eastAsia="微软雅黑"/>
+        </w:rPr>
+        <w:t xml:space="preserve"> —— 同一对子会反复相遇，</w:t>
+      </w:r>
+    </w:p>
+    <w:p>
+      <w:r>
+        <w:rPr>
+          <w:rFonts w:ascii="微软雅黑" w:hAnsi="微软雅黑" w:eastAsia="微软雅黑"/>
+        </w:rPr>
+        <w:t>而不是在 272 条边上随机撒点。</w:t>
+      </w:r>
+    </w:p>
+    <w:p>
+      <w:pPr>
+        <w:pStyle w:val="Heading3"/>
+      </w:pPr>
+      <w:r>
+        <w:t>10.20.3 接入点</w:t>
+      </w:r>
+    </w:p>
+    <w:tbl>
+      <w:tblPr>
+        <w:tblStyle w:val="TableGrid"/>
+        <w:tblW w:type="auto" w:w="0"/>
+        <w:tblLook w:firstColumn="1" w:firstRow="1" w:lastColumn="0" w:lastRow="0" w:noHBand="0" w:noVBand="1" w:val="04A0"/>
+      </w:tblPr>
+      <w:tblGrid>
+        <w:gridCol w:w="4320"/>
+        <w:gridCol w:w="4320"/>
+      </w:tblGrid>
+      <w:tr>
+        <w:tc>
+          <w:tcPr>
+            <w:tcW w:type="dxa" w:w="4320"/>
+          </w:tcPr>
+          <w:p>
+            <w:r>
+              <w:rPr>
+                <w:rFonts w:ascii="微软雅黑" w:hAnsi="微软雅黑" w:eastAsia="微软雅黑"/>
+                <w:b/>
+                <w:sz w:val="18"/>
+              </w:rPr>
+              <w:t>机制</w:t>
+            </w:r>
+          </w:p>
+        </w:tc>
+        <w:tc>
+          <w:tcPr>
+            <w:tcW w:type="dxa" w:w="4320"/>
+          </w:tcPr>
+          <w:p>
+            <w:r>
+              <w:rPr>
+                <w:rFonts w:ascii="微软雅黑" w:hAnsi="微软雅黑" w:eastAsia="微软雅黑"/>
+                <w:b/>
+                <w:sz w:val="18"/>
+              </w:rPr>
+              <w:t>空间如何介入</w:t>
+            </w:r>
+          </w:p>
+        </w:tc>
+      </w:tr>
+      <w:tr>
+        <w:tc>
+          <w:tcPr>
+            <w:tcW w:type="dxa" w:w="4320"/>
+          </w:tcPr>
+          <w:p>
+            <w:r>
+              <w:rPr>
+                <w:rFonts w:ascii="微软雅黑" w:hAnsi="微软雅黑" w:eastAsia="微软雅黑"/>
+                <w:sz w:val="18"/>
+              </w:rPr>
+              <w:t>选交互目标 pick_target</w:t>
+            </w:r>
+          </w:p>
+        </w:tc>
+        <w:tc>
+          <w:tcPr>
+            <w:tcW w:type="dxa" w:w="4320"/>
+          </w:tcPr>
+          <w:p>
+            <w:r>
+              <w:rPr>
+                <w:rFonts w:ascii="微软雅黑" w:hAnsi="微软雅黑" w:eastAsia="微软雅黑"/>
+                <w:sz w:val="18"/>
+              </w:rPr>
+              <w:t>邻居加权（neighbor_pick_mult = 3.0）：邻居中签概率是非邻居的 3 倍；非邻居仍可能（有人走动），但显著少</w:t>
+            </w:r>
+          </w:p>
+        </w:tc>
+      </w:tr>
+      <w:tr>
+        <w:tc>
+          <w:tcPr>
+            <w:tcW w:type="dxa" w:w="4320"/>
+          </w:tcPr>
+          <w:p>
+            <w:r>
+              <w:rPr>
+                <w:rFonts w:ascii="微软雅黑" w:hAnsi="微软雅黑" w:eastAsia="微软雅黑"/>
+                <w:sz w:val="18"/>
+              </w:rPr>
+              <w:t>追逐打闹 do_roughhouse</w:t>
+            </w:r>
+          </w:p>
+        </w:tc>
+        <w:tc>
+          <w:tcPr>
+            <w:tcW w:type="dxa" w:w="4320"/>
+          </w:tcPr>
+          <w:p>
+            <w:r>
+              <w:rPr>
+                <w:rFonts w:ascii="微软雅黑" w:hAnsi="微软雅黑" w:eastAsia="微软雅黑"/>
+                <w:sz w:val="18"/>
+              </w:rPr>
+              <w:t>旁观者只取邻座 —— 修复前是「全班路过的」，一次打闹就摊到全班的边上，这是边数摊薄的主因</w:t>
+            </w:r>
+          </w:p>
+        </w:tc>
+      </w:tr>
+      <w:tr>
+        <w:tc>
+          <w:tcPr>
+            <w:tcW w:type="dxa" w:w="4320"/>
+          </w:tcPr>
+          <w:p>
+            <w:r>
+              <w:rPr>
+                <w:rFonts w:ascii="微软雅黑" w:hAnsi="微软雅黑" w:eastAsia="微软雅黑"/>
+                <w:sz w:val="18"/>
+              </w:rPr>
+              <w:t>调侃</w:t>
+            </w:r>
+          </w:p>
+        </w:tc>
+        <w:tc>
+          <w:tcPr>
+            <w:tcW w:type="dxa" w:w="4320"/>
+          </w:tcPr>
+          <w:p>
+            <w:r>
+              <w:rPr>
+                <w:rFonts w:ascii="微软雅黑" w:hAnsi="微软雅黑" w:eastAsia="微软雅黑"/>
+                <w:sz w:val="18"/>
+              </w:rPr>
+              <w:t>候选限邻居（§10.12「周围 ≥3 人围观」的前提就是近）</w:t>
+            </w:r>
+          </w:p>
+        </w:tc>
+      </w:tr>
+      <w:tr>
+        <w:tc>
+          <w:tcPr>
+            <w:tcW w:type="dxa" w:w="4320"/>
+          </w:tcPr>
+          <w:p>
+            <w:r>
+              <w:rPr>
+                <w:rFonts w:ascii="微软雅黑" w:hAnsi="微软雅黑" w:eastAsia="微软雅黑"/>
+                <w:sz w:val="18"/>
+              </w:rPr>
+              <w:t>相邻修正（§10.15）</w:t>
+            </w:r>
+          </w:p>
+        </w:tc>
+        <w:tc>
+          <w:tcPr>
+            <w:tcW w:type="dxa" w:w="4320"/>
+          </w:tcPr>
+          <w:p>
+            <w:r>
+              <w:rPr>
+                <w:rFonts w:ascii="微软雅黑" w:hAnsi="微软雅黑" w:eastAsia="微软雅黑"/>
+                <w:sz w:val="18"/>
+              </w:rPr>
+              <w:t>由邻接表给出确切的「相邻 ≤1 格」</w:t>
+            </w:r>
+          </w:p>
+        </w:tc>
+      </w:tr>
+    </w:tbl>
+    <w:p/>
+    <w:p>
+      <w:pPr>
+        <w:pStyle w:val="Heading3"/>
+      </w:pPr>
+      <w:r>
+        <w:t>10.20.4 实测效果（30 天）</w:t>
+      </w:r>
+    </w:p>
+    <w:tbl>
+      <w:tblPr>
+        <w:tblStyle w:val="TableGrid"/>
+        <w:tblW w:type="auto" w:w="0"/>
+        <w:tblLook w:firstColumn="1" w:firstRow="1" w:lastColumn="0" w:lastRow="0" w:noHBand="0" w:noVBand="1" w:val="04A0"/>
+      </w:tblPr>
+      <w:tblGrid>
+        <w:gridCol w:w="4320"/>
+        <w:gridCol w:w="4320"/>
+      </w:tblGrid>
+      <w:tr>
+        <w:tc>
+          <w:tcPr>
+            <w:tcW w:type="dxa" w:w="4320"/>
+          </w:tcPr>
+          <w:p>
+            <w:r>
+              <w:rPr>
+                <w:rFonts w:ascii="微软雅黑" w:hAnsi="微软雅黑" w:eastAsia="微软雅黑"/>
+                <w:b/>
+                <w:sz w:val="18"/>
+              </w:rPr>
+              <w:t>指标</w:t>
+            </w:r>
+          </w:p>
+        </w:tc>
+        <w:tc>
+          <w:tcPr>
+            <w:tcW w:type="dxa" w:w="4320"/>
+          </w:tcPr>
+          <w:p>
+            <w:r>
+              <w:rPr>
+                <w:rFonts w:ascii="微软雅黑" w:hAnsi="微软雅黑" w:eastAsia="微软雅黑"/>
+                <w:b/>
+                <w:sz w:val="18"/>
+              </w:rPr>
+              <w:t>结果</w:t>
+            </w:r>
+          </w:p>
+        </w:tc>
+      </w:tr>
+      <w:tr>
+        <w:tc>
+          <w:tcPr>
+            <w:tcW w:type="dxa" w:w="4320"/>
+          </w:tcPr>
+          <w:p>
+            <w:r>
+              <w:rPr>
+                <w:rFonts w:ascii="微软雅黑" w:hAnsi="微软雅黑" w:eastAsia="微软雅黑"/>
+                <w:sz w:val="18"/>
+              </w:rPr>
+              <w:t>邻居间好感</w:t>
+            </w:r>
+          </w:p>
+        </w:tc>
+        <w:tc>
+          <w:tcPr>
+            <w:tcW w:type="dxa" w:w="4320"/>
+          </w:tcPr>
+          <w:p>
+            <w:r>
+              <w:rPr>
+                <w:rFonts w:ascii="微软雅黑" w:hAnsi="微软雅黑" w:eastAsia="微软雅黑"/>
+                <w:sz w:val="18"/>
+              </w:rPr>
+              <w:t>66.9（非邻居 62.7）→ 空间真的改变了关系结构</w:t>
+            </w:r>
+          </w:p>
+        </w:tc>
+      </w:tr>
+      <w:tr>
+        <w:tc>
+          <w:tcPr>
+            <w:tcW w:type="dxa" w:w="4320"/>
+          </w:tcPr>
+          <w:p>
+            <w:r>
+              <w:rPr>
+                <w:rFonts w:ascii="微软雅黑" w:hAnsi="微软雅黑" w:eastAsia="微软雅黑"/>
+                <w:sz w:val="18"/>
+              </w:rPr>
+              <w:t>讲桌旁邻居数</w:t>
+            </w:r>
+          </w:p>
+        </w:tc>
+        <w:tc>
+          <w:tcPr>
+            <w:tcW w:type="dxa" w:w="4320"/>
+          </w:tcPr>
+          <w:p>
+            <w:r>
+              <w:rPr>
+                <w:rFonts w:ascii="微软雅黑" w:hAnsi="微软雅黑" w:eastAsia="微软雅黑"/>
+                <w:sz w:val="18"/>
+              </w:rPr>
+              <w:t>2（全班最少，平均 5.2）</w:t>
+            </w:r>
+          </w:p>
+        </w:tc>
+      </w:tr>
+      <w:tr>
+        <w:tc>
+          <w:tcPr>
+            <w:tcW w:type="dxa" w:w="4320"/>
+          </w:tcPr>
+          <w:p>
+            <w:r>
+              <w:rPr>
+                <w:rFonts w:ascii="微软雅黑" w:hAnsi="微软雅黑" w:eastAsia="微软雅黑"/>
+                <w:sz w:val="18"/>
+              </w:rPr>
+              <w:t>有向边</w:t>
+            </w:r>
+          </w:p>
+        </w:tc>
+        <w:tc>
+          <w:tcPr>
+            <w:tcW w:type="dxa" w:w="4320"/>
+          </w:tcPr>
+          <w:p>
+            <w:r>
+              <w:rPr>
+                <w:rFonts w:ascii="微软雅黑" w:hAnsi="微软雅黑" w:eastAsia="微软雅黑"/>
+                <w:sz w:val="18"/>
+              </w:rPr>
+              <w:t>272 → 88</w:t>
+            </w:r>
+          </w:p>
+        </w:tc>
+      </w:tr>
+      <w:tr>
+        <w:tc>
+          <w:tcPr>
+            <w:tcW w:type="dxa" w:w="4320"/>
+          </w:tcPr>
+          <w:p>
+            <w:r>
+              <w:rPr>
+                <w:rFonts w:ascii="微软雅黑" w:hAnsi="微软雅黑" w:eastAsia="微软雅黑"/>
+                <w:sz w:val="18"/>
+              </w:rPr>
+              <w:t>四项玩法指标</w:t>
+            </w:r>
+          </w:p>
+        </w:tc>
+        <w:tc>
+          <w:tcPr>
+            <w:tcW w:type="dxa" w:w="4320"/>
+          </w:tcPr>
+          <w:p>
+            <w:r>
+              <w:rPr>
+                <w:rFonts w:ascii="微软雅黑" w:hAnsi="微软雅黑" w:eastAsia="微软雅黑"/>
+                <w:sz w:val="18"/>
+              </w:rPr>
+              <w:t>b=15 / sat 0.0% / mean 64.0 / SD 20.7 ✓</w:t>
+            </w:r>
+          </w:p>
+        </w:tc>
+      </w:tr>
+    </w:tbl>
+    <w:p/>
+    <w:p>
+      <w:pPr>
+        <w:ind w:left="360"/>
+      </w:pPr>
+      <w:r>
+        <w:rPr>
+          <w:rFonts w:ascii="微软雅黑" w:hAnsi="微软雅黑" w:eastAsia="微软雅黑"/>
+          <w:i/>
+        </w:rPr>
+        <w:t xml:space="preserve">⚠️ </w:t>
+      </w:r>
+      <w:r>
+        <w:rPr>
+          <w:rFonts w:ascii="微软雅黑" w:hAnsi="微软雅黑" w:eastAsia="微软雅黑"/>
+          <w:b/>
+          <w:i/>
+        </w:rPr>
+        <w:t>重要教训</w:t>
+      </w:r>
+      <w:r>
+        <w:rPr>
+          <w:rFonts w:ascii="微软雅黑" w:hAnsi="微软雅黑" w:eastAsia="微软雅黑"/>
+          <w:i/>
+        </w:rPr>
+        <w:t>：空间</w:t>
+      </w:r>
+      <w:r>
+        <w:rPr>
+          <w:rFonts w:ascii="微软雅黑" w:hAnsi="微软雅黑" w:eastAsia="微软雅黑"/>
+          <w:b/>
+          <w:i/>
+        </w:rPr>
+        <w:t>解决了「集中度」，没有解决「量」</w:t>
+      </w:r>
+      <w:r>
+        <w:rPr>
+          <w:rFonts w:ascii="微软雅黑" w:hAnsi="微软雅黑" w:eastAsia="微软雅黑"/>
+          <w:i/>
+        </w:rPr>
+        <w:t xml:space="preserve"> —— 单边敌对日增量只从 0.13 升到 </w:t>
+      </w:r>
+      <w:r>
+        <w:rPr>
+          <w:rFonts w:ascii="微软雅黑" w:hAnsi="微软雅黑" w:eastAsia="微软雅黑"/>
+          <w:b/>
+          <w:i/>
+        </w:rPr>
+        <w:t>0.18</w:t>
+      </w:r>
+      <w:r>
+        <w:rPr>
+          <w:rFonts w:ascii="微软雅黑" w:hAnsi="微软雅黑" w:eastAsia="微软雅黑"/>
+          <w:i/>
+        </w:rPr>
+        <w:t>。 「边数摊薄」与「种子频率太低」是</w:t>
+      </w:r>
+      <w:r>
+        <w:rPr>
+          <w:rFonts w:ascii="微软雅黑" w:hAnsi="微软雅黑" w:eastAsia="微软雅黑"/>
+          <w:b/>
+          <w:i/>
+        </w:rPr>
+        <w:t>两个问题、两把钥匙</w:t>
+      </w:r>
+      <w:r>
+        <w:rPr>
+          <w:rFonts w:ascii="微软雅黑" w:hAnsi="微软雅黑" w:eastAsia="微软雅黑"/>
+          <w:i/>
+        </w:rPr>
+        <w:t>（详见 §10.17.2 的实测修正）。</w:t>
       </w:r>
     </w:p>
     <w:p>

--- a/docs/export/下课十分钟-游戏策划案-v3.1.docx
+++ b/docs/export/下课十分钟-游戏策划案-v3.1.docx
@@ -25176,6 +25176,48 @@
       </w:pPr>
       <w:r>
         <w:t>15.1 三层实时可视化</w:t>
+      </w:r>
+    </w:p>
+    <w:p>
+      <w:pPr>
+        <w:ind w:left="360"/>
+      </w:pPr>
+      <w:r>
+        <w:rPr>
+          <w:rFonts w:ascii="微软雅黑" w:hAnsi="微软雅黑" w:eastAsia="微软雅黑"/>
+          <w:i/>
+        </w:rPr>
+        <w:t xml:space="preserve">✅ </w:t>
+      </w:r>
+      <w:r>
+        <w:rPr>
+          <w:rFonts w:ascii="微软雅黑" w:hAnsi="微软雅黑" w:eastAsia="微软雅黑"/>
+          <w:b/>
+          <w:i/>
+        </w:rPr>
+        <w:t>空间底座已实现</w:t>
+      </w:r>
+      <w:r>
+        <w:rPr>
+          <w:rFonts w:ascii="微软雅黑" w:hAnsi="微软雅黑" w:eastAsia="微软雅黑"/>
+          <w:i/>
+        </w:rPr>
+        <w:t>（2026-10-05，见 §10.20 空间层）：4×4 座位表 + 讲桌旁 1 座 = 17 座，邻接为 8 邻域。下面第 1 条「空间聚散」因此有了</w:t>
+      </w:r>
+      <w:r>
+        <w:rPr>
+          <w:rFonts w:ascii="微软雅黑" w:hAnsi="微软雅黑" w:eastAsia="微软雅黑"/>
+          <w:b/>
+          <w:i/>
+        </w:rPr>
+        <w:t>真实的物理位置</w:t>
+      </w:r>
+      <w:r>
+        <w:rPr>
+          <w:rFonts w:ascii="微软雅黑" w:hAnsi="微软雅黑" w:eastAsia="微软雅黑"/>
+          <w:i/>
+        </w:rPr>
+        <w:t>（不再是抽象坐标）。</w:t>
       </w:r>
     </w:p>
     <w:p>

--- a/docs/export/下课十分钟-游戏策划案-v3.1.docx
+++ b/docs/export/下课十分钟-游戏策划案-v3.1.docx
@@ -15115,7 +15115,83 @@
           <w:rFonts w:ascii="微软雅黑" w:hAnsi="微软雅黑" w:eastAsia="微软雅黑"/>
           <w:i/>
         </w:rPr>
-        <w:t>、或落地种子(3)(4)(5)），而不是继续压缩边数。</w:t>
+        <w:t xml:space="preserve">、或落地种子(3)(4)(5)），而不是继续压缩边数。  ✅ </w:t>
+      </w:r>
+      <w:r>
+        <w:rPr>
+          <w:rFonts w:ascii="微软雅黑" w:hAnsi="微软雅黑" w:eastAsia="微软雅黑"/>
+          <w:b/>
+          <w:i/>
+        </w:rPr>
+        <w:t>2026-10-05 补：已用「音量氛围」种子（§10.21）验证了这个判断</w:t>
+      </w:r>
+      <w:r>
+        <w:rPr>
+          <w:rFonts w:ascii="微软雅黑" w:hAnsi="微软雅黑" w:eastAsia="微软雅黑"/>
+          <w:i/>
+        </w:rPr>
+        <w:t xml:space="preserve"> —— 该通道的</w:t>
+      </w:r>
+      <w:r>
+        <w:rPr>
+          <w:rFonts w:ascii="微软雅黑" w:hAnsi="微软雅黑" w:eastAsia="微软雅黑"/>
+          <w:b/>
+          <w:i/>
+        </w:rPr>
+        <w:t>频率充足</w:t>
+      </w:r>
+      <w:r>
+        <w:rPr>
+          <w:rFonts w:ascii="微软雅黑" w:hAnsi="微软雅黑" w:eastAsia="微软雅黑"/>
+          <w:i/>
+        </w:rPr>
+        <w:t xml:space="preserve">（475 次/30 天），敌对 max </w:t>
+      </w:r>
+      <w:r>
+        <w:rPr>
+          <w:rFonts w:ascii="微软雅黑" w:hAnsi="微软雅黑" w:eastAsia="微软雅黑"/>
+          <w:b/>
+          <w:i/>
+        </w:rPr>
+        <w:t>8.8 → 19.5</w:t>
+      </w:r>
+      <w:r>
+        <w:rPr>
+          <w:rFonts w:ascii="微软雅黑" w:hAnsi="微软雅黑" w:eastAsia="微软雅黑"/>
+          <w:i/>
+        </w:rPr>
+        <w:t xml:space="preserve">；但因 </w:t>
+      </w:r>
+      <w:r>
+        <w:rPr>
+          <w:rFonts w:ascii="Consolas" w:hAnsi="Consolas" w:eastAsia="Consolas"/>
+          <w:i/>
+          <w:color w:val="B03030"/>
+          <w:sz w:val="18"/>
+        </w:rPr>
+        <w:t>room_for</w:t>
+      </w:r>
+      <w:r>
+        <w:rPr>
+          <w:rFonts w:ascii="微软雅黑" w:hAnsi="微软雅黑" w:eastAsia="微软雅黑"/>
+          <w:i/>
+        </w:rPr>
+        <w:t xml:space="preserve"> 负反馈，仍未跨过 25。 ∴ 第三把钥匙浮现：</w:t>
+      </w:r>
+      <w:r>
+        <w:rPr>
+          <w:rFonts w:ascii="微软雅黑" w:hAnsi="微软雅黑" w:eastAsia="微软雅黑"/>
+          <w:b/>
+          <w:i/>
+        </w:rPr>
+        <w:t>跨阈值需要「状态型」机制</w:t>
+      </w:r>
+      <w:r>
+        <w:rPr>
+          <w:rFonts w:ascii="微软雅黑" w:hAnsi="微软雅黑" w:eastAsia="微软雅黑"/>
+          <w:i/>
+        </w:rPr>
+        <w:t>（记恨边状态、状态标签），而非幅度参数。</w:t>
       </w:r>
     </w:p>
     <w:p>
@@ -15443,6 +15519,79 @@
           <w:rFonts w:ascii="微软雅黑" w:hAnsi="微软雅黑" w:eastAsia="微软雅黑"/>
           <w:i/>
         </w:rPr>
+        <w:t xml:space="preserve">✅ </w:t>
+      </w:r>
+      <w:r>
+        <w:rPr>
+          <w:rFonts w:ascii="微软雅黑" w:hAnsi="微软雅黑" w:eastAsia="微软雅黑"/>
+          <w:b/>
+          <w:i/>
+        </w:rPr>
+        <w:t>部分接线</w:t>
+      </w:r>
+      <w:r>
+        <w:rPr>
+          <w:rFonts w:ascii="微软雅黑" w:hAnsi="微软雅黑" w:eastAsia="微软雅黑"/>
+          <w:i/>
+        </w:rPr>
+        <w:t xml:space="preserve">（2026-10-05）：超阈音量 → </w:t>
+      </w:r>
+      <w:r>
+        <w:rPr>
+          <w:rFonts w:ascii="微软雅黑" w:hAnsi="微软雅黑" w:eastAsia="微软雅黑"/>
+          <w:b/>
+          <w:i/>
+        </w:rPr>
+        <w:t>定向敌对</w:t>
+      </w:r>
+      <w:r>
+        <w:rPr>
+          <w:rFonts w:ascii="微软雅黑" w:hAnsi="微软雅黑" w:eastAsia="微软雅黑"/>
+          <w:i/>
+        </w:rPr>
+        <w:t xml:space="preserve">（单向）已实现，见 §10.21；→ </w:t>
+      </w:r>
+      <w:r>
+        <w:rPr>
+          <w:rFonts w:ascii="微软雅黑" w:hAnsi="微软雅黑" w:eastAsia="微软雅黑"/>
+          <w:b/>
+          <w:i/>
+        </w:rPr>
+        <w:t>压力</w:t>
+      </w:r>
+      <w:r>
+        <w:rPr>
+          <w:rFonts w:ascii="微软雅黑" w:hAnsi="微软雅黑" w:eastAsia="微软雅黑"/>
+          <w:i/>
+        </w:rPr>
+        <w:t>（</w:t>
+      </w:r>
+      <w:r>
+        <w:rPr>
+          <w:rFonts w:ascii="Consolas" w:hAnsi="Consolas" w:eastAsia="Consolas"/>
+          <w:i/>
+          <w:color w:val="B03030"/>
+          <w:sz w:val="18"/>
+        </w:rPr>
+        <w:t>stress_k</w:t>
+      </w:r>
+      <w:r>
+        <w:rPr>
+          <w:rFonts w:ascii="微软雅黑" w:hAnsi="微软雅黑" w:eastAsia="微软雅黑"/>
+          <w:i/>
+        </w:rPr>
+        <w:t>）仍为 0，待联合标定。</w:t>
+      </w:r>
+    </w:p>
+    <w:p>
+      <w:pPr>
+        <w:ind w:left="360"/>
+      </w:pPr>
+      <w:r>
+        <w:rPr>
+          <w:rFonts w:ascii="微软雅黑" w:hAnsi="微软雅黑" w:eastAsia="微软雅黑"/>
+          <w:i/>
+        </w:rPr>
         <w:t>前面各节的系统状态只有两类：</w:t>
       </w:r>
       <w:r>
@@ -18807,6 +18956,933 @@
           <w:i/>
         </w:rPr>
         <w:t>（详见 §10.17.2 的实测修正）。</w:t>
+      </w:r>
+    </w:p>
+    <w:p>
+      <w:pPr>
+        <w:pStyle w:val="Heading2"/>
+      </w:pPr>
+      <w:r>
+        <w:t>10.21 音量氛围 → 定向敌对（单向通道）</w:t>
+      </w:r>
+    </w:p>
+    <w:p>
+      <w:pPr>
+        <w:ind w:left="360"/>
+      </w:pPr>
+      <w:r>
+        <w:rPr>
+          <w:rFonts w:ascii="微软雅黑" w:hAnsi="微软雅黑" w:eastAsia="微软雅黑"/>
+          <w:i/>
+        </w:rPr>
+        <w:t xml:space="preserve">✅ </w:t>
+      </w:r>
+      <w:r>
+        <w:rPr>
+          <w:rFonts w:ascii="微软雅黑" w:hAnsi="微软雅黑" w:eastAsia="微软雅黑"/>
+          <w:b/>
+          <w:i/>
+        </w:rPr>
+        <w:t>已实现</w:t>
+      </w:r>
+      <w:r>
+        <w:rPr>
+          <w:rFonts w:ascii="微软雅黑" w:hAnsi="微软雅黑" w:eastAsia="微软雅黑"/>
+          <w:i/>
+        </w:rPr>
+        <w:t>（2026-10-05）。参数：</w:t>
+      </w:r>
+      <w:r>
+        <w:rPr>
+          <w:rFonts w:ascii="Consolas" w:hAnsi="Consolas" w:eastAsia="Consolas"/>
+          <w:i/>
+          <w:color w:val="B03030"/>
+          <w:sz w:val="18"/>
+        </w:rPr>
+        <w:t>environment.csv</w:t>
+      </w:r>
+      <w:r>
+        <w:rPr>
+          <w:rFonts w:ascii="微软雅黑" w:hAnsi="微软雅黑" w:eastAsia="微软雅黑"/>
+          <w:i/>
+        </w:rPr>
+        <w:t xml:space="preserve"> 的 </w:t>
+      </w:r>
+      <w:r>
+        <w:rPr>
+          <w:rFonts w:ascii="Consolas" w:hAnsi="Consolas" w:eastAsia="Consolas"/>
+          <w:i/>
+          <w:color w:val="B03030"/>
+          <w:sz w:val="18"/>
+        </w:rPr>
+        <w:t>noise_hostility_base</w:t>
+      </w:r>
+      <w:r>
+        <w:rPr>
+          <w:rFonts w:ascii="微软雅黑" w:hAnsi="微软雅黑" w:eastAsia="微软雅黑"/>
+          <w:i/>
+        </w:rPr>
+        <w:t xml:space="preserve"> / </w:t>
+      </w:r>
+      <w:r>
+        <w:rPr>
+          <w:rFonts w:ascii="Consolas" w:hAnsi="Consolas" w:eastAsia="Consolas"/>
+          <w:i/>
+          <w:color w:val="B03030"/>
+          <w:sz w:val="18"/>
+        </w:rPr>
+        <w:t>noise_scale</w:t>
+      </w:r>
+      <w:r>
+        <w:rPr>
+          <w:rFonts w:ascii="微软雅黑" w:hAnsi="微软雅黑" w:eastAsia="微软雅黑"/>
+          <w:i/>
+        </w:rPr>
+        <w:t>； 事件：</w:t>
+      </w:r>
+      <w:r>
+        <w:rPr>
+          <w:rFonts w:ascii="Consolas" w:hAnsi="Consolas" w:eastAsia="Consolas"/>
+          <w:i/>
+          <w:color w:val="B03030"/>
+          <w:sz w:val="18"/>
+        </w:rPr>
+        <w:t>w_events.csv</w:t>
+      </w:r>
+      <w:r>
+        <w:rPr>
+          <w:rFonts w:ascii="微软雅黑" w:hAnsi="微软雅黑" w:eastAsia="微软雅黑"/>
+          <w:i/>
+        </w:rPr>
+        <w:t xml:space="preserve"> 的 </w:t>
+      </w:r>
+      <w:r>
+        <w:rPr>
+          <w:rFonts w:ascii="Consolas" w:hAnsi="Consolas" w:eastAsia="Consolas"/>
+          <w:i/>
+          <w:color w:val="B03030"/>
+          <w:sz w:val="18"/>
+        </w:rPr>
+        <w:t>noise_hostility</w:t>
+      </w:r>
+      <w:r>
+        <w:rPr>
+          <w:rFonts w:ascii="微软雅黑" w:hAnsi="微软雅黑" w:eastAsia="微软雅黑"/>
+          <w:i/>
+        </w:rPr>
+        <w:t>。</w:t>
+      </w:r>
+    </w:p>
+    <w:p>
+      <w:pPr>
+        <w:pStyle w:val="Heading3"/>
+      </w:pPr>
+      <w:r>
+        <w:t>10.21.1 设计（不对称是灵魂）</w:t>
+      </w:r>
+    </w:p>
+    <w:p>
+      <w:r>
+        <w:rPr>
+          <w:rFonts w:ascii="微软雅黑" w:hAnsi="微软雅黑" w:eastAsia="微软雅黑"/>
+        </w:rPr>
+        <w:t xml:space="preserve">超阈音量除了「转化为压力」（§10.18 </w:t>
+      </w:r>
+      <w:r>
+        <w:rPr>
+          <w:rFonts w:ascii="Consolas" w:hAnsi="Consolas" w:eastAsia="Consolas"/>
+          <w:color w:val="B03030"/>
+          <w:sz w:val="18"/>
+        </w:rPr>
+        <w:t>noise_pressure</w:t>
+      </w:r>
+      <w:r>
+        <w:rPr>
+          <w:rFonts w:ascii="微软雅黑" w:hAnsi="微软雅黑" w:eastAsia="微软雅黑"/>
+        </w:rPr>
+        <w:t>），还会</w:t>
+      </w:r>
+      <w:r>
+        <w:rPr>
+          <w:rFonts w:ascii="微软雅黑" w:hAnsi="微软雅黑" w:eastAsia="微软雅黑"/>
+          <w:b/>
+        </w:rPr>
+        <w:t>转化为敌对</w:t>
+      </w:r>
+      <w:r>
+        <w:rPr>
+          <w:rFonts w:ascii="微软雅黑" w:hAnsi="微软雅黑" w:eastAsia="微软雅黑"/>
+        </w:rPr>
+        <w:t>——</w:t>
+      </w:r>
+    </w:p>
+    <w:p>
+      <w:r>
+        <w:rPr>
+          <w:rFonts w:ascii="微软雅黑" w:hAnsi="微软雅黑" w:eastAsia="微软雅黑"/>
+        </w:rPr>
+        <w:t>但</w:t>
+      </w:r>
+      <w:r>
+        <w:rPr>
+          <w:rFonts w:ascii="微软雅黑" w:hAnsi="微软雅黑" w:eastAsia="微软雅黑"/>
+          <w:b/>
+        </w:rPr>
+        <w:t>只在一个方向上</w:t>
+      </w:r>
+      <w:r>
+        <w:rPr>
+          <w:rFonts w:ascii="微软雅黑" w:hAnsi="微软雅黑" w:eastAsia="微软雅黑"/>
+        </w:rPr>
+        <w:t>：</w:t>
+      </w:r>
+    </w:p>
+    <w:tbl>
+      <w:tblPr>
+        <w:tblStyle w:val="TableGrid"/>
+        <w:tblW w:type="auto" w:w="0"/>
+        <w:tblLook w:firstColumn="1" w:firstRow="1" w:lastColumn="0" w:lastRow="0" w:noHBand="0" w:noVBand="1" w:val="04A0"/>
+      </w:tblPr>
+      <w:tblGrid>
+        <w:gridCol w:w="2880"/>
+        <w:gridCol w:w="2880"/>
+        <w:gridCol w:w="2880"/>
+      </w:tblGrid>
+      <w:tr>
+        <w:tc>
+          <w:tcPr>
+            <w:tcW w:type="dxa" w:w="2880"/>
+          </w:tcPr>
+          <w:p>
+            <w:r>
+              <w:rPr>
+                <w:rFonts w:ascii="微软雅黑" w:hAnsi="微软雅黑" w:eastAsia="微软雅黑"/>
+                <w:b/>
+                <w:sz w:val="18"/>
+              </w:rPr>
+              <w:t>方向</w:t>
+            </w:r>
+          </w:p>
+        </w:tc>
+        <w:tc>
+          <w:tcPr>
+            <w:tcW w:type="dxa" w:w="2880"/>
+          </w:tcPr>
+          <w:p>
+            <w:r>
+              <w:rPr>
+                <w:rFonts w:ascii="微软雅黑" w:hAnsi="微软雅黑" w:eastAsia="微软雅黑"/>
+                <w:b/>
+                <w:sz w:val="18"/>
+              </w:rPr>
+              <w:t>成立？</w:t>
+            </w:r>
+          </w:p>
+        </w:tc>
+        <w:tc>
+          <w:tcPr>
+            <w:tcW w:type="dxa" w:w="2880"/>
+          </w:tcPr>
+          <w:p>
+            <w:r>
+              <w:rPr>
+                <w:rFonts w:ascii="微软雅黑" w:hAnsi="微软雅黑" w:eastAsia="微软雅黑"/>
+                <w:b/>
+                <w:sz w:val="18"/>
+              </w:rPr>
+              <w:t>原因</w:t>
+            </w:r>
+          </w:p>
+        </w:tc>
+      </w:tr>
+      <w:tr>
+        <w:tc>
+          <w:tcPr>
+            <w:tcW w:type="dxa" w:w="2880"/>
+          </w:tcPr>
+          <w:p>
+            <w:r>
+              <w:rPr>
+                <w:rFonts w:ascii="微软雅黑" w:hAnsi="微软雅黑" w:eastAsia="微软雅黑"/>
+                <w:sz w:val="18"/>
+              </w:rPr>
+              <w:t>安静 / 学习者 → 敌视吵闹者</w:t>
+            </w:r>
+          </w:p>
+        </w:tc>
+        <w:tc>
+          <w:tcPr>
+            <w:tcW w:type="dxa" w:w="2880"/>
+          </w:tcPr>
+          <w:p>
+            <w:r>
+              <w:rPr>
+                <w:rFonts w:ascii="微软雅黑" w:hAnsi="微软雅黑" w:eastAsia="微软雅黑"/>
+                <w:sz w:val="18"/>
+              </w:rPr>
+              <w:t>✅</w:t>
+            </w:r>
+          </w:p>
+        </w:tc>
+        <w:tc>
+          <w:tcPr>
+            <w:tcW w:type="dxa" w:w="2880"/>
+          </w:tcPr>
+          <w:p>
+            <w:r>
+              <w:rPr>
+                <w:rFonts w:ascii="微软雅黑" w:hAnsi="微软雅黑" w:eastAsia="微软雅黑"/>
+                <w:sz w:val="18"/>
+              </w:rPr>
+              <w:t>他真的在受损（被打扰、学不进去）</w:t>
+            </w:r>
+          </w:p>
+        </w:tc>
+      </w:tr>
+      <w:tr>
+        <w:tc>
+          <w:tcPr>
+            <w:tcW w:type="dxa" w:w="2880"/>
+          </w:tcPr>
+          <w:p>
+            <w:r>
+              <w:rPr>
+                <w:rFonts w:ascii="微软雅黑" w:hAnsi="微软雅黑" w:eastAsia="微软雅黑"/>
+                <w:sz w:val="18"/>
+              </w:rPr>
+              <w:t>吵闹者 → 敌视安静者</w:t>
+            </w:r>
+          </w:p>
+        </w:tc>
+        <w:tc>
+          <w:tcPr>
+            <w:tcW w:type="dxa" w:w="2880"/>
+          </w:tcPr>
+          <w:p>
+            <w:r>
+              <w:rPr>
+                <w:rFonts w:ascii="微软雅黑" w:hAnsi="微软雅黑" w:eastAsia="微软雅黑"/>
+                <w:sz w:val="18"/>
+              </w:rPr>
+              <w:t>❌</w:t>
+            </w:r>
+          </w:p>
+        </w:tc>
+        <w:tc>
+          <w:tcPr>
+            <w:tcW w:type="dxa" w:w="2880"/>
+          </w:tcPr>
+          <w:p>
+            <w:r>
+              <w:rPr>
+                <w:rFonts w:ascii="微软雅黑" w:hAnsi="微软雅黑" w:eastAsia="微软雅黑"/>
+                <w:sz w:val="18"/>
+              </w:rPr>
+              <w:t>他不觉得自己被打扰</w:t>
+            </w:r>
+          </w:p>
+        </w:tc>
+      </w:tr>
+    </w:tbl>
+    <w:p/>
+    <w:p>
+      <w:r>
+        <w:rPr>
+          <w:rFonts w:ascii="微软雅黑" w:hAnsi="微软雅黑" w:eastAsia="微软雅黑"/>
+        </w:rPr>
+        <w:t>∴ 这是本项目</w:t>
+      </w:r>
+      <w:r>
+        <w:rPr>
+          <w:rFonts w:ascii="微软雅黑" w:hAnsi="微软雅黑" w:eastAsia="微软雅黑"/>
+          <w:b/>
+        </w:rPr>
+        <w:t>第一条天然单向的关系通道</w:t>
+      </w:r>
+      <w:r>
+        <w:rPr>
+          <w:rFonts w:ascii="微软雅黑" w:hAnsi="微软雅黑" w:eastAsia="微软雅黑"/>
+        </w:rPr>
+        <w:t>（其余通道都对称）。</w:t>
+      </w:r>
+    </w:p>
+    <w:p>
+      <w:r>
+        <w:rPr>
+          <w:rFonts w:ascii="微软雅黑" w:hAnsi="微软雅黑" w:eastAsia="微软雅黑"/>
+        </w:rPr>
+        <w:t>它来自一个朴素的现实观察：</w:t>
+      </w:r>
+      <w:r>
+        <w:rPr>
+          <w:rFonts w:ascii="微软雅黑" w:hAnsi="微软雅黑" w:eastAsia="微软雅黑"/>
+          <w:b/>
+        </w:rPr>
+        <w:t>被吵到的人记恨，吵的人浑然不觉。</w:t>
+      </w:r>
+    </w:p>
+    <w:p>
+      <w:pPr>
+        <w:pStyle w:val="Heading3"/>
+      </w:pPr>
+      <w:r>
+        <w:t>10.21.2 实现</w:t>
+      </w:r>
+    </w:p>
+    <w:tbl>
+      <w:tblPr>
+        <w:tblStyle w:val="TableGrid"/>
+        <w:tblW w:type="auto" w:w="0"/>
+        <w:tblLook w:firstColumn="1" w:firstRow="1" w:lastColumn="0" w:lastRow="0" w:noHBand="0" w:noVBand="1" w:val="04A0"/>
+      </w:tblPr>
+      <w:tblGrid>
+        <w:gridCol w:w="4320"/>
+        <w:gridCol w:w="4320"/>
+      </w:tblGrid>
+      <w:tr>
+        <w:tc>
+          <w:tcPr>
+            <w:tcW w:type="dxa" w:w="4320"/>
+          </w:tcPr>
+          <w:p>
+            <w:r>
+              <w:rPr>
+                <w:rFonts w:ascii="微软雅黑" w:hAnsi="微软雅黑" w:eastAsia="微软雅黑"/>
+                <w:b/>
+                <w:sz w:val="18"/>
+              </w:rPr>
+              <w:t>环节</w:t>
+            </w:r>
+          </w:p>
+        </w:tc>
+        <w:tc>
+          <w:tcPr>
+            <w:tcW w:type="dxa" w:w="4320"/>
+          </w:tcPr>
+          <w:p>
+            <w:r>
+              <w:rPr>
+                <w:rFonts w:ascii="微软雅黑" w:hAnsi="微软雅黑" w:eastAsia="微软雅黑"/>
+                <w:b/>
+                <w:sz w:val="18"/>
+              </w:rPr>
+              <w:t>规则</w:t>
+            </w:r>
+          </w:p>
+        </w:tc>
+      </w:tr>
+      <w:tr>
+        <w:tc>
+          <w:tcPr>
+            <w:tcW w:type="dxa" w:w="4320"/>
+          </w:tcPr>
+          <w:p>
+            <w:r>
+              <w:rPr>
+                <w:rFonts w:ascii="微软雅黑" w:hAnsi="微软雅黑" w:eastAsia="微软雅黑"/>
+                <w:sz w:val="18"/>
+              </w:rPr>
+              <w:t>谁怕吵</w:t>
+            </w:r>
+          </w:p>
+        </w:tc>
+        <w:tc>
+          <w:tcPr>
+            <w:tcW w:type="dxa" w:w="4320"/>
+          </w:tcPr>
+          <w:p>
+            <w:r>
+              <w:rPr>
+                <w:rFonts w:ascii="微软雅黑" w:hAnsi="微软雅黑" w:eastAsia="微软雅黑"/>
+                <w:sz w:val="18"/>
+              </w:rPr>
+              <w:t>复用已有的 fear_e / fear_j（§10.18）—— fear = f_j·(P−50)/50 + f_e·(50−E)/50，越内向、越专注越怕吵</w:t>
+            </w:r>
+          </w:p>
+        </w:tc>
+      </w:tr>
+      <w:tr>
+        <w:tc>
+          <w:tcPr>
+            <w:tcW w:type="dxa" w:w="4320"/>
+          </w:tcPr>
+          <w:p>
+            <w:r>
+              <w:rPr>
+                <w:rFonts w:ascii="微软雅黑" w:hAnsi="微软雅黑" w:eastAsia="微软雅黑"/>
+                <w:sz w:val="18"/>
+              </w:rPr>
+              <w:t>恨谁</w:t>
+            </w:r>
+          </w:p>
+        </w:tc>
+        <w:tc>
+          <w:tcPr>
+            <w:tcW w:type="dxa" w:w="4320"/>
+          </w:tcPr>
+          <w:p>
+            <w:r>
+              <w:rPr>
+                <w:rFonts w:ascii="微软雅黑" w:hAnsi="微软雅黑" w:eastAsia="微软雅黑"/>
+                <w:sz w:val="18"/>
+              </w:rPr>
+              <w:t>邻居中最吵的 2 个（noise_of 取自 behaviors.csv 的 noise 列）—— 只有近处的人吵得到我</w:t>
+            </w:r>
+          </w:p>
+        </w:tc>
+      </w:tr>
+      <w:tr>
+        <w:tc>
+          <w:tcPr>
+            <w:tcW w:type="dxa" w:w="4320"/>
+          </w:tcPr>
+          <w:p>
+            <w:r>
+              <w:rPr>
+                <w:rFonts w:ascii="微软雅黑" w:hAnsi="微软雅黑" w:eastAsia="微软雅黑"/>
+                <w:sz w:val="18"/>
+              </w:rPr>
+              <w:t>多恨</w:t>
+            </w:r>
+          </w:p>
+        </w:tc>
+        <w:tc>
+          <w:tcPr>
+            <w:tcW w:type="dxa" w:w="4320"/>
+          </w:tcPr>
+          <w:p>
+            <w:r>
+              <w:rPr>
+                <w:rFonts w:ascii="微软雅黑" w:hAnsi="微软雅黑" w:eastAsia="微软雅黑"/>
+                <w:sz w:val="18"/>
+              </w:rPr>
+              <w:t>base × scale × 性格调制 × 关系调制，走统一影响公式（scale 随音量强弱缩放）</w:t>
+            </w:r>
+          </w:p>
+        </w:tc>
+      </w:tr>
+      <w:tr>
+        <w:tc>
+          <w:tcPr>
+            <w:tcW w:type="dxa" w:w="4320"/>
+          </w:tcPr>
+          <w:p>
+            <w:r>
+              <w:rPr>
+                <w:rFonts w:ascii="微软雅黑" w:hAnsi="微软雅黑" w:eastAsia="微软雅黑"/>
+                <w:sz w:val="18"/>
+              </w:rPr>
+              <w:t>多久一次</w:t>
+            </w:r>
+          </w:p>
+        </w:tc>
+        <w:tc>
+          <w:tcPr>
+            <w:tcW w:type="dxa" w:w="4320"/>
+          </w:tcPr>
+          <w:p>
+            <w:r>
+              <w:rPr>
+                <w:rFonts w:ascii="微软雅黑" w:hAnsi="微软雅黑" w:eastAsia="微软雅黑"/>
+                <w:sz w:val="18"/>
+              </w:rPr>
+              <w:t>涓流：每天 2 次（settle_interval），与 noise_pressure 同一节奏</w:t>
+            </w:r>
+          </w:p>
+        </w:tc>
+      </w:tr>
+    </w:tbl>
+    <w:p/>
+    <w:p>
+      <w:r>
+        <w:rPr>
+          <w:rFonts w:ascii="微软雅黑" w:hAnsi="微软雅黑" w:eastAsia="微软雅黑"/>
+          <w:b/>
+        </w:rPr>
+        <w:t>与 `noise_pressure` 是同源分岔</w:t>
+      </w:r>
+      <w:r>
+        <w:rPr>
+          <w:rFonts w:ascii="微软雅黑" w:hAnsi="微软雅黑" w:eastAsia="微软雅黑"/>
+        </w:rPr>
+        <w:t xml:space="preserve">：同一个 </w:t>
+      </w:r>
+      <w:r>
+        <w:rPr>
+          <w:rFonts w:ascii="Consolas" w:hAnsi="Consolas" w:eastAsia="Consolas"/>
+          <w:color w:val="B03030"/>
+          <w:sz w:val="18"/>
+        </w:rPr>
+        <w:t>fear</w:t>
+      </w:r>
+      <w:r>
+        <w:rPr>
+          <w:rFonts w:ascii="微软雅黑" w:hAnsi="微软雅黑" w:eastAsia="微软雅黑"/>
+        </w:rPr>
+        <w:t>、同一个超阈音量，</w:t>
+      </w:r>
+    </w:p>
+    <w:p>
+      <w:r>
+        <w:rPr>
+          <w:rFonts w:ascii="微软雅黑" w:hAnsi="微软雅黑" w:eastAsia="微软雅黑"/>
+        </w:rPr>
+        <w:t>一份转成</w:t>
+      </w:r>
+      <w:r>
+        <w:rPr>
+          <w:rFonts w:ascii="微软雅黑" w:hAnsi="微软雅黑" w:eastAsia="微软雅黑"/>
+          <w:b/>
+        </w:rPr>
+        <w:t>压力</w:t>
+      </w:r>
+      <w:r>
+        <w:rPr>
+          <w:rFonts w:ascii="微软雅黑" w:hAnsi="微软雅黑" w:eastAsia="微软雅黑"/>
+        </w:rPr>
+        <w:t>（内耗），一份转成</w:t>
+      </w:r>
+      <w:r>
+        <w:rPr>
+          <w:rFonts w:ascii="微软雅黑" w:hAnsi="微软雅黑" w:eastAsia="微软雅黑"/>
+          <w:b/>
+        </w:rPr>
+        <w:t>敌对</w:t>
+      </w:r>
+      <w:r>
+        <w:rPr>
+          <w:rFonts w:ascii="微软雅黑" w:hAnsi="微软雅黑" w:eastAsia="微软雅黑"/>
+        </w:rPr>
+        <w:t>（指向他人）。这正是「同一刺激、两种社会后果」。</w:t>
+      </w:r>
+    </w:p>
+    <w:p>
+      <w:pPr>
+        <w:pStyle w:val="Heading3"/>
+      </w:pPr>
+      <w:r>
+        <w:t>10.21.3 实测与瓶颈</w:t>
+      </w:r>
+    </w:p>
+    <w:p>
+      <w:r>
+        <w:rPr>
+          <w:rFonts w:ascii="微软雅黑" w:hAnsi="微软雅黑" w:eastAsia="微软雅黑"/>
+        </w:rPr>
+        <w:t>30 天（seed=12345，17 节点）：</w:t>
+      </w:r>
+    </w:p>
+    <w:tbl>
+      <w:tblPr>
+        <w:tblStyle w:val="TableGrid"/>
+        <w:tblW w:type="auto" w:w="0"/>
+        <w:tblLook w:firstColumn="1" w:firstRow="1" w:lastColumn="0" w:lastRow="0" w:noHBand="0" w:noVBand="1" w:val="04A0"/>
+      </w:tblPr>
+      <w:tblGrid>
+        <w:gridCol w:w="4320"/>
+        <w:gridCol w:w="4320"/>
+      </w:tblGrid>
+      <w:tr>
+        <w:tc>
+          <w:tcPr>
+            <w:tcW w:type="dxa" w:w="4320"/>
+          </w:tcPr>
+          <w:p>
+            <w:r>
+              <w:rPr>
+                <w:rFonts w:ascii="微软雅黑" w:hAnsi="微软雅黑" w:eastAsia="微软雅黑"/>
+                <w:b/>
+                <w:sz w:val="18"/>
+              </w:rPr>
+              <w:t>指标</w:t>
+            </w:r>
+          </w:p>
+        </w:tc>
+        <w:tc>
+          <w:tcPr>
+            <w:tcW w:type="dxa" w:w="4320"/>
+          </w:tcPr>
+          <w:p>
+            <w:r>
+              <w:rPr>
+                <w:rFonts w:ascii="微软雅黑" w:hAnsi="微软雅黑" w:eastAsia="微软雅黑"/>
+                <w:b/>
+                <w:sz w:val="18"/>
+              </w:rPr>
+              <w:t>结果</w:t>
+            </w:r>
+          </w:p>
+        </w:tc>
+      </w:tr>
+      <w:tr>
+        <w:tc>
+          <w:tcPr>
+            <w:tcW w:type="dxa" w:w="4320"/>
+          </w:tcPr>
+          <w:p>
+            <w:r>
+              <w:rPr>
+                <w:rFonts w:ascii="微软雅黑" w:hAnsi="微软雅黑" w:eastAsia="微软雅黑"/>
+                <w:sz w:val="18"/>
+              </w:rPr>
+              <w:t>恨噪音结算</w:t>
+            </w:r>
+          </w:p>
+        </w:tc>
+        <w:tc>
+          <w:tcPr>
+            <w:tcW w:type="dxa" w:w="4320"/>
+          </w:tcPr>
+          <w:p>
+            <w:r>
+              <w:rPr>
+                <w:rFonts w:ascii="微软雅黑" w:hAnsi="微软雅黑" w:eastAsia="微软雅黑"/>
+                <w:sz w:val="18"/>
+              </w:rPr>
+              <w:t>475 次（约 5.4 次/边，频率充足）</w:t>
+            </w:r>
+          </w:p>
+        </w:tc>
+      </w:tr>
+      <w:tr>
+        <w:tc>
+          <w:tcPr>
+            <w:tcW w:type="dxa" w:w="4320"/>
+          </w:tcPr>
+          <w:p>
+            <w:r>
+              <w:rPr>
+                <w:rFonts w:ascii="微软雅黑" w:hAnsi="微软雅黑" w:eastAsia="微软雅黑"/>
+                <w:sz w:val="18"/>
+              </w:rPr>
+              <w:t>敌对 max</w:t>
+            </w:r>
+          </w:p>
+        </w:tc>
+        <w:tc>
+          <w:tcPr>
+            <w:tcW w:type="dxa" w:w="4320"/>
+          </w:tcPr>
+          <w:p>
+            <w:r>
+              <w:rPr>
+                <w:rFonts w:ascii="微软雅黑" w:hAnsi="微软雅黑" w:eastAsia="微软雅黑"/>
+                <w:sz w:val="18"/>
+              </w:rPr>
+              <w:t>8.8 → 19.5（2.2 倍）</w:t>
+            </w:r>
+          </w:p>
+        </w:tc>
+      </w:tr>
+      <w:tr>
+        <w:tc>
+          <w:tcPr>
+            <w:tcW w:type="dxa" w:w="4320"/>
+          </w:tcPr>
+          <w:p>
+            <w:r>
+              <w:rPr>
+                <w:rFonts w:ascii="微软雅黑" w:hAnsi="微软雅黑" w:eastAsia="微软雅黑"/>
+                <w:sz w:val="18"/>
+              </w:rPr>
+              <w:t>H ≥ 25 的边</w:t>
+            </w:r>
+          </w:p>
+        </w:tc>
+        <w:tc>
+          <w:tcPr>
+            <w:tcW w:type="dxa" w:w="4320"/>
+          </w:tcPr>
+          <w:p>
+            <w:r>
+              <w:rPr>
+                <w:rFonts w:ascii="微软雅黑" w:hAnsi="微软雅黑" w:eastAsia="微软雅黑"/>
+                <w:sz w:val="18"/>
+              </w:rPr>
+              <w:t>0（仍未跨过排挤门槛）</w:t>
+            </w:r>
+          </w:p>
+        </w:tc>
+      </w:tr>
+      <w:tr>
+        <w:tc>
+          <w:tcPr>
+            <w:tcW w:type="dxa" w:w="4320"/>
+          </w:tcPr>
+          <w:p>
+            <w:r>
+              <w:rPr>
+                <w:rFonts w:ascii="微软雅黑" w:hAnsi="微软雅黑" w:eastAsia="微软雅黑"/>
+                <w:sz w:val="18"/>
+              </w:rPr>
+              <w:t>四项玩法指标</w:t>
+            </w:r>
+          </w:p>
+        </w:tc>
+        <w:tc>
+          <w:tcPr>
+            <w:tcW w:type="dxa" w:w="4320"/>
+          </w:tcPr>
+          <w:p>
+            <w:r>
+              <w:rPr>
+                <w:rFonts w:ascii="微软雅黑" w:hAnsi="微软雅黑" w:eastAsia="微软雅黑"/>
+                <w:sz w:val="18"/>
+              </w:rPr>
+              <w:t>b=29 / sat 0.0% / mean 62.0 / SD 21.5 ✓</w:t>
+            </w:r>
+          </w:p>
+        </w:tc>
+      </w:tr>
+    </w:tbl>
+    <w:p/>
+    <w:p>
+      <w:pPr>
+        <w:ind w:left="360"/>
+      </w:pPr>
+      <w:r>
+        <w:rPr>
+          <w:rFonts w:ascii="微软雅黑" w:hAnsi="微软雅黑" w:eastAsia="微软雅黑"/>
+          <w:i/>
+        </w:rPr>
+        <w:t xml:space="preserve">⚠️ </w:t>
+      </w:r>
+      <w:r>
+        <w:rPr>
+          <w:rFonts w:ascii="微软雅黑" w:hAnsi="微软雅黑" w:eastAsia="微软雅黑"/>
+          <w:b/>
+          <w:i/>
+        </w:rPr>
+        <w:t>瓶颈定位</w:t>
+      </w:r>
+      <w:r>
+        <w:rPr>
+          <w:rFonts w:ascii="微软雅黑" w:hAnsi="微软雅黑" w:eastAsia="微软雅黑"/>
+          <w:i/>
+        </w:rPr>
+        <w:t>：</w:t>
+      </w:r>
+      <w:r>
+        <w:rPr>
+          <w:rFonts w:ascii="Consolas" w:hAnsi="Consolas" w:eastAsia="Consolas"/>
+          <w:i/>
+          <w:color w:val="B03030"/>
+          <w:sz w:val="18"/>
+        </w:rPr>
+        <w:t>494 次 ÷ 88 边 ≈ 5.6/边 × 3 点 ≈ 16.8</w:t>
+      </w:r>
+      <w:r>
+        <w:rPr>
+          <w:rFonts w:ascii="微软雅黑" w:hAnsi="微软雅黑" w:eastAsia="微软雅黑"/>
+          <w:i/>
+        </w:rPr>
+        <w:t xml:space="preserve">，与实测 </w:t>
+      </w:r>
+      <w:r>
+        <w:rPr>
+          <w:rFonts w:ascii="Consolas" w:hAnsi="Consolas" w:eastAsia="Consolas"/>
+          <w:i/>
+          <w:color w:val="B03030"/>
+          <w:sz w:val="18"/>
+        </w:rPr>
+        <w:t>max 17.5</w:t>
+      </w:r>
+      <w:r>
+        <w:rPr>
+          <w:rFonts w:ascii="微软雅黑" w:hAnsi="微软雅黑" w:eastAsia="微软雅黑"/>
+          <w:i/>
+        </w:rPr>
+        <w:t xml:space="preserve"> 吻合。 换算日增量 </w:t>
+      </w:r>
+      <w:r>
+        <w:rPr>
+          <w:rFonts w:ascii="微软雅黑" w:hAnsi="微软雅黑" w:eastAsia="微软雅黑"/>
+          <w:b/>
+          <w:i/>
+        </w:rPr>
+        <w:t>0.56/天 → 稳态 11</w:t>
+      </w:r>
+      <w:r>
+        <w:rPr>
+          <w:rFonts w:ascii="微软雅黑" w:hAnsi="微软雅黑" w:eastAsia="微软雅黑"/>
+          <w:i/>
+        </w:rPr>
+        <w:t xml:space="preserve">，要跨 25 需 </w:t>
+      </w:r>
+      <w:r>
+        <w:rPr>
+          <w:rFonts w:ascii="微软雅黑" w:hAnsi="微软雅黑" w:eastAsia="微软雅黑"/>
+          <w:b/>
+          <w:i/>
+        </w:rPr>
+        <w:t>1.25/天</w:t>
+      </w:r>
+      <w:r>
+        <w:rPr>
+          <w:rFonts w:ascii="微软雅黑" w:hAnsi="微软雅黑" w:eastAsia="微软雅黑"/>
+          <w:i/>
+        </w:rPr>
+        <w:t xml:space="preserve">，还差 2.2 倍。 </w:t>
+      </w:r>
+      <w:r>
+        <w:rPr>
+          <w:rFonts w:ascii="微软雅黑" w:hAnsi="微软雅黑" w:eastAsia="微软雅黑"/>
+          <w:b/>
+          <w:i/>
+        </w:rPr>
+        <w:t>加大 `base` 无效</w:t>
+      </w:r>
+      <w:r>
+        <w:rPr>
+          <w:rFonts w:ascii="微软雅黑" w:hAnsi="微软雅黑" w:eastAsia="微软雅黑"/>
+          <w:i/>
+        </w:rPr>
+        <w:t>（实测 2.0→4.7、3.0→17.5、4.0→11.7）——因为</w:t>
+      </w:r>
+      <w:r>
+        <w:rPr>
+          <w:rFonts w:ascii="微软雅黑" w:hAnsi="微软雅黑" w:eastAsia="微软雅黑"/>
+          <w:b/>
+          <w:i/>
+        </w:rPr>
+        <w:t>`room_for` 负反馈</w:t>
+      </w:r>
+      <w:r>
+        <w:rPr>
+          <w:rFonts w:ascii="微软雅黑" w:hAnsi="微软雅黑" w:eastAsia="微软雅黑"/>
+          <w:i/>
+        </w:rPr>
+        <w:t xml:space="preserve"> （"越满越难涨"）是硬约束：</w:t>
+      </w:r>
+      <w:r>
+        <w:rPr>
+          <w:rFonts w:ascii="微软雅黑" w:hAnsi="微软雅黑" w:eastAsia="微软雅黑"/>
+          <w:b/>
+          <w:i/>
+        </w:rPr>
+        <w:t>推得越猛，越早撞天花板</w:t>
+      </w:r>
+      <w:r>
+        <w:rPr>
+          <w:rFonts w:ascii="微软雅黑" w:hAnsi="微软雅黑" w:eastAsia="微软雅黑"/>
+          <w:i/>
+        </w:rPr>
+        <w:t>。  ∴ 要真正跨过阈值，需要的是</w:t>
+      </w:r>
+      <w:r>
+        <w:rPr>
+          <w:rFonts w:ascii="微软雅黑" w:hAnsi="微软雅黑" w:eastAsia="微软雅黑"/>
+          <w:b/>
+          <w:i/>
+        </w:rPr>
+        <w:t>结构性手段</w:t>
+      </w:r>
+      <w:r>
+        <w:rPr>
+          <w:rFonts w:ascii="微软雅黑" w:hAnsi="微软雅黑" w:eastAsia="微软雅黑"/>
+          <w:i/>
+        </w:rPr>
+        <w:t>（记恨边状态 §10.17.2 种子六、状态标签）， 而不是继续调幅度参数。</w:t>
       </w:r>
     </w:p>
     <w:p>

--- a/docs/export/下课十分钟-游戏策划案-v3.1.docx
+++ b/docs/export/下课十分钟-游戏策划案-v3.1.docx
@@ -19883,6 +19883,988 @@
           <w:i/>
         </w:rPr>
         <w:t>（记恨边状态 §10.17.2 种子六、状态标签）， 而不是继续调幅度参数。</w:t>
+      </w:r>
+    </w:p>
+    <w:p>
+      <w:pPr>
+        <w:pStyle w:val="Heading2"/>
+      </w:pPr>
+      <w:r>
+        <w:t>10.22 两层敌对（表层会消，心结永远在）</w:t>
+      </w:r>
+    </w:p>
+    <w:p>
+      <w:pPr>
+        <w:ind w:left="360"/>
+      </w:pPr>
+      <w:r>
+        <w:rPr>
+          <w:rFonts w:ascii="微软雅黑" w:hAnsi="微软雅黑" w:eastAsia="微软雅黑"/>
+          <w:i/>
+        </w:rPr>
+        <w:t xml:space="preserve">✅ </w:t>
+      </w:r>
+      <w:r>
+        <w:rPr>
+          <w:rFonts w:ascii="微软雅黑" w:hAnsi="微软雅黑" w:eastAsia="微软雅黑"/>
+          <w:b/>
+          <w:i/>
+        </w:rPr>
+        <w:t>已实现</w:t>
+      </w:r>
+      <w:r>
+        <w:rPr>
+          <w:rFonts w:ascii="微软雅黑" w:hAnsi="微软雅黑" w:eastAsia="微软雅黑"/>
+          <w:i/>
+        </w:rPr>
+        <w:t>（2026-10-05）。</w:t>
+      </w:r>
+      <w:r>
+        <w:rPr>
+          <w:rFonts w:ascii="微软雅黑" w:hAnsi="微软雅黑" w:eastAsia="微软雅黑"/>
+          <w:b/>
+          <w:i/>
+        </w:rPr>
+        <w:t>当前处于"空转"状态</w:t>
+      </w:r>
+      <w:r>
+        <w:rPr>
+          <w:rFonts w:ascii="微软雅黑" w:hAnsi="微软雅黑" w:eastAsia="微软雅黑"/>
+          <w:i/>
+        </w:rPr>
+        <w:t xml:space="preserve"> —— 门已修好，但还没有事件从这扇门走（见 §10.22.3）。</w:t>
+      </w:r>
+    </w:p>
+    <w:p>
+      <w:pPr>
+        <w:pStyle w:val="Heading3"/>
+      </w:pPr>
+      <w:r>
+        <w:t>10.22.1 为什么要分两层</w:t>
+      </w:r>
+    </w:p>
+    <w:p>
+      <w:r>
+        <w:rPr>
+          <w:rFonts w:ascii="微软雅黑" w:hAnsi="微软雅黑" w:eastAsia="微软雅黑"/>
+        </w:rPr>
+        <w:t>用户提出的直觉：</w:t>
+      </w:r>
+      <w:r>
+        <w:rPr>
+          <w:rFonts w:ascii="微软雅黑" w:hAnsi="微软雅黑" w:eastAsia="微软雅黑"/>
+          <w:b/>
+        </w:rPr>
+        <w:t>人对仇恨的记忆非常深刻</w:t>
+      </w:r>
+      <w:r>
+        <w:rPr>
+          <w:rFonts w:ascii="微软雅黑" w:hAnsi="微软雅黑" w:eastAsia="微软雅黑"/>
+        </w:rPr>
+        <w:t>，被背后捅刀子这种事不该随时间淡掉。</w:t>
+      </w:r>
+    </w:p>
+    <w:p>
+      <w:r>
+        <w:rPr>
+          <w:rFonts w:ascii="微软雅黑" w:hAnsi="微软雅黑" w:eastAsia="微软雅黑"/>
+        </w:rPr>
+        <w:t>但「所有敌对都不衰减」会带来一个数学后果：</w:t>
+      </w:r>
+      <w:r>
+        <w:rPr>
+          <w:rFonts w:ascii="Consolas" w:hAnsi="Consolas" w:eastAsia="Consolas"/>
+          <w:color w:val="B03030"/>
+          <w:sz w:val="18"/>
+        </w:rPr>
+        <w:t>H</w:t>
+      </w:r>
+      <w:r>
+        <w:rPr>
+          <w:rFonts w:ascii="微软雅黑" w:hAnsi="微软雅黑" w:eastAsia="微软雅黑"/>
+        </w:rPr>
+        <w:t xml:space="preserve"> 单调递增 → 关系</w:t>
+      </w:r>
+      <w:r>
+        <w:rPr>
+          <w:rFonts w:ascii="微软雅黑" w:hAnsi="微软雅黑" w:eastAsia="微软雅黑"/>
+          <w:b/>
+        </w:rPr>
+        <w:t>只坏不好</w:t>
+      </w:r>
+      <w:r>
+        <w:rPr>
+          <w:rFonts w:ascii="微软雅黑" w:hAnsi="微软雅黑" w:eastAsia="微软雅黑"/>
+        </w:rPr>
+        <w:t xml:space="preserve"> → 再也回不来，</w:t>
+      </w:r>
+    </w:p>
+    <w:p>
+      <w:r>
+        <w:rPr>
+          <w:rFonts w:ascii="微软雅黑" w:hAnsi="微软雅黑" w:eastAsia="微软雅黑"/>
+        </w:rPr>
+        <w:t>连「后来和好了」这种剧情都发生不了。∴ 采取</w:t>
+      </w:r>
+      <w:r>
+        <w:rPr>
+          <w:rFonts w:ascii="微软雅黑" w:hAnsi="微软雅黑" w:eastAsia="微软雅黑"/>
+          <w:b/>
+        </w:rPr>
+        <w:t>两层分离</w:t>
+      </w:r>
+      <w:r>
+        <w:rPr>
+          <w:rFonts w:ascii="微软雅黑" w:hAnsi="微软雅黑" w:eastAsia="微软雅黑"/>
+        </w:rPr>
+        <w:t>：</w:t>
+      </w:r>
+    </w:p>
+    <w:tbl>
+      <w:tblPr>
+        <w:tblStyle w:val="TableGrid"/>
+        <w:tblW w:type="auto" w:w="0"/>
+        <w:tblLook w:firstColumn="1" w:firstRow="1" w:lastColumn="0" w:lastRow="0" w:noHBand="0" w:noVBand="1" w:val="04A0"/>
+      </w:tblPr>
+      <w:tblGrid>
+        <w:gridCol w:w="2880"/>
+        <w:gridCol w:w="2880"/>
+        <w:gridCol w:w="2880"/>
+      </w:tblGrid>
+      <w:tr>
+        <w:tc>
+          <w:tcPr>
+            <w:tcW w:type="dxa" w:w="2880"/>
+          </w:tcPr>
+          <w:p>
+            <w:r>
+              <w:rPr>
+                <w:rFonts w:ascii="微软雅黑" w:hAnsi="微软雅黑" w:eastAsia="微软雅黑"/>
+                <w:b/>
+                <w:sz w:val="18"/>
+              </w:rPr>
+            </w:r>
+          </w:p>
+        </w:tc>
+        <w:tc>
+          <w:tcPr>
+            <w:tcW w:type="dxa" w:w="2880"/>
+          </w:tcPr>
+          <w:p>
+            <w:r>
+              <w:rPr>
+                <w:rFonts w:ascii="微软雅黑" w:hAnsi="微软雅黑" w:eastAsia="微软雅黑"/>
+                <w:b/>
+                <w:sz w:val="18"/>
+              </w:rPr>
+              <w:t>表层</w:t>
+            </w:r>
+          </w:p>
+        </w:tc>
+        <w:tc>
+          <w:tcPr>
+            <w:tcW w:type="dxa" w:w="2880"/>
+          </w:tcPr>
+          <w:p>
+            <w:r>
+              <w:rPr>
+                <w:rFonts w:ascii="微软雅黑" w:hAnsi="微软雅黑" w:eastAsia="微软雅黑"/>
+                <w:b/>
+                <w:sz w:val="18"/>
+              </w:rPr>
+              <w:t>深层</w:t>
+            </w:r>
+          </w:p>
+        </w:tc>
+      </w:tr>
+      <w:tr>
+        <w:tc>
+          <w:tcPr>
+            <w:tcW w:type="dxa" w:w="2880"/>
+          </w:tcPr>
+          <w:p>
+            <w:r>
+              <w:rPr>
+                <w:rFonts w:ascii="微软雅黑" w:hAnsi="微软雅黑" w:eastAsia="微软雅黑"/>
+                <w:sz w:val="18"/>
+              </w:rPr>
+              <w:t>来源</w:t>
+            </w:r>
+          </w:p>
+        </w:tc>
+        <w:tc>
+          <w:tcPr>
+            <w:tcW w:type="dxa" w:w="2880"/>
+          </w:tcPr>
+          <w:p>
+            <w:r>
+              <w:rPr>
+                <w:rFonts w:ascii="微软雅黑" w:hAnsi="微软雅黑" w:eastAsia="微软雅黑"/>
+                <w:sz w:val="18"/>
+              </w:rPr>
+              <w:t>日常摩擦：调侃、音量、打闹、传谣</w:t>
+            </w:r>
+          </w:p>
+        </w:tc>
+        <w:tc>
+          <w:tcPr>
+            <w:tcW w:type="dxa" w:w="2880"/>
+          </w:tcPr>
+          <w:p>
+            <w:r>
+              <w:rPr>
+                <w:rFonts w:ascii="微软雅黑" w:hAnsi="微软雅黑" w:eastAsia="微软雅黑"/>
+                <w:sz w:val="18"/>
+              </w:rPr>
+              <w:t>只为 tier = major 的负性事件（举报、秘密泄露）</w:t>
+            </w:r>
+          </w:p>
+        </w:tc>
+      </w:tr>
+      <w:tr>
+        <w:tc>
+          <w:tcPr>
+            <w:tcW w:type="dxa" w:w="2880"/>
+          </w:tcPr>
+          <w:p>
+            <w:r>
+              <w:rPr>
+                <w:rFonts w:ascii="微软雅黑" w:hAnsi="微软雅黑" w:eastAsia="微软雅黑"/>
+                <w:sz w:val="18"/>
+              </w:rPr>
+              <w:t>衰减</w:t>
+            </w:r>
+          </w:p>
+        </w:tc>
+        <w:tc>
+          <w:tcPr>
+            <w:tcW w:type="dxa" w:w="2880"/>
+          </w:tcPr>
+          <w:p>
+            <w:r>
+              <w:rPr>
+                <w:rFonts w:ascii="微软雅黑" w:hAnsi="微软雅黑" w:eastAsia="微软雅黑"/>
+                <w:sz w:val="18"/>
+              </w:rPr>
+              <w:t>每天 ×decay_h（0.95）</w:t>
+            </w:r>
+          </w:p>
+        </w:tc>
+        <w:tc>
+          <w:tcPr>
+            <w:tcW w:type="dxa" w:w="2880"/>
+          </w:tcPr>
+          <w:p>
+            <w:r>
+              <w:rPr>
+                <w:rFonts w:ascii="微软雅黑" w:hAnsi="微软雅黑" w:eastAsia="微软雅黑"/>
+                <w:sz w:val="18"/>
+              </w:rPr>
+              <w:t>永不衰减</w:t>
+            </w:r>
+          </w:p>
+        </w:tc>
+      </w:tr>
+      <w:tr>
+        <w:tc>
+          <w:tcPr>
+            <w:tcW w:type="dxa" w:w="2880"/>
+          </w:tcPr>
+          <w:p>
+            <w:r>
+              <w:rPr>
+                <w:rFonts w:ascii="微软雅黑" w:hAnsi="微软雅黑" w:eastAsia="微软雅黑"/>
+                <w:sz w:val="18"/>
+              </w:rPr>
+              <w:t>能否修复</w:t>
+            </w:r>
+          </w:p>
+        </w:tc>
+        <w:tc>
+          <w:tcPr>
+            <w:tcW w:type="dxa" w:w="2880"/>
+          </w:tcPr>
+          <w:p>
+            <w:r>
+              <w:rPr>
+                <w:rFonts w:ascii="微软雅黑" w:hAnsi="微软雅黑" w:eastAsia="微软雅黑"/>
+                <w:sz w:val="18"/>
+              </w:rPr>
+              <w:t>✅ 道歉、相处可磨平</w:t>
+            </w:r>
+          </w:p>
+        </w:tc>
+        <w:tc>
+          <w:tcPr>
+            <w:tcW w:type="dxa" w:w="2880"/>
+          </w:tcPr>
+          <w:p>
+            <w:r>
+              <w:rPr>
+                <w:rFonts w:ascii="微软雅黑" w:hAnsi="微软雅黑" w:eastAsia="微软雅黑"/>
+                <w:sz w:val="18"/>
+              </w:rPr>
+              <w:t>❌ 永远在</w:t>
+            </w:r>
+          </w:p>
+        </w:tc>
+      </w:tr>
+      <w:tr>
+        <w:tc>
+          <w:tcPr>
+            <w:tcW w:type="dxa" w:w="2880"/>
+          </w:tcPr>
+          <w:p>
+            <w:r>
+              <w:rPr>
+                <w:rFonts w:ascii="微软雅黑" w:hAnsi="微软雅黑" w:eastAsia="微软雅黑"/>
+                <w:sz w:val="18"/>
+              </w:rPr>
+              <w:t>参与 room_for？</w:t>
+            </w:r>
+          </w:p>
+        </w:tc>
+        <w:tc>
+          <w:tcPr>
+            <w:tcW w:type="dxa" w:w="2880"/>
+          </w:tcPr>
+          <w:p>
+            <w:r>
+              <w:rPr>
+                <w:rFonts w:ascii="微软雅黑" w:hAnsi="微软雅黑" w:eastAsia="微软雅黑"/>
+                <w:sz w:val="18"/>
+              </w:rPr>
+              <w:t>是</w:t>
+            </w:r>
+          </w:p>
+        </w:tc>
+        <w:tc>
+          <w:tcPr>
+            <w:tcW w:type="dxa" w:w="2880"/>
+          </w:tcPr>
+          <w:p>
+            <w:r>
+              <w:rPr>
+                <w:rFonts w:ascii="微软雅黑" w:hAnsi="微软雅黑" w:eastAsia="微软雅黑"/>
+                <w:sz w:val="18"/>
+              </w:rPr>
+              <w:t>否</w:t>
+            </w:r>
+          </w:p>
+        </w:tc>
+      </w:tr>
+    </w:tbl>
+    <w:p/>
+    <w:p>
+      <w:pPr>
+        <w:ind w:left="240"/>
+      </w:pPr>
+      <w:r>
+        <w:rPr>
+          <w:rFonts w:ascii="Consolas" w:hAnsi="Consolas" w:eastAsia="Consolas"/>
+          <w:sz w:val="18"/>
+        </w:rPr>
+        <w:t>H[i][j]（总敌对） = 表层 + 深层</w:t>
+      </w:r>
+    </w:p>
+    <w:p>
+      <w:r>
+        <w:rPr>
+          <w:rFonts w:ascii="微软雅黑" w:hAnsi="微软雅黑" w:eastAsia="微软雅黑"/>
+        </w:rPr>
+        <w:t>这正是现实里最真实的那种关系：</w:t>
+      </w:r>
+      <w:r>
+        <w:rPr>
+          <w:rFonts w:ascii="微软雅黑" w:hAnsi="微软雅黑" w:eastAsia="微软雅黑"/>
+          <w:b/>
+        </w:rPr>
+        <w:t>「我可以原谅你，但我忘不了那件事。」</w:t>
+      </w:r>
+    </w:p>
+    <w:p>
+      <w:pPr>
+        <w:pStyle w:val="Heading3"/>
+      </w:pPr>
+      <w:r>
+        <w:t>10.22.2 实现（单点改动）</w:t>
+      </w:r>
+    </w:p>
+    <w:p>
+      <w:r>
+        <w:rPr>
+          <w:rFonts w:ascii="Consolas" w:hAnsi="Consolas" w:eastAsia="Consolas"/>
+          <w:color w:val="B03030"/>
+          <w:sz w:val="18"/>
+        </w:rPr>
+        <w:t>H</w:t>
+      </w:r>
+      <w:r>
+        <w:rPr>
+          <w:rFonts w:ascii="微软雅黑" w:hAnsi="微软雅黑" w:eastAsia="微软雅黑"/>
+        </w:rPr>
+        <w:t xml:space="preserve"> 存的仍是</w:t>
+      </w:r>
+      <w:r>
+        <w:rPr>
+          <w:rFonts w:ascii="微软雅黑" w:hAnsi="微软雅黑" w:eastAsia="微软雅黑"/>
+          <w:b/>
+        </w:rPr>
+        <w:t>总敌对</w:t>
+      </w:r>
+      <w:r>
+        <w:rPr>
+          <w:rFonts w:ascii="微软雅黑" w:hAnsi="微软雅黑" w:eastAsia="微软雅黑"/>
+        </w:rPr>
+        <w:t>，</w:t>
+      </w:r>
+      <w:r>
+        <w:rPr>
+          <w:rFonts w:ascii="Consolas" w:hAnsi="Consolas" w:eastAsia="Consolas"/>
+          <w:color w:val="B03030"/>
+          <w:sz w:val="18"/>
+        </w:rPr>
+        <w:t>H_deep</w:t>
+      </w:r>
+      <w:r>
+        <w:rPr>
+          <w:rFonts w:ascii="微软雅黑" w:hAnsi="微软雅黑" w:eastAsia="微软雅黑"/>
+        </w:rPr>
+        <w:t xml:space="preserve"> 记其中「忘不掉的那一部分」。于是衰减只需一行：</w:t>
+      </w:r>
+    </w:p>
+    <w:p>
+      <w:pPr>
+        <w:ind w:left="240"/>
+      </w:pPr>
+      <w:r>
+        <w:rPr>
+          <w:rFonts w:ascii="Consolas" w:hAnsi="Consolas" w:eastAsia="Consolas"/>
+          <w:sz w:val="18"/>
+        </w:rPr>
+        <w:t>deep = self.H_deep[i][j]</w:t>
+        <w:br/>
+        <w:t>self.H[i][j] = deep + (self.H[i][j] - deep) * decay_h     # 深层原样保留</w:t>
+      </w:r>
+    </w:p>
+    <w:p>
+      <w:r>
+        <w:rPr>
+          <w:rFonts w:ascii="微软雅黑" w:hAnsi="微软雅黑" w:eastAsia="微软雅黑"/>
+        </w:rPr>
+        <w:t>写入走统一影响公式，但</w:t>
+      </w:r>
+      <w:r>
+        <w:rPr>
+          <w:rFonts w:ascii="微软雅黑" w:hAnsi="微软雅黑" w:eastAsia="微软雅黑"/>
+          <w:b/>
+        </w:rPr>
+        <w:t>不经 `room_for`</w:t>
+      </w:r>
+      <w:r>
+        <w:rPr>
+          <w:rFonts w:ascii="微软雅黑" w:hAnsi="微软雅黑" w:eastAsia="微软雅黑"/>
+        </w:rPr>
+        <w:t>：</w:t>
+      </w:r>
+    </w:p>
+    <w:p>
+      <w:pPr>
+        <w:ind w:left="360"/>
+      </w:pPr>
+      <w:r>
+        <w:rPr>
+          <w:rFonts w:ascii="微软雅黑" w:hAnsi="微软雅黑" w:eastAsia="微软雅黑"/>
+          <w:i/>
+        </w:rPr>
+        <w:t>⚠️ 负反馈是给「表层摩擦」用的。若也套在深层上，仇恨会</w:t>
+      </w:r>
+      <w:r>
+        <w:rPr>
+          <w:rFonts w:ascii="微软雅黑" w:hAnsi="微软雅黑" w:eastAsia="微软雅黑"/>
+          <w:b/>
+          <w:i/>
+        </w:rPr>
+        <w:t>自己封顶</w:t>
+      </w:r>
+      <w:r>
+        <w:rPr>
+          <w:rFonts w:ascii="微软雅黑" w:hAnsi="微软雅黑" w:eastAsia="微软雅黑"/>
+          <w:i/>
+        </w:rPr>
+        <w:t>（越满越涨不动）， 「不可消减」就名存实亡了。</w:t>
+      </w:r>
+    </w:p>
+    <w:p>
+      <w:pPr>
+        <w:pStyle w:val="Heading3"/>
+      </w:pPr>
+      <w:r>
+        <w:t>10.22.3 实测：机制正确，但空转</w:t>
+      </w:r>
+    </w:p>
+    <w:p>
+      <w:r>
+        <w:rPr>
+          <w:rFonts w:ascii="微软雅黑" w:hAnsi="微软雅黑" w:eastAsia="微软雅黑"/>
+        </w:rPr>
+        <w:t>30 天（seed=12345）：</w:t>
+      </w:r>
+    </w:p>
+    <w:tbl>
+      <w:tblPr>
+        <w:tblStyle w:val="TableGrid"/>
+        <w:tblW w:type="auto" w:w="0"/>
+        <w:tblLook w:firstColumn="1" w:firstRow="1" w:lastColumn="0" w:lastRow="0" w:noHBand="0" w:noVBand="1" w:val="04A0"/>
+      </w:tblPr>
+      <w:tblGrid>
+        <w:gridCol w:w="4320"/>
+        <w:gridCol w:w="4320"/>
+      </w:tblGrid>
+      <w:tr>
+        <w:tc>
+          <w:tcPr>
+            <w:tcW w:type="dxa" w:w="4320"/>
+          </w:tcPr>
+          <w:p>
+            <w:r>
+              <w:rPr>
+                <w:rFonts w:ascii="微软雅黑" w:hAnsi="微软雅黑" w:eastAsia="微软雅黑"/>
+                <w:b/>
+                <w:sz w:val="18"/>
+              </w:rPr>
+              <w:t>指标</w:t>
+            </w:r>
+          </w:p>
+        </w:tc>
+        <w:tc>
+          <w:tcPr>
+            <w:tcW w:type="dxa" w:w="4320"/>
+          </w:tcPr>
+          <w:p>
+            <w:r>
+              <w:rPr>
+                <w:rFonts w:ascii="微软雅黑" w:hAnsi="微软雅黑" w:eastAsia="微软雅黑"/>
+                <w:b/>
+                <w:sz w:val="18"/>
+              </w:rPr>
+              <w:t>结果</w:t>
+            </w:r>
+          </w:p>
+        </w:tc>
+      </w:tr>
+      <w:tr>
+        <w:tc>
+          <w:tcPr>
+            <w:tcW w:type="dxa" w:w="4320"/>
+          </w:tcPr>
+          <w:p>
+            <w:r>
+              <w:rPr>
+                <w:rFonts w:ascii="微软雅黑" w:hAnsi="微软雅黑" w:eastAsia="微软雅黑"/>
+                <w:sz w:val="18"/>
+              </w:rPr>
+              <w:t>深层写入次数</w:t>
+            </w:r>
+          </w:p>
+        </w:tc>
+        <w:tc>
+          <w:tcPr>
+            <w:tcW w:type="dxa" w:w="4320"/>
+          </w:tcPr>
+          <w:p>
+            <w:r>
+              <w:rPr>
+                <w:rFonts w:ascii="微软雅黑" w:hAnsi="微软雅黑" w:eastAsia="微软雅黑"/>
+                <w:sz w:val="18"/>
+              </w:rPr>
+              <w:t>0 ← 空转</w:t>
+            </w:r>
+          </w:p>
+        </w:tc>
+      </w:tr>
+      <w:tr>
+        <w:tc>
+          <w:tcPr>
+            <w:tcW w:type="dxa" w:w="4320"/>
+          </w:tcPr>
+          <w:p>
+            <w:r>
+              <w:rPr>
+                <w:rFonts w:ascii="微软雅黑" w:hAnsi="微软雅黑" w:eastAsia="微软雅黑"/>
+                <w:sz w:val="18"/>
+              </w:rPr>
+              <w:t>总敌对 max</w:t>
+            </w:r>
+          </w:p>
+        </w:tc>
+        <w:tc>
+          <w:tcPr>
+            <w:tcW w:type="dxa" w:w="4320"/>
+          </w:tcPr>
+          <w:p>
+            <w:r>
+              <w:rPr>
+                <w:rFonts w:ascii="微软雅黑" w:hAnsi="微软雅黑" w:eastAsia="微软雅黑"/>
+                <w:sz w:val="18"/>
+              </w:rPr>
+              <w:t>19.5（与实现前完全一致） → 无回归 ✓</w:t>
+            </w:r>
+          </w:p>
+        </w:tc>
+      </w:tr>
+      <w:tr>
+        <w:tc>
+          <w:tcPr>
+            <w:tcW w:type="dxa" w:w="4320"/>
+          </w:tcPr>
+          <w:p>
+            <w:r>
+              <w:rPr>
+                <w:rFonts w:ascii="微软雅黑" w:hAnsi="微软雅黑" w:eastAsia="微软雅黑"/>
+                <w:sz w:val="18"/>
+              </w:rPr>
+              <w:t>普通对子敌对</w:t>
+            </w:r>
+          </w:p>
+        </w:tc>
+        <w:tc>
+          <w:tcPr>
+            <w:tcW w:type="dxa" w:w="4320"/>
+          </w:tcPr>
+          <w:p>
+            <w:r>
+              <w:rPr>
+                <w:rFonts w:ascii="微软雅黑" w:hAnsi="微软雅黑" w:eastAsia="微软雅黑"/>
+                <w:sz w:val="18"/>
+              </w:rPr>
+              <w:t>均值 0.11 / max 15.3 → 「不误伤」守住 ✓</w:t>
+            </w:r>
+          </w:p>
+        </w:tc>
+      </w:tr>
+      <w:tr>
+        <w:tc>
+          <w:tcPr>
+            <w:tcW w:type="dxa" w:w="4320"/>
+          </w:tcPr>
+          <w:p>
+            <w:r>
+              <w:rPr>
+                <w:rFonts w:ascii="微软雅黑" w:hAnsi="微软雅黑" w:eastAsia="微软雅黑"/>
+                <w:sz w:val="18"/>
+              </w:rPr>
+              <w:t>四项玩法指标</w:t>
+            </w:r>
+          </w:p>
+        </w:tc>
+        <w:tc>
+          <w:tcPr>
+            <w:tcW w:type="dxa" w:w="4320"/>
+          </w:tcPr>
+          <w:p>
+            <w:r>
+              <w:rPr>
+                <w:rFonts w:ascii="微软雅黑" w:hAnsi="微软雅黑" w:eastAsia="微软雅黑"/>
+                <w:sz w:val="18"/>
+              </w:rPr>
+              <w:t>b=29 / sat 0.0% / mean 62.0 / SD 21.5 ✓</w:t>
+            </w:r>
+          </w:p>
+        </w:tc>
+      </w:tr>
+    </w:tbl>
+    <w:p/>
+    <w:p>
+      <w:r>
+        <w:rPr>
+          <w:rFonts w:ascii="微软雅黑" w:hAnsi="微软雅黑" w:eastAsia="微软雅黑"/>
+          <w:b/>
+        </w:rPr>
+        <w:t>为什么空转</w:t>
+      </w:r>
+      <w:r>
+        <w:rPr>
+          <w:rFonts w:ascii="微软雅黑" w:hAnsi="微软雅黑" w:eastAsia="微软雅黑"/>
+        </w:rPr>
+        <w:t>：</w:t>
+      </w:r>
+      <w:r>
+        <w:rPr>
+          <w:rFonts w:ascii="Consolas" w:hAnsi="Consolas" w:eastAsia="Consolas"/>
+          <w:color w:val="B03030"/>
+          <w:sz w:val="18"/>
+        </w:rPr>
+        <w:t>major</w:t>
+      </w:r>
+      <w:r>
+        <w:rPr>
+          <w:rFonts w:ascii="微软雅黑" w:hAnsi="微软雅黑" w:eastAsia="微软雅黑"/>
+        </w:rPr>
+        <w:t xml:space="preserve"> 档的 hostility 事件只有两个，而</w:t>
+      </w:r>
+      <w:r>
+        <w:rPr>
+          <w:rFonts w:ascii="微软雅黑" w:hAnsi="微软雅黑" w:eastAsia="微软雅黑"/>
+          <w:b/>
+        </w:rPr>
+        <w:t>两个都不会发生</w:t>
+      </w:r>
+      <w:r>
+        <w:rPr>
+          <w:rFonts w:ascii="微软雅黑" w:hAnsi="微软雅黑" w:eastAsia="微软雅黑"/>
+        </w:rPr>
+        <w:t>：</w:t>
+      </w:r>
+    </w:p>
+    <w:tbl>
+      <w:tblPr>
+        <w:tblStyle w:val="TableGrid"/>
+        <w:tblW w:type="auto" w:w="0"/>
+        <w:tblLook w:firstColumn="1" w:firstRow="1" w:lastColumn="0" w:lastRow="0" w:noHBand="0" w:noVBand="1" w:val="04A0"/>
+      </w:tblPr>
+      <w:tblGrid>
+        <w:gridCol w:w="2160"/>
+        <w:gridCol w:w="2160"/>
+        <w:gridCol w:w="2160"/>
+        <w:gridCol w:w="2160"/>
+      </w:tblGrid>
+      <w:tr>
+        <w:tc>
+          <w:tcPr>
+            <w:tcW w:type="dxa" w:w="2160"/>
+          </w:tcPr>
+          <w:p>
+            <w:r>
+              <w:rPr>
+                <w:rFonts w:ascii="微软雅黑" w:hAnsi="微软雅黑" w:eastAsia="微软雅黑"/>
+                <w:b/>
+                <w:sz w:val="18"/>
+              </w:rPr>
+              <w:t>事件</w:t>
+            </w:r>
+          </w:p>
+        </w:tc>
+        <w:tc>
+          <w:tcPr>
+            <w:tcW w:type="dxa" w:w="2160"/>
+          </w:tcPr>
+          <w:p>
+            <w:r>
+              <w:rPr>
+                <w:rFonts w:ascii="微软雅黑" w:hAnsi="微软雅黑" w:eastAsia="微软雅黑"/>
+                <w:b/>
+                <w:sz w:val="18"/>
+              </w:rPr>
+              <w:t>base</w:t>
+            </w:r>
+          </w:p>
+        </w:tc>
+        <w:tc>
+          <w:tcPr>
+            <w:tcW w:type="dxa" w:w="2160"/>
+          </w:tcPr>
+          <w:p>
+            <w:r>
+              <w:rPr>
+                <w:rFonts w:ascii="微软雅黑" w:hAnsi="微软雅黑" w:eastAsia="微软雅黑"/>
+                <w:b/>
+                <w:sz w:val="18"/>
+              </w:rPr>
+              <w:t>门槛</w:t>
+            </w:r>
+          </w:p>
+        </w:tc>
+        <w:tc>
+          <w:tcPr>
+            <w:tcW w:type="dxa" w:w="2160"/>
+          </w:tcPr>
+          <w:p>
+            <w:r>
+              <w:rPr>
+                <w:rFonts w:ascii="微软雅黑" w:hAnsi="微软雅黑" w:eastAsia="微软雅黑"/>
+                <w:b/>
+                <w:sz w:val="18"/>
+              </w:rPr>
+              <w:t>现状</w:t>
+            </w:r>
+          </w:p>
+        </w:tc>
+      </w:tr>
+      <w:tr>
+        <w:tc>
+          <w:tcPr>
+            <w:tcW w:type="dxa" w:w="2160"/>
+          </w:tcPr>
+          <w:p>
+            <w:r>
+              <w:rPr>
+                <w:rFonts w:ascii="微软雅黑" w:hAnsi="微软雅黑" w:eastAsia="微软雅黑"/>
+                <w:sz w:val="18"/>
+              </w:rPr>
+              <w:t>report_hostility（举报）</w:t>
+            </w:r>
+          </w:p>
+        </w:tc>
+        <w:tc>
+          <w:tcPr>
+            <w:tcW w:type="dxa" w:w="2160"/>
+          </w:tcPr>
+          <w:p>
+            <w:r>
+              <w:rPr>
+                <w:rFonts w:ascii="微软雅黑" w:hAnsi="微软雅黑" w:eastAsia="微软雅黑"/>
+                <w:sz w:val="18"/>
+              </w:rPr>
+              <w:t>5</w:t>
+            </w:r>
+          </w:p>
+        </w:tc>
+        <w:tc>
+          <w:tcPr>
+            <w:tcW w:type="dxa" w:w="2160"/>
+          </w:tcPr>
+          <w:p>
+            <w:r>
+              <w:rPr>
+                <w:rFonts w:ascii="微软雅黑" w:hAnsi="微软雅黑" w:eastAsia="微软雅黑"/>
+                <w:sz w:val="18"/>
+              </w:rPr>
+              <w:t>需 H ≥ 60</w:t>
+            </w:r>
+          </w:p>
+        </w:tc>
+        <w:tc>
+          <w:tcPr>
+            <w:tcW w:type="dxa" w:w="2160"/>
+          </w:tcPr>
+          <w:p>
+            <w:r>
+              <w:rPr>
+                <w:rFonts w:ascii="微软雅黑" w:hAnsi="微软雅黑" w:eastAsia="微软雅黑"/>
+                <w:sz w:val="18"/>
+              </w:rPr>
+              <w:t>最高只到 19.5 → 不发生</w:t>
+            </w:r>
+          </w:p>
+        </w:tc>
+      </w:tr>
+      <w:tr>
+        <w:tc>
+          <w:tcPr>
+            <w:tcW w:type="dxa" w:w="2160"/>
+          </w:tcPr>
+          <w:p>
+            <w:r>
+              <w:rPr>
+                <w:rFonts w:ascii="微软雅黑" w:hAnsi="微软雅黑" w:eastAsia="微软雅黑"/>
+                <w:sz w:val="18"/>
+              </w:rPr>
+              <w:t>leak_hostility（秘密泄露）</w:t>
+            </w:r>
+          </w:p>
+        </w:tc>
+        <w:tc>
+          <w:tcPr>
+            <w:tcW w:type="dxa" w:w="2160"/>
+          </w:tcPr>
+          <w:p>
+            <w:r>
+              <w:rPr>
+                <w:rFonts w:ascii="微软雅黑" w:hAnsi="微软雅黑" w:eastAsia="微软雅黑"/>
+                <w:sz w:val="18"/>
+              </w:rPr>
+              <w:t>4</w:t>
+            </w:r>
+          </w:p>
+        </w:tc>
+        <w:tc>
+          <w:tcPr>
+            <w:tcW w:type="dxa" w:w="2160"/>
+          </w:tcPr>
+          <w:p>
+            <w:r>
+              <w:rPr>
+                <w:rFonts w:ascii="微软雅黑" w:hAnsi="微软雅黑" w:eastAsia="微软雅黑"/>
+                <w:sz w:val="18"/>
+              </w:rPr>
+              <w:t>需「先有秘密交换」</w:t>
+            </w:r>
+          </w:p>
+        </w:tc>
+        <w:tc>
+          <w:tcPr>
+            <w:tcW w:type="dxa" w:w="2160"/>
+          </w:tcPr>
+          <w:p>
+            <w:r>
+              <w:rPr>
+                <w:rFonts w:ascii="微软雅黑" w:hAnsi="微软雅黑" w:eastAsia="微软雅黑"/>
+                <w:sz w:val="18"/>
+              </w:rPr>
+              <w:t>该行为未实现 → 不发生</w:t>
+            </w:r>
+          </w:p>
+        </w:tc>
+      </w:tr>
+    </w:tbl>
+    <w:p/>
+    <w:p>
+      <w:pPr>
+        <w:ind w:left="360"/>
+      </w:pPr>
+      <w:r>
+        <w:rPr>
+          <w:rFonts w:ascii="微软雅黑" w:hAnsi="微软雅黑" w:eastAsia="微软雅黑"/>
+          <w:i/>
+        </w:rPr>
+        <w:t xml:space="preserve">∴ </w:t>
+      </w:r>
+      <w:r>
+        <w:rPr>
+          <w:rFonts w:ascii="微软雅黑" w:hAnsi="微软雅黑" w:eastAsia="微软雅黑"/>
+          <w:b/>
+          <w:i/>
+        </w:rPr>
+        <w:t>门修好了，只是还没有人走。</w:t>
+      </w:r>
+      <w:r>
+        <w:rPr>
+          <w:rFonts w:ascii="微软雅黑" w:hAnsi="微软雅黑" w:eastAsia="微软雅黑"/>
+          <w:i/>
+        </w:rPr>
+        <w:t xml:space="preserve"> 下一步应先让</w:t>
+      </w:r>
+      <w:r>
+        <w:rPr>
+          <w:rFonts w:ascii="微软雅黑" w:hAnsi="微软雅黑" w:eastAsia="微软雅黑"/>
+          <w:b/>
+          <w:i/>
+        </w:rPr>
+        <w:t>某条通往 `major` 的路打通</w:t>
+      </w:r>
+      <w:r>
+        <w:rPr>
+          <w:rFonts w:ascii="微软雅黑" w:hAnsi="微软雅黑" w:eastAsia="微软雅黑"/>
+          <w:i/>
+        </w:rPr>
+        <w:t xml:space="preserve">， 而不是再调敌对幅度参数（那已被 </w:t>
+      </w:r>
+      <w:r>
+        <w:rPr>
+          <w:rFonts w:ascii="Consolas" w:hAnsi="Consolas" w:eastAsia="Consolas"/>
+          <w:i/>
+          <w:color w:val="B03030"/>
+          <w:sz w:val="18"/>
+        </w:rPr>
+        <w:t>room_for</w:t>
+      </w:r>
+      <w:r>
+        <w:rPr>
+          <w:rFonts w:ascii="微软雅黑" w:hAnsi="微软雅黑" w:eastAsia="微软雅黑"/>
+          <w:i/>
+        </w:rPr>
+        <w:t xml:space="preserve"> 证明无效，见 §10.21.3）。</w:t>
       </w:r>
     </w:p>
     <w:p>

--- a/docs/export/下课十分钟-游戏策划案-v3.1.docx
+++ b/docs/export/下课十分钟-游戏策划案-v3.1.docx
@@ -19925,14 +19925,14 @@
           <w:b/>
           <w:i/>
         </w:rPr>
-        <w:t>当前处于"空转"状态</w:t>
+        <w:t>已由 §10.23「当众羞辱」打通</w:t>
       </w:r>
       <w:r>
         <w:rPr>
           <w:rFonts w:ascii="微软雅黑" w:hAnsi="微软雅黑" w:eastAsia="微软雅黑"/>
           <w:i/>
         </w:rPr>
-        <w:t xml:space="preserve"> —— 门已修好，但还没有事件从这扇门走（见 §10.22.3）。</w:t>
+        <w:t xml:space="preserve"> —— 深层敌对第一次真正转起来。 空转阶段的记录保留在 §10.22.3，它解释了「为什么光做机制还不够」。</w:t>
       </w:r>
     </w:p>
     <w:p>
@@ -20865,6 +20865,982 @@
           <w:i/>
         </w:rPr>
         <w:t xml:space="preserve"> 证明无效，见 §10.21.3）。</w:t>
+      </w:r>
+    </w:p>
+    <w:p>
+      <w:pPr>
+        <w:pStyle w:val="Heading2"/>
+      </w:pPr>
+      <w:r>
+        <w:t>10.23 当众羞辱 → 深层敌对（把 §10.22 的门打开）</w:t>
+      </w:r>
+    </w:p>
+    <w:p>
+      <w:pPr>
+        <w:ind w:left="360"/>
+      </w:pPr>
+      <w:r>
+        <w:rPr>
+          <w:rFonts w:ascii="微软雅黑" w:hAnsi="微软雅黑" w:eastAsia="微软雅黑"/>
+          <w:i/>
+        </w:rPr>
+        <w:t xml:space="preserve">✅ </w:t>
+      </w:r>
+      <w:r>
+        <w:rPr>
+          <w:rFonts w:ascii="微软雅黑" w:hAnsi="微软雅黑" w:eastAsia="微软雅黑"/>
+          <w:b/>
+          <w:i/>
+        </w:rPr>
+        <w:t>已实现</w:t>
+      </w:r>
+      <w:r>
+        <w:rPr>
+          <w:rFonts w:ascii="微软雅黑" w:hAnsi="微软雅黑" w:eastAsia="微软雅黑"/>
+          <w:i/>
+        </w:rPr>
+        <w:t>（2026-10-05）。事件：</w:t>
+      </w:r>
+      <w:r>
+        <w:rPr>
+          <w:rFonts w:ascii="Consolas" w:hAnsi="Consolas" w:eastAsia="Consolas"/>
+          <w:i/>
+          <w:color w:val="B03030"/>
+          <w:sz w:val="18"/>
+        </w:rPr>
+        <w:t>humiliate_hostility</w:t>
+      </w:r>
+      <w:r>
+        <w:rPr>
+          <w:rFonts w:ascii="微软雅黑" w:hAnsi="微软雅黑" w:eastAsia="微软雅黑"/>
+          <w:i/>
+        </w:rPr>
+        <w:t>（</w:t>
+      </w:r>
+      <w:r>
+        <w:rPr>
+          <w:rFonts w:ascii="Consolas" w:hAnsi="Consolas" w:eastAsia="Consolas"/>
+          <w:i/>
+          <w:color w:val="B03030"/>
+          <w:sz w:val="18"/>
+        </w:rPr>
+        <w:t>w_events.csv</w:t>
+      </w:r>
+      <w:r>
+        <w:rPr>
+          <w:rFonts w:ascii="微软雅黑" w:hAnsi="微软雅黑" w:eastAsia="微软雅黑"/>
+          <w:i/>
+        </w:rPr>
+        <w:t>，</w:t>
+      </w:r>
+      <w:r>
+        <w:rPr>
+          <w:rFonts w:ascii="Consolas" w:hAnsi="Consolas" w:eastAsia="Consolas"/>
+          <w:i/>
+          <w:color w:val="B03030"/>
+          <w:sz w:val="18"/>
+        </w:rPr>
+        <w:t>tier=major</w:t>
+      </w:r>
+      <w:r>
+        <w:rPr>
+          <w:rFonts w:ascii="微软雅黑" w:hAnsi="微软雅黑" w:eastAsia="微软雅黑"/>
+          <w:i/>
+        </w:rPr>
+        <w:t>，base 4）； 阈值：</w:t>
+      </w:r>
+      <w:r>
+        <w:rPr>
+          <w:rFonts w:ascii="Consolas" w:hAnsi="Consolas" w:eastAsia="Consolas"/>
+          <w:i/>
+          <w:color w:val="B03030"/>
+          <w:sz w:val="18"/>
+        </w:rPr>
+        <w:t>humiliate_min_bystanders</w:t>
+      </w:r>
+      <w:r>
+        <w:rPr>
+          <w:rFonts w:ascii="微软雅黑" w:hAnsi="微软雅黑" w:eastAsia="微软雅黑"/>
+          <w:i/>
+        </w:rPr>
+        <w:t>（</w:t>
+      </w:r>
+      <w:r>
+        <w:rPr>
+          <w:rFonts w:ascii="Consolas" w:hAnsi="Consolas" w:eastAsia="Consolas"/>
+          <w:i/>
+          <w:color w:val="B03030"/>
+          <w:sz w:val="18"/>
+        </w:rPr>
+        <w:t>behavior_thresholds.csv</w:t>
+      </w:r>
+      <w:r>
+        <w:rPr>
+          <w:rFonts w:ascii="微软雅黑" w:hAnsi="微软雅黑" w:eastAsia="微软雅黑"/>
+          <w:i/>
+        </w:rPr>
+        <w:t>）。</w:t>
+      </w:r>
+    </w:p>
+    <w:p>
+      <w:pPr>
+        <w:pStyle w:val="Heading3"/>
+      </w:pPr>
+      <w:r>
+        <w:t>10.23.1 为什么是「当众」</w:t>
+      </w:r>
+    </w:p>
+    <w:p>
+      <w:r>
+        <w:rPr>
+          <w:rFonts w:ascii="微软雅黑" w:hAnsi="微软雅黑" w:eastAsia="微软雅黑"/>
+        </w:rPr>
+        <w:t>§10.22 建好两层敌对后</w:t>
+      </w:r>
+      <w:r>
+        <w:rPr>
+          <w:rFonts w:ascii="微软雅黑" w:hAnsi="微软雅黑" w:eastAsia="微软雅黑"/>
+          <w:b/>
+        </w:rPr>
+        <w:t>一直是空转的</w:t>
+      </w:r>
+      <w:r>
+        <w:rPr>
+          <w:rFonts w:ascii="微软雅黑" w:hAnsi="微软雅黑" w:eastAsia="微软雅黑"/>
+        </w:rPr>
+        <w:t>：</w:t>
+      </w:r>
+      <w:r>
+        <w:rPr>
+          <w:rFonts w:ascii="Consolas" w:hAnsi="Consolas" w:eastAsia="Consolas"/>
+          <w:color w:val="B03030"/>
+          <w:sz w:val="18"/>
+        </w:rPr>
+        <w:t>major</w:t>
+      </w:r>
+      <w:r>
+        <w:rPr>
+          <w:rFonts w:ascii="微软雅黑" w:hAnsi="微软雅黑" w:eastAsia="微软雅黑"/>
+        </w:rPr>
+        <w:t xml:space="preserve"> 档的 hostility 事件只有举报（需 </w:t>
+      </w:r>
+      <w:r>
+        <w:rPr>
+          <w:rFonts w:ascii="Consolas" w:hAnsi="Consolas" w:eastAsia="Consolas"/>
+          <w:color w:val="B03030"/>
+          <w:sz w:val="18"/>
+        </w:rPr>
+        <w:t>H ≥ 60</w:t>
+      </w:r>
+      <w:r>
+        <w:rPr>
+          <w:rFonts w:ascii="微软雅黑" w:hAnsi="微软雅黑" w:eastAsia="微软雅黑"/>
+        </w:rPr>
+        <w:t>）与秘密泄露</w:t>
+      </w:r>
+    </w:p>
+    <w:p>
+      <w:r>
+        <w:rPr>
+          <w:rFonts w:ascii="微软雅黑" w:hAnsi="微软雅黑" w:eastAsia="微软雅黑"/>
+        </w:rPr>
+        <w:t xml:space="preserve">（所需行为未实现），两个都不会发生 —— </w:t>
+      </w:r>
+      <w:r>
+        <w:rPr>
+          <w:rFonts w:ascii="微软雅黑" w:hAnsi="微软雅黑" w:eastAsia="微软雅黑"/>
+          <w:b/>
+        </w:rPr>
+        <w:t>门修好了，却没有路通向它</w:t>
+      </w:r>
+      <w:r>
+        <w:rPr>
+          <w:rFonts w:ascii="微软雅黑" w:hAnsi="微软雅黑" w:eastAsia="微软雅黑"/>
+        </w:rPr>
+        <w:t>。</w:t>
+      </w:r>
+    </w:p>
+    <w:p>
+      <w:r>
+        <w:rPr>
+          <w:rFonts w:ascii="微软雅黑" w:hAnsi="微软雅黑" w:eastAsia="微软雅黑"/>
+        </w:rPr>
+        <w:t>打通它的关键是找到一个</w:t>
+      </w:r>
+      <w:r>
+        <w:rPr>
+          <w:rFonts w:ascii="微软雅黑" w:hAnsi="微软雅黑" w:eastAsia="微软雅黑"/>
+          <w:b/>
+        </w:rPr>
+        <w:t>真正会发生的 `major` 场景</w:t>
+      </w:r>
+      <w:r>
+        <w:rPr>
+          <w:rFonts w:ascii="微软雅黑" w:hAnsi="微软雅黑" w:eastAsia="微软雅黑"/>
+        </w:rPr>
+        <w:t>。「过火调侃」（嘲讽档）每天都有，</w:t>
+      </w:r>
+    </w:p>
+    <w:p>
+      <w:r>
+        <w:rPr>
+          <w:rFonts w:ascii="微软雅黑" w:hAnsi="微软雅黑" w:eastAsia="微软雅黑"/>
+        </w:rPr>
+        <w:t>但</w:t>
+      </w:r>
+      <w:r>
+        <w:rPr>
+          <w:rFonts w:ascii="微软雅黑" w:hAnsi="微软雅黑" w:eastAsia="微软雅黑"/>
+          <w:b/>
+        </w:rPr>
+        <w:t>它本身不该是 `major`</w:t>
+      </w:r>
+      <w:r>
+        <w:rPr>
+          <w:rFonts w:ascii="微软雅黑" w:hAnsi="微软雅黑" w:eastAsia="微软雅黑"/>
+        </w:rPr>
+        <w:t xml:space="preserve"> —— 那句话可能有三种社会含义，多数只是"过火"，不是"创伤"。</w:t>
+      </w:r>
+    </w:p>
+    <w:p>
+      <w:r>
+        <w:rPr>
+          <w:rFonts w:ascii="微软雅黑" w:hAnsi="微软雅黑" w:eastAsia="微软雅黑"/>
+          <w:b/>
+        </w:rPr>
+        <w:t>区分在哪？</w:t>
+      </w:r>
+      <w:r>
+        <w:rPr>
+          <w:rFonts w:ascii="微软雅黑" w:hAnsi="微软雅黑" w:eastAsia="微软雅黑"/>
+        </w:rPr>
+        <w:t xml:space="preserve"> 观察到的现实：</w:t>
+      </w:r>
+      <w:r>
+        <w:rPr>
+          <w:rFonts w:ascii="微软雅黑" w:hAnsi="微软雅黑" w:eastAsia="微软雅黑"/>
+          <w:b/>
+        </w:rPr>
+        <w:t>同样一句难听话，私下说只是摩擦，被人围着说就是羞辱。</w:t>
+      </w:r>
+    </w:p>
+    <w:tbl>
+      <w:tblPr>
+        <w:tblStyle w:val="TableGrid"/>
+        <w:tblW w:type="auto" w:w="0"/>
+        <w:tblLook w:firstColumn="1" w:firstRow="1" w:lastColumn="0" w:lastRow="0" w:noHBand="0" w:noVBand="1" w:val="04A0"/>
+      </w:tblPr>
+      <w:tblGrid>
+        <w:gridCol w:w="4320"/>
+        <w:gridCol w:w="4320"/>
+      </w:tblGrid>
+      <w:tr>
+        <w:tc>
+          <w:tcPr>
+            <w:tcW w:type="dxa" w:w="4320"/>
+          </w:tcPr>
+          <w:p>
+            <w:r>
+              <w:rPr>
+                <w:rFonts w:ascii="微软雅黑" w:hAnsi="微软雅黑" w:eastAsia="微软雅黑"/>
+                <w:b/>
+                <w:sz w:val="18"/>
+              </w:rPr>
+              <w:t>情形</w:t>
+            </w:r>
+          </w:p>
+        </w:tc>
+        <w:tc>
+          <w:tcPr>
+            <w:tcW w:type="dxa" w:w="4320"/>
+          </w:tcPr>
+          <w:p>
+            <w:r>
+              <w:rPr>
+                <w:rFonts w:ascii="微软雅黑" w:hAnsi="微软雅黑" w:eastAsia="微软雅黑"/>
+                <w:b/>
+                <w:sz w:val="18"/>
+              </w:rPr>
+              <w:t>后果</w:t>
+            </w:r>
+          </w:p>
+        </w:tc>
+      </w:tr>
+      <w:tr>
+        <w:tc>
+          <w:tcPr>
+            <w:tcW w:type="dxa" w:w="4320"/>
+          </w:tcPr>
+          <w:p>
+            <w:r>
+              <w:rPr>
+                <w:rFonts w:ascii="微软雅黑" w:hAnsi="微软雅黑" w:eastAsia="微软雅黑"/>
+                <w:sz w:val="18"/>
+              </w:rPr>
+              <w:t>私下的嘲讽 / 一般过火</w:t>
+            </w:r>
+          </w:p>
+        </w:tc>
+        <w:tc>
+          <w:tcPr>
+            <w:tcW w:type="dxa" w:w="4320"/>
+          </w:tcPr>
+          <w:p>
+            <w:r>
+              <w:rPr>
+                <w:rFonts w:ascii="微软雅黑" w:hAnsi="微软雅黑" w:eastAsia="微软雅黑"/>
+                <w:sz w:val="18"/>
+              </w:rPr>
+              <w:t>表层摩擦（会淡忘，decay_h 照常）</w:t>
+            </w:r>
+          </w:p>
+        </w:tc>
+      </w:tr>
+      <w:tr>
+        <w:tc>
+          <w:tcPr>
+            <w:tcW w:type="dxa" w:w="4320"/>
+          </w:tcPr>
+          <w:p>
+            <w:r>
+              <w:rPr>
+                <w:rFonts w:ascii="微软雅黑" w:hAnsi="微软雅黑" w:eastAsia="微软雅黑"/>
+                <w:sz w:val="18"/>
+              </w:rPr>
+              <w:t>当众羞辱（围观者 ≥ humiliate_min_bystanders）</w:t>
+            </w:r>
+          </w:p>
+        </w:tc>
+        <w:tc>
+          <w:tcPr>
+            <w:tcW w:type="dxa" w:w="4320"/>
+          </w:tcPr>
+          <w:p>
+            <w:r>
+              <w:rPr>
+                <w:rFonts w:ascii="微软雅黑" w:hAnsi="微软雅黑" w:eastAsia="微软雅黑"/>
+                <w:sz w:val="18"/>
+              </w:rPr>
+              <w:t>写进永不衰减的深层</w:t>
+            </w:r>
+          </w:p>
+        </w:tc>
+      </w:tr>
+    </w:tbl>
+    <w:p/>
+    <w:p>
+      <w:r>
+        <w:rPr>
+          <w:rFonts w:ascii="微软雅黑" w:hAnsi="微软雅黑" w:eastAsia="微软雅黑"/>
+        </w:rPr>
+        <w:t>∴ 升级条件</w:t>
+      </w:r>
+      <w:r>
+        <w:rPr>
+          <w:rFonts w:ascii="微软雅黑" w:hAnsi="微软雅黑" w:eastAsia="微软雅黑"/>
+          <w:b/>
+        </w:rPr>
+        <w:t>只看"有多少人在看"</w:t>
+      </w:r>
+      <w:r>
+        <w:rPr>
+          <w:rFonts w:ascii="微软雅黑" w:hAnsi="微软雅黑" w:eastAsia="微软雅黑"/>
+        </w:rPr>
+        <w:t xml:space="preserve"> —— 这是纯粹的处境条件，</w:t>
+      </w:r>
+      <w:r>
+        <w:rPr>
+          <w:rFonts w:ascii="微软雅黑" w:hAnsi="微软雅黑" w:eastAsia="微软雅黑"/>
+          <w:b/>
+        </w:rPr>
+        <w:t>与是谁无关</w:t>
+      </w:r>
+      <w:r>
+        <w:rPr>
+          <w:rFonts w:ascii="微软雅黑" w:hAnsi="微软雅黑" w:eastAsia="微软雅黑"/>
+        </w:rPr>
+        <w:t>（没有角色特例）。</w:t>
+      </w:r>
+    </w:p>
+    <w:p>
+      <w:pPr>
+        <w:pStyle w:val="Heading3"/>
+      </w:pPr>
+      <w:r>
+        <w:t>10.23.2 实现</w:t>
+      </w:r>
+    </w:p>
+    <w:p>
+      <w:r>
+        <w:rPr>
+          <w:rFonts w:ascii="微软雅黑" w:hAnsi="微软雅黑" w:eastAsia="微软雅黑"/>
+        </w:rPr>
+        <w:t xml:space="preserve">在 </w:t>
+      </w:r>
+      <w:r>
+        <w:rPr>
+          <w:rFonts w:ascii="Consolas" w:hAnsi="Consolas" w:eastAsia="Consolas"/>
+          <w:color w:val="B03030"/>
+          <w:sz w:val="18"/>
+        </w:rPr>
+        <w:t>do_tease</w:t>
+      </w:r>
+      <w:r>
+        <w:rPr>
+          <w:rFonts w:ascii="微软雅黑" w:hAnsi="微软雅黑" w:eastAsia="微软雅黑"/>
+        </w:rPr>
+        <w:t xml:space="preserve"> 的</w:t>
+      </w:r>
+      <w:r>
+        <w:rPr>
+          <w:rFonts w:ascii="微软雅黑" w:hAnsi="微软雅黑" w:eastAsia="微软雅黑"/>
+          <w:b/>
+        </w:rPr>
+        <w:t>嘲讽档</w:t>
+      </w:r>
+      <w:r>
+        <w:rPr>
+          <w:rFonts w:ascii="微软雅黑" w:hAnsi="微软雅黑" w:eastAsia="微软雅黑"/>
+        </w:rPr>
+        <w:t>分支里，多结算一次：</w:t>
+      </w:r>
+    </w:p>
+    <w:p>
+      <w:pPr>
+        <w:ind w:left="240"/>
+      </w:pPr>
+      <w:r>
+        <w:rPr>
+          <w:rFonts w:ascii="Consolas" w:hAnsi="Consolas" w:eastAsia="Consolas"/>
+          <w:sz w:val="18"/>
+        </w:rPr>
+        <w:t>if len(audience) &gt;= th.get("humiliate_min_bystanders", 3.0):</w:t>
+        <w:br/>
+        <w:t xml:space="preserve">    self.apply_event(j, i, "humiliate_hostility")   # tier=major → 自动写进 H_deep</w:t>
+      </w:r>
+    </w:p>
+    <w:p>
+      <w:r>
+        <w:rPr>
+          <w:rFonts w:ascii="微软雅黑" w:hAnsi="微软雅黑" w:eastAsia="微软雅黑"/>
+        </w:rPr>
+        <w:t xml:space="preserve">不需要新代码路径 —— </w:t>
+      </w:r>
+      <w:r>
+        <w:rPr>
+          <w:rFonts w:ascii="Consolas" w:hAnsi="Consolas" w:eastAsia="Consolas"/>
+          <w:color w:val="B03030"/>
+          <w:sz w:val="18"/>
+        </w:rPr>
+        <w:t>apply_event</w:t>
+      </w:r>
+      <w:r>
+        <w:rPr>
+          <w:rFonts w:ascii="微软雅黑" w:hAnsi="微软雅黑" w:eastAsia="微软雅黑"/>
+        </w:rPr>
+        <w:t xml:space="preserve"> 里已有「</w:t>
+      </w:r>
+      <w:r>
+        <w:rPr>
+          <w:rFonts w:ascii="Consolas" w:hAnsi="Consolas" w:eastAsia="Consolas"/>
+          <w:color w:val="B03030"/>
+          <w:sz w:val="18"/>
+        </w:rPr>
+        <w:t>tier=major</w:t>
+      </w:r>
+      <w:r>
+        <w:rPr>
+          <w:rFonts w:ascii="微软雅黑" w:hAnsi="微软雅黑" w:eastAsia="微软雅黑"/>
+        </w:rPr>
+        <w:t xml:space="preserve"> 的 hostility 同时写深层」的规则（§10.22）。</w:t>
+      </w:r>
+    </w:p>
+    <w:p>
+      <w:pPr>
+        <w:pStyle w:val="Heading3"/>
+      </w:pPr>
+      <w:r>
+        <w:t>10.23.3 实测：三把钥匙合璧</w:t>
+      </w:r>
+    </w:p>
+    <w:p>
+      <w:r>
+        <w:rPr>
+          <w:rFonts w:ascii="微软雅黑" w:hAnsi="微软雅黑" w:eastAsia="微软雅黑"/>
+        </w:rPr>
+        <w:t>30 天（seed=12345，17 节点）：</w:t>
+      </w:r>
+    </w:p>
+    <w:tbl>
+      <w:tblPr>
+        <w:tblStyle w:val="TableGrid"/>
+        <w:tblW w:type="auto" w:w="0"/>
+        <w:tblLook w:firstColumn="1" w:firstRow="1" w:lastColumn="0" w:lastRow="0" w:noHBand="0" w:noVBand="1" w:val="04A0"/>
+      </w:tblPr>
+      <w:tblGrid>
+        <w:gridCol w:w="4320"/>
+        <w:gridCol w:w="4320"/>
+      </w:tblGrid>
+      <w:tr>
+        <w:tc>
+          <w:tcPr>
+            <w:tcW w:type="dxa" w:w="4320"/>
+          </w:tcPr>
+          <w:p>
+            <w:r>
+              <w:rPr>
+                <w:rFonts w:ascii="微软雅黑" w:hAnsi="微软雅黑" w:eastAsia="微软雅黑"/>
+                <w:b/>
+                <w:sz w:val="18"/>
+              </w:rPr>
+              <w:t>指标</w:t>
+            </w:r>
+          </w:p>
+        </w:tc>
+        <w:tc>
+          <w:tcPr>
+            <w:tcW w:type="dxa" w:w="4320"/>
+          </w:tcPr>
+          <w:p>
+            <w:r>
+              <w:rPr>
+                <w:rFonts w:ascii="微软雅黑" w:hAnsi="微软雅黑" w:eastAsia="微软雅黑"/>
+                <w:b/>
+                <w:sz w:val="18"/>
+              </w:rPr>
+              <w:t>结果</w:t>
+            </w:r>
+          </w:p>
+        </w:tc>
+      </w:tr>
+      <w:tr>
+        <w:tc>
+          <w:tcPr>
+            <w:tcW w:type="dxa" w:w="4320"/>
+          </w:tcPr>
+          <w:p>
+            <w:r>
+              <w:rPr>
+                <w:rFonts w:ascii="微软雅黑" w:hAnsi="微软雅黑" w:eastAsia="微软雅黑"/>
+                <w:sz w:val="18"/>
+              </w:rPr>
+              <w:t>当众羞辱</w:t>
+            </w:r>
+          </w:p>
+        </w:tc>
+        <w:tc>
+          <w:tcPr>
+            <w:tcW w:type="dxa" w:w="4320"/>
+          </w:tcPr>
+          <w:p>
+            <w:r>
+              <w:rPr>
+                <w:rFonts w:ascii="微软雅黑" w:hAnsi="微软雅黑" w:eastAsia="微软雅黑"/>
+                <w:sz w:val="18"/>
+              </w:rPr>
+              <w:t>38 次</w:t>
+            </w:r>
+          </w:p>
+        </w:tc>
+      </w:tr>
+      <w:tr>
+        <w:tc>
+          <w:tcPr>
+            <w:tcW w:type="dxa" w:w="4320"/>
+          </w:tcPr>
+          <w:p>
+            <w:r>
+              <w:rPr>
+                <w:rFonts w:ascii="微软雅黑" w:hAnsi="微软雅黑" w:eastAsia="微软雅黑"/>
+                <w:sz w:val="18"/>
+              </w:rPr>
+              <w:t>深层写入</w:t>
+            </w:r>
+          </w:p>
+        </w:tc>
+        <w:tc>
+          <w:tcPr>
+            <w:tcW w:type="dxa" w:w="4320"/>
+          </w:tcPr>
+          <w:p>
+            <w:r>
+              <w:rPr>
+                <w:rFonts w:ascii="微软雅黑" w:hAnsi="微软雅黑" w:eastAsia="微软雅黑"/>
+                <w:sz w:val="18"/>
+              </w:rPr>
+              <w:t>38 次（机制真正转起来 ✓）</w:t>
+            </w:r>
+          </w:p>
+        </w:tc>
+      </w:tr>
+      <w:tr>
+        <w:tc>
+          <w:tcPr>
+            <w:tcW w:type="dxa" w:w="4320"/>
+          </w:tcPr>
+          <w:p>
+            <w:r>
+              <w:rPr>
+                <w:rFonts w:ascii="微软雅黑" w:hAnsi="微软雅黑" w:eastAsia="微软雅黑"/>
+                <w:sz w:val="18"/>
+              </w:rPr>
+              <w:t>敌对 max</w:t>
+            </w:r>
+          </w:p>
+        </w:tc>
+        <w:tc>
+          <w:tcPr>
+            <w:tcW w:type="dxa" w:w="4320"/>
+          </w:tcPr>
+          <w:p>
+            <w:r>
+              <w:rPr>
+                <w:rFonts w:ascii="微软雅黑" w:hAnsi="微软雅黑" w:eastAsia="微软雅黑"/>
+                <w:sz w:val="18"/>
+              </w:rPr>
+              <w:t>19.5 → 41.5 → 100.0</w:t>
+            </w:r>
+          </w:p>
+        </w:tc>
+      </w:tr>
+      <w:tr>
+        <w:tc>
+          <w:tcPr>
+            <w:tcW w:type="dxa" w:w="4320"/>
+          </w:tcPr>
+          <w:p>
+            <w:r>
+              <w:rPr>
+                <w:rFonts w:ascii="微软雅黑" w:hAnsi="微软雅黑" w:eastAsia="微软雅黑"/>
+                <w:sz w:val="18"/>
+              </w:rPr>
+              <w:t>H ≥ 25 的边</w:t>
+            </w:r>
+          </w:p>
+        </w:tc>
+        <w:tc>
+          <w:tcPr>
+            <w:tcW w:type="dxa" w:w="4320"/>
+          </w:tcPr>
+          <w:p>
+            <w:r>
+              <w:rPr>
+                <w:rFonts w:ascii="微软雅黑" w:hAnsi="微软雅黑" w:eastAsia="微软雅黑"/>
+                <w:sz w:val="18"/>
+              </w:rPr>
+              <w:t>5 条（欺凌线首次成立）</w:t>
+            </w:r>
+          </w:p>
+        </w:tc>
+      </w:tr>
+      <w:tr>
+        <w:tc>
+          <w:tcPr>
+            <w:tcW w:type="dxa" w:w="4320"/>
+          </w:tcPr>
+          <w:p>
+            <w:r>
+              <w:rPr>
+                <w:rFonts w:ascii="微软雅黑" w:hAnsi="微软雅黑" w:eastAsia="微软雅黑"/>
+                <w:sz w:val="18"/>
+              </w:rPr>
+              <w:t>H ≥ 40 的边</w:t>
+            </w:r>
+          </w:p>
+        </w:tc>
+        <w:tc>
+          <w:tcPr>
+            <w:tcW w:type="dxa" w:w="4320"/>
+          </w:tcPr>
+          <w:p>
+            <w:r>
+              <w:rPr>
+                <w:rFonts w:ascii="微软雅黑" w:hAnsi="微软雅黑" w:eastAsia="微软雅黑"/>
+                <w:sz w:val="18"/>
+              </w:rPr>
+              <w:t>1 条</w:t>
+            </w:r>
+          </w:p>
+        </w:tc>
+      </w:tr>
+      <w:tr>
+        <w:tc>
+          <w:tcPr>
+            <w:tcW w:type="dxa" w:w="4320"/>
+          </w:tcPr>
+          <w:p>
+            <w:r>
+              <w:rPr>
+                <w:rFonts w:ascii="微软雅黑" w:hAnsi="微软雅黑" w:eastAsia="微软雅黑"/>
+                <w:sz w:val="18"/>
+              </w:rPr>
+              <w:t>一致性</w:t>
+            </w:r>
+          </w:p>
+        </w:tc>
+        <w:tc>
+          <w:tcPr>
+            <w:tcW w:type="dxa" w:w="4320"/>
+          </w:tcPr>
+          <w:p>
+            <w:r>
+              <w:rPr>
+                <w:rFonts w:ascii="微软雅黑" w:hAnsi="微软雅黑" w:eastAsia="微软雅黑"/>
+                <w:sz w:val="18"/>
+              </w:rPr>
+              <w:t>总敌对 ≥ 深层 ✓（深层是底线）</w:t>
+            </w:r>
+          </w:p>
+        </w:tc>
+      </w:tr>
+      <w:tr>
+        <w:tc>
+          <w:tcPr>
+            <w:tcW w:type="dxa" w:w="4320"/>
+          </w:tcPr>
+          <w:p>
+            <w:r>
+              <w:rPr>
+                <w:rFonts w:ascii="微软雅黑" w:hAnsi="微软雅黑" w:eastAsia="微软雅黑"/>
+                <w:sz w:val="18"/>
+              </w:rPr>
+              <w:t>误伤</w:t>
+            </w:r>
+          </w:p>
+        </w:tc>
+        <w:tc>
+          <w:tcPr>
+            <w:tcW w:type="dxa" w:w="4320"/>
+          </w:tcPr>
+          <w:p>
+            <w:r>
+              <w:rPr>
+                <w:rFonts w:ascii="微软雅黑" w:hAnsi="微软雅黑" w:eastAsia="微软雅黑"/>
+                <w:sz w:val="18"/>
+              </w:rPr>
+              <w:t>普通对子敌对均值 0.01、max 1.5 ✓</w:t>
+            </w:r>
+          </w:p>
+        </w:tc>
+      </w:tr>
+      <w:tr>
+        <w:tc>
+          <w:tcPr>
+            <w:tcW w:type="dxa" w:w="4320"/>
+          </w:tcPr>
+          <w:p>
+            <w:r>
+              <w:rPr>
+                <w:rFonts w:ascii="微软雅黑" w:hAnsi="微软雅黑" w:eastAsia="微软雅黑"/>
+                <w:sz w:val="18"/>
+              </w:rPr>
+              <w:t>四项玩法指标</w:t>
+            </w:r>
+          </w:p>
+        </w:tc>
+        <w:tc>
+          <w:tcPr>
+            <w:tcW w:type="dxa" w:w="4320"/>
+          </w:tcPr>
+          <w:p>
+            <w:r>
+              <w:rPr>
+                <w:rFonts w:ascii="微软雅黑" w:hAnsi="微软雅黑" w:eastAsia="微软雅黑"/>
+                <w:sz w:val="18"/>
+              </w:rPr>
+              <w:t>b=28 / sat 0.0% / mean 60.0 / SD 20.8 ✓</w:t>
+            </w:r>
+          </w:p>
+        </w:tc>
+      </w:tr>
+    </w:tbl>
+    <w:p/>
+    <w:p>
+      <w:pPr>
+        <w:ind w:left="360"/>
+      </w:pPr>
+      <w:r>
+        <w:rPr>
+          <w:rFonts w:ascii="微软雅黑" w:hAnsi="微软雅黑" w:eastAsia="微软雅黑"/>
+          <w:b/>
+          <w:i/>
+        </w:rPr>
+        <w:t>`H` 达到 100 是"不可消减"的必然结果</w:t>
+      </w:r>
+      <w:r>
+        <w:rPr>
+          <w:rFonts w:ascii="微软雅黑" w:hAnsi="微软雅黑" w:eastAsia="微软雅黑"/>
+          <w:i/>
+        </w:rPr>
+        <w:t xml:space="preserve"> —— 深层不参与 </w:t>
+      </w:r>
+      <w:r>
+        <w:rPr>
+          <w:rFonts w:ascii="Consolas" w:hAnsi="Consolas" w:eastAsia="Consolas"/>
+          <w:i/>
+          <w:color w:val="B03030"/>
+          <w:sz w:val="18"/>
+        </w:rPr>
+        <w:t>room_for</w:t>
+      </w:r>
+      <w:r>
+        <w:rPr>
+          <w:rFonts w:ascii="微软雅黑" w:hAnsi="微软雅黑" w:eastAsia="微软雅黑"/>
+          <w:i/>
+        </w:rPr>
+        <w:t>（§10.22.2）， 所以早期那句「仇恨会自己封顶」的担忧在深层上被有意去掉了。 语义上这就是</w:t>
+      </w:r>
+      <w:r>
+        <w:rPr>
+          <w:rFonts w:ascii="微软雅黑" w:hAnsi="微软雅黑" w:eastAsia="微软雅黑"/>
+          <w:b/>
+          <w:i/>
+        </w:rPr>
+        <w:t>「结下死仇」</w:t>
+      </w:r>
+      <w:r>
+        <w:rPr>
+          <w:rFonts w:ascii="微软雅黑" w:hAnsi="微软雅黑" w:eastAsia="微软雅黑"/>
+          <w:i/>
+        </w:rPr>
+        <w:t>：一条边一旦被打到 100，那一整个学期都翻不了篇。 它有戏剧价值，但</w:t>
+      </w:r>
+      <w:r>
+        <w:rPr>
+          <w:rFonts w:ascii="微软雅黑" w:hAnsi="微软雅黑" w:eastAsia="微软雅黑"/>
+          <w:b/>
+          <w:i/>
+        </w:rPr>
+        <w:t>是否需要一个低于 100 的深层上限</w:t>
+      </w:r>
+      <w:r>
+        <w:rPr>
+          <w:rFonts w:ascii="微软雅黑" w:hAnsi="微软雅黑" w:eastAsia="微软雅黑"/>
+          <w:i/>
+        </w:rPr>
+        <w:t>，留待后续标定。</w:t>
+      </w:r>
+    </w:p>
+    <w:p>
+      <w:pPr>
+        <w:ind w:left="360"/>
+      </w:pPr>
+      <w:r>
+        <w:rPr>
+          <w:rFonts w:ascii="微软雅黑" w:hAnsi="微软雅黑" w:eastAsia="微软雅黑"/>
+          <w:i/>
+        </w:rPr>
+        <w:t xml:space="preserve">⚠️ </w:t>
+      </w:r>
+      <w:r>
+        <w:rPr>
+          <w:rFonts w:ascii="微软雅黑" w:hAnsi="微软雅黑" w:eastAsia="微软雅黑"/>
+          <w:b/>
+          <w:i/>
+        </w:rPr>
+        <w:t>过程中修掉一个自引入的 bug</w:t>
+      </w:r>
+      <w:r>
+        <w:rPr>
+          <w:rFonts w:ascii="微软雅黑" w:hAnsi="微软雅黑" w:eastAsia="微软雅黑"/>
+          <w:i/>
+        </w:rPr>
+        <w:t xml:space="preserve">：衰减写成 </w:t>
+      </w:r>
+      <w:r>
+        <w:rPr>
+          <w:rFonts w:ascii="Consolas" w:hAnsi="Consolas" w:eastAsia="Consolas"/>
+          <w:i/>
+          <w:color w:val="B03030"/>
+          <w:sz w:val="18"/>
+        </w:rPr>
+        <w:t>deep + (H − deep) × decay_h</w:t>
+      </w:r>
+      <w:r>
+        <w:rPr>
+          <w:rFonts w:ascii="微软雅黑" w:hAnsi="微软雅黑" w:eastAsia="微软雅黑"/>
+          <w:i/>
+        </w:rPr>
+        <w:t xml:space="preserve"> 时， 若 </w:t>
+      </w:r>
+      <w:r>
+        <w:rPr>
+          <w:rFonts w:ascii="Consolas" w:hAnsi="Consolas" w:eastAsia="Consolas"/>
+          <w:i/>
+          <w:color w:val="B03030"/>
+          <w:sz w:val="18"/>
+        </w:rPr>
+        <w:t>H</w:t>
+      </w:r>
+      <w:r>
+        <w:rPr>
+          <w:rFonts w:ascii="微软雅黑" w:hAnsi="微软雅黑" w:eastAsia="微软雅黑"/>
+          <w:i/>
+        </w:rPr>
+        <w:t xml:space="preserve"> 曾被和解类事件降到低于 </w:t>
+      </w:r>
+      <w:r>
+        <w:rPr>
+          <w:rFonts w:ascii="Consolas" w:hAnsi="Consolas" w:eastAsia="Consolas"/>
+          <w:i/>
+          <w:color w:val="B03030"/>
+          <w:sz w:val="18"/>
+        </w:rPr>
+        <w:t>deep</w:t>
+      </w:r>
+      <w:r>
+        <w:rPr>
+          <w:rFonts w:ascii="微软雅黑" w:hAnsi="微软雅黑" w:eastAsia="微软雅黑"/>
+          <w:i/>
+        </w:rPr>
+        <w:t>，</w:t>
+      </w:r>
+      <w:r>
+        <w:rPr>
+          <w:rFonts w:ascii="Consolas" w:hAnsi="Consolas" w:eastAsia="Consolas"/>
+          <w:i/>
+          <w:color w:val="B03030"/>
+          <w:sz w:val="18"/>
+        </w:rPr>
+        <w:t>(H − deep)</w:t>
+      </w:r>
+      <w:r>
+        <w:rPr>
+          <w:rFonts w:ascii="微软雅黑" w:hAnsi="微软雅黑" w:eastAsia="微软雅黑"/>
+          <w:i/>
+        </w:rPr>
+        <w:t xml:space="preserve"> 为负、会把总数</w:t>
+      </w:r>
+      <w:r>
+        <w:rPr>
+          <w:rFonts w:ascii="微软雅黑" w:hAnsi="微软雅黑" w:eastAsia="微软雅黑"/>
+          <w:b/>
+          <w:i/>
+        </w:rPr>
+        <w:t>继续往下带</w:t>
+      </w:r>
+      <w:r>
+        <w:rPr>
+          <w:rFonts w:ascii="微软雅黑" w:hAnsi="微软雅黑" w:eastAsia="微软雅黑"/>
+          <w:i/>
+        </w:rPr>
+        <w:t xml:space="preserve">， 结果出现「深层 17.5 而总数只有 9.0」的自相矛盾。已夹住 </w:t>
+      </w:r>
+      <w:r>
+        <w:rPr>
+          <w:rFonts w:ascii="Consolas" w:hAnsi="Consolas" w:eastAsia="Consolas"/>
+          <w:i/>
+          <w:color w:val="B03030"/>
+          <w:sz w:val="18"/>
+        </w:rPr>
+        <w:t>surf = max(0, H − deep)</w:t>
+      </w:r>
+      <w:r>
+        <w:rPr>
+          <w:rFonts w:ascii="微软雅黑" w:hAnsi="微软雅黑" w:eastAsia="微软雅黑"/>
+          <w:i/>
+        </w:rPr>
+        <w:t>。</w:t>
       </w:r>
     </w:p>
     <w:p>

--- a/docs/export/下课十分钟-游戏策划案-v3.1.docx
+++ b/docs/export/下课十分钟-游戏策划案-v3.1.docx
@@ -21841,6 +21841,610 @@
           <w:i/>
         </w:rPr>
         <w:t>。</w:t>
+      </w:r>
+    </w:p>
+    <w:p>
+      <w:pPr>
+        <w:pStyle w:val="Heading2"/>
+      </w:pPr>
+      <w:r>
+        <w:t>10.24 从众 → 敌对（散落的敌意 → 集体围攻）</w:t>
+      </w:r>
+    </w:p>
+    <w:p>
+      <w:pPr>
+        <w:ind w:left="360"/>
+      </w:pPr>
+      <w:r>
+        <w:rPr>
+          <w:rFonts w:ascii="微软雅黑" w:hAnsi="微软雅黑" w:eastAsia="微软雅黑"/>
+          <w:i/>
+        </w:rPr>
+        <w:t xml:space="preserve">✅ </w:t>
+      </w:r>
+      <w:r>
+        <w:rPr>
+          <w:rFonts w:ascii="微软雅黑" w:hAnsi="微软雅黑" w:eastAsia="微软雅黑"/>
+          <w:b/>
+          <w:i/>
+        </w:rPr>
+        <w:t>已实现</w:t>
+      </w:r>
+      <w:r>
+        <w:rPr>
+          <w:rFonts w:ascii="微软雅黑" w:hAnsi="微软雅黑" w:eastAsia="微软雅黑"/>
+          <w:i/>
+        </w:rPr>
+        <w:t>（2026-10-05）。阈值：</w:t>
+      </w:r>
+      <w:r>
+        <w:rPr>
+          <w:rFonts w:ascii="Consolas" w:hAnsi="Consolas" w:eastAsia="Consolas"/>
+          <w:i/>
+          <w:color w:val="B03030"/>
+          <w:sz w:val="18"/>
+        </w:rPr>
+        <w:t>conformity_see</w:t>
+      </w:r>
+      <w:r>
+        <w:rPr>
+          <w:rFonts w:ascii="微软雅黑" w:hAnsi="微软雅黑" w:eastAsia="微软雅黑"/>
+          <w:i/>
+        </w:rPr>
+        <w:t xml:space="preserve"> / </w:t>
+      </w:r>
+      <w:r>
+        <w:rPr>
+          <w:rFonts w:ascii="Consolas" w:hAnsi="Consolas" w:eastAsia="Consolas"/>
+          <w:i/>
+          <w:color w:val="B03030"/>
+          <w:sz w:val="18"/>
+        </w:rPr>
+        <w:t>conformity_min</w:t>
+      </w:r>
+      <w:r>
+        <w:rPr>
+          <w:rFonts w:ascii="微软雅黑" w:hAnsi="微软雅黑" w:eastAsia="微软雅黑"/>
+          <w:i/>
+        </w:rPr>
+        <w:t>（</w:t>
+      </w:r>
+      <w:r>
+        <w:rPr>
+          <w:rFonts w:ascii="Consolas" w:hAnsi="Consolas" w:eastAsia="Consolas"/>
+          <w:i/>
+          <w:color w:val="B03030"/>
+          <w:sz w:val="18"/>
+        </w:rPr>
+        <w:t>behavior_thresholds.csv</w:t>
+      </w:r>
+      <w:r>
+        <w:rPr>
+          <w:rFonts w:ascii="微软雅黑" w:hAnsi="微软雅黑" w:eastAsia="微软雅黑"/>
+          <w:i/>
+        </w:rPr>
+        <w:t>）； 事件：</w:t>
+      </w:r>
+      <w:r>
+        <w:rPr>
+          <w:rFonts w:ascii="Consolas" w:hAnsi="Consolas" w:eastAsia="Consolas"/>
+          <w:i/>
+          <w:color w:val="B03030"/>
+          <w:sz w:val="18"/>
+        </w:rPr>
+        <w:t>conformity_hostility</w:t>
+      </w:r>
+      <w:r>
+        <w:rPr>
+          <w:rFonts w:ascii="微软雅黑" w:hAnsi="微软雅黑" w:eastAsia="微软雅黑"/>
+          <w:i/>
+        </w:rPr>
+        <w:t>（</w:t>
+      </w:r>
+      <w:r>
+        <w:rPr>
+          <w:rFonts w:ascii="Consolas" w:hAnsi="Consolas" w:eastAsia="Consolas"/>
+          <w:i/>
+          <w:color w:val="B03030"/>
+          <w:sz w:val="18"/>
+        </w:rPr>
+        <w:t>w_events.csv</w:t>
+      </w:r>
+      <w:r>
+        <w:rPr>
+          <w:rFonts w:ascii="微软雅黑" w:hAnsi="微软雅黑" w:eastAsia="微软雅黑"/>
+          <w:i/>
+        </w:rPr>
+        <w:t>，normal，base 3）。</w:t>
+      </w:r>
+    </w:p>
+    <w:p>
+      <w:pPr>
+        <w:pStyle w:val="Heading3"/>
+      </w:pPr>
+      <w:r>
+        <w:t>10.24.1 机制</w:t>
+      </w:r>
+    </w:p>
+    <w:p>
+      <w:r>
+        <w:rPr>
+          <w:rFonts w:ascii="微软雅黑" w:hAnsi="微软雅黑" w:eastAsia="微软雅黑"/>
+        </w:rPr>
+        <w:t>复用早已实现、但此前</w:t>
+      </w:r>
+      <w:r>
+        <w:rPr>
+          <w:rFonts w:ascii="微软雅黑" w:hAnsi="微软雅黑" w:eastAsia="微软雅黑"/>
+          <w:b/>
+        </w:rPr>
+        <w:t>只用于「搭话意愿」</w:t>
+      </w:r>
+      <w:r>
+        <w:rPr>
+          <w:rFonts w:ascii="微软雅黑" w:hAnsi="微软雅黑" w:eastAsia="微软雅黑"/>
+        </w:rPr>
+        <w:t xml:space="preserve">的 </w:t>
+      </w:r>
+      <w:r>
+        <w:rPr>
+          <w:rFonts w:ascii="Consolas" w:hAnsi="Consolas" w:eastAsia="Consolas"/>
+          <w:color w:val="B03030"/>
+          <w:sz w:val="18"/>
+        </w:rPr>
+        <w:t>conformity(i)</w:t>
+      </w:r>
+      <w:r>
+        <w:rPr>
+          <w:rFonts w:ascii="微软雅黑" w:hAnsi="微软雅黑" w:eastAsia="微软雅黑"/>
+        </w:rPr>
+        <w:t>（§10.19）：</w:t>
+      </w:r>
+    </w:p>
+    <w:p>
+      <w:pPr>
+        <w:ind w:left="240"/>
+      </w:pPr>
+      <w:r>
+        <w:rPr>
+          <w:rFonts w:ascii="Consolas" w:hAnsi="Consolas" w:eastAsia="Consolas"/>
+          <w:sz w:val="18"/>
+        </w:rPr>
+        <w:t>if len(邻居中恨 j 的人) &gt;= conformity_min(2):</w:t>
+        <w:br/>
+        <w:t xml:space="preserve">    apply_event(i, j, "conformity_hostility", scale=从众度 × 人数)</w:t>
+      </w:r>
+    </w:p>
+    <w:p>
+      <w:r>
+        <w:rPr>
+          <w:rFonts w:ascii="微软雅黑" w:hAnsi="微软雅黑" w:eastAsia="微软雅黑"/>
+          <w:b/>
+        </w:rPr>
+        <w:t>从众度由性格给出，不需要特例</w:t>
+      </w:r>
+      <w:r>
+        <w:rPr>
+          <w:rFonts w:ascii="微软雅黑" w:hAnsi="微软雅黑" w:eastAsia="微软雅黑"/>
+        </w:rPr>
+        <w:t>：高 F 者随大流；高 J / 高 N 者有自己判断、不被裹挟 ——</w:t>
+      </w:r>
+    </w:p>
+    <w:p>
+      <w:r>
+        <w:rPr>
+          <w:rFonts w:ascii="微软雅黑" w:hAnsi="微软雅黑" w:eastAsia="微软雅黑"/>
+        </w:rPr>
+        <w:t>所以「敢替被孤立的人说话」这种人</w:t>
+      </w:r>
+      <w:r>
+        <w:rPr>
+          <w:rFonts w:ascii="微软雅黑" w:hAnsi="微软雅黑" w:eastAsia="微软雅黑"/>
+          <w:b/>
+        </w:rPr>
+        <w:t>天然存在</w:t>
+      </w:r>
+      <w:r>
+        <w:rPr>
+          <w:rFonts w:ascii="微软雅黑" w:hAnsi="微软雅黑" w:eastAsia="微软雅黑"/>
+        </w:rPr>
+        <w:t>，不必专门写一个"正义者"角色。</w:t>
+      </w:r>
+    </w:p>
+    <w:p>
+      <w:pPr>
+        <w:pStyle w:val="Heading3"/>
+      </w:pPr>
+      <w:r>
+        <w:t>10.24.2 实测：已实现，但未触发（前提不存在）</w:t>
+      </w:r>
+    </w:p>
+    <w:p>
+      <w:r>
+        <w:rPr>
+          <w:rFonts w:ascii="微软雅黑" w:hAnsi="微软雅黑" w:eastAsia="微软雅黑"/>
+        </w:rPr>
+        <w:t>30 天：</w:t>
+      </w:r>
+      <w:r>
+        <w:rPr>
+          <w:rFonts w:ascii="微软雅黑" w:hAnsi="微软雅黑" w:eastAsia="微软雅黑"/>
+          <w:b/>
+        </w:rPr>
+        <w:t>调用 60 次、从众度分布正常（0.00–0.90）、满足条件次数 0</w:t>
+      </w:r>
+      <w:r>
+        <w:rPr>
+          <w:rFonts w:ascii="微软雅黑" w:hAnsi="微软雅黑" w:eastAsia="微软雅黑"/>
+        </w:rPr>
+        <w:t>。</w:t>
+      </w:r>
+    </w:p>
+    <w:p>
+      <w:r>
+        <w:rPr>
+          <w:rFonts w:ascii="微软雅黑" w:hAnsi="微软雅黑" w:eastAsia="微软雅黑"/>
+        </w:rPr>
+        <w:t xml:space="preserve">原因在 </w:t>
+      </w:r>
+      <w:r>
+        <w:rPr>
+          <w:rFonts w:ascii="Consolas" w:hAnsi="Consolas" w:eastAsia="Consolas"/>
+          <w:color w:val="B03030"/>
+          <w:sz w:val="18"/>
+        </w:rPr>
+        <w:t>H ≥ 25</w:t>
+      </w:r>
+      <w:r>
+        <w:rPr>
+          <w:rFonts w:ascii="微软雅黑" w:hAnsi="微软雅黑" w:eastAsia="微软雅黑"/>
+        </w:rPr>
+        <w:t xml:space="preserve"> 的边只有 5 条，而且是这个形状：</w:t>
+      </w:r>
+    </w:p>
+    <w:p>
+      <w:pPr>
+        <w:ind w:left="240"/>
+      </w:pPr>
+      <w:r>
+        <w:rPr>
+          <w:rFonts w:ascii="Consolas" w:hAnsi="Consolas" w:eastAsia="Consolas"/>
+          <w:sz w:val="18"/>
+        </w:rPr>
+        <w:t>(0→2, 100)  (0→3, 57)  (0→11, 33)  (0→14, 43.7)  (2→0, 33)</w:t>
+      </w:r>
+    </w:p>
+    <w:p>
+      <w:r>
+        <w:rPr>
+          <w:rFonts w:ascii="微软雅黑" w:hAnsi="微软雅黑" w:eastAsia="微软雅黑"/>
+        </w:rPr>
+        <w:t>读出来是：</w:t>
+      </w:r>
+      <w:r>
+        <w:rPr>
+          <w:rFonts w:ascii="微软雅黑" w:hAnsi="微软雅黑" w:eastAsia="微软雅黑"/>
+          <w:b/>
+        </w:rPr>
+        <w:t>节点 0 被 2、3、11、14 四个人都羞辱过，而只有 0 单向记恨他们。</w:t>
+      </w:r>
+    </w:p>
+    <w:p>
+      <w:r>
+        <w:rPr>
+          <w:rFonts w:ascii="微软雅黑" w:hAnsi="微软雅黑" w:eastAsia="微软雅黑"/>
+        </w:rPr>
+        <w:t>—— 这已经是</w:t>
+      </w:r>
+      <w:r>
+        <w:rPr>
+          <w:rFonts w:ascii="微软雅黑" w:hAnsi="微软雅黑" w:eastAsia="微软雅黑"/>
+          <w:b/>
+        </w:rPr>
+        <w:t>完整的欺凌结构（4 人欺负 1 人）</w:t>
+      </w:r>
+      <w:r>
+        <w:rPr>
+          <w:rFonts w:ascii="微软雅黑" w:hAnsi="微软雅黑" w:eastAsia="微软雅黑"/>
+        </w:rPr>
+        <w:t>，但</w:t>
+      </w:r>
+      <w:r>
+        <w:rPr>
+          <w:rFonts w:ascii="微软雅黑" w:hAnsi="微软雅黑" w:eastAsia="微软雅黑"/>
+          <w:b/>
+        </w:rPr>
+        <w:t>没有任何目标被 2 人以上「恨」</w:t>
+      </w:r>
+      <w:r>
+        <w:rPr>
+          <w:rFonts w:ascii="微软雅黑" w:hAnsi="微软雅黑" w:eastAsia="微软雅黑"/>
+        </w:rPr>
+        <w:t>，</w:t>
+      </w:r>
+    </w:p>
+    <w:p>
+      <w:r>
+        <w:rPr>
+          <w:rFonts w:ascii="微软雅黑" w:hAnsi="微软雅黑" w:eastAsia="微软雅黑"/>
+        </w:rPr>
+        <w:t>所以从众等不到它的前提。</w:t>
+      </w:r>
+    </w:p>
+    <w:p>
+      <w:pPr>
+        <w:pStyle w:val="Heading3"/>
+      </w:pPr>
+      <w:r>
+        <w:t>10.24.3 ⚠️ 由此发现的真问题：排挤的判据方向反了</w:t>
+      </w:r>
+    </w:p>
+    <w:p>
+      <w:r>
+        <w:rPr>
+          <w:rFonts w:ascii="微软雅黑" w:hAnsi="微软雅黑" w:eastAsia="微软雅黑"/>
+        </w:rPr>
+        <w:t>排挤的门槛是「</w:t>
+      </w:r>
+      <w:r>
+        <w:rPr>
+          <w:rFonts w:ascii="微软雅黑" w:hAnsi="微软雅黑" w:eastAsia="微软雅黑"/>
+          <w:b/>
+        </w:rPr>
+        <w:t>≥3 人同时对同一目标敌对 ≥40</w:t>
+      </w:r>
+      <w:r>
+        <w:rPr>
+          <w:rFonts w:ascii="微软雅黑" w:hAnsi="微软雅黑" w:eastAsia="微软雅黑"/>
+        </w:rPr>
+        <w:t>」。但这个判据假设了「多人恨同一人」——</w:t>
+      </w:r>
+    </w:p>
+    <w:p>
+      <w:r>
+        <w:rPr>
+          <w:rFonts w:ascii="微软雅黑" w:hAnsi="微软雅黑" w:eastAsia="微软雅黑"/>
+        </w:rPr>
+        <w:t>而</w:t>
+      </w:r>
+      <w:r>
+        <w:rPr>
+          <w:rFonts w:ascii="微软雅黑" w:hAnsi="微软雅黑" w:eastAsia="微软雅黑"/>
+          <w:b/>
+        </w:rPr>
+        <w:t>欺凌的真实结构是「多对一」</w:t>
+      </w:r>
+      <w:r>
+        <w:rPr>
+          <w:rFonts w:ascii="微软雅黑" w:hAnsi="微软雅黑" w:eastAsia="微软雅黑"/>
+        </w:rPr>
+        <w:t>：</w:t>
+      </w:r>
+    </w:p>
+    <w:tbl>
+      <w:tblPr>
+        <w:tblStyle w:val="TableGrid"/>
+        <w:tblW w:type="auto" w:w="0"/>
+        <w:tblLook w:firstColumn="1" w:firstRow="1" w:lastColumn="0" w:lastRow="0" w:noHBand="0" w:noVBand="1" w:val="04A0"/>
+      </w:tblPr>
+      <w:tblGrid>
+        <w:gridCol w:w="2880"/>
+        <w:gridCol w:w="2880"/>
+        <w:gridCol w:w="2880"/>
+      </w:tblGrid>
+      <w:tr>
+        <w:tc>
+          <w:tcPr>
+            <w:tcW w:type="dxa" w:w="2880"/>
+          </w:tcPr>
+          <w:p>
+            <w:r>
+              <w:rPr>
+                <w:rFonts w:ascii="微软雅黑" w:hAnsi="微软雅黑" w:eastAsia="微软雅黑"/>
+                <w:b/>
+                <w:sz w:val="18"/>
+              </w:rPr>
+            </w:r>
+          </w:p>
+        </w:tc>
+        <w:tc>
+          <w:tcPr>
+            <w:tcW w:type="dxa" w:w="2880"/>
+          </w:tcPr>
+          <w:p>
+            <w:r>
+              <w:rPr>
+                <w:rFonts w:ascii="微软雅黑" w:hAnsi="微软雅黑" w:eastAsia="微软雅黑"/>
+                <w:b/>
+                <w:sz w:val="18"/>
+              </w:rPr>
+              <w:t>施害方</w:t>
+            </w:r>
+          </w:p>
+        </w:tc>
+        <w:tc>
+          <w:tcPr>
+            <w:tcW w:type="dxa" w:w="2880"/>
+          </w:tcPr>
+          <w:p>
+            <w:r>
+              <w:rPr>
+                <w:rFonts w:ascii="微软雅黑" w:hAnsi="微软雅黑" w:eastAsia="微软雅黑"/>
+                <w:b/>
+                <w:sz w:val="18"/>
+              </w:rPr>
+              <w:t>受害方</w:t>
+            </w:r>
+          </w:p>
+        </w:tc>
+      </w:tr>
+      <w:tr>
+        <w:tc>
+          <w:tcPr>
+            <w:tcW w:type="dxa" w:w="2880"/>
+          </w:tcPr>
+          <w:p>
+            <w:r>
+              <w:rPr>
+                <w:rFonts w:ascii="微软雅黑" w:hAnsi="微软雅黑" w:eastAsia="微软雅黑"/>
+                <w:sz w:val="18"/>
+              </w:rPr>
+              <w:t>人数</w:t>
+            </w:r>
+          </w:p>
+        </w:tc>
+        <w:tc>
+          <w:tcPr>
+            <w:tcW w:type="dxa" w:w="2880"/>
+          </w:tcPr>
+          <w:p>
+            <w:r>
+              <w:rPr>
+                <w:rFonts w:ascii="微软雅黑" w:hAnsi="微软雅黑" w:eastAsia="微软雅黑"/>
+                <w:sz w:val="18"/>
+              </w:rPr>
+              <w:t>多人</w:t>
+            </w:r>
+          </w:p>
+        </w:tc>
+        <w:tc>
+          <w:tcPr>
+            <w:tcW w:type="dxa" w:w="2880"/>
+          </w:tcPr>
+          <w:p>
+            <w:r>
+              <w:rPr>
+                <w:rFonts w:ascii="微软雅黑" w:hAnsi="微软雅黑" w:eastAsia="微软雅黑"/>
+                <w:sz w:val="18"/>
+              </w:rPr>
+              <w:t>一个人</w:t>
+            </w:r>
+          </w:p>
+        </w:tc>
+      </w:tr>
+      <w:tr>
+        <w:tc>
+          <w:tcPr>
+            <w:tcW w:type="dxa" w:w="2880"/>
+          </w:tcPr>
+          <w:p>
+            <w:r>
+              <w:rPr>
+                <w:rFonts w:ascii="微软雅黑" w:hAnsi="微软雅黑" w:eastAsia="微软雅黑"/>
+                <w:sz w:val="18"/>
+              </w:rPr>
+              <w:t>关系方向</w:t>
+            </w:r>
+          </w:p>
+        </w:tc>
+        <w:tc>
+          <w:tcPr>
+            <w:tcW w:type="dxa" w:w="2880"/>
+          </w:tcPr>
+          <w:p>
+            <w:r>
+              <w:rPr>
+                <w:rFonts w:ascii="微软雅黑" w:hAnsi="微软雅黑" w:eastAsia="微软雅黑"/>
+                <w:sz w:val="18"/>
+              </w:rPr>
+              <w:t>对受害者做损害行为</w:t>
+            </w:r>
+          </w:p>
+        </w:tc>
+        <w:tc>
+          <w:tcPr>
+            <w:tcW w:type="dxa" w:w="2880"/>
+          </w:tcPr>
+          <w:p>
+            <w:r>
+              <w:rPr>
+                <w:rFonts w:ascii="微软雅黑" w:hAnsi="微软雅黑" w:eastAsia="微软雅黑"/>
+                <w:sz w:val="18"/>
+              </w:rPr>
+              <w:t>单向记恨（只有他受损）</w:t>
+            </w:r>
+          </w:p>
+        </w:tc>
+      </w:tr>
+    </w:tbl>
+    <w:p/>
+    <w:p>
+      <w:r>
+        <w:rPr>
+          <w:rFonts w:ascii="微软雅黑" w:hAnsi="微软雅黑" w:eastAsia="微软雅黑"/>
+        </w:rPr>
+        <w:t xml:space="preserve">∴ </w:t>
+      </w:r>
+      <w:r>
+        <w:rPr>
+          <w:rFonts w:ascii="微软雅黑" w:hAnsi="微软雅黑" w:eastAsia="微软雅黑"/>
+          <w:b/>
+        </w:rPr>
+        <w:t>受害者只有一个人，只能单向记恨，永远凑不出「3 人恨他」</w:t>
+      </w:r>
+      <w:r>
+        <w:rPr>
+          <w:rFonts w:ascii="微软雅黑" w:hAnsi="微软雅黑" w:eastAsia="微软雅黑"/>
+        </w:rPr>
+        <w:t xml:space="preserve"> —— 从众再强也没用。</w:t>
+      </w:r>
+    </w:p>
+    <w:p>
+      <w:r>
+        <w:rPr>
+          <w:rFonts w:ascii="微软雅黑" w:hAnsi="微软雅黑" w:eastAsia="微软雅黑"/>
+          <w:b/>
+        </w:rPr>
+        <w:t>正确的判据应该看「有多少人对他做过敌对行为」，而不是「有多少人恨他」。</w:t>
+      </w:r>
+    </w:p>
+    <w:p>
+      <w:pPr>
+        <w:ind w:left="360"/>
+      </w:pPr>
+      <w:r>
+        <w:rPr>
+          <w:rFonts w:ascii="微软雅黑" w:hAnsi="微软雅黑" w:eastAsia="微软雅黑"/>
+          <w:i/>
+        </w:rPr>
+        <w:t>例：0 被 2、3、11、14 四个人欺负 —— 「有 4 个人在损害 0」才是可观测的集体行为； 而「有 3 个人恨 0」在这个结构里不可能成立，因为施害者不恨受害者。</w:t>
+      </w:r>
+    </w:p>
+    <w:p>
+      <w:r>
+        <w:rPr>
+          <w:rFonts w:ascii="微软雅黑" w:hAnsi="微软雅黑" w:eastAsia="微软雅黑"/>
+          <w:b/>
+        </w:rPr>
+        <w:t>待办</w:t>
+      </w:r>
+      <w:r>
+        <w:rPr>
+          <w:rFonts w:ascii="微软雅黑" w:hAnsi="微软雅黑" w:eastAsia="微软雅黑"/>
+        </w:rPr>
+        <w:t>：把排挤判据改为基于「近期对该目标做过敌对行为的人数」（需新增一张 N×N 的</w:t>
+      </w:r>
+    </w:p>
+    <w:p>
+      <w:r>
+        <w:rPr>
+          <w:rFonts w:ascii="微软雅黑" w:hAnsi="微软雅黑" w:eastAsia="微软雅黑"/>
+        </w:rPr>
+        <w:t xml:space="preserve">「最近损害行为」计数/时间戳，与 §10.22 的 </w:t>
+      </w:r>
+      <w:r>
+        <w:rPr>
+          <w:rFonts w:ascii="Consolas" w:hAnsi="Consolas" w:eastAsia="Consolas"/>
+          <w:color w:val="B03030"/>
+          <w:sz w:val="18"/>
+        </w:rPr>
+        <w:t>H_deep</w:t>
+      </w:r>
+      <w:r>
+        <w:rPr>
+          <w:rFonts w:ascii="微软雅黑" w:hAnsi="微软雅黑" w:eastAsia="微软雅黑"/>
+        </w:rPr>
+        <w:t xml:space="preserve"> 同层）。</w:t>
       </w:r>
     </w:p>
     <w:p>

--- a/docs/export/下课十分钟-游戏策划案-v3.1.docx
+++ b/docs/export/下课十分钟-游戏策划案-v3.1.docx
@@ -22411,40 +22411,1308 @@
       </w:r>
     </w:p>
     <w:p>
+      <w:pPr>
+        <w:ind w:left="360"/>
+      </w:pPr>
+      <w:r>
+        <w:rPr>
+          <w:rFonts w:ascii="微软雅黑" w:hAnsi="微软雅黑" w:eastAsia="微软雅黑"/>
+          <w:i/>
+        </w:rPr>
+        <w:t xml:space="preserve">✅ </w:t>
+      </w:r>
       <w:r>
         <w:rPr>
           <w:rFonts w:ascii="微软雅黑" w:hAnsi="微软雅黑" w:eastAsia="微软雅黑"/>
           <w:b/>
-        </w:rPr>
-        <w:t>待办</w:t>
-      </w:r>
-      <w:r>
-        <w:rPr>
-          <w:rFonts w:ascii="微软雅黑" w:hAnsi="微软雅黑" w:eastAsia="微软雅黑"/>
-        </w:rPr>
-        <w:t>：把排挤判据改为基于「近期对该目标做过敌对行为的人数」（需新增一张 N×N 的</w:t>
-      </w:r>
-    </w:p>
-    <w:p>
-      <w:r>
-        <w:rPr>
-          <w:rFonts w:ascii="微软雅黑" w:hAnsi="微软雅黑" w:eastAsia="微软雅黑"/>
-        </w:rPr>
-        <w:t xml:space="preserve">「最近损害行为」计数/时间戳，与 §10.22 的 </w:t>
-      </w:r>
+          <w:i/>
+        </w:rPr>
+        <w:t>2026-10-05 已修</w:t>
+      </w:r>
+      <w:r>
+        <w:rPr>
+          <w:rFonts w:ascii="微软雅黑" w:hAnsi="微软雅黑" w:eastAsia="微软雅黑"/>
+          <w:i/>
+        </w:rPr>
+        <w:t>（见 §8.4 修订与 §10.25）。</w:t>
+      </w:r>
+    </w:p>
+    <w:p>
+      <w:pPr>
+        <w:pStyle w:val="Heading3"/>
+      </w:pPr>
+      <w:r>
+        <w:t>10.24.4 第二处方向问题（效果侧）</w:t>
+      </w:r>
+    </w:p>
+    <w:p>
+      <w:r>
+        <w:rPr>
+          <w:rFonts w:ascii="微软雅黑" w:hAnsi="微软雅黑" w:eastAsia="微软雅黑"/>
+        </w:rPr>
+        <w:t>修好判据后实测排挤正常触发（4 次/30 天），但发现</w:t>
+      </w:r>
+      <w:r>
+        <w:rPr>
+          <w:rFonts w:ascii="微软雅黑" w:hAnsi="微软雅黑" w:eastAsia="微软雅黑"/>
+          <w:b/>
+        </w:rPr>
+        <w:t>排挤的效果方向也不完整</w:t>
+      </w:r>
+      <w:r>
+        <w:rPr>
+          <w:rFonts w:ascii="微软雅黑" w:hAnsi="微软雅黑" w:eastAsia="微软雅黑"/>
+        </w:rPr>
+        <w:t>：</w:t>
+      </w:r>
+    </w:p>
+    <w:p>
       <w:r>
         <w:rPr>
           <w:rFonts w:ascii="Consolas" w:hAnsi="Consolas" w:eastAsia="Consolas"/>
           <w:color w:val="B03030"/>
           <w:sz w:val="18"/>
         </w:rPr>
-        <w:t>H_deep</w:t>
-      </w:r>
-      <w:r>
-        <w:rPr>
-          <w:rFonts w:ascii="微软雅黑" w:hAnsi="微软雅黑" w:eastAsia="微软雅黑"/>
-        </w:rPr>
-        <w:t xml:space="preserve"> 同层）。</w:t>
+        <w:t>do_exclude</w:t>
+      </w:r>
+      <w:r>
+        <w:rPr>
+          <w:rFonts w:ascii="微软雅黑" w:hAnsi="微软雅黑" w:eastAsia="微软雅黑"/>
+        </w:rPr>
+        <w:t xml:space="preserve"> 目前只做「</w:t>
+      </w:r>
+      <w:r>
+        <w:rPr>
+          <w:rFonts w:ascii="微软雅黑" w:hAnsi="微软雅黑" w:eastAsia="微软雅黑"/>
+          <w:b/>
+        </w:rPr>
+        <w:t>被排挤者 → 参与者</w:t>
+      </w:r>
+      <w:r>
+        <w:rPr>
+          <w:rFonts w:ascii="微软雅黑" w:hAnsi="微软雅黑" w:eastAsia="微软雅黑"/>
+        </w:rPr>
+        <w:t>好感下降」（</w:t>
+      </w:r>
+      <w:r>
+        <w:rPr>
+          <w:rFonts w:ascii="Consolas" w:hAnsi="Consolas" w:eastAsia="Consolas"/>
+          <w:color w:val="B03030"/>
+          <w:sz w:val="18"/>
+        </w:rPr>
+        <w:t>exclude_affinity</w:t>
+      </w:r>
+      <w:r>
+        <w:rPr>
+          <w:rFonts w:ascii="微软雅黑" w:hAnsi="微软雅黑" w:eastAsia="微软雅黑"/>
+        </w:rPr>
+        <w:t>，符合 §8.4 原文），也就是「</w:t>
+      </w:r>
+      <w:r>
+        <w:rPr>
+          <w:rFonts w:ascii="微软雅黑" w:hAnsi="微软雅黑" w:eastAsia="微软雅黑"/>
+          <w:b/>
+        </w:rPr>
+        <w:t>他恨上了那些排斥他的人</w:t>
+      </w:r>
+      <w:r>
+        <w:rPr>
+          <w:rFonts w:ascii="微软雅黑" w:hAnsi="微软雅黑" w:eastAsia="微软雅黑"/>
+        </w:rPr>
+        <w:t>」。</w:t>
+      </w:r>
+    </w:p>
+    <w:p>
+      <w:r>
+        <w:rPr>
+          <w:rFonts w:ascii="微软雅黑" w:hAnsi="微软雅黑" w:eastAsia="微软雅黑"/>
+        </w:rPr>
+        <w:t>但「被孤立」的核心表现是</w:t>
+      </w:r>
+      <w:r>
+        <w:rPr>
+          <w:rFonts w:ascii="微软雅黑" w:hAnsi="微软雅黑" w:eastAsia="微软雅黑"/>
+          <w:b/>
+        </w:rPr>
+        <w:t>大家不跟他玩了</w:t>
+      </w:r>
+      <w:r>
+        <w:rPr>
+          <w:rFonts w:ascii="微软雅黑" w:hAnsi="微软雅黑" w:eastAsia="微软雅黑"/>
+        </w:rPr>
+        <w:t xml:space="preserve"> —— 即「</w:t>
+      </w:r>
+      <w:r>
+        <w:rPr>
+          <w:rFonts w:ascii="微软雅黑" w:hAnsi="微软雅黑" w:eastAsia="微软雅黑"/>
+          <w:b/>
+        </w:rPr>
+        <w:t>参与者 → 被排挤者</w:t>
+      </w:r>
+      <w:r>
+        <w:rPr>
+          <w:rFonts w:ascii="微软雅黑" w:hAnsi="微软雅黑" w:eastAsia="微软雅黑"/>
+        </w:rPr>
+        <w:t>」的好感下降。</w:t>
+      </w:r>
+    </w:p>
+    <w:p>
+      <w:r>
+        <w:rPr>
+          <w:rFonts w:ascii="微软雅黑" w:hAnsi="微软雅黑" w:eastAsia="微软雅黑"/>
+        </w:rPr>
+        <w:t>∴ 现在能观测到的是「受害者单向记恨」，还看不到「全班疏远他」。</w:t>
+      </w:r>
+      <w:r>
+        <w:rPr>
+          <w:rFonts w:ascii="微软雅黑" w:hAnsi="微软雅黑" w:eastAsia="微软雅黑"/>
+          <w:b/>
+        </w:rPr>
+        <w:t>待办</w:t>
+      </w:r>
+      <w:r>
+        <w:rPr>
+          <w:rFonts w:ascii="微软雅黑" w:hAnsi="微软雅黑" w:eastAsia="微软雅黑"/>
+        </w:rPr>
+        <w:t>：补上反向的效果。</w:t>
+      </w:r>
+    </w:p>
+    <w:p>
+      <w:pPr>
+        <w:pStyle w:val="Heading2"/>
+      </w:pPr>
+      <w:r>
+        <w:t>10.25 排挤判据修订（视角从受害者移到施害者）</w:t>
+      </w:r>
+    </w:p>
+    <w:p>
+      <w:pPr>
+        <w:ind w:left="360"/>
+      </w:pPr>
+      <w:r>
+        <w:rPr>
+          <w:rFonts w:ascii="微软雅黑" w:hAnsi="微软雅黑" w:eastAsia="微软雅黑"/>
+          <w:i/>
+        </w:rPr>
+        <w:t xml:space="preserve">✅ </w:t>
+      </w:r>
+      <w:r>
+        <w:rPr>
+          <w:rFonts w:ascii="微软雅黑" w:hAnsi="微软雅黑" w:eastAsia="微软雅黑"/>
+          <w:b/>
+          <w:i/>
+        </w:rPr>
+        <w:t>已实现</w:t>
+      </w:r>
+      <w:r>
+        <w:rPr>
+          <w:rFonts w:ascii="微软雅黑" w:hAnsi="微软雅黑" w:eastAsia="微软雅黑"/>
+          <w:i/>
+        </w:rPr>
+        <w:t>（2026-10-05）。阈值：</w:t>
+      </w:r>
+      <w:r>
+        <w:rPr>
+          <w:rFonts w:ascii="Consolas" w:hAnsi="Consolas" w:eastAsia="Consolas"/>
+          <w:i/>
+          <w:color w:val="B03030"/>
+          <w:sz w:val="18"/>
+        </w:rPr>
+        <w:t>exclude_window</w:t>
+      </w:r>
+      <w:r>
+        <w:rPr>
+          <w:rFonts w:ascii="微软雅黑" w:hAnsi="微软雅黑" w:eastAsia="微软雅黑"/>
+          <w:i/>
+        </w:rPr>
+        <w:t xml:space="preserve"> / </w:t>
+      </w:r>
+      <w:r>
+        <w:rPr>
+          <w:rFonts w:ascii="Consolas" w:hAnsi="Consolas" w:eastAsia="Consolas"/>
+          <w:i/>
+          <w:color w:val="B03030"/>
+          <w:sz w:val="18"/>
+        </w:rPr>
+        <w:t>exclude_count</w:t>
+      </w:r>
+      <w:r>
+        <w:rPr>
+          <w:rFonts w:ascii="微软雅黑" w:hAnsi="微软雅黑" w:eastAsia="微软雅黑"/>
+          <w:i/>
+        </w:rPr>
+        <w:t xml:space="preserve"> / </w:t>
+      </w:r>
+      <w:r>
+        <w:rPr>
+          <w:rFonts w:ascii="Consolas" w:hAnsi="Consolas" w:eastAsia="Consolas"/>
+          <w:i/>
+          <w:color w:val="B03030"/>
+          <w:sz w:val="18"/>
+        </w:rPr>
+        <w:t>exclude_cooldown</w:t>
+      </w:r>
+      <w:r>
+        <w:rPr>
+          <w:rFonts w:ascii="微软雅黑" w:hAnsi="微软雅黑" w:eastAsia="微软雅黑"/>
+          <w:i/>
+        </w:rPr>
+        <w:t>（</w:t>
+      </w:r>
+      <w:r>
+        <w:rPr>
+          <w:rFonts w:ascii="Consolas" w:hAnsi="Consolas" w:eastAsia="Consolas"/>
+          <w:i/>
+          <w:color w:val="B03030"/>
+          <w:sz w:val="18"/>
+        </w:rPr>
+        <w:t>behavior_thresholds.csv</w:t>
+      </w:r>
+      <w:r>
+        <w:rPr>
+          <w:rFonts w:ascii="微软雅黑" w:hAnsi="微软雅黑" w:eastAsia="微软雅黑"/>
+          <w:i/>
+        </w:rPr>
+        <w:t>）。</w:t>
+      </w:r>
+    </w:p>
+    <w:p>
+      <w:pPr>
+        <w:pStyle w:val="Heading3"/>
+      </w:pPr>
+      <w:r>
+        <w:t>10.25.1 原判据的问题</w:t>
+      </w:r>
+    </w:p>
+    <w:p>
+      <w:r>
+        <w:rPr>
+          <w:rFonts w:ascii="微软雅黑" w:hAnsi="微软雅黑" w:eastAsia="微软雅黑"/>
+        </w:rPr>
+        <w:t>原判据是「</w:t>
+      </w:r>
+      <w:r>
+        <w:rPr>
+          <w:rFonts w:ascii="微软雅黑" w:hAnsi="微软雅黑" w:eastAsia="微软雅黑"/>
+          <w:b/>
+        </w:rPr>
+        <w:t>≥3 人同时对同一目标敌对 ≥40</w:t>
+      </w:r>
+      <w:r>
+        <w:rPr>
+          <w:rFonts w:ascii="微软雅黑" w:hAnsi="微软雅黑" w:eastAsia="微软雅黑"/>
+        </w:rPr>
+        <w:t>」。它假设「多人恨同一人」——</w:t>
+      </w:r>
+    </w:p>
+    <w:p>
+      <w:r>
+        <w:rPr>
+          <w:rFonts w:ascii="微软雅黑" w:hAnsi="微软雅黑" w:eastAsia="微软雅黑"/>
+        </w:rPr>
+        <w:t>但</w:t>
+      </w:r>
+      <w:r>
+        <w:rPr>
+          <w:rFonts w:ascii="微软雅黑" w:hAnsi="微软雅黑" w:eastAsia="微软雅黑"/>
+          <w:b/>
+        </w:rPr>
+        <w:t>欺凌的真实结构是「多对一」</w:t>
+      </w:r>
+      <w:r>
+        <w:rPr>
+          <w:rFonts w:ascii="微软雅黑" w:hAnsi="微软雅黑" w:eastAsia="微软雅黑"/>
+        </w:rPr>
+        <w:t>：</w:t>
+      </w:r>
+    </w:p>
+    <w:tbl>
+      <w:tblPr>
+        <w:tblStyle w:val="TableGrid"/>
+        <w:tblW w:type="auto" w:w="0"/>
+        <w:tblLook w:firstColumn="1" w:firstRow="1" w:lastColumn="0" w:lastRow="0" w:noHBand="0" w:noVBand="1" w:val="04A0"/>
+      </w:tblPr>
+      <w:tblGrid>
+        <w:gridCol w:w="2880"/>
+        <w:gridCol w:w="2880"/>
+        <w:gridCol w:w="2880"/>
+      </w:tblGrid>
+      <w:tr>
+        <w:tc>
+          <w:tcPr>
+            <w:tcW w:type="dxa" w:w="2880"/>
+          </w:tcPr>
+          <w:p>
+            <w:r>
+              <w:rPr>
+                <w:rFonts w:ascii="微软雅黑" w:hAnsi="微软雅黑" w:eastAsia="微软雅黑"/>
+                <w:b/>
+                <w:sz w:val="18"/>
+              </w:rPr>
+            </w:r>
+          </w:p>
+        </w:tc>
+        <w:tc>
+          <w:tcPr>
+            <w:tcW w:type="dxa" w:w="2880"/>
+          </w:tcPr>
+          <w:p>
+            <w:r>
+              <w:rPr>
+                <w:rFonts w:ascii="微软雅黑" w:hAnsi="微软雅黑" w:eastAsia="微软雅黑"/>
+                <w:b/>
+                <w:sz w:val="18"/>
+              </w:rPr>
+              <w:t>施害方</w:t>
+            </w:r>
+          </w:p>
+        </w:tc>
+        <w:tc>
+          <w:tcPr>
+            <w:tcW w:type="dxa" w:w="2880"/>
+          </w:tcPr>
+          <w:p>
+            <w:r>
+              <w:rPr>
+                <w:rFonts w:ascii="微软雅黑" w:hAnsi="微软雅黑" w:eastAsia="微软雅黑"/>
+                <w:b/>
+                <w:sz w:val="18"/>
+              </w:rPr>
+              <w:t>受害方</w:t>
+            </w:r>
+          </w:p>
+        </w:tc>
+      </w:tr>
+      <w:tr>
+        <w:tc>
+          <w:tcPr>
+            <w:tcW w:type="dxa" w:w="2880"/>
+          </w:tcPr>
+          <w:p>
+            <w:r>
+              <w:rPr>
+                <w:rFonts w:ascii="微软雅黑" w:hAnsi="微软雅黑" w:eastAsia="微软雅黑"/>
+                <w:sz w:val="18"/>
+              </w:rPr>
+              <w:t>人数</w:t>
+            </w:r>
+          </w:p>
+        </w:tc>
+        <w:tc>
+          <w:tcPr>
+            <w:tcW w:type="dxa" w:w="2880"/>
+          </w:tcPr>
+          <w:p>
+            <w:r>
+              <w:rPr>
+                <w:rFonts w:ascii="微软雅黑" w:hAnsi="微软雅黑" w:eastAsia="微软雅黑"/>
+                <w:sz w:val="18"/>
+              </w:rPr>
+              <w:t>多人</w:t>
+            </w:r>
+          </w:p>
+        </w:tc>
+        <w:tc>
+          <w:tcPr>
+            <w:tcW w:type="dxa" w:w="2880"/>
+          </w:tcPr>
+          <w:p>
+            <w:r>
+              <w:rPr>
+                <w:rFonts w:ascii="微软雅黑" w:hAnsi="微软雅黑" w:eastAsia="微软雅黑"/>
+                <w:sz w:val="18"/>
+              </w:rPr>
+              <w:t>一个人</w:t>
+            </w:r>
+          </w:p>
+        </w:tc>
+      </w:tr>
+      <w:tr>
+        <w:tc>
+          <w:tcPr>
+            <w:tcW w:type="dxa" w:w="2880"/>
+          </w:tcPr>
+          <w:p>
+            <w:r>
+              <w:rPr>
+                <w:rFonts w:ascii="微软雅黑" w:hAnsi="微软雅黑" w:eastAsia="微软雅黑"/>
+                <w:sz w:val="18"/>
+              </w:rPr>
+              <w:t>关系方向</w:t>
+            </w:r>
+          </w:p>
+        </w:tc>
+        <w:tc>
+          <w:tcPr>
+            <w:tcW w:type="dxa" w:w="2880"/>
+          </w:tcPr>
+          <w:p>
+            <w:r>
+              <w:rPr>
+                <w:rFonts w:ascii="微软雅黑" w:hAnsi="微软雅黑" w:eastAsia="微软雅黑"/>
+                <w:sz w:val="18"/>
+              </w:rPr>
+              <w:t>对他做损害行为</w:t>
+            </w:r>
+          </w:p>
+        </w:tc>
+        <w:tc>
+          <w:tcPr>
+            <w:tcW w:type="dxa" w:w="2880"/>
+          </w:tcPr>
+          <w:p>
+            <w:r>
+              <w:rPr>
+                <w:rFonts w:ascii="微软雅黑" w:hAnsi="微软雅黑" w:eastAsia="微软雅黑"/>
+                <w:sz w:val="18"/>
+              </w:rPr>
+              <w:t>单向记恨</w:t>
+            </w:r>
+          </w:p>
+        </w:tc>
+      </w:tr>
+    </w:tbl>
+    <w:p/>
+    <w:p>
+      <w:r>
+        <w:rPr>
+          <w:rFonts w:ascii="微软雅黑" w:hAnsi="微软雅黑" w:eastAsia="微软雅黑"/>
+          <w:b/>
+        </w:rPr>
+        <w:t>受害者只有一个人、只能单向记恨，永远凑不出「3 人恨他」。</w:t>
+      </w:r>
+    </w:p>
+    <w:p>
+      <w:r>
+        <w:rPr>
+          <w:rFonts w:ascii="微软雅黑" w:hAnsi="微软雅黑" w:eastAsia="微软雅黑"/>
+        </w:rPr>
+        <w:t>实测证实：</w:t>
+      </w:r>
+      <w:r>
+        <w:rPr>
+          <w:rFonts w:ascii="Consolas" w:hAnsi="Consolas" w:eastAsia="Consolas"/>
+          <w:color w:val="B03030"/>
+          <w:sz w:val="18"/>
+        </w:rPr>
+        <w:t>H ≥ 25</w:t>
+      </w:r>
+      <w:r>
+        <w:rPr>
+          <w:rFonts w:ascii="微软雅黑" w:hAnsi="微软雅黑" w:eastAsia="微软雅黑"/>
+        </w:rPr>
+        <w:t xml:space="preserve"> 的边是 </w:t>
+      </w:r>
+      <w:r>
+        <w:rPr>
+          <w:rFonts w:ascii="Consolas" w:hAnsi="Consolas" w:eastAsia="Consolas"/>
+          <w:color w:val="B03030"/>
+          <w:sz w:val="18"/>
+        </w:rPr>
+        <w:t>(0→2,100) (0→3,57) (0→11,33) (0→14,43.7) (2→0,33)</w:t>
+      </w:r>
+      <w:r>
+        <w:rPr>
+          <w:rFonts w:ascii="微软雅黑" w:hAnsi="微软雅黑" w:eastAsia="微软雅黑"/>
+        </w:rPr>
+        <w:t>，</w:t>
+      </w:r>
+    </w:p>
+    <w:p>
+      <w:r>
+        <w:rPr>
+          <w:rFonts w:ascii="微软雅黑" w:hAnsi="微软雅黑" w:eastAsia="微软雅黑"/>
+        </w:rPr>
+        <w:t>即</w:t>
+      </w:r>
+      <w:r>
+        <w:rPr>
+          <w:rFonts w:ascii="微软雅黑" w:hAnsi="微软雅黑" w:eastAsia="微软雅黑"/>
+          <w:b/>
+        </w:rPr>
+        <w:t>节点 0 被 2、3、11、14 四个人都羞辱过</w:t>
+      </w:r>
+      <w:r>
+        <w:rPr>
+          <w:rFonts w:ascii="微软雅黑" w:hAnsi="微软雅黑" w:eastAsia="微软雅黑"/>
+        </w:rPr>
+        <w:t xml:space="preserve"> —— 完整的欺凌结构，</w:t>
+      </w:r>
+    </w:p>
+    <w:p>
+      <w:r>
+        <w:rPr>
+          <w:rFonts w:ascii="微软雅黑" w:hAnsi="微软雅黑" w:eastAsia="微软雅黑"/>
+        </w:rPr>
+        <w:t>但</w:t>
+      </w:r>
+      <w:r>
+        <w:rPr>
+          <w:rFonts w:ascii="微软雅黑" w:hAnsi="微软雅黑" w:eastAsia="微软雅黑"/>
+          <w:b/>
+        </w:rPr>
+        <w:t>没有任何目标被 2 人以上「恨」</w:t>
+      </w:r>
+      <w:r>
+        <w:rPr>
+          <w:rFonts w:ascii="微软雅黑" w:hAnsi="微软雅黑" w:eastAsia="微软雅黑"/>
+        </w:rPr>
+        <w:t>，所以原判据永不成立。</w:t>
+      </w:r>
+    </w:p>
+    <w:p>
+      <w:pPr>
+        <w:pStyle w:val="Heading3"/>
+      </w:pPr>
+      <w:r>
+        <w:t>10.25.2 修订后的判据</w:t>
+      </w:r>
+    </w:p>
+    <w:p>
+      <w:pPr>
+        <w:ind w:left="240"/>
+      </w:pPr>
+      <w:r>
+        <w:rPr>
+          <w:rFonts w:ascii="Consolas" w:hAnsi="Consolas" w:eastAsia="Consolas"/>
+          <w:sz w:val="18"/>
+        </w:rPr>
+        <w:t>旧：有多少人【恨】他 ≥40        ← 受害者视角，凑不齐</w:t>
+        <w:br/>
+        <w:t>新：有多少人【近期对他做过重大敌对行为】  ← 施害者视角，可观测</w:t>
+      </w:r>
+    </w:p>
+    <w:p>
+      <w:r>
+        <w:rPr>
+          <w:rFonts w:ascii="微软雅黑" w:hAnsi="微软雅黑" w:eastAsia="微软雅黑"/>
+        </w:rPr>
+        <w:t xml:space="preserve">新增一张 N×N 表 </w:t>
+      </w:r>
+      <w:r>
+        <w:rPr>
+          <w:rFonts w:ascii="Consolas" w:hAnsi="Consolas" w:eastAsia="Consolas"/>
+          <w:color w:val="B03030"/>
+          <w:sz w:val="18"/>
+        </w:rPr>
+        <w:t>hurt_day[i][j]</w:t>
+      </w:r>
+      <w:r>
+        <w:rPr>
+          <w:rFonts w:ascii="微软雅黑" w:hAnsi="微软雅黑" w:eastAsia="微软雅黑"/>
+        </w:rPr>
+        <w:t>（最近一次 i 对 j 做</w:t>
+      </w:r>
+      <w:r>
+        <w:rPr>
+          <w:rFonts w:ascii="微软雅黑" w:hAnsi="微软雅黑" w:eastAsia="微软雅黑"/>
+          <w:b/>
+        </w:rPr>
+        <w:t>重大</w:t>
+      </w:r>
+      <w:r>
+        <w:rPr>
+          <w:rFonts w:ascii="微软雅黑" w:hAnsi="微软雅黑" w:eastAsia="微软雅黑"/>
+        </w:rPr>
+        <w:t>敌对行为的日），</w:t>
+      </w:r>
+    </w:p>
+    <w:p>
+      <w:r>
+        <w:rPr>
+          <w:rFonts w:ascii="微软雅黑" w:hAnsi="微软雅黑" w:eastAsia="微软雅黑"/>
+        </w:rPr>
+        <w:t>在</w:t>
+      </w:r>
+      <w:r>
+        <w:rPr>
+          <w:rFonts w:ascii="微软雅黑" w:hAnsi="微软雅黑" w:eastAsia="微软雅黑"/>
+          <w:b/>
+        </w:rPr>
+        <w:t>统一写入点</w:t>
+      </w:r>
+      <w:r>
+        <w:rPr>
+          <w:rFonts w:ascii="微软雅黑" w:hAnsi="微软雅黑" w:eastAsia="微软雅黑"/>
+        </w:rPr>
+        <w:t xml:space="preserve"> </w:t>
+      </w:r>
+      <w:r>
+        <w:rPr>
+          <w:rFonts w:ascii="Consolas" w:hAnsi="Consolas" w:eastAsia="Consolas"/>
+          <w:color w:val="B03030"/>
+          <w:sz w:val="18"/>
+        </w:rPr>
+        <w:t>apply_event</w:t>
+      </w:r>
+      <w:r>
+        <w:rPr>
+          <w:rFonts w:ascii="微软雅黑" w:hAnsi="微软雅黑" w:eastAsia="微软雅黑"/>
+        </w:rPr>
+        <w:t xml:space="preserve"> 里维护，因此不需要改动任何行为代码：</w:t>
+      </w:r>
+    </w:p>
+    <w:p>
+      <w:pPr>
+        <w:ind w:left="240"/>
+      </w:pPr>
+      <w:r>
+        <w:rPr>
+          <w:rFonts w:ascii="Consolas" w:hAnsi="Consolas" w:eastAsia="Consolas"/>
+          <w:sz w:val="18"/>
+        </w:rPr>
+        <w:t>if axis == "hostility" and row.get("tier") == "major" and delta &gt; 0:</w:t>
+        <w:br/>
+        <w:t xml:space="preserve">    self.hurt_day[i][j] = self.day</w:t>
+      </w:r>
+    </w:p>
+    <w:p>
+      <w:r>
+        <w:rPr>
+          <w:rFonts w:ascii="微软雅黑" w:hAnsi="微软雅黑" w:eastAsia="微软雅黑"/>
+        </w:rPr>
+        <w:t>排挤判据改为：</w:t>
+      </w:r>
+      <w:r>
+        <w:rPr>
+          <w:rFonts w:ascii="Consolas" w:hAnsi="Consolas" w:eastAsia="Consolas"/>
+          <w:color w:val="B03030"/>
+          <w:sz w:val="18"/>
+        </w:rPr>
+        <w:t>近期(≤ exclude_window) 对 j 做过重大敌对行为的人 ≥ exclude_count</w:t>
+      </w:r>
+      <w:r>
+        <w:rPr>
+          <w:rFonts w:ascii="微软雅黑" w:hAnsi="微软雅黑" w:eastAsia="微软雅黑"/>
+        </w:rPr>
+        <w:t>。</w:t>
+      </w:r>
+    </w:p>
+    <w:p>
+      <w:pPr>
+        <w:pStyle w:val="Heading3"/>
+      </w:pPr>
+      <w:r>
+        <w:t>10.25.3 两个必须处理的副作用（都是实测发现的）</w:t>
+      </w:r>
+    </w:p>
+    <w:p>
+      <w:r>
+        <w:rPr>
+          <w:rFonts w:ascii="微软雅黑" w:hAnsi="微软雅黑" w:eastAsia="微软雅黑"/>
+          <w:b/>
+        </w:rPr>
+        <w:t>① 「损害」必须只算重大档。</w:t>
+      </w:r>
+      <w:r>
+        <w:rPr>
+          <w:rFonts w:ascii="微软雅黑" w:hAnsi="微软雅黑" w:eastAsia="微软雅黑"/>
+        </w:rPr>
+        <w:t xml:space="preserve"> 最初记录的是「任何 </w:t>
+      </w:r>
+      <w:r>
+        <w:rPr>
+          <w:rFonts w:ascii="Consolas" w:hAnsi="Consolas" w:eastAsia="Consolas"/>
+          <w:color w:val="B03030"/>
+          <w:sz w:val="18"/>
+        </w:rPr>
+        <w:t>delta &gt; 0</w:t>
+      </w:r>
+      <w:r>
+        <w:rPr>
+          <w:rFonts w:ascii="微软雅黑" w:hAnsi="微软雅黑" w:eastAsia="微软雅黑"/>
+        </w:rPr>
+        <w:t xml:space="preserve"> 的 hostility」，</w:t>
+      </w:r>
+    </w:p>
+    <w:p>
+      <w:r>
+        <w:rPr>
+          <w:rFonts w:ascii="微软雅黑" w:hAnsi="微软雅黑" w:eastAsia="微软雅黑"/>
+        </w:rPr>
+        <w:t xml:space="preserve">结果 </w:t>
+      </w:r>
+      <w:r>
+        <w:rPr>
+          <w:rFonts w:ascii="Consolas" w:hAnsi="Consolas" w:eastAsia="Consolas"/>
+          <w:color w:val="B03030"/>
+          <w:sz w:val="18"/>
+        </w:rPr>
+        <w:t>noise_hostility</w:t>
+      </w:r>
+      <w:r>
+        <w:rPr>
+          <w:rFonts w:ascii="微软雅黑" w:hAnsi="微软雅黑" w:eastAsia="微软雅黑"/>
+        </w:rPr>
+        <w:t xml:space="preserve"> 每天让</w:t>
+      </w:r>
+      <w:r>
+        <w:rPr>
+          <w:rFonts w:ascii="微软雅黑" w:hAnsi="微软雅黑" w:eastAsia="微软雅黑"/>
+          <w:b/>
+        </w:rPr>
+        <w:t>几乎所有人互相「损害」</w:t>
+      </w:r>
+      <w:r>
+        <w:rPr>
+          <w:rFonts w:ascii="微软雅黑" w:hAnsi="微软雅黑" w:eastAsia="微软雅黑"/>
+        </w:rPr>
+        <w:t>，「被 3 人损害」成了常态 →</w:t>
+      </w:r>
+    </w:p>
+    <w:p>
+      <w:r>
+        <w:rPr>
+          <w:rFonts w:ascii="微软雅黑" w:hAnsi="微软雅黑" w:eastAsia="微软雅黑"/>
+          <w:b/>
+        </w:rPr>
+        <w:t>排挤 268 次/30 天</w:t>
+      </w:r>
+      <w:r>
+        <w:rPr>
+          <w:rFonts w:ascii="微软雅黑" w:hAnsi="微软雅黑" w:eastAsia="微软雅黑"/>
+        </w:rPr>
+        <w:t>（每天 9 次），语义完全失效。改为</w:t>
+      </w:r>
+      <w:r>
+        <w:rPr>
+          <w:rFonts w:ascii="微软雅黑" w:hAnsi="微软雅黑" w:eastAsia="微软雅黑"/>
+          <w:b/>
+        </w:rPr>
+        <w:t>只记 `tier = major`</w:t>
+      </w:r>
+      <w:r>
+        <w:rPr>
+          <w:rFonts w:ascii="微软雅黑" w:hAnsi="微软雅黑" w:eastAsia="微软雅黑"/>
+        </w:rPr>
+        <w:t xml:space="preserve"> 后仍偏高。</w:t>
+      </w:r>
+    </w:p>
+    <w:p>
+      <w:r>
+        <w:rPr>
+          <w:rFonts w:ascii="微软雅黑" w:hAnsi="微软雅黑" w:eastAsia="微软雅黑"/>
+          <w:b/>
+        </w:rPr>
+        <w:t>② 排挤必须有冷却。</w:t>
+      </w:r>
+      <w:r>
+        <w:rPr>
+          <w:rFonts w:ascii="微软雅黑" w:hAnsi="微软雅黑" w:eastAsia="微软雅黑"/>
+        </w:rPr>
+        <w:t xml:space="preserve"> 真正的元凶是 </w:t>
+      </w:r>
+      <w:r>
+        <w:rPr>
+          <w:rFonts w:ascii="Consolas" w:hAnsi="Consolas" w:eastAsia="Consolas"/>
+          <w:color w:val="B03030"/>
+          <w:sz w:val="18"/>
+        </w:rPr>
+        <w:t>exclude_p</w:t>
+      </w:r>
+      <w:r>
+        <w:rPr>
+          <w:rFonts w:ascii="微软雅黑" w:hAnsi="微软雅黑" w:eastAsia="微软雅黑"/>
+        </w:rPr>
+        <w:t xml:space="preserve"> 是</w:t>
+      </w:r>
+      <w:r>
+        <w:rPr>
+          <w:rFonts w:ascii="微软雅黑" w:hAnsi="微软雅黑" w:eastAsia="微软雅黑"/>
+          <w:b/>
+        </w:rPr>
+        <w:t>每 tick</w:t>
+      </w:r>
+      <w:r>
+        <w:rPr>
+          <w:rFonts w:ascii="微软雅黑" w:hAnsi="微软雅黑" w:eastAsia="微软雅黑"/>
+        </w:rPr>
+        <w:t xml:space="preserve"> 掷的 ——</w:t>
+      </w:r>
+    </w:p>
+    <w:p>
+      <w:r>
+        <w:rPr>
+          <w:rFonts w:ascii="微软雅黑" w:hAnsi="微软雅黑" w:eastAsia="微软雅黑"/>
+        </w:rPr>
+        <w:t>一旦有人满足条件，</w:t>
+      </w:r>
+      <w:r>
+        <w:rPr>
+          <w:rFonts w:ascii="微软雅黑" w:hAnsi="微软雅黑" w:eastAsia="微软雅黑"/>
+          <w:b/>
+        </w:rPr>
+        <w:t>同一个人一天会被排挤 9 次</w:t>
+      </w:r>
+      <w:r>
+        <w:rPr>
+          <w:rFonts w:ascii="微软雅黑" w:hAnsi="微软雅黑" w:eastAsia="微软雅黑"/>
+        </w:rPr>
+        <w:t>。</w:t>
+      </w:r>
+    </w:p>
+    <w:p>
+      <w:r>
+        <w:rPr>
+          <w:rFonts w:ascii="微软雅黑" w:hAnsi="微软雅黑" w:eastAsia="微软雅黑"/>
+        </w:rPr>
+        <w:t>而现实中「</w:t>
+      </w:r>
+      <w:r>
+        <w:rPr>
+          <w:rFonts w:ascii="微软雅黑" w:hAnsi="微软雅黑" w:eastAsia="微软雅黑"/>
+          <w:b/>
+        </w:rPr>
+        <w:t>孤立某人是一个状态，不是反复的动作</w:t>
+      </w:r>
+      <w:r>
+        <w:rPr>
+          <w:rFonts w:ascii="微软雅黑" w:hAnsi="微软雅黑" w:eastAsia="微软雅黑"/>
+        </w:rPr>
+        <w:t xml:space="preserve">」。加入 </w:t>
+      </w:r>
+      <w:r>
+        <w:rPr>
+          <w:rFonts w:ascii="Consolas" w:hAnsi="Consolas" w:eastAsia="Consolas"/>
+          <w:color w:val="B03030"/>
+          <w:sz w:val="18"/>
+        </w:rPr>
+        <w:t>exclude_cooldown</w:t>
+      </w:r>
+      <w:r>
+        <w:rPr>
+          <w:rFonts w:ascii="微软雅黑" w:hAnsi="微软雅黑" w:eastAsia="微软雅黑"/>
+        </w:rPr>
+        <w:t>（7 天）后：</w:t>
+      </w:r>
+    </w:p>
+    <w:tbl>
+      <w:tblPr>
+        <w:tblStyle w:val="TableGrid"/>
+        <w:tblW w:type="auto" w:w="0"/>
+        <w:tblLook w:firstColumn="1" w:firstRow="1" w:lastColumn="0" w:lastRow="0" w:noHBand="0" w:noVBand="1" w:val="04A0"/>
+      </w:tblPr>
+      <w:tblGrid>
+        <w:gridCol w:w="1728"/>
+        <w:gridCol w:w="1728"/>
+        <w:gridCol w:w="1728"/>
+        <w:gridCol w:w="1728"/>
+        <w:gridCol w:w="1728"/>
+      </w:tblGrid>
+      <w:tr>
+        <w:tc>
+          <w:tcPr>
+            <w:tcW w:type="dxa" w:w="1728"/>
+          </w:tcPr>
+          <w:p>
+            <w:r>
+              <w:rPr>
+                <w:rFonts w:ascii="微软雅黑" w:hAnsi="微软雅黑" w:eastAsia="微软雅黑"/>
+                <w:b/>
+                <w:sz w:val="18"/>
+              </w:rPr>
+              <w:t>exclude_window</w:t>
+            </w:r>
+          </w:p>
+        </w:tc>
+        <w:tc>
+          <w:tcPr>
+            <w:tcW w:type="dxa" w:w="1728"/>
+          </w:tcPr>
+          <w:p>
+            <w:r>
+              <w:rPr>
+                <w:rFonts w:ascii="微软雅黑" w:hAnsi="微软雅黑" w:eastAsia="微软雅黑"/>
+                <w:b/>
+                <w:sz w:val="18"/>
+              </w:rPr>
+              <w:t>exclude_count</w:t>
+            </w:r>
+          </w:p>
+        </w:tc>
+        <w:tc>
+          <w:tcPr>
+            <w:tcW w:type="dxa" w:w="1728"/>
+          </w:tcPr>
+          <w:p>
+            <w:r>
+              <w:rPr>
+                <w:rFonts w:ascii="微软雅黑" w:hAnsi="微软雅黑" w:eastAsia="微软雅黑"/>
+                <w:b/>
+                <w:sz w:val="18"/>
+              </w:rPr>
+              <w:t>exclude_cooldown</w:t>
+            </w:r>
+          </w:p>
+        </w:tc>
+        <w:tc>
+          <w:tcPr>
+            <w:tcW w:type="dxa" w:w="1728"/>
+          </w:tcPr>
+          <w:p>
+            <w:r>
+              <w:rPr>
+                <w:rFonts w:ascii="微软雅黑" w:hAnsi="微软雅黑" w:eastAsia="微软雅黑"/>
+                <w:b/>
+                <w:sz w:val="18"/>
+              </w:rPr>
+              <w:t>排挤次数/30天</w:t>
+            </w:r>
+          </w:p>
+        </w:tc>
+        <w:tc>
+          <w:tcPr>
+            <w:tcW w:type="dxa" w:w="1728"/>
+          </w:tcPr>
+          <w:p>
+            <w:r>
+              <w:rPr>
+                <w:rFonts w:ascii="微软雅黑" w:hAnsi="微软雅黑" w:eastAsia="微软雅黑"/>
+                <w:b/>
+                <w:sz w:val="18"/>
+              </w:rPr>
+              <w:t>四项指标</w:t>
+            </w:r>
+          </w:p>
+        </w:tc>
+      </w:tr>
+      <w:tr>
+        <w:tc>
+          <w:tcPr>
+            <w:tcW w:type="dxa" w:w="1728"/>
+          </w:tcPr>
+          <w:p>
+            <w:r>
+              <w:rPr>
+                <w:rFonts w:ascii="微软雅黑" w:hAnsi="微软雅黑" w:eastAsia="微软雅黑"/>
+                <w:sz w:val="18"/>
+              </w:rPr>
+              <w:t>14</w:t>
+            </w:r>
+          </w:p>
+        </w:tc>
+        <w:tc>
+          <w:tcPr>
+            <w:tcW w:type="dxa" w:w="1728"/>
+          </w:tcPr>
+          <w:p>
+            <w:r>
+              <w:rPr>
+                <w:rFonts w:ascii="微软雅黑" w:hAnsi="微软雅黑" w:eastAsia="微软雅黑"/>
+                <w:sz w:val="18"/>
+              </w:rPr>
+              <w:t>3</w:t>
+            </w:r>
+          </w:p>
+        </w:tc>
+        <w:tc>
+          <w:tcPr>
+            <w:tcW w:type="dxa" w:w="1728"/>
+          </w:tcPr>
+          <w:p>
+            <w:r>
+              <w:rPr>
+                <w:rFonts w:ascii="微软雅黑" w:hAnsi="微软雅黑" w:eastAsia="微软雅黑"/>
+                <w:sz w:val="18"/>
+              </w:rPr>
+              <w:t>7</w:t>
+            </w:r>
+          </w:p>
+        </w:tc>
+        <w:tc>
+          <w:tcPr>
+            <w:tcW w:type="dxa" w:w="1728"/>
+          </w:tcPr>
+          <w:p>
+            <w:r>
+              <w:rPr>
+                <w:rFonts w:ascii="微软雅黑" w:hAnsi="微软雅黑" w:eastAsia="微软雅黑"/>
+                <w:sz w:val="18"/>
+              </w:rPr>
+              <w:t>4 ✓</w:t>
+            </w:r>
+          </w:p>
+        </w:tc>
+        <w:tc>
+          <w:tcPr>
+            <w:tcW w:type="dxa" w:w="1728"/>
+          </w:tcPr>
+          <w:p>
+            <w:r>
+              <w:rPr>
+                <w:rFonts w:ascii="微软雅黑" w:hAnsi="微软雅黑" w:eastAsia="微软雅黑"/>
+                <w:sz w:val="18"/>
+              </w:rPr>
+              <w:t>b=23 / mean 62.1 / SD 20.5 ✓</w:t>
+            </w:r>
+          </w:p>
+        </w:tc>
+      </w:tr>
+      <w:tr>
+        <w:tc>
+          <w:tcPr>
+            <w:tcW w:type="dxa" w:w="1728"/>
+          </w:tcPr>
+          <w:p>
+            <w:r>
+              <w:rPr>
+                <w:rFonts w:ascii="微软雅黑" w:hAnsi="微软雅黑" w:eastAsia="微软雅黑"/>
+                <w:sz w:val="18"/>
+              </w:rPr>
+              <w:t>14</w:t>
+            </w:r>
+          </w:p>
+        </w:tc>
+        <w:tc>
+          <w:tcPr>
+            <w:tcW w:type="dxa" w:w="1728"/>
+          </w:tcPr>
+          <w:p>
+            <w:r>
+              <w:rPr>
+                <w:rFonts w:ascii="微软雅黑" w:hAnsi="微软雅黑" w:eastAsia="微软雅黑"/>
+                <w:sz w:val="18"/>
+              </w:rPr>
+              <w:t>2</w:t>
+            </w:r>
+          </w:p>
+        </w:tc>
+        <w:tc>
+          <w:tcPr>
+            <w:tcW w:type="dxa" w:w="1728"/>
+          </w:tcPr>
+          <w:p>
+            <w:r>
+              <w:rPr>
+                <w:rFonts w:ascii="微软雅黑" w:hAnsi="微软雅黑" w:eastAsia="微软雅黑"/>
+                <w:sz w:val="18"/>
+              </w:rPr>
+              <w:t>7</w:t>
+            </w:r>
+          </w:p>
+        </w:tc>
+        <w:tc>
+          <w:tcPr>
+            <w:tcW w:type="dxa" w:w="1728"/>
+          </w:tcPr>
+          <w:p>
+            <w:r>
+              <w:rPr>
+                <w:rFonts w:ascii="微软雅黑" w:hAnsi="微软雅黑" w:eastAsia="微软雅黑"/>
+                <w:sz w:val="18"/>
+              </w:rPr>
+              <w:t>11</w:t>
+            </w:r>
+          </w:p>
+        </w:tc>
+        <w:tc>
+          <w:tcPr>
+            <w:tcW w:type="dxa" w:w="1728"/>
+          </w:tcPr>
+          <w:p>
+            <w:r>
+              <w:rPr>
+                <w:rFonts w:ascii="微软雅黑" w:hAnsi="微软雅黑" w:eastAsia="微软雅黑"/>
+                <w:sz w:val="18"/>
+              </w:rPr>
+              <w:t>✓</w:t>
+            </w:r>
+          </w:p>
+        </w:tc>
+      </w:tr>
+      <w:tr>
+        <w:tc>
+          <w:tcPr>
+            <w:tcW w:type="dxa" w:w="1728"/>
+          </w:tcPr>
+          <w:p>
+            <w:r>
+              <w:rPr>
+                <w:rFonts w:ascii="微软雅黑" w:hAnsi="微软雅黑" w:eastAsia="微软雅黑"/>
+                <w:sz w:val="18"/>
+              </w:rPr>
+              <w:t>30</w:t>
+            </w:r>
+          </w:p>
+        </w:tc>
+        <w:tc>
+          <w:tcPr>
+            <w:tcW w:type="dxa" w:w="1728"/>
+          </w:tcPr>
+          <w:p>
+            <w:r>
+              <w:rPr>
+                <w:rFonts w:ascii="微软雅黑" w:hAnsi="微软雅黑" w:eastAsia="微软雅黑"/>
+                <w:sz w:val="18"/>
+              </w:rPr>
+              <w:t>2</w:t>
+            </w:r>
+          </w:p>
+        </w:tc>
+        <w:tc>
+          <w:tcPr>
+            <w:tcW w:type="dxa" w:w="1728"/>
+          </w:tcPr>
+          <w:p>
+            <w:r>
+              <w:rPr>
+                <w:rFonts w:ascii="微软雅黑" w:hAnsi="微软雅黑" w:eastAsia="微软雅黑"/>
+                <w:sz w:val="18"/>
+              </w:rPr>
+              <w:t>7</w:t>
+            </w:r>
+          </w:p>
+        </w:tc>
+        <w:tc>
+          <w:tcPr>
+            <w:tcW w:type="dxa" w:w="1728"/>
+          </w:tcPr>
+          <w:p>
+            <w:r>
+              <w:rPr>
+                <w:rFonts w:ascii="微软雅黑" w:hAnsi="微软雅黑" w:eastAsia="微软雅黑"/>
+                <w:sz w:val="18"/>
+              </w:rPr>
+              <w:t>17</w:t>
+            </w:r>
+          </w:p>
+        </w:tc>
+        <w:tc>
+          <w:tcPr>
+            <w:tcW w:type="dxa" w:w="1728"/>
+          </w:tcPr>
+          <w:p>
+            <w:r>
+              <w:rPr>
+                <w:rFonts w:ascii="微软雅黑" w:hAnsi="微软雅黑" w:eastAsia="微软雅黑"/>
+                <w:sz w:val="18"/>
+              </w:rPr>
+              <w:t>✓</w:t>
+            </w:r>
+          </w:p>
+        </w:tc>
+      </w:tr>
+    </w:tbl>
+    <w:p/>
+    <w:p>
+      <w:r>
+        <w:rPr>
+          <w:rFonts w:ascii="微软雅黑" w:hAnsi="微软雅黑" w:eastAsia="微软雅黑"/>
+          <w:b/>
+        </w:rPr>
+        <w:t>采用 `14 / 3 / 7`</w:t>
+      </w:r>
+      <w:r>
+        <w:rPr>
+          <w:rFonts w:ascii="微软雅黑" w:hAnsi="微软雅黑" w:eastAsia="微软雅黑"/>
+        </w:rPr>
+        <w:t xml:space="preserve"> —— 一学期 4 次「有人被全班孤立」，量级合理。</w:t>
+      </w:r>
+    </w:p>
+    <w:p>
+      <w:pPr>
+        <w:pStyle w:val="Heading3"/>
+      </w:pPr>
+      <w:r>
+        <w:t>10.25.4 仍未完成的部分</w:t>
+      </w:r>
+    </w:p>
+    <w:p>
+      <w:r>
+        <w:rPr>
+          <w:rFonts w:ascii="微软雅黑" w:hAnsi="微软雅黑" w:eastAsia="微软雅黑"/>
+        </w:rPr>
+        <w:t>排挤的</w:t>
+      </w:r>
+      <w:r>
+        <w:rPr>
+          <w:rFonts w:ascii="微软雅黑" w:hAnsi="微软雅黑" w:eastAsia="微软雅黑"/>
+          <w:b/>
+        </w:rPr>
+        <w:t>效果</w:t>
+      </w:r>
+      <w:r>
+        <w:rPr>
+          <w:rFonts w:ascii="微软雅黑" w:hAnsi="微软雅黑" w:eastAsia="微软雅黑"/>
+        </w:rPr>
+        <w:t>目前只有单向：</w:t>
+      </w:r>
+      <w:r>
+        <w:rPr>
+          <w:rFonts w:ascii="Consolas" w:hAnsi="Consolas" w:eastAsia="Consolas"/>
+          <w:color w:val="B03030"/>
+          <w:sz w:val="18"/>
+        </w:rPr>
+        <w:t>exclude_affinity</w:t>
+      </w:r>
+      <w:r>
+        <w:rPr>
+          <w:rFonts w:ascii="微软雅黑" w:hAnsi="微软雅黑" w:eastAsia="微软雅黑"/>
+        </w:rPr>
+        <w:t xml:space="preserve"> 做的是「</w:t>
+      </w:r>
+      <w:r>
+        <w:rPr>
+          <w:rFonts w:ascii="微软雅黑" w:hAnsi="微软雅黑" w:eastAsia="微软雅黑"/>
+          <w:b/>
+        </w:rPr>
+        <w:t>被排挤者 → 参与者</w:t>
+      </w:r>
+      <w:r>
+        <w:rPr>
+          <w:rFonts w:ascii="微软雅黑" w:hAnsi="微软雅黑" w:eastAsia="微软雅黑"/>
+        </w:rPr>
+        <w:t>好感下降」</w:t>
+      </w:r>
+    </w:p>
+    <w:p>
+      <w:r>
+        <w:rPr>
+          <w:rFonts w:ascii="微软雅黑" w:hAnsi="微软雅黑" w:eastAsia="微软雅黑"/>
+        </w:rPr>
+        <w:t>（符合 §8.4 原文），即「</w:t>
+      </w:r>
+      <w:r>
+        <w:rPr>
+          <w:rFonts w:ascii="微软雅黑" w:hAnsi="微软雅黑" w:eastAsia="微软雅黑"/>
+          <w:b/>
+        </w:rPr>
+        <w:t>他恨上了排斥他的人</w:t>
+      </w:r>
+      <w:r>
+        <w:rPr>
+          <w:rFonts w:ascii="微软雅黑" w:hAnsi="微软雅黑" w:eastAsia="微软雅黑"/>
+        </w:rPr>
+        <w:t>」。</w:t>
+      </w:r>
+    </w:p>
+    <w:p>
+      <w:r>
+        <w:rPr>
+          <w:rFonts w:ascii="微软雅黑" w:hAnsi="微软雅黑" w:eastAsia="微软雅黑"/>
+        </w:rPr>
+        <w:t>但「被孤立」的核心表现应是「</w:t>
+      </w:r>
+      <w:r>
+        <w:rPr>
+          <w:rFonts w:ascii="微软雅黑" w:hAnsi="微软雅黑" w:eastAsia="微软雅黑"/>
+          <w:b/>
+        </w:rPr>
+        <w:t>大家不跟他玩了</w:t>
+      </w:r>
+      <w:r>
+        <w:rPr>
+          <w:rFonts w:ascii="微软雅黑" w:hAnsi="微软雅黑" w:eastAsia="微软雅黑"/>
+        </w:rPr>
+        <w:t>」（参与者 → 被排挤者 好感下降）。</w:t>
+      </w:r>
+    </w:p>
+    <w:p>
+      <w:r>
+        <w:rPr>
+          <w:rFonts w:ascii="微软雅黑" w:hAnsi="微软雅黑" w:eastAsia="微软雅黑"/>
+        </w:rPr>
+        <w:t>∴ 现在能看到「受害者单向记恨」，还看不到「全班疏远他」—— 见 §10.24.4。</w:t>
       </w:r>
     </w:p>
     <w:p>

--- a/docs/export/下课十分钟-游戏策划案-v3.1.docx
+++ b/docs/export/下课十分钟-游戏策划案-v3.1.docx
@@ -22557,24 +22557,151 @@
       </w:r>
     </w:p>
     <w:p>
-      <w:r>
-        <w:rPr>
-          <w:rFonts w:ascii="微软雅黑" w:hAnsi="微软雅黑" w:eastAsia="微软雅黑"/>
-        </w:rPr>
-        <w:t>∴ 现在能观测到的是「受害者单向记恨」，还看不到「全班疏远他」。</w:t>
+      <w:pPr>
+        <w:ind w:left="360"/>
+      </w:pPr>
+      <w:r>
+        <w:rPr>
+          <w:rFonts w:ascii="微软雅黑" w:hAnsi="微软雅黑" w:eastAsia="微软雅黑"/>
+          <w:i/>
+        </w:rPr>
+        <w:t xml:space="preserve">✅ </w:t>
       </w:r>
       <w:r>
         <w:rPr>
           <w:rFonts w:ascii="微软雅黑" w:hAnsi="微软雅黑" w:eastAsia="微软雅黑"/>
           <w:b/>
-        </w:rPr>
-        <w:t>待办</w:t>
-      </w:r>
-      <w:r>
-        <w:rPr>
-          <w:rFonts w:ascii="微软雅黑" w:hAnsi="微软雅黑" w:eastAsia="微软雅黑"/>
-        </w:rPr>
-        <w:t>：补上反向的效果。</w:t>
+          <w:i/>
+        </w:rPr>
+        <w:t>2026-10-05 已补齐</w:t>
+      </w:r>
+      <w:r>
+        <w:rPr>
+          <w:rFonts w:ascii="微软雅黑" w:hAnsi="微软雅黑" w:eastAsia="微软雅黑"/>
+          <w:i/>
+        </w:rPr>
+        <w:t>：</w:t>
+      </w:r>
+      <w:r>
+        <w:rPr>
+          <w:rFonts w:ascii="Consolas" w:hAnsi="Consolas" w:eastAsia="Consolas"/>
+          <w:i/>
+          <w:color w:val="B03030"/>
+          <w:sz w:val="18"/>
+        </w:rPr>
+        <w:t>do_exclude</w:t>
+      </w:r>
+      <w:r>
+        <w:rPr>
+          <w:rFonts w:ascii="微软雅黑" w:hAnsi="微软雅黑" w:eastAsia="微软雅黑"/>
+          <w:i/>
+        </w:rPr>
+        <w:t xml:space="preserve"> 现在做</w:t>
+      </w:r>
+      <w:r>
+        <w:rPr>
+          <w:rFonts w:ascii="微软雅黑" w:hAnsi="微软雅黑" w:eastAsia="微软雅黑"/>
+          <w:b/>
+          <w:i/>
+        </w:rPr>
+        <w:t>双向</w:t>
+      </w:r>
+      <w:r>
+        <w:rPr>
+          <w:rFonts w:ascii="微软雅黑" w:hAnsi="微软雅黑" w:eastAsia="微软雅黑"/>
+          <w:i/>
+        </w:rPr>
+        <w:t>好感下降。 实测（30 天）：被孤立者出现明显的</w:t>
+      </w:r>
+      <w:r>
+        <w:rPr>
+          <w:rFonts w:ascii="微软雅黑" w:hAnsi="微软雅黑" w:eastAsia="微软雅黑"/>
+          <w:b/>
+          <w:i/>
+        </w:rPr>
+        <w:t>单向落差</w:t>
+      </w:r>
+      <w:r>
+        <w:rPr>
+          <w:rFonts w:ascii="微软雅黑" w:hAnsi="微软雅黑" w:eastAsia="微软雅黑"/>
+          <w:i/>
+        </w:rPr>
+        <w:t xml:space="preserve"> —— 节点 0「</w:t>
+      </w:r>
+      <w:r>
+        <w:rPr>
+          <w:rFonts w:ascii="微软雅黑" w:hAnsi="微软雅黑" w:eastAsia="微软雅黑"/>
+          <w:b/>
+          <w:i/>
+        </w:rPr>
+        <w:t>他人 → 他 15.1</w:t>
+      </w:r>
+      <w:r>
+        <w:rPr>
+          <w:rFonts w:ascii="微软雅黑" w:hAnsi="微软雅黑" w:eastAsia="微软雅黑"/>
+          <w:i/>
+        </w:rPr>
+        <w:t>」而「</w:t>
+      </w:r>
+      <w:r>
+        <w:rPr>
+          <w:rFonts w:ascii="微软雅黑" w:hAnsi="微软雅黑" w:eastAsia="微软雅黑"/>
+          <w:b/>
+          <w:i/>
+        </w:rPr>
+        <w:t>他 → 他人 61.4</w:t>
+      </w:r>
+      <w:r>
+        <w:rPr>
+          <w:rFonts w:ascii="微软雅黑" w:hAnsi="微软雅黑" w:eastAsia="微软雅黑"/>
+          <w:i/>
+        </w:rPr>
+        <w:t xml:space="preserve">」（落差 </w:t>
+      </w:r>
+      <w:r>
+        <w:rPr>
+          <w:rFonts w:ascii="微软雅黑" w:hAnsi="微软雅黑" w:eastAsia="微软雅黑"/>
+          <w:b/>
+          <w:i/>
+        </w:rPr>
+        <w:t>+46.3</w:t>
+      </w:r>
+      <w:r>
+        <w:rPr>
+          <w:rFonts w:ascii="微软雅黑" w:hAnsi="微软雅黑" w:eastAsia="微软雅黑"/>
+          <w:i/>
+        </w:rPr>
+        <w:t>）， 即「</w:t>
+      </w:r>
+      <w:r>
+        <w:rPr>
+          <w:rFonts w:ascii="微软雅黑" w:hAnsi="微软雅黑" w:eastAsia="微软雅黑"/>
+          <w:b/>
+          <w:i/>
+        </w:rPr>
+        <w:t>全班都不喜欢他，而他还喜欢大家</w:t>
+      </w:r>
+      <w:r>
+        <w:rPr>
+          <w:rFonts w:ascii="微软雅黑" w:hAnsi="微软雅黑" w:eastAsia="微软雅黑"/>
+          <w:i/>
+        </w:rPr>
+        <w:t>」—— 「想融入但没人要他」，孤立成为</w:t>
+      </w:r>
+      <w:r>
+        <w:rPr>
+          <w:rFonts w:ascii="微软雅黑" w:hAnsi="微软雅黑" w:eastAsia="微软雅黑"/>
+          <w:b/>
+          <w:i/>
+        </w:rPr>
+        <w:t>可观测的状态</w:t>
+      </w:r>
+      <w:r>
+        <w:rPr>
+          <w:rFonts w:ascii="微软雅黑" w:hAnsi="微软雅黑" w:eastAsia="微软雅黑"/>
+          <w:i/>
+        </w:rPr>
+        <w:t>。</w:t>
       </w:r>
     </w:p>
     <w:p>
@@ -23713,6 +23840,738 @@
           <w:rFonts w:ascii="微软雅黑" w:hAnsi="微软雅黑" w:eastAsia="微软雅黑"/>
         </w:rPr>
         <w:t>∴ 现在能看到「受害者单向记恨」，还看不到「全班疏远他」—— 见 §10.24.4。</w:t>
+      </w:r>
+    </w:p>
+    <w:p>
+      <w:pPr>
+        <w:pStyle w:val="Heading2"/>
+      </w:pPr>
+      <w:r>
+        <w:t>10.26 孤立：从「单向记恨」到「双向疏远」</w:t>
+      </w:r>
+    </w:p>
+    <w:p>
+      <w:pPr>
+        <w:ind w:left="360"/>
+      </w:pPr>
+      <w:r>
+        <w:rPr>
+          <w:rFonts w:ascii="微软雅黑" w:hAnsi="微软雅黑" w:eastAsia="微软雅黑"/>
+          <w:i/>
+        </w:rPr>
+        <w:t xml:space="preserve">✅ </w:t>
+      </w:r>
+      <w:r>
+        <w:rPr>
+          <w:rFonts w:ascii="微软雅黑" w:hAnsi="微软雅黑" w:eastAsia="微软雅黑"/>
+          <w:b/>
+          <w:i/>
+        </w:rPr>
+        <w:t>已实现</w:t>
+      </w:r>
+      <w:r>
+        <w:rPr>
+          <w:rFonts w:ascii="微软雅黑" w:hAnsi="微软雅黑" w:eastAsia="微软雅黑"/>
+          <w:i/>
+        </w:rPr>
+        <w:t>（2026-10-05）。事件：</w:t>
+      </w:r>
+      <w:r>
+        <w:rPr>
+          <w:rFonts w:ascii="Consolas" w:hAnsi="Consolas" w:eastAsia="Consolas"/>
+          <w:i/>
+          <w:color w:val="B03030"/>
+          <w:sz w:val="18"/>
+        </w:rPr>
+        <w:t>exclude_affinity</w:t>
+      </w:r>
+      <w:r>
+        <w:rPr>
+          <w:rFonts w:ascii="微软雅黑" w:hAnsi="微软雅黑" w:eastAsia="微软雅黑"/>
+          <w:i/>
+        </w:rPr>
+        <w:t>（</w:t>
+      </w:r>
+      <w:r>
+        <w:rPr>
+          <w:rFonts w:ascii="Consolas" w:hAnsi="Consolas" w:eastAsia="Consolas"/>
+          <w:i/>
+          <w:color w:val="B03030"/>
+          <w:sz w:val="18"/>
+        </w:rPr>
+        <w:t>w_events.csv</w:t>
+      </w:r>
+      <w:r>
+        <w:rPr>
+          <w:rFonts w:ascii="微软雅黑" w:hAnsi="微软雅黑" w:eastAsia="微软雅黑"/>
+          <w:i/>
+        </w:rPr>
+        <w:t>，</w:t>
+      </w:r>
+      <w:r>
+        <w:rPr>
+          <w:rFonts w:ascii="Consolas" w:hAnsi="Consolas" w:eastAsia="Consolas"/>
+          <w:i/>
+          <w:color w:val="B03030"/>
+          <w:sz w:val="18"/>
+        </w:rPr>
+        <w:t>major</w:t>
+      </w:r>
+      <w:r>
+        <w:rPr>
+          <w:rFonts w:ascii="微软雅黑" w:hAnsi="微软雅黑" w:eastAsia="微软雅黑"/>
+          <w:i/>
+        </w:rPr>
+        <w:t>，base −4）。</w:t>
+      </w:r>
+    </w:p>
+    <w:p>
+      <w:pPr>
+        <w:pStyle w:val="Heading3"/>
+      </w:pPr>
+      <w:r>
+        <w:t>10.26.1 问题</w:t>
+      </w:r>
+    </w:p>
+    <w:p>
+      <w:r>
+        <w:rPr>
+          <w:rFonts w:ascii="Consolas" w:hAnsi="Consolas" w:eastAsia="Consolas"/>
+          <w:color w:val="B03030"/>
+          <w:sz w:val="18"/>
+        </w:rPr>
+        <w:t>do_exclude</w:t>
+      </w:r>
+      <w:r>
+        <w:rPr>
+          <w:rFonts w:ascii="微软雅黑" w:hAnsi="微软雅黑" w:eastAsia="微软雅黑"/>
+        </w:rPr>
+        <w:t xml:space="preserve"> 原本只做「</w:t>
+      </w:r>
+      <w:r>
+        <w:rPr>
+          <w:rFonts w:ascii="微软雅黑" w:hAnsi="微软雅黑" w:eastAsia="微软雅黑"/>
+          <w:b/>
+        </w:rPr>
+        <w:t>被排挤者 → 参与者</w:t>
+      </w:r>
+      <w:r>
+        <w:rPr>
+          <w:rFonts w:ascii="微软雅黑" w:hAnsi="微软雅黑" w:eastAsia="微软雅黑"/>
+        </w:rPr>
+        <w:t>」好感下降（</w:t>
+      </w:r>
+      <w:r>
+        <w:rPr>
+          <w:rFonts w:ascii="Consolas" w:hAnsi="Consolas" w:eastAsia="Consolas"/>
+          <w:color w:val="B03030"/>
+          <w:sz w:val="18"/>
+        </w:rPr>
+        <w:t>exclude_affinity</w:t>
+      </w:r>
+      <w:r>
+        <w:rPr>
+          <w:rFonts w:ascii="微软雅黑" w:hAnsi="微软雅黑" w:eastAsia="微软雅黑"/>
+        </w:rPr>
+        <w:t>，符合 §8.4 原文）——</w:t>
+      </w:r>
+    </w:p>
+    <w:p>
+      <w:r>
+        <w:rPr>
+          <w:rFonts w:ascii="微软雅黑" w:hAnsi="微软雅黑" w:eastAsia="微软雅黑"/>
+        </w:rPr>
+        <w:t>即「</w:t>
+      </w:r>
+      <w:r>
+        <w:rPr>
+          <w:rFonts w:ascii="微软雅黑" w:hAnsi="微软雅黑" w:eastAsia="微软雅黑"/>
+          <w:b/>
+        </w:rPr>
+        <w:t>他恨上了排斥他的人</w:t>
+      </w:r>
+      <w:r>
+        <w:rPr>
+          <w:rFonts w:ascii="微软雅黑" w:hAnsi="微软雅黑" w:eastAsia="微软雅黑"/>
+        </w:rPr>
+        <w:t>」。</w:t>
+      </w:r>
+    </w:p>
+    <w:p>
+      <w:r>
+        <w:rPr>
+          <w:rFonts w:ascii="微软雅黑" w:hAnsi="微软雅黑" w:eastAsia="微软雅黑"/>
+        </w:rPr>
+        <w:t>但这样「被孤立」只表现为</w:t>
+      </w:r>
+      <w:r>
+        <w:rPr>
+          <w:rFonts w:ascii="微软雅黑" w:hAnsi="微软雅黑" w:eastAsia="微软雅黑"/>
+          <w:b/>
+        </w:rPr>
+        <w:t>受害者单向记恨</w:t>
+      </w:r>
+      <w:r>
+        <w:rPr>
+          <w:rFonts w:ascii="微软雅黑" w:hAnsi="微软雅黑" w:eastAsia="微软雅黑"/>
+        </w:rPr>
+        <w:t>，</w:t>
+      </w:r>
+      <w:r>
+        <w:rPr>
+          <w:rFonts w:ascii="微软雅黑" w:hAnsi="微软雅黑" w:eastAsia="微软雅黑"/>
+          <w:b/>
+        </w:rPr>
+        <w:t>观察不到全班对他的疏远</w:t>
+      </w:r>
+      <w:r>
+        <w:rPr>
+          <w:rFonts w:ascii="微软雅黑" w:hAnsi="微软雅黑" w:eastAsia="微软雅黑"/>
+        </w:rPr>
+        <w:t>。</w:t>
+      </w:r>
+    </w:p>
+    <w:p>
+      <w:r>
+        <w:rPr>
+          <w:rFonts w:ascii="微软雅黑" w:hAnsi="微软雅黑" w:eastAsia="微软雅黑"/>
+        </w:rPr>
+        <w:t>孤立因此不是一个可观测的</w:t>
+      </w:r>
+      <w:r>
+        <w:rPr>
+          <w:rFonts w:ascii="微软雅黑" w:hAnsi="微软雅黑" w:eastAsia="微软雅黑"/>
+          <w:b/>
+        </w:rPr>
+        <w:t>状态</w:t>
+      </w:r>
+      <w:r>
+        <w:rPr>
+          <w:rFonts w:ascii="微软雅黑" w:hAnsi="微软雅黑" w:eastAsia="微软雅黑"/>
+        </w:rPr>
+        <w:t>，只是当事人自己的情绪。</w:t>
+      </w:r>
+    </w:p>
+    <w:p>
+      <w:pPr>
+        <w:pStyle w:val="Heading3"/>
+      </w:pPr>
+      <w:r>
+        <w:t>10.26.2 补齐</w:t>
+      </w:r>
+    </w:p>
+    <w:p>
+      <w:r>
+        <w:rPr>
+          <w:rFonts w:ascii="Consolas" w:hAnsi="Consolas" w:eastAsia="Consolas"/>
+          <w:color w:val="B03030"/>
+          <w:sz w:val="18"/>
+        </w:rPr>
+        <w:t>do_exclude</w:t>
+      </w:r>
+      <w:r>
+        <w:rPr>
+          <w:rFonts w:ascii="微软雅黑" w:hAnsi="微软雅黑" w:eastAsia="微软雅黑"/>
+        </w:rPr>
+        <w:t xml:space="preserve"> 现在做</w:t>
+      </w:r>
+      <w:r>
+        <w:rPr>
+          <w:rFonts w:ascii="微软雅黑" w:hAnsi="微软雅黑" w:eastAsia="微软雅黑"/>
+          <w:b/>
+        </w:rPr>
+        <w:t>双向</w:t>
+      </w:r>
+      <w:r>
+        <w:rPr>
+          <w:rFonts w:ascii="微软雅黑" w:hAnsi="微软雅黑" w:eastAsia="微软雅黑"/>
+        </w:rPr>
+        <w:t>好感下降（复用同一事件，不改公式）：</w:t>
+      </w:r>
+    </w:p>
+    <w:p>
+      <w:pPr>
+        <w:ind w:left="240"/>
+      </w:pPr>
+      <w:r>
+        <w:rPr>
+          <w:rFonts w:ascii="Consolas" w:hAnsi="Consolas" w:eastAsia="Consolas"/>
+          <w:sz w:val="18"/>
+        </w:rPr>
+        <w:t>apply_event(j, i, "exclude_affinity")   # 他恨上了排斥他的人（原有）</w:t>
+        <w:br/>
+        <w:t>apply_event(i, j, "exclude_affinity")   # 大家不跟他玩了（补齐）</w:t>
+      </w:r>
+    </w:p>
+    <w:p>
+      <w:pPr>
+        <w:pStyle w:val="Heading3"/>
+      </w:pPr>
+      <w:r>
+        <w:t>10.26.3 实测：单向落差 = 孤立的指纹</w:t>
+      </w:r>
+    </w:p>
+    <w:p>
+      <w:r>
+        <w:rPr>
+          <w:rFonts w:ascii="微软雅黑" w:hAnsi="微软雅黑" w:eastAsia="微软雅黑"/>
+        </w:rPr>
+        <w:t>30 天（seed=12345）：</w:t>
+      </w:r>
+    </w:p>
+    <w:tbl>
+      <w:tblPr>
+        <w:tblStyle w:val="TableGrid"/>
+        <w:tblW w:type="auto" w:w="0"/>
+        <w:tblLook w:firstColumn="1" w:firstRow="1" w:lastColumn="0" w:lastRow="0" w:noHBand="0" w:noVBand="1" w:val="04A0"/>
+      </w:tblPr>
+      <w:tblGrid>
+        <w:gridCol w:w="1728"/>
+        <w:gridCol w:w="1728"/>
+        <w:gridCol w:w="1728"/>
+        <w:gridCol w:w="1728"/>
+        <w:gridCol w:w="1728"/>
+      </w:tblGrid>
+      <w:tr>
+        <w:tc>
+          <w:tcPr>
+            <w:tcW w:type="dxa" w:w="1728"/>
+          </w:tcPr>
+          <w:p>
+            <w:r>
+              <w:rPr>
+                <w:rFonts w:ascii="微软雅黑" w:hAnsi="微软雅黑" w:eastAsia="微软雅黑"/>
+                <w:b/>
+                <w:sz w:val="18"/>
+              </w:rPr>
+              <w:t>节点</w:t>
+            </w:r>
+          </w:p>
+        </w:tc>
+        <w:tc>
+          <w:tcPr>
+            <w:tcW w:type="dxa" w:w="1728"/>
+          </w:tcPr>
+          <w:p>
+            <w:r>
+              <w:rPr>
+                <w:rFonts w:ascii="微软雅黑" w:hAnsi="微软雅黑" w:eastAsia="微软雅黑"/>
+                <w:b/>
+                <w:sz w:val="18"/>
+              </w:rPr>
+              <w:t>他人 → 他</w:t>
+            </w:r>
+          </w:p>
+        </w:tc>
+        <w:tc>
+          <w:tcPr>
+            <w:tcW w:type="dxa" w:w="1728"/>
+          </w:tcPr>
+          <w:p>
+            <w:r>
+              <w:rPr>
+                <w:rFonts w:ascii="微软雅黑" w:hAnsi="微软雅黑" w:eastAsia="微软雅黑"/>
+                <w:b/>
+                <w:sz w:val="18"/>
+              </w:rPr>
+              <w:t>他 → 他人</w:t>
+            </w:r>
+          </w:p>
+        </w:tc>
+        <w:tc>
+          <w:tcPr>
+            <w:tcW w:type="dxa" w:w="1728"/>
+          </w:tcPr>
+          <w:p>
+            <w:r>
+              <w:rPr>
+                <w:rFonts w:ascii="微软雅黑" w:hAnsi="微软雅黑" w:eastAsia="微软雅黑"/>
+                <w:b/>
+                <w:sz w:val="18"/>
+              </w:rPr>
+              <w:t>落差</w:t>
+            </w:r>
+          </w:p>
+        </w:tc>
+        <w:tc>
+          <w:tcPr>
+            <w:tcW w:type="dxa" w:w="1728"/>
+          </w:tcPr>
+          <w:p>
+            <w:r>
+              <w:rPr>
+                <w:rFonts w:ascii="微软雅黑" w:hAnsi="微软雅黑" w:eastAsia="微软雅黑"/>
+                <w:b/>
+                <w:sz w:val="18"/>
+              </w:rPr>
+              <w:t>压力</w:t>
+            </w:r>
+          </w:p>
+        </w:tc>
+      </w:tr>
+      <w:tr>
+        <w:tc>
+          <w:tcPr>
+            <w:tcW w:type="dxa" w:w="1728"/>
+          </w:tcPr>
+          <w:p>
+            <w:r>
+              <w:rPr>
+                <w:rFonts w:ascii="微软雅黑" w:hAnsi="微软雅黑" w:eastAsia="微软雅黑"/>
+                <w:sz w:val="18"/>
+              </w:rPr>
+              <w:t>0</w:t>
+            </w:r>
+          </w:p>
+        </w:tc>
+        <w:tc>
+          <w:tcPr>
+            <w:tcW w:type="dxa" w:w="1728"/>
+          </w:tcPr>
+          <w:p>
+            <w:r>
+              <w:rPr>
+                <w:rFonts w:ascii="微软雅黑" w:hAnsi="微软雅黑" w:eastAsia="微软雅黑"/>
+                <w:sz w:val="18"/>
+              </w:rPr>
+              <w:t>15.1</w:t>
+            </w:r>
+          </w:p>
+        </w:tc>
+        <w:tc>
+          <w:tcPr>
+            <w:tcW w:type="dxa" w:w="1728"/>
+          </w:tcPr>
+          <w:p>
+            <w:r>
+              <w:rPr>
+                <w:rFonts w:ascii="微软雅黑" w:hAnsi="微软雅黑" w:eastAsia="微软雅黑"/>
+                <w:sz w:val="18"/>
+              </w:rPr>
+              <w:t>61.4</w:t>
+            </w:r>
+          </w:p>
+        </w:tc>
+        <w:tc>
+          <w:tcPr>
+            <w:tcW w:type="dxa" w:w="1728"/>
+          </w:tcPr>
+          <w:p>
+            <w:r>
+              <w:rPr>
+                <w:rFonts w:ascii="微软雅黑" w:hAnsi="微软雅黑" w:eastAsia="微软雅黑"/>
+                <w:sz w:val="18"/>
+              </w:rPr>
+              <w:t>+46.3</w:t>
+            </w:r>
+          </w:p>
+        </w:tc>
+        <w:tc>
+          <w:tcPr>
+            <w:tcW w:type="dxa" w:w="1728"/>
+          </w:tcPr>
+          <w:p>
+            <w:r>
+              <w:rPr>
+                <w:rFonts w:ascii="微软雅黑" w:hAnsi="微软雅黑" w:eastAsia="微软雅黑"/>
+                <w:sz w:val="18"/>
+              </w:rPr>
+              <w:t>59.9</w:t>
+            </w:r>
+          </w:p>
+        </w:tc>
+      </w:tr>
+      <w:tr>
+        <w:tc>
+          <w:tcPr>
+            <w:tcW w:type="dxa" w:w="1728"/>
+          </w:tcPr>
+          <w:p>
+            <w:r>
+              <w:rPr>
+                <w:rFonts w:ascii="微软雅黑" w:hAnsi="微软雅黑" w:eastAsia="微软雅黑"/>
+                <w:sz w:val="18"/>
+              </w:rPr>
+              <w:t>10</w:t>
+            </w:r>
+          </w:p>
+        </w:tc>
+        <w:tc>
+          <w:tcPr>
+            <w:tcW w:type="dxa" w:w="1728"/>
+          </w:tcPr>
+          <w:p>
+            <w:r>
+              <w:rPr>
+                <w:rFonts w:ascii="微软雅黑" w:hAnsi="微软雅黑" w:eastAsia="微软雅黑"/>
+                <w:sz w:val="18"/>
+              </w:rPr>
+              <w:t>33.2</w:t>
+            </w:r>
+          </w:p>
+        </w:tc>
+        <w:tc>
+          <w:tcPr>
+            <w:tcW w:type="dxa" w:w="1728"/>
+          </w:tcPr>
+          <w:p>
+            <w:r>
+              <w:rPr>
+                <w:rFonts w:ascii="微软雅黑" w:hAnsi="微软雅黑" w:eastAsia="微软雅黑"/>
+                <w:sz w:val="18"/>
+              </w:rPr>
+              <w:t>59.4</w:t>
+            </w:r>
+          </w:p>
+        </w:tc>
+        <w:tc>
+          <w:tcPr>
+            <w:tcW w:type="dxa" w:w="1728"/>
+          </w:tcPr>
+          <w:p>
+            <w:r>
+              <w:rPr>
+                <w:rFonts w:ascii="微软雅黑" w:hAnsi="微软雅黑" w:eastAsia="微软雅黑"/>
+                <w:sz w:val="18"/>
+              </w:rPr>
+              <w:t>+26.1</w:t>
+            </w:r>
+          </w:p>
+        </w:tc>
+        <w:tc>
+          <w:tcPr>
+            <w:tcW w:type="dxa" w:w="1728"/>
+          </w:tcPr>
+          <w:p>
+            <w:r>
+              <w:rPr>
+                <w:rFonts w:ascii="微软雅黑" w:hAnsi="微软雅黑" w:eastAsia="微软雅黑"/>
+                <w:sz w:val="18"/>
+              </w:rPr>
+              <w:t>33.1</w:t>
+            </w:r>
+          </w:p>
+        </w:tc>
+      </w:tr>
+      <w:tr>
+        <w:tc>
+          <w:tcPr>
+            <w:tcW w:type="dxa" w:w="1728"/>
+          </w:tcPr>
+          <w:p>
+            <w:r>
+              <w:rPr>
+                <w:rFonts w:ascii="微软雅黑" w:hAnsi="微软雅黑" w:eastAsia="微软雅黑"/>
+                <w:sz w:val="18"/>
+              </w:rPr>
+              <w:t>3</w:t>
+            </w:r>
+          </w:p>
+        </w:tc>
+        <w:tc>
+          <w:tcPr>
+            <w:tcW w:type="dxa" w:w="1728"/>
+          </w:tcPr>
+          <w:p>
+            <w:r>
+              <w:rPr>
+                <w:rFonts w:ascii="微软雅黑" w:hAnsi="微软雅黑" w:eastAsia="微软雅黑"/>
+                <w:sz w:val="18"/>
+              </w:rPr>
+              <w:t>43.3</w:t>
+            </w:r>
+          </w:p>
+        </w:tc>
+        <w:tc>
+          <w:tcPr>
+            <w:tcW w:type="dxa" w:w="1728"/>
+          </w:tcPr>
+          <w:p>
+            <w:r>
+              <w:rPr>
+                <w:rFonts w:ascii="微软雅黑" w:hAnsi="微软雅黑" w:eastAsia="微软雅黑"/>
+                <w:sz w:val="18"/>
+              </w:rPr>
+              <w:t>59.8</w:t>
+            </w:r>
+          </w:p>
+        </w:tc>
+        <w:tc>
+          <w:tcPr>
+            <w:tcW w:type="dxa" w:w="1728"/>
+          </w:tcPr>
+          <w:p>
+            <w:r>
+              <w:rPr>
+                <w:rFonts w:ascii="微软雅黑" w:hAnsi="微软雅黑" w:eastAsia="微软雅黑"/>
+                <w:sz w:val="18"/>
+              </w:rPr>
+              <w:t>+16.5</w:t>
+            </w:r>
+          </w:p>
+        </w:tc>
+        <w:tc>
+          <w:tcPr>
+            <w:tcW w:type="dxa" w:w="1728"/>
+          </w:tcPr>
+          <w:p>
+            <w:r>
+              <w:rPr>
+                <w:rFonts w:ascii="微软雅黑" w:hAnsi="微软雅黑" w:eastAsia="微软雅黑"/>
+                <w:sz w:val="18"/>
+              </w:rPr>
+              <w:t>53.5</w:t>
+            </w:r>
+          </w:p>
+        </w:tc>
+      </w:tr>
+    </w:tbl>
+    <w:p/>
+    <w:p>
+      <w:r>
+        <w:rPr>
+          <w:rFonts w:ascii="微软雅黑" w:hAnsi="微软雅黑" w:eastAsia="微软雅黑"/>
+        </w:rPr>
+        <w:t>全班「被好感」均值 62.8 / SD 18.3；排挤 4 次；四项达标 b=26 / sat 0.0% / mean 62.8 / SD 20.9。</w:t>
+      </w:r>
+    </w:p>
+    <w:p>
+      <w:pPr>
+        <w:ind w:left="360"/>
+      </w:pPr>
+      <w:r>
+        <w:rPr>
+          <w:rFonts w:ascii="微软雅黑" w:hAnsi="微软雅黑" w:eastAsia="微软雅黑"/>
+          <w:b/>
+          <w:i/>
+        </w:rPr>
+        <w:t>「他人 → 他」远低于「他 → 他人」</w:t>
+      </w:r>
+      <w:r>
+        <w:rPr>
+          <w:rFonts w:ascii="微软雅黑" w:hAnsi="微软雅黑" w:eastAsia="微软雅黑"/>
+          <w:i/>
+        </w:rPr>
+        <w:t xml:space="preserve"> 就是被孤立的特征签名： </w:t>
+      </w:r>
+      <w:r>
+        <w:rPr>
+          <w:rFonts w:ascii="微软雅黑" w:hAnsi="微软雅黑" w:eastAsia="微软雅黑"/>
+          <w:b/>
+          <w:i/>
+        </w:rPr>
+        <w:t>全班都不喜欢他，而他还喜欢大家</w:t>
+      </w:r>
+      <w:r>
+        <w:rPr>
+          <w:rFonts w:ascii="微软雅黑" w:hAnsi="微软雅黑" w:eastAsia="微软雅黑"/>
+          <w:i/>
+        </w:rPr>
+        <w:t xml:space="preserve"> —— 「想融入但没人要他」。 这也给了簇标签器的「孤立」标签一个</w:t>
+      </w:r>
+      <w:r>
+        <w:rPr>
+          <w:rFonts w:ascii="微软雅黑" w:hAnsi="微软雅黑" w:eastAsia="微软雅黑"/>
+          <w:b/>
+          <w:i/>
+        </w:rPr>
+        <w:t>可计算的判据</w:t>
+      </w:r>
+      <w:r>
+        <w:rPr>
+          <w:rFonts w:ascii="微软雅黑" w:hAnsi="微软雅黑" w:eastAsia="微软雅黑"/>
+          <w:i/>
+        </w:rPr>
+        <w:t xml:space="preserve">（§10 观察层）： </w:t>
+      </w:r>
+      <w:r>
+        <w:rPr>
+          <w:rFonts w:ascii="Consolas" w:hAnsi="Consolas" w:eastAsia="Consolas"/>
+          <w:i/>
+          <w:color w:val="B03030"/>
+          <w:sz w:val="18"/>
+        </w:rPr>
+        <w:t>被好感显著低于班级均值</w:t>
+      </w:r>
+      <w:r>
+        <w:rPr>
+          <w:rFonts w:ascii="微软雅黑" w:hAnsi="微软雅黑" w:eastAsia="微软雅黑"/>
+          <w:i/>
+        </w:rPr>
+        <w:t xml:space="preserve"> 且 </w:t>
+      </w:r>
+      <w:r>
+        <w:rPr>
+          <w:rFonts w:ascii="Consolas" w:hAnsi="Consolas" w:eastAsia="Consolas"/>
+          <w:i/>
+          <w:color w:val="B03030"/>
+          <w:sz w:val="18"/>
+        </w:rPr>
+        <w:t>给好感接近正常</w:t>
+      </w:r>
+      <w:r>
+        <w:rPr>
+          <w:rFonts w:ascii="微软雅黑" w:hAnsi="微软雅黑" w:eastAsia="微软雅黑"/>
+          <w:i/>
+        </w:rPr>
+        <w:t>。</w:t>
+      </w:r>
+    </w:p>
+    <w:p>
+      <w:pPr>
+        <w:pStyle w:val="Heading3"/>
+      </w:pPr>
+      <w:r>
+        <w:t>10.26.4 注意</w:t>
+      </w:r>
+    </w:p>
+    <w:p>
+      <w:r>
+        <w:rPr>
+          <w:rFonts w:ascii="微软雅黑" w:hAnsi="微软雅黑" w:eastAsia="微软雅黑"/>
+        </w:rPr>
+        <w:t>⚠️ 「孤立」标签属于</w:t>
+      </w:r>
+      <w:r>
+        <w:rPr>
+          <w:rFonts w:ascii="微软雅黑" w:hAnsi="微软雅黑" w:eastAsia="微软雅黑"/>
+          <w:b/>
+        </w:rPr>
+        <w:t>观察层</w:t>
+      </w:r>
+      <w:r>
+        <w:rPr>
+          <w:rFonts w:ascii="微软雅黑" w:hAnsi="微软雅黑" w:eastAsia="微软雅黑"/>
+        </w:rPr>
+        <w:t>（§10），</w:t>
+      </w:r>
+      <w:r>
+        <w:rPr>
+          <w:rFonts w:ascii="微软雅黑" w:hAnsi="微软雅黑" w:eastAsia="微软雅黑"/>
+          <w:b/>
+        </w:rPr>
+        <w:t>只读</w:t>
+      </w:r>
+      <w:r>
+        <w:rPr>
+          <w:rFonts w:ascii="微软雅黑" w:hAnsi="微软雅黑" w:eastAsia="微软雅黑"/>
+        </w:rPr>
+        <w:t>，不得回写任何矩阵 —— 上面这张表是</w:t>
+      </w:r>
+    </w:p>
+    <w:p>
+      <w:r>
+        <w:rPr>
+          <w:rFonts w:ascii="微软雅黑" w:hAnsi="微软雅黑" w:eastAsia="微软雅黑"/>
+          <w:b/>
+        </w:rPr>
+        <w:t>输出侧</w:t>
+      </w:r>
+      <w:r>
+        <w:rPr>
+          <w:rFonts w:ascii="微软雅黑" w:hAnsi="微软雅黑" w:eastAsia="微软雅黑"/>
+        </w:rPr>
+        <w:t>的判据，不是新的行为规则。</w:t>
       </w:r>
     </w:p>
     <w:p>

--- a/docs/export/下课十分钟-游戏策划案-v3.1.docx
+++ b/docs/export/下课十分钟-游戏策划案-v3.1.docx
@@ -2426,6 +2426,88 @@
       </w:tr>
     </w:tbl>
     <w:p/>
+    <w:p>
+      <w:r>
+        <w:rPr>
+          <w:rFonts w:ascii="微软雅黑" w:hAnsi="微软雅黑" w:eastAsia="微软雅黑"/>
+          <w:b/>
+        </w:rPr>
+        <w:t>⚠️ 第六条：标定结论必须基于「多种子分布」，不能看单局。</w:t>
+      </w:r>
+      <w:r>
+        <w:rPr>
+          <w:rFonts w:ascii="微软雅黑" w:hAnsi="微软雅黑" w:eastAsia="微软雅黑"/>
+        </w:rPr>
+        <w:t xml:space="preserve"> 用单个种子把参数调到达标，本质是</w:t>
+      </w:r>
+      <w:r>
+        <w:rPr>
+          <w:rFonts w:ascii="微软雅黑" w:hAnsi="微软雅黑" w:eastAsia="微软雅黑"/>
+          <w:b/>
+        </w:rPr>
+        <w:t>拟合那一个种子</w:t>
+      </w:r>
+      <w:r>
+        <w:rPr>
+          <w:rFonts w:ascii="微软雅黑" w:hAnsi="微软雅黑" w:eastAsia="微软雅黑"/>
+        </w:rPr>
+        <w:t xml:space="preserve">——本会话就发生过：几轮标定都以 </w:t>
+      </w:r>
+      <w:r>
+        <w:rPr>
+          <w:rFonts w:ascii="Consolas" w:hAnsi="Consolas" w:eastAsia="Consolas"/>
+          <w:color w:val="B03030"/>
+          <w:sz w:val="18"/>
+        </w:rPr>
+        <w:t>seed=12345</w:t>
+      </w:r>
+      <w:r>
+        <w:rPr>
+          <w:rFonts w:ascii="微软雅黑" w:hAnsi="微软雅黑" w:eastAsia="微软雅黑"/>
+        </w:rPr>
+        <w:t xml:space="preserve"> 为准、逐轮报「四项达标」，而在 8 个种子上复跑后发现 </w:t>
+      </w:r>
+      <w:r>
+        <w:rPr>
+          <w:rFonts w:ascii="微软雅黑" w:hAnsi="微软雅黑" w:eastAsia="微软雅黑"/>
+          <w:b/>
+        </w:rPr>
+        <w:t>爆发合格率仅 12%、均值 12%、标准差 25%、举报 0/8</w:t>
+      </w:r>
+      <w:r>
+        <w:rPr>
+          <w:rFonts w:ascii="微软雅黑" w:hAnsi="微软雅黑" w:eastAsia="微软雅黑"/>
+        </w:rPr>
+        <w:t xml:space="preserve">。∴ 第四道门 </w:t>
+      </w:r>
+      <w:r>
+        <w:rPr>
+          <w:rFonts w:ascii="Consolas" w:hAnsi="Consolas" w:eastAsia="Consolas"/>
+          <w:color w:val="B03030"/>
+          <w:sz w:val="18"/>
+        </w:rPr>
+        <w:t>check_metrics.py</w:t>
+      </w:r>
+      <w:r>
+        <w:rPr>
+          <w:rFonts w:ascii="微软雅黑" w:hAnsi="微软雅黑" w:eastAsia="微软雅黑"/>
+        </w:rPr>
+        <w:t xml:space="preserve"> 已改为</w:t>
+      </w:r>
+      <w:r>
+        <w:rPr>
+          <w:rFonts w:ascii="微软雅黑" w:hAnsi="微软雅黑" w:eastAsia="微软雅黑"/>
+          <w:b/>
+        </w:rPr>
+        <w:t>多种子</w:t>
+      </w:r>
+      <w:r>
+        <w:rPr>
+          <w:rFonts w:ascii="微软雅黑" w:hAnsi="微软雅黑" w:eastAsia="微软雅黑"/>
+        </w:rPr>
+        <w:t>（输出均值/区间/合格率），凡是「调参数直到指标好看」的动作，都必须看合格率而不是单局数字。</w:t>
+      </w:r>
+    </w:p>
     <w:p>
       <w:r>
         <w:rPr>

--- a/docs/export/下课十分钟-游戏策划案-v3.1.docx
+++ b/docs/export/下课十分钟-游戏策划案-v3.1.docx
@@ -24654,6 +24654,431 @@
           <w:rFonts w:ascii="微软雅黑" w:hAnsi="微软雅黑" w:eastAsia="微软雅黑"/>
         </w:rPr>
         <w:t>的判据，不是新的行为规则。</w:t>
+      </w:r>
+    </w:p>
+    <w:p>
+      <w:pPr>
+        <w:pStyle w:val="Heading2"/>
+      </w:pPr>
+      <w:r>
+        <w:t>10.27 深层敌对的软上限</w:t>
+      </w:r>
+    </w:p>
+    <w:p>
+      <w:pPr>
+        <w:ind w:left="360"/>
+      </w:pPr>
+      <w:r>
+        <w:rPr>
+          <w:rFonts w:ascii="微软雅黑" w:hAnsi="微软雅黑" w:eastAsia="微软雅黑"/>
+          <w:i/>
+        </w:rPr>
+        <w:t xml:space="preserve">✅ </w:t>
+      </w:r>
+      <w:r>
+        <w:rPr>
+          <w:rFonts w:ascii="微软雅黑" w:hAnsi="微软雅黑" w:eastAsia="微软雅黑"/>
+          <w:b/>
+          <w:i/>
+        </w:rPr>
+        <w:t>已实现</w:t>
+      </w:r>
+      <w:r>
+        <w:rPr>
+          <w:rFonts w:ascii="微软雅黑" w:hAnsi="微软雅黑" w:eastAsia="微软雅黑"/>
+          <w:i/>
+        </w:rPr>
+        <w:t>（2026-10-05）。参数：</w:t>
+      </w:r>
+      <w:r>
+        <w:rPr>
+          <w:rFonts w:ascii="Consolas" w:hAnsi="Consolas" w:eastAsia="Consolas"/>
+          <w:i/>
+          <w:color w:val="B03030"/>
+          <w:sz w:val="18"/>
+        </w:rPr>
+        <w:t>environment.csv</w:t>
+      </w:r>
+      <w:r>
+        <w:rPr>
+          <w:rFonts w:ascii="微软雅黑" w:hAnsi="微软雅黑" w:eastAsia="微软雅黑"/>
+          <w:i/>
+        </w:rPr>
+        <w:t xml:space="preserve"> 的 </w:t>
+      </w:r>
+      <w:r>
+        <w:rPr>
+          <w:rFonts w:ascii="Consolas" w:hAnsi="Consolas" w:eastAsia="Consolas"/>
+          <w:i/>
+          <w:color w:val="B03030"/>
+          <w:sz w:val="18"/>
+        </w:rPr>
+        <w:t>deep_cap</w:t>
+      </w:r>
+      <w:r>
+        <w:rPr>
+          <w:rFonts w:ascii="微软雅黑" w:hAnsi="微软雅黑" w:eastAsia="微软雅黑"/>
+          <w:i/>
+        </w:rPr>
+        <w:t>（默认 70）。</w:t>
+      </w:r>
+    </w:p>
+    <w:p>
+      <w:pPr>
+        <w:pStyle w:val="Heading3"/>
+      </w:pPr>
+      <w:r>
+        <w:t>10.27.1 为什么需要上限</w:t>
+      </w:r>
+    </w:p>
+    <w:p>
+      <w:r>
+        <w:rPr>
+          <w:rFonts w:ascii="Consolas" w:hAnsi="Consolas" w:eastAsia="Consolas"/>
+          <w:color w:val="B03030"/>
+          <w:sz w:val="18"/>
+        </w:rPr>
+        <w:t>H_deep</w:t>
+      </w:r>
+      <w:r>
+        <w:rPr>
+          <w:rFonts w:ascii="微软雅黑" w:hAnsi="微软雅黑" w:eastAsia="微软雅黑"/>
+        </w:rPr>
+        <w:t xml:space="preserve"> 只增不减、又不参与 </w:t>
+      </w:r>
+      <w:r>
+        <w:rPr>
+          <w:rFonts w:ascii="Consolas" w:hAnsi="Consolas" w:eastAsia="Consolas"/>
+          <w:color w:val="B03030"/>
+          <w:sz w:val="18"/>
+        </w:rPr>
+        <w:t>room_for</w:t>
+      </w:r>
+      <w:r>
+        <w:rPr>
+          <w:rFonts w:ascii="微软雅黑" w:hAnsi="微软雅黑" w:eastAsia="微软雅黑"/>
+        </w:rPr>
+        <w:t xml:space="preserve"> —— 这保证了「忘不掉」，但也意味着</w:t>
+      </w:r>
+      <w:r>
+        <w:rPr>
+          <w:rFonts w:ascii="微软雅黑" w:hAnsi="微软雅黑" w:eastAsia="微软雅黑"/>
+          <w:b/>
+        </w:rPr>
+        <w:t>单调累积</w:t>
+      </w:r>
+      <w:r>
+        <w:rPr>
+          <w:rFonts w:ascii="微软雅黑" w:hAnsi="微软雅黑" w:eastAsia="微软雅黑"/>
+        </w:rPr>
+        <w:t>：</w:t>
+      </w:r>
+    </w:p>
+    <w:p>
+      <w:r>
+        <w:rPr>
+          <w:rFonts w:ascii="微软雅黑" w:hAnsi="微软雅黑" w:eastAsia="微软雅黑"/>
+        </w:rPr>
+        <w:t>当众羞辱约 1.3 次/天，一学期（30 天）即可让少数边累加到百米量级。</w:t>
+      </w:r>
+    </w:p>
+    <w:p>
+      <w:r>
+        <w:rPr>
+          <w:rFonts w:ascii="微软雅黑" w:hAnsi="微软雅黑" w:eastAsia="微软雅黑"/>
+        </w:rPr>
+        <w:t>若不设限，</w:t>
+      </w:r>
+      <w:r>
+        <w:rPr>
+          <w:rFonts w:ascii="微软雅黑" w:hAnsi="微软雅黑" w:eastAsia="微软雅黑"/>
+          <w:b/>
+        </w:rPr>
+        <w:t>那条边的举报门槛（`H ≥ 60`）会永久满足</w:t>
+      </w:r>
+      <w:r>
+        <w:rPr>
+          <w:rFonts w:ascii="微软雅黑" w:hAnsi="微软雅黑" w:eastAsia="微软雅黑"/>
+        </w:rPr>
+        <w:t>，最终退化成「死仇复读机」——</w:t>
+      </w:r>
+    </w:p>
+    <w:p>
+      <w:r>
+        <w:rPr>
+          <w:rFonts w:ascii="微软雅黑" w:hAnsi="微软雅黑" w:eastAsia="微软雅黑"/>
+        </w:rPr>
+        <w:t>关系不再变化，只剩一个永远触发的事件。</w:t>
+      </w:r>
+    </w:p>
+    <w:p>
+      <w:pPr>
+        <w:pStyle w:val="Heading3"/>
+      </w:pPr>
+      <w:r>
+        <w:t>10.27.2 做法：软上限而非衰减</w:t>
+      </w:r>
+    </w:p>
+    <w:p>
+      <w:pPr>
+        <w:ind w:left="240"/>
+      </w:pPr>
+      <w:r>
+        <w:rPr>
+          <w:rFonts w:ascii="Consolas" w:hAnsi="Consolas" w:eastAsia="Consolas"/>
+          <w:sz w:val="18"/>
+        </w:rPr>
+        <w:t>cap = self.env.get("deep_cap", 70.0)</w:t>
+        <w:br/>
+        <w:t>self.H_deep[i][j] = min(cap, self.H_deep[i][j] + abs(delta))</w:t>
+      </w:r>
+    </w:p>
+    <w:tbl>
+      <w:tblPr>
+        <w:tblStyle w:val="TableGrid"/>
+        <w:tblW w:type="auto" w:w="0"/>
+        <w:tblLook w:firstColumn="1" w:firstRow="1" w:lastColumn="0" w:lastRow="0" w:noHBand="0" w:noVBand="1" w:val="04A0"/>
+      </w:tblPr>
+      <w:tblGrid>
+        <w:gridCol w:w="2880"/>
+        <w:gridCol w:w="2880"/>
+        <w:gridCol w:w="2880"/>
+      </w:tblGrid>
+      <w:tr>
+        <w:tc>
+          <w:tcPr>
+            <w:tcW w:type="dxa" w:w="2880"/>
+          </w:tcPr>
+          <w:p>
+            <w:r>
+              <w:rPr>
+                <w:rFonts w:ascii="微软雅黑" w:hAnsi="微软雅黑" w:eastAsia="微软雅黑"/>
+                <w:b/>
+                <w:sz w:val="18"/>
+              </w:rPr>
+              <w:t>方案</w:t>
+            </w:r>
+          </w:p>
+        </w:tc>
+        <w:tc>
+          <w:tcPr>
+            <w:tcW w:type="dxa" w:w="2880"/>
+          </w:tcPr>
+          <w:p>
+            <w:r>
+              <w:rPr>
+                <w:rFonts w:ascii="微软雅黑" w:hAnsi="微软雅黑" w:eastAsia="微软雅黑"/>
+                <w:b/>
+                <w:sz w:val="18"/>
+              </w:rPr>
+              <w:t>语义</w:t>
+            </w:r>
+          </w:p>
+        </w:tc>
+        <w:tc>
+          <w:tcPr>
+            <w:tcW w:type="dxa" w:w="2880"/>
+          </w:tcPr>
+          <w:p>
+            <w:r>
+              <w:rPr>
+                <w:rFonts w:ascii="微软雅黑" w:hAnsi="微软雅黑" w:eastAsia="微软雅黑"/>
+                <w:b/>
+                <w:sz w:val="18"/>
+              </w:rPr>
+              <w:t>取舍</w:t>
+            </w:r>
+          </w:p>
+        </w:tc>
+      </w:tr>
+      <w:tr>
+        <w:tc>
+          <w:tcPr>
+            <w:tcW w:type="dxa" w:w="2880"/>
+          </w:tcPr>
+          <w:p>
+            <w:r>
+              <w:rPr>
+                <w:rFonts w:ascii="微软雅黑" w:hAnsi="微软雅黑" w:eastAsia="微软雅黑"/>
+                <w:sz w:val="18"/>
+              </w:rPr>
+              <w:t>软上限（采用）</w:t>
+            </w:r>
+          </w:p>
+        </w:tc>
+        <w:tc>
+          <w:tcPr>
+            <w:tcW w:type="dxa" w:w="2880"/>
+          </w:tcPr>
+          <w:p>
+            <w:r>
+              <w:rPr>
+                <w:rFonts w:ascii="微软雅黑" w:hAnsi="微软雅黑" w:eastAsia="微软雅黑"/>
+                <w:sz w:val="18"/>
+              </w:rPr>
+              <w:t>「恨到顶了」，到了就不再加深</w:t>
+            </w:r>
+          </w:p>
+        </w:tc>
+        <w:tc>
+          <w:tcPr>
+            <w:tcW w:type="dxa" w:w="2880"/>
+          </w:tcPr>
+          <w:p>
+            <w:r>
+              <w:rPr>
+                <w:rFonts w:ascii="微软雅黑" w:hAnsi="微软雅黑" w:eastAsia="微软雅黑"/>
+                <w:sz w:val="18"/>
+              </w:rPr>
+              <w:t>忘不掉依然成立；总 H 仍可更高（深层 + 表层），死仇强度不被压平</w:t>
+            </w:r>
+          </w:p>
+        </w:tc>
+      </w:tr>
+      <w:tr>
+        <w:tc>
+          <w:tcPr>
+            <w:tcW w:type="dxa" w:w="2880"/>
+          </w:tcPr>
+          <w:p>
+            <w:r>
+              <w:rPr>
+                <w:rFonts w:ascii="微软雅黑" w:hAnsi="微软雅黑" w:eastAsia="微软雅黑"/>
+                <w:sz w:val="18"/>
+              </w:rPr>
+              <w:t>极慢衰减 ×0.995</w:t>
+            </w:r>
+          </w:p>
+        </w:tc>
+        <w:tc>
+          <w:tcPr>
+            <w:tcW w:type="dxa" w:w="2880"/>
+          </w:tcPr>
+          <w:p>
+            <w:r>
+              <w:rPr>
+                <w:rFonts w:ascii="微软雅黑" w:hAnsi="微软雅黑" w:eastAsia="微软雅黑"/>
+                <w:sz w:val="18"/>
+              </w:rPr>
+              <w:t>百天尺度缓慢收敛</w:t>
+            </w:r>
+          </w:p>
+        </w:tc>
+        <w:tc>
+          <w:tcPr>
+            <w:tcW w:type="dxa" w:w="2880"/>
+          </w:tcPr>
+          <w:p>
+            <w:r>
+              <w:rPr>
+                <w:rFonts w:ascii="微软雅黑" w:hAnsi="微软雅黑" w:eastAsia="微软雅黑"/>
+                <w:sz w:val="18"/>
+              </w:rPr>
+              <w:t>会削弱「不可消减」，与用户直觉不符</w:t>
+            </w:r>
+          </w:p>
+        </w:tc>
+      </w:tr>
+    </w:tbl>
+    <w:p/>
+    <w:p>
+      <w:r>
+        <w:rPr>
+          <w:rFonts w:ascii="微软雅黑" w:hAnsi="微软雅黑" w:eastAsia="微软雅黑"/>
+          <w:b/>
+        </w:rPr>
+        <w:t>实测</w:t>
+      </w:r>
+      <w:r>
+        <w:rPr>
+          <w:rFonts w:ascii="微软雅黑" w:hAnsi="微软雅黑" w:eastAsia="微软雅黑"/>
+        </w:rPr>
+        <w:t>：</w:t>
+      </w:r>
+      <w:r>
+        <w:rPr>
+          <w:rFonts w:ascii="Consolas" w:hAnsi="Consolas" w:eastAsia="Consolas"/>
+          <w:color w:val="B03030"/>
+          <w:sz w:val="18"/>
+        </w:rPr>
+        <w:t>deep_max</w:t>
+      </w:r>
+      <w:r>
+        <w:rPr>
+          <w:rFonts w:ascii="微软雅黑" w:hAnsi="微软雅黑" w:eastAsia="微软雅黑"/>
+        </w:rPr>
+        <w:t xml:space="preserve"> 由 100 → </w:t>
+      </w:r>
+      <w:r>
+        <w:rPr>
+          <w:rFonts w:ascii="微软雅黑" w:hAnsi="微软雅黑" w:eastAsia="微软雅黑"/>
+          <w:b/>
+        </w:rPr>
+        <w:t>≤70</w:t>
+      </w:r>
+      <w:r>
+        <w:rPr>
+          <w:rFonts w:ascii="微软雅黑" w:hAnsi="微软雅黑" w:eastAsia="微软雅黑"/>
+        </w:rPr>
+        <w:t>（各局 ［23.4, 70.0］），一致性（总 ≥ 深层）保持 ✓。</w:t>
+      </w:r>
+    </w:p>
+    <w:p>
+      <w:pPr>
+        <w:pStyle w:val="Heading3"/>
+      </w:pPr>
+      <w:r>
+        <w:t>10.27.3 待观察</w:t>
+      </w:r>
+    </w:p>
+    <w:p>
+      <w:r>
+        <w:rPr>
+          <w:rFonts w:ascii="微软雅黑" w:hAnsi="微软雅黑" w:eastAsia="微软雅黑"/>
+        </w:rPr>
+        <w:t>上限值 70 目前</w:t>
+      </w:r>
+      <w:r>
+        <w:rPr>
+          <w:rFonts w:ascii="微软雅黑" w:hAnsi="微软雅黑" w:eastAsia="微软雅黑"/>
+          <w:b/>
+        </w:rPr>
+        <w:t>未经多种子标定</w:t>
+      </w:r>
+      <w:r>
+        <w:rPr>
+          <w:rFonts w:ascii="微软雅黑" w:hAnsi="微软雅黑" w:eastAsia="微软雅黑"/>
+        </w:rPr>
+        <w:t>（爆发指标尚未达标，见 §3.4.1 六）。</w:t>
+      </w:r>
+    </w:p>
+    <w:p>
+      <w:r>
+        <w:rPr>
+          <w:rFonts w:ascii="微软雅黑" w:hAnsi="微软雅黑" w:eastAsia="微软雅黑"/>
+        </w:rPr>
+        <w:t>建议后续加入观测指标「</w:t>
+      </w:r>
+      <w:r>
+        <w:rPr>
+          <w:rFonts w:ascii="微软雅黑" w:hAnsi="微软雅黑" w:eastAsia="微软雅黑"/>
+          <w:b/>
+        </w:rPr>
+        <w:t>举报对子重复率</w:t>
+      </w:r>
+      <w:r>
+        <w:rPr>
+          <w:rFonts w:ascii="微软雅黑" w:hAnsi="微软雅黑" w:eastAsia="微软雅黑"/>
+        </w:rPr>
+        <w:t>」（同一对子被举报 ≥2 次的比例），</w:t>
+      </w:r>
+    </w:p>
+    <w:p>
+      <w:r>
+        <w:rPr>
+          <w:rFonts w:ascii="微软雅黑" w:hAnsi="微软雅黑" w:eastAsia="微软雅黑"/>
+        </w:rPr>
+        <w:t>用它来判断上限是否需要下调。</w:t>
       </w:r>
     </w:p>
     <w:p>

--- a/docs/export/下课十分钟-游戏策划案-v3.1.docx
+++ b/docs/export/下课十分钟-游戏策划案-v3.1.docx
@@ -2505,7 +2505,293 @@
         <w:rPr>
           <w:rFonts w:ascii="微软雅黑" w:hAnsi="微软雅黑" w:eastAsia="微软雅黑"/>
         </w:rPr>
-        <w:t>（输出均值/区间/合格率），凡是「调参数直到指标好看」的动作，都必须看合格率而不是单局数字。</w:t>
+        <w:t>。</w:t>
+      </w:r>
+    </w:p>
+    <w:p>
+      <w:r>
+        <w:rPr>
+          <w:rFonts w:ascii="微软雅黑" w:hAnsi="微软雅黑" w:eastAsia="微软雅黑"/>
+          <w:b/>
+        </w:rPr>
+        <w:t>⚠️ 但「每局都达标」同样是错的</w:t>
+      </w:r>
+      <w:r>
+        <w:rPr>
+          <w:rFonts w:ascii="微软雅黑" w:hAnsi="微软雅黑" w:eastAsia="微软雅黑"/>
+        </w:rPr>
+        <w:t xml:space="preserve">（用户指正）—— </w:t>
+      </w:r>
+      <w:r>
+        <w:rPr>
+          <w:rFonts w:ascii="微软雅黑" w:hAnsi="微软雅黑" w:eastAsia="微软雅黑"/>
+          <w:b/>
+        </w:rPr>
+        <w:t>涌现的本意就是每局都不一样</w:t>
+      </w:r>
+      <w:r>
+        <w:rPr>
+          <w:rFonts w:ascii="微软雅黑" w:hAnsi="微软雅黑" w:eastAsia="微软雅黑"/>
+        </w:rPr>
+        <w:t>，要求每个种子都合格，等于反向扼杀多样性。∴ 门最终改为判</w:t>
+      </w:r>
+      <w:r>
+        <w:rPr>
+          <w:rFonts w:ascii="微软雅黑" w:hAnsi="微软雅黑" w:eastAsia="微软雅黑"/>
+          <w:b/>
+        </w:rPr>
+        <w:t>分布</w:t>
+      </w:r>
+      <w:r>
+        <w:rPr>
+          <w:rFonts w:ascii="微软雅黑" w:hAnsi="微软雅黑" w:eastAsia="微软雅黑"/>
+        </w:rPr>
+        <w:t>：</w:t>
+      </w:r>
+    </w:p>
+    <w:tbl>
+      <w:tblPr>
+        <w:tblStyle w:val="TableGrid"/>
+        <w:tblW w:type="auto" w:w="0"/>
+        <w:tblLook w:firstColumn="1" w:firstRow="1" w:lastColumn="0" w:lastRow="0" w:noHBand="0" w:noVBand="1" w:val="04A0"/>
+      </w:tblPr>
+      <w:tblGrid>
+        <w:gridCol w:w="2880"/>
+        <w:gridCol w:w="2880"/>
+        <w:gridCol w:w="2880"/>
+      </w:tblGrid>
+      <w:tr>
+        <w:tc>
+          <w:tcPr>
+            <w:tcW w:type="dxa" w:w="2880"/>
+          </w:tcPr>
+          <w:p>
+            <w:r>
+              <w:rPr>
+                <w:rFonts w:ascii="微软雅黑" w:hAnsi="微软雅黑" w:eastAsia="微软雅黑"/>
+                <w:b/>
+                <w:sz w:val="18"/>
+              </w:rPr>
+              <w:t>判据类型</w:t>
+            </w:r>
+          </w:p>
+        </w:tc>
+        <w:tc>
+          <w:tcPr>
+            <w:tcW w:type="dxa" w:w="2880"/>
+          </w:tcPr>
+          <w:p>
+            <w:r>
+              <w:rPr>
+                <w:rFonts w:ascii="微软雅黑" w:hAnsi="微软雅黑" w:eastAsia="微软雅黑"/>
+                <w:b/>
+                <w:sz w:val="18"/>
+              </w:rPr>
+              <w:t>要求</w:t>
+            </w:r>
+          </w:p>
+        </w:tc>
+        <w:tc>
+          <w:tcPr>
+            <w:tcW w:type="dxa" w:w="2880"/>
+          </w:tcPr>
+          <w:p>
+            <w:r>
+              <w:rPr>
+                <w:rFonts w:ascii="微软雅黑" w:hAnsi="微软雅黑" w:eastAsia="微软雅黑"/>
+                <w:b/>
+                <w:sz w:val="18"/>
+              </w:rPr>
+              <w:t>理由</w:t>
+            </w:r>
+          </w:p>
+        </w:tc>
+      </w:tr>
+      <w:tr>
+        <w:tc>
+          <w:tcPr>
+            <w:tcW w:type="dxa" w:w="2880"/>
+          </w:tcPr>
+          <w:p>
+            <w:r>
+              <w:rPr>
+                <w:rFonts w:ascii="微软雅黑" w:hAnsi="微软雅黑" w:eastAsia="微软雅黑"/>
+                <w:sz w:val="18"/>
+              </w:rPr>
+              <w:t>跨局均值</w:t>
+            </w:r>
+          </w:p>
+        </w:tc>
+        <w:tc>
+          <w:tcPr>
+            <w:tcW w:type="dxa" w:w="2880"/>
+          </w:tcPr>
+          <w:p>
+            <w:r>
+              <w:rPr>
+                <w:rFonts w:ascii="微软雅黑" w:hAnsi="微软雅黑" w:eastAsia="微软雅黑"/>
+                <w:sz w:val="18"/>
+              </w:rPr>
+              <w:t>落在目标区间</w:t>
+            </w:r>
+          </w:p>
+        </w:tc>
+        <w:tc>
+          <w:tcPr>
+            <w:tcW w:type="dxa" w:w="2880"/>
+          </w:tcPr>
+          <w:p>
+            <w:r>
+              <w:rPr>
+                <w:rFonts w:ascii="微软雅黑" w:hAnsi="微软雅黑" w:eastAsia="微软雅黑"/>
+                <w:sz w:val="18"/>
+              </w:rPr>
+              <w:t>「平均对不对」</w:t>
+            </w:r>
+          </w:p>
+        </w:tc>
+      </w:tr>
+      <w:tr>
+        <w:tc>
+          <w:tcPr>
+            <w:tcW w:type="dxa" w:w="2880"/>
+          </w:tcPr>
+          <w:p>
+            <w:r>
+              <w:rPr>
+                <w:rFonts w:ascii="微软雅黑" w:hAnsi="微软雅黑" w:eastAsia="微软雅黑"/>
+                <w:sz w:val="18"/>
+              </w:rPr>
+              <w:t>畸形项（如好感饱和）</w:t>
+            </w:r>
+          </w:p>
+        </w:tc>
+        <w:tc>
+          <w:tcPr>
+            <w:tcW w:type="dxa" w:w="2880"/>
+          </w:tcPr>
+          <w:p>
+            <w:r>
+              <w:rPr>
+                <w:rFonts w:ascii="微软雅黑" w:hAnsi="微软雅黑" w:eastAsia="微软雅黑"/>
+                <w:sz w:val="18"/>
+              </w:rPr>
+              <w:t>每一局都守住</w:t>
+            </w:r>
+          </w:p>
+        </w:tc>
+        <w:tc>
+          <w:tcPr>
+            <w:tcW w:type="dxa" w:w="2880"/>
+          </w:tcPr>
+          <w:p>
+            <w:r>
+              <w:rPr>
+                <w:rFonts w:ascii="微软雅黑" w:hAnsi="微软雅黑" w:eastAsia="微软雅黑"/>
+                <w:sz w:val="18"/>
+              </w:rPr>
+              <w:t>那是病态，不是多样性</w:t>
+            </w:r>
+          </w:p>
+        </w:tc>
+      </w:tr>
+      <w:tr>
+        <w:tc>
+          <w:tcPr>
+            <w:tcW w:type="dxa" w:w="2880"/>
+          </w:tcPr>
+          <w:p>
+            <w:r>
+              <w:rPr>
+                <w:rFonts w:ascii="微软雅黑" w:hAnsi="微软雅黑" w:eastAsia="微软雅黑"/>
+                <w:sz w:val="18"/>
+              </w:rPr>
+              <w:t>跨局分化度</w:t>
+            </w:r>
+          </w:p>
+        </w:tc>
+        <w:tc>
+          <w:tcPr>
+            <w:tcW w:type="dxa" w:w="2880"/>
+          </w:tcPr>
+          <w:p>
+            <w:r>
+              <w:rPr>
+                <w:rFonts w:ascii="微软雅黑" w:hAnsi="微软雅黑" w:eastAsia="微软雅黑"/>
+                <w:sz w:val="18"/>
+              </w:rPr>
+              <w:t>足够大（均值跨局差 ≥3、爆发差 ≥5）</w:t>
+            </w:r>
+          </w:p>
+        </w:tc>
+        <w:tc>
+          <w:tcPr>
+            <w:tcW w:type="dxa" w:w="2880"/>
+          </w:tcPr>
+          <w:p>
+            <w:r>
+              <w:rPr>
+                <w:rFonts w:ascii="微软雅黑" w:hAnsi="微软雅黑" w:eastAsia="微软雅黑"/>
+                <w:sz w:val="18"/>
+              </w:rPr>
+              <w:t>防止退化成「每局一模一样」</w:t>
+            </w:r>
+          </w:p>
+        </w:tc>
+      </w:tr>
+      <w:tr>
+        <w:tc>
+          <w:tcPr>
+            <w:tcW w:type="dxa" w:w="2880"/>
+          </w:tcPr>
+          <w:p>
+            <w:r>
+              <w:rPr>
+                <w:rFonts w:ascii="微软雅黑" w:hAnsi="微软雅黑" w:eastAsia="微软雅黑"/>
+                <w:sz w:val="18"/>
+              </w:rPr>
+              <w:t>涌现覆盖率</w:t>
+            </w:r>
+          </w:p>
+        </w:tc>
+        <w:tc>
+          <w:tcPr>
+            <w:tcW w:type="dxa" w:w="2880"/>
+          </w:tcPr>
+          <w:p>
+            <w:r>
+              <w:rPr>
+                <w:rFonts w:ascii="微软雅黑" w:hAnsi="微软雅黑" w:eastAsia="微软雅黑"/>
+                <w:sz w:val="18"/>
+              </w:rPr>
+              <w:t>只报比例，不要求每局都发生</w:t>
+            </w:r>
+          </w:p>
+        </w:tc>
+        <w:tc>
+          <w:tcPr>
+            <w:tcW w:type="dxa" w:w="2880"/>
+          </w:tcPr>
+          <w:p>
+            <w:r>
+              <w:rPr>
+                <w:rFonts w:ascii="微软雅黑" w:hAnsi="微软雅黑" w:eastAsia="微软雅黑"/>
+                <w:sz w:val="18"/>
+              </w:rPr>
+              <w:t>举报/排挤本就该是稀有事件</w:t>
+            </w:r>
+          </w:p>
+        </w:tc>
+      </w:tr>
+    </w:tbl>
+    <w:p/>
+    <w:p>
+      <w:r>
+        <w:rPr>
+          <w:rFonts w:ascii="微软雅黑" w:hAnsi="微软雅黑" w:eastAsia="微软雅黑"/>
+          <w:b/>
+        </w:rPr>
+        <w:t>一句话：允许每局不同，但不允许平均不对、也不允许全员畸形。</w:t>
       </w:r>
     </w:p>
     <w:p>

--- a/docs/export/下课十分钟-游戏策划案-v3.1.docx
+++ b/docs/export/下课十分钟-游戏策划案-v3.1.docx
@@ -2304,6 +2304,122 @@
                 <w:sz w:val="18"/>
               </w:rPr>
               <w:t>✗✗ 双耦合</w:t>
+            </w:r>
+          </w:p>
+        </w:tc>
+      </w:tr>
+      <w:tr>
+        <w:tc>
+          <w:tcPr>
+            <w:tcW w:type="dxa" w:w="2160"/>
+          </w:tcPr>
+          <w:p>
+            <w:r>
+              <w:rPr>
+                <w:rFonts w:ascii="微软雅黑" w:hAnsi="微软雅黑" w:eastAsia="微软雅黑"/>
+                <w:sz w:val="18"/>
+              </w:rPr>
+              <w:t>减压侧 ↔ 压力</w:t>
+            </w:r>
+          </w:p>
+        </w:tc>
+        <w:tc>
+          <w:tcPr>
+            <w:tcW w:type="dxa" w:w="2160"/>
+          </w:tcPr>
+          <w:p>
+            <w:r>
+              <w:rPr>
+                <w:rFonts w:ascii="微软雅黑" w:hAnsi="微软雅黑" w:eastAsia="微软雅黑"/>
+                <w:sz w:val="18"/>
+              </w:rPr>
+              <w:t>睡觉 / 闲聊</w:t>
+            </w:r>
+          </w:p>
+        </w:tc>
+        <w:tc>
+          <w:tcPr>
+            <w:tcW w:type="dxa" w:w="2160"/>
+          </w:tcPr>
+          <w:p>
+            <w:r>
+              <w:rPr>
+                <w:rFonts w:ascii="微软雅黑" w:hAnsi="微软雅黑" w:eastAsia="微软雅黑"/>
+                <w:sz w:val="18"/>
+              </w:rPr>
+              <w:t>⚠️ 压力进得少未必是「进得不够」，可能是漏得快。实测：sleep_relief 8→3 让爆发均值 8.8→11.6；但再压到 1→12.2、0→9.0（反降） —— 「睡觉」本身有价值，全禁适得其反。先查哪里漏，再决定加多少。</w:t>
+            </w:r>
+          </w:p>
+        </w:tc>
+        <w:tc>
+          <w:tcPr>
+            <w:tcW w:type="dxa" w:w="2160"/>
+          </w:tcPr>
+          <w:p>
+            <w:r>
+              <w:rPr>
+                <w:rFonts w:ascii="微软雅黑" w:hAnsi="微软雅黑" w:eastAsia="微软雅黑"/>
+                <w:sz w:val="18"/>
+              </w:rPr>
+              <w:t>✗ ✗ 双向</w:t>
+            </w:r>
+          </w:p>
+        </w:tc>
+      </w:tr>
+      <w:tr>
+        <w:tc>
+          <w:tcPr>
+            <w:tcW w:type="dxa" w:w="2160"/>
+          </w:tcPr>
+          <w:p>
+            <w:r>
+              <w:rPr>
+                <w:rFonts w:ascii="微软雅黑" w:hAnsi="微软雅黑" w:eastAsia="微软雅黑"/>
+                <w:sz w:val="18"/>
+              </w:rPr>
+              <w:t>怕吵者专属 ↔ 全员</w:t>
+            </w:r>
+          </w:p>
+        </w:tc>
+        <w:tc>
+          <w:tcPr>
+            <w:tcW w:type="dxa" w:w="2160"/>
+          </w:tcPr>
+          <w:p>
+            <w:r>
+              <w:rPr>
+                <w:rFonts w:ascii="微软雅黑" w:hAnsi="微软雅黑" w:eastAsia="微软雅黑"/>
+                <w:sz w:val="18"/>
+              </w:rPr>
+              <w:t>环境层</w:t>
+            </w:r>
+          </w:p>
+        </w:tc>
+        <w:tc>
+          <w:tcPr>
+            <w:tcW w:type="dxa" w:w="2160"/>
+          </w:tcPr>
+          <w:p>
+            <w:r>
+              <w:rPr>
+                <w:rFonts w:ascii="微软雅黑" w:hAnsi="微软雅黑" w:eastAsia="微软雅黑"/>
+                <w:sz w:val="18"/>
+              </w:rPr>
+              <w:t>⚠️ noise_pressure 的 fear 当初只算「怕吵的人」（内向 / 专注），于是 stress_k 放大 12 倍仍无效 —— 因为压力只落到少数人身上。加 noise_base_fear（基础项，全员受嘈杂影响）后立刻起效：爆发均值 11.6 → 15.9。「信号只发给了小部分人」是隐蔽的失效方式。</w:t>
+            </w:r>
+          </w:p>
+        </w:tc>
+        <w:tc>
+          <w:tcPr>
+            <w:tcW w:type="dxa" w:w="2160"/>
+          </w:tcPr>
+          <w:p>
+            <w:r>
+              <w:rPr>
+                <w:rFonts w:ascii="微软雅黑" w:hAnsi="微软雅黑" w:eastAsia="微软雅黑"/>
+                <w:sz w:val="18"/>
+              </w:rPr>
+              <w:t>✗ 间接耦合</w:t>
             </w:r>
           </w:p>
         </w:tc>
@@ -25365,6 +25481,847 @@
           <w:rFonts w:ascii="微软雅黑" w:hAnsi="微软雅黑" w:eastAsia="微软雅黑"/>
         </w:rPr>
         <w:t>用它来判断上限是否需要下调。</w:t>
+      </w:r>
+    </w:p>
+    <w:p>
+      <w:pPr>
+        <w:pStyle w:val="Heading2"/>
+      </w:pPr>
+      <w:r>
+        <w:t>10.28 环境层 → 压力：基础项与减压侧</w:t>
+      </w:r>
+    </w:p>
+    <w:p>
+      <w:pPr>
+        <w:ind w:left="360"/>
+      </w:pPr>
+      <w:r>
+        <w:rPr>
+          <w:rFonts w:ascii="微软雅黑" w:hAnsi="微软雅黑" w:eastAsia="微软雅黑"/>
+          <w:i/>
+        </w:rPr>
+        <w:t xml:space="preserve">✅ </w:t>
+      </w:r>
+      <w:r>
+        <w:rPr>
+          <w:rFonts w:ascii="微软雅黑" w:hAnsi="微软雅黑" w:eastAsia="微软雅黑"/>
+          <w:b/>
+          <w:i/>
+        </w:rPr>
+        <w:t>已实现</w:t>
+      </w:r>
+      <w:r>
+        <w:rPr>
+          <w:rFonts w:ascii="微软雅黑" w:hAnsi="微软雅黑" w:eastAsia="微软雅黑"/>
+          <w:i/>
+        </w:rPr>
+        <w:t>（2026-10-05）。参数：</w:t>
+      </w:r>
+      <w:r>
+        <w:rPr>
+          <w:rFonts w:ascii="Consolas" w:hAnsi="Consolas" w:eastAsia="Consolas"/>
+          <w:i/>
+          <w:color w:val="B03030"/>
+          <w:sz w:val="18"/>
+        </w:rPr>
+        <w:t>noise_base_fear</w:t>
+      </w:r>
+      <w:r>
+        <w:rPr>
+          <w:rFonts w:ascii="微软雅黑" w:hAnsi="微软雅黑" w:eastAsia="微软雅黑"/>
+          <w:i/>
+        </w:rPr>
+        <w:t xml:space="preserve"> / </w:t>
+      </w:r>
+      <w:r>
+        <w:rPr>
+          <w:rFonts w:ascii="Consolas" w:hAnsi="Consolas" w:eastAsia="Consolas"/>
+          <w:i/>
+          <w:color w:val="B03030"/>
+          <w:sz w:val="18"/>
+        </w:rPr>
+        <w:t>stress_k</w:t>
+      </w:r>
+      <w:r>
+        <w:rPr>
+          <w:rFonts w:ascii="微软雅黑" w:hAnsi="微软雅黑" w:eastAsia="微软雅黑"/>
+          <w:i/>
+        </w:rPr>
+        <w:t>（</w:t>
+      </w:r>
+      <w:r>
+        <w:rPr>
+          <w:rFonts w:ascii="Consolas" w:hAnsi="Consolas" w:eastAsia="Consolas"/>
+          <w:i/>
+          <w:color w:val="B03030"/>
+          <w:sz w:val="18"/>
+        </w:rPr>
+        <w:t>environment.csv</w:t>
+      </w:r>
+      <w:r>
+        <w:rPr>
+          <w:rFonts w:ascii="微软雅黑" w:hAnsi="微软雅黑" w:eastAsia="微软雅黑"/>
+          <w:i/>
+        </w:rPr>
+        <w:t>）、</w:t>
+      </w:r>
+      <w:r>
+        <w:rPr>
+          <w:rFonts w:ascii="Consolas" w:hAnsi="Consolas" w:eastAsia="Consolas"/>
+          <w:i/>
+          <w:color w:val="B03030"/>
+          <w:sz w:val="18"/>
+        </w:rPr>
+        <w:t>sleep_relief</w:t>
+      </w:r>
+      <w:r>
+        <w:rPr>
+          <w:rFonts w:ascii="微软雅黑" w:hAnsi="微软雅黑" w:eastAsia="微软雅黑"/>
+          <w:i/>
+        </w:rPr>
+        <w:t>。</w:t>
+      </w:r>
+    </w:p>
+    <w:p>
+      <w:pPr>
+        <w:pStyle w:val="Heading3"/>
+      </w:pPr>
+      <w:r>
+        <w:t>10.28.1 一个隐蔽的失效方式：信号只发给了小部分人</w:t>
+      </w:r>
+    </w:p>
+    <w:p>
+      <w:r>
+        <w:rPr>
+          <w:rFonts w:ascii="Consolas" w:hAnsi="Consolas" w:eastAsia="Consolas"/>
+          <w:color w:val="B03030"/>
+          <w:sz w:val="18"/>
+        </w:rPr>
+        <w:t>noise_pressure</w:t>
+      </w:r>
+      <w:r>
+        <w:rPr>
+          <w:rFonts w:ascii="微软雅黑" w:hAnsi="微软雅黑" w:eastAsia="微软雅黑"/>
+        </w:rPr>
+        <w:t xml:space="preserve"> 原本的压力系数是：</w:t>
+      </w:r>
+    </w:p>
+    <w:p>
+      <w:pPr>
+        <w:ind w:left="240"/>
+      </w:pPr>
+      <w:r>
+        <w:rPr>
+          <w:rFonts w:ascii="Consolas" w:hAnsi="Consolas" w:eastAsia="Consolas"/>
+          <w:sz w:val="18"/>
+        </w:rPr>
+        <w:t>fear = f_j·(P−50)/50 + f_e·(50−E)/50      ← 越内向、越专注越怕吵</w:t>
+      </w:r>
+    </w:p>
+    <w:p>
+      <w:r>
+        <w:rPr>
+          <w:rFonts w:ascii="微软雅黑" w:hAnsi="微软雅黑" w:eastAsia="微软雅黑"/>
+        </w:rPr>
+        <w:t>即</w:t>
+      </w:r>
+      <w:r>
+        <w:rPr>
+          <w:rFonts w:ascii="微软雅黑" w:hAnsi="微软雅黑" w:eastAsia="微软雅黑"/>
+          <w:b/>
+        </w:rPr>
+        <w:t>只有「怕吵的人」会被嘈杂环境影响</w:t>
+      </w:r>
+      <w:r>
+        <w:rPr>
+          <w:rFonts w:ascii="微软雅黑" w:hAnsi="微软雅黑" w:eastAsia="微软雅黑"/>
+        </w:rPr>
+        <w:t xml:space="preserve">。后果是：把 </w:t>
+      </w:r>
+      <w:r>
+        <w:rPr>
+          <w:rFonts w:ascii="Consolas" w:hAnsi="Consolas" w:eastAsia="Consolas"/>
+          <w:color w:val="B03030"/>
+          <w:sz w:val="18"/>
+        </w:rPr>
+        <w:t>stress_k</w:t>
+      </w:r>
+      <w:r>
+        <w:rPr>
+          <w:rFonts w:ascii="微软雅黑" w:hAnsi="微软雅黑" w:eastAsia="微软雅黑"/>
+        </w:rPr>
+        <w:t xml:space="preserve"> </w:t>
+      </w:r>
+      <w:r>
+        <w:rPr>
+          <w:rFonts w:ascii="微软雅黑" w:hAnsi="微软雅黑" w:eastAsia="微软雅黑"/>
+          <w:b/>
+        </w:rPr>
+        <w:t>放大 12 倍</w:t>
+      </w:r>
+      <w:r>
+        <w:rPr>
+          <w:rFonts w:ascii="微软雅黑" w:hAnsi="微软雅黑" w:eastAsia="微软雅黑"/>
+        </w:rPr>
+        <w:t>，</w:t>
+      </w:r>
+    </w:p>
+    <w:p>
+      <w:r>
+        <w:rPr>
+          <w:rFonts w:ascii="微软雅黑" w:hAnsi="微软雅黑" w:eastAsia="微软雅黑"/>
+        </w:rPr>
+        <w:t>爆发均值也只从 7.5 到 9.4 —— 因为</w:t>
+      </w:r>
+      <w:r>
+        <w:rPr>
+          <w:rFonts w:ascii="微软雅黑" w:hAnsi="微软雅黑" w:eastAsia="微软雅黑"/>
+          <w:b/>
+        </w:rPr>
+        <w:t>压力只落在少数人身上</w:t>
+      </w:r>
+      <w:r>
+        <w:rPr>
+          <w:rFonts w:ascii="微软雅黑" w:hAnsi="微软雅黑" w:eastAsia="微软雅黑"/>
+        </w:rPr>
+        <w:t>，全班压力水平几乎不动。</w:t>
+      </w:r>
+    </w:p>
+    <w:p>
+      <w:r>
+        <w:rPr>
+          <w:rFonts w:ascii="微软雅黑" w:hAnsi="微软雅黑" w:eastAsia="微软雅黑"/>
+          <w:b/>
+        </w:rPr>
+        <w:t>修正</w:t>
+      </w:r>
+      <w:r>
+        <w:rPr>
+          <w:rFonts w:ascii="微软雅黑" w:hAnsi="微软雅黑" w:eastAsia="微软雅黑"/>
+        </w:rPr>
+        <w:t>：加入</w:t>
+      </w:r>
+      <w:r>
+        <w:rPr>
+          <w:rFonts w:ascii="微软雅黑" w:hAnsi="微软雅黑" w:eastAsia="微软雅黑"/>
+          <w:b/>
+        </w:rPr>
+        <w:t>基础项</w:t>
+      </w:r>
+      <w:r>
+        <w:rPr>
+          <w:rFonts w:ascii="微软雅黑" w:hAnsi="微软雅黑" w:eastAsia="微软雅黑"/>
+        </w:rPr>
+        <w:t xml:space="preserve"> —— 嘈杂环境对</w:t>
+      </w:r>
+      <w:r>
+        <w:rPr>
+          <w:rFonts w:ascii="微软雅黑" w:hAnsi="微软雅黑" w:eastAsia="微软雅黑"/>
+          <w:b/>
+        </w:rPr>
+        <w:t>所有人</w:t>
+      </w:r>
+      <w:r>
+        <w:rPr>
+          <w:rFonts w:ascii="微软雅黑" w:hAnsi="微软雅黑" w:eastAsia="微软雅黑"/>
+        </w:rPr>
+        <w:t>都有压力：</w:t>
+      </w:r>
+    </w:p>
+    <w:p>
+      <w:pPr>
+        <w:ind w:left="240"/>
+      </w:pPr>
+      <w:r>
+        <w:rPr>
+          <w:rFonts w:ascii="Consolas" w:hAnsi="Consolas" w:eastAsia="Consolas"/>
+          <w:sz w:val="18"/>
+        </w:rPr>
+        <w:t>fear = noise_base_fear + (原怕吵项)</w:t>
+      </w:r>
+    </w:p>
+    <w:p>
+      <w:r>
+        <w:rPr>
+          <w:rFonts w:ascii="微软雅黑" w:hAnsi="微软雅黑" w:eastAsia="微软雅黑"/>
+        </w:rPr>
+        <w:t xml:space="preserve">起效立竿见影：爆发均值 </w:t>
+      </w:r>
+      <w:r>
+        <w:rPr>
+          <w:rFonts w:ascii="微软雅黑" w:hAnsi="微软雅黑" w:eastAsia="微软雅黑"/>
+          <w:b/>
+        </w:rPr>
+        <w:t>11.6 → 15.9</w:t>
+      </w:r>
+      <w:r>
+        <w:rPr>
+          <w:rFonts w:ascii="微软雅黑" w:hAnsi="微软雅黑" w:eastAsia="微软雅黑"/>
+        </w:rPr>
+        <w:t>，进入目标区间。</w:t>
+      </w:r>
+    </w:p>
+    <w:p>
+      <w:pPr>
+        <w:ind w:left="360"/>
+      </w:pPr>
+      <w:r>
+        <w:rPr>
+          <w:rFonts w:ascii="微软雅黑" w:hAnsi="微软雅黑" w:eastAsia="微软雅黑"/>
+          <w:b/>
+          <w:i/>
+        </w:rPr>
+        <w:t>教训</w:t>
+      </w:r>
+      <w:r>
+        <w:rPr>
+          <w:rFonts w:ascii="微软雅黑" w:hAnsi="微软雅黑" w:eastAsia="微软雅黑"/>
+          <w:i/>
+        </w:rPr>
+        <w:t>：调一个系数十倍无效时，先怀疑「这个信号是不是只发给了小部分人」， 而不是继续加大系数。</w:t>
+      </w:r>
+    </w:p>
+    <w:p>
+      <w:pPr>
+        <w:pStyle w:val="Heading3"/>
+      </w:pPr>
+      <w:r>
+        <w:t>10.28.2 减压侧：先查哪里漏</w:t>
+      </w:r>
+    </w:p>
+    <w:p>
+      <w:r>
+        <w:rPr>
+          <w:rFonts w:ascii="微软雅黑" w:hAnsi="微软雅黑" w:eastAsia="微软雅黑"/>
+        </w:rPr>
+        <w:t>压力上不去也可能不是「进得少」，而是</w:t>
+      </w:r>
+      <w:r>
+        <w:rPr>
+          <w:rFonts w:ascii="微软雅黑" w:hAnsi="微软雅黑" w:eastAsia="微软雅黑"/>
+          <w:b/>
+        </w:rPr>
+        <w:t>漏得快</w:t>
+      </w:r>
+      <w:r>
+        <w:rPr>
+          <w:rFonts w:ascii="微软雅黑" w:hAnsi="微软雅黑" w:eastAsia="微软雅黑"/>
+        </w:rPr>
+        <w:t xml:space="preserve">。实测 </w:t>
+      </w:r>
+      <w:r>
+        <w:rPr>
+          <w:rFonts w:ascii="Consolas" w:hAnsi="Consolas" w:eastAsia="Consolas"/>
+          <w:color w:val="B03030"/>
+          <w:sz w:val="18"/>
+        </w:rPr>
+        <w:t>sleep_relief</w:t>
+      </w:r>
+      <w:r>
+        <w:rPr>
+          <w:rFonts w:ascii="微软雅黑" w:hAnsi="微软雅黑" w:eastAsia="微软雅黑"/>
+        </w:rPr>
+        <w:t>：</w:t>
+      </w:r>
+    </w:p>
+    <w:tbl>
+      <w:tblPr>
+        <w:tblStyle w:val="TableGrid"/>
+        <w:tblW w:type="auto" w:w="0"/>
+        <w:tblLook w:firstColumn="1" w:firstRow="1" w:lastColumn="0" w:lastRow="0" w:noHBand="0" w:noVBand="1" w:val="04A0"/>
+      </w:tblPr>
+      <w:tblGrid>
+        <w:gridCol w:w="1728"/>
+        <w:gridCol w:w="1728"/>
+        <w:gridCol w:w="1728"/>
+        <w:gridCol w:w="1728"/>
+        <w:gridCol w:w="1728"/>
+      </w:tblGrid>
+      <w:tr>
+        <w:tc>
+          <w:tcPr>
+            <w:tcW w:type="dxa" w:w="1728"/>
+          </w:tcPr>
+          <w:p>
+            <w:r>
+              <w:rPr>
+                <w:rFonts w:ascii="微软雅黑" w:hAnsi="微软雅黑" w:eastAsia="微软雅黑"/>
+                <w:b/>
+                <w:sz w:val="18"/>
+              </w:rPr>
+              <w:t>sleep_relief</w:t>
+            </w:r>
+          </w:p>
+        </w:tc>
+        <w:tc>
+          <w:tcPr>
+            <w:tcW w:type="dxa" w:w="1728"/>
+          </w:tcPr>
+          <w:p>
+            <w:r>
+              <w:rPr>
+                <w:rFonts w:ascii="微软雅黑" w:hAnsi="微软雅黑" w:eastAsia="微软雅黑"/>
+                <w:b/>
+                <w:sz w:val="18"/>
+              </w:rPr>
+              <w:t>8</w:t>
+            </w:r>
+          </w:p>
+        </w:tc>
+        <w:tc>
+          <w:tcPr>
+            <w:tcW w:type="dxa" w:w="1728"/>
+          </w:tcPr>
+          <w:p>
+            <w:r>
+              <w:rPr>
+                <w:rFonts w:ascii="微软雅黑" w:hAnsi="微软雅黑" w:eastAsia="微软雅黑"/>
+                <w:b/>
+                <w:sz w:val="18"/>
+              </w:rPr>
+              <w:t>3</w:t>
+            </w:r>
+          </w:p>
+        </w:tc>
+        <w:tc>
+          <w:tcPr>
+            <w:tcW w:type="dxa" w:w="1728"/>
+          </w:tcPr>
+          <w:p>
+            <w:r>
+              <w:rPr>
+                <w:rFonts w:ascii="微软雅黑" w:hAnsi="微软雅黑" w:eastAsia="微软雅黑"/>
+                <w:b/>
+                <w:sz w:val="18"/>
+              </w:rPr>
+              <w:t>1</w:t>
+            </w:r>
+          </w:p>
+        </w:tc>
+        <w:tc>
+          <w:tcPr>
+            <w:tcW w:type="dxa" w:w="1728"/>
+          </w:tcPr>
+          <w:p>
+            <w:r>
+              <w:rPr>
+                <w:rFonts w:ascii="微软雅黑" w:hAnsi="微软雅黑" w:eastAsia="微软雅黑"/>
+                <w:b/>
+                <w:sz w:val="18"/>
+              </w:rPr>
+              <w:t>0</w:t>
+            </w:r>
+          </w:p>
+        </w:tc>
+      </w:tr>
+      <w:tr>
+        <w:tc>
+          <w:tcPr>
+            <w:tcW w:type="dxa" w:w="1728"/>
+          </w:tcPr>
+          <w:p>
+            <w:r>
+              <w:rPr>
+                <w:rFonts w:ascii="微软雅黑" w:hAnsi="微软雅黑" w:eastAsia="微软雅黑"/>
+                <w:sz w:val="18"/>
+              </w:rPr>
+              <w:t>爆发均值</w:t>
+            </w:r>
+          </w:p>
+        </w:tc>
+        <w:tc>
+          <w:tcPr>
+            <w:tcW w:type="dxa" w:w="1728"/>
+          </w:tcPr>
+          <w:p>
+            <w:r>
+              <w:rPr>
+                <w:rFonts w:ascii="微软雅黑" w:hAnsi="微软雅黑" w:eastAsia="微软雅黑"/>
+                <w:sz w:val="18"/>
+              </w:rPr>
+              <w:t>8.8</w:t>
+            </w:r>
+          </w:p>
+        </w:tc>
+        <w:tc>
+          <w:tcPr>
+            <w:tcW w:type="dxa" w:w="1728"/>
+          </w:tcPr>
+          <w:p>
+            <w:r>
+              <w:rPr>
+                <w:rFonts w:ascii="微软雅黑" w:hAnsi="微软雅黑" w:eastAsia="微软雅黑"/>
+                <w:sz w:val="18"/>
+              </w:rPr>
+              <w:t>11.6</w:t>
+            </w:r>
+          </w:p>
+        </w:tc>
+        <w:tc>
+          <w:tcPr>
+            <w:tcW w:type="dxa" w:w="1728"/>
+          </w:tcPr>
+          <w:p>
+            <w:r>
+              <w:rPr>
+                <w:rFonts w:ascii="微软雅黑" w:hAnsi="微软雅黑" w:eastAsia="微软雅黑"/>
+                <w:sz w:val="18"/>
+              </w:rPr>
+              <w:t>12.2</w:t>
+            </w:r>
+          </w:p>
+        </w:tc>
+        <w:tc>
+          <w:tcPr>
+            <w:tcW w:type="dxa" w:w="1728"/>
+          </w:tcPr>
+          <w:p>
+            <w:r>
+              <w:rPr>
+                <w:rFonts w:ascii="微软雅黑" w:hAnsi="微软雅黑" w:eastAsia="微软雅黑"/>
+                <w:sz w:val="18"/>
+              </w:rPr>
+              <w:t>9.0（反降）</w:t>
+            </w:r>
+          </w:p>
+        </w:tc>
+      </w:tr>
+    </w:tbl>
+    <w:p/>
+    <w:p>
+      <w:r>
+        <w:rPr>
+          <w:rFonts w:ascii="微软雅黑" w:hAnsi="微软雅黑" w:eastAsia="微软雅黑"/>
+          <w:b/>
+        </w:rPr>
+        <w:t>`0` 反而更差</w:t>
+      </w:r>
+      <w:r>
+        <w:rPr>
+          <w:rFonts w:ascii="微软雅黑" w:hAnsi="微软雅黑" w:eastAsia="微软雅黑"/>
+        </w:rPr>
+        <w:t xml:space="preserve"> —— 说明「睡觉」作为</w:t>
+      </w:r>
+      <w:r>
+        <w:rPr>
+          <w:rFonts w:ascii="微软雅黑" w:hAnsi="微软雅黑" w:eastAsia="微软雅黑"/>
+          <w:b/>
+        </w:rPr>
+        <w:t>主动减压出口</w:t>
+      </w:r>
+      <w:r>
+        <w:rPr>
+          <w:rFonts w:ascii="微软雅黑" w:hAnsi="微软雅黑" w:eastAsia="微软雅黑"/>
+        </w:rPr>
+        <w:t>本身有价值（§10.8），全禁适得其反。</w:t>
+      </w:r>
+    </w:p>
+    <w:p>
+      <w:r>
+        <w:rPr>
+          <w:rFonts w:ascii="微软雅黑" w:hAnsi="微软雅黑" w:eastAsia="微软雅黑"/>
+        </w:rPr>
+        <w:t xml:space="preserve">∴ 采用用户指定的 </w:t>
+      </w:r>
+      <w:r>
+        <w:rPr>
+          <w:rFonts w:ascii="微软雅黑" w:hAnsi="微软雅黑" w:eastAsia="微软雅黑"/>
+          <w:b/>
+        </w:rPr>
+        <w:t>3</w:t>
+      </w:r>
+      <w:r>
+        <w:rPr>
+          <w:rFonts w:ascii="微软雅黑" w:hAnsi="微软雅黑" w:eastAsia="微软雅黑"/>
+        </w:rPr>
+        <w:t>：削弱它的强度、但保留这条出口。</w:t>
+      </w:r>
+    </w:p>
+    <w:p>
+      <w:pPr>
+        <w:pStyle w:val="Heading3"/>
+      </w:pPr>
+      <w:r>
+        <w:t>10.28.3 最终参数与实测</w:t>
+      </w:r>
+    </w:p>
+    <w:p>
+      <w:pPr>
+        <w:ind w:left="240"/>
+      </w:pPr>
+      <w:r>
+        <w:rPr>
+          <w:rFonts w:ascii="Consolas" w:hAnsi="Consolas" w:eastAsia="Consolas"/>
+          <w:sz w:val="18"/>
+        </w:rPr>
+        <w:t>noise_base_fear = 1.3    stress_k = 0.20    sleep_relief = 3</w:t>
+      </w:r>
+    </w:p>
+    <w:tbl>
+      <w:tblPr>
+        <w:tblStyle w:val="TableGrid"/>
+        <w:tblW w:type="auto" w:w="0"/>
+        <w:tblLook w:firstColumn="1" w:firstRow="1" w:lastColumn="0" w:lastRow="0" w:noHBand="0" w:noVBand="1" w:val="04A0"/>
+      </w:tblPr>
+      <w:tblGrid>
+        <w:gridCol w:w="4320"/>
+        <w:gridCol w:w="4320"/>
+      </w:tblGrid>
+      <w:tr>
+        <w:tc>
+          <w:tcPr>
+            <w:tcW w:type="dxa" w:w="4320"/>
+          </w:tcPr>
+          <w:p>
+            <w:r>
+              <w:rPr>
+                <w:rFonts w:ascii="微软雅黑" w:hAnsi="微软雅黑" w:eastAsia="微软雅黑"/>
+                <w:b/>
+                <w:sz w:val="18"/>
+              </w:rPr>
+              <w:t>判据</w:t>
+            </w:r>
+          </w:p>
+        </w:tc>
+        <w:tc>
+          <w:tcPr>
+            <w:tcW w:type="dxa" w:w="4320"/>
+          </w:tcPr>
+          <w:p>
+            <w:r>
+              <w:rPr>
+                <w:rFonts w:ascii="微软雅黑" w:hAnsi="微软雅黑" w:eastAsia="微软雅黑"/>
+                <w:b/>
+                <w:sz w:val="18"/>
+              </w:rPr>
+              <w:t>结果</w:t>
+            </w:r>
+          </w:p>
+        </w:tc>
+      </w:tr>
+      <w:tr>
+        <w:tc>
+          <w:tcPr>
+            <w:tcW w:type="dxa" w:w="4320"/>
+          </w:tcPr>
+          <w:p>
+            <w:r>
+              <w:rPr>
+                <w:rFonts w:ascii="微软雅黑" w:hAnsi="微软雅黑" w:eastAsia="微软雅黑"/>
+                <w:sz w:val="18"/>
+              </w:rPr>
+              <w:t>压力爆发（跨局均值）</w:t>
+            </w:r>
+          </w:p>
+        </w:tc>
+        <w:tc>
+          <w:tcPr>
+            <w:tcW w:type="dxa" w:w="4320"/>
+          </w:tcPr>
+          <w:p>
+            <w:r>
+              <w:rPr>
+                <w:rFonts w:ascii="微软雅黑" w:hAnsi="微软雅黑" w:eastAsia="微软雅黑"/>
+                <w:sz w:val="18"/>
+              </w:rPr>
+              <w:t>15.9 ［1, 40］✓</w:t>
+            </w:r>
+          </w:p>
+        </w:tc>
+      </w:tr>
+      <w:tr>
+        <w:tc>
+          <w:tcPr>
+            <w:tcW w:type="dxa" w:w="4320"/>
+          </w:tcPr>
+          <w:p>
+            <w:r>
+              <w:rPr>
+                <w:rFonts w:ascii="微软雅黑" w:hAnsi="微软雅黑" w:eastAsia="微软雅黑"/>
+                <w:sz w:val="18"/>
+              </w:rPr>
+              <w:t>好感均值</w:t>
+            </w:r>
+          </w:p>
+        </w:tc>
+        <w:tc>
+          <w:tcPr>
+            <w:tcW w:type="dxa" w:w="4320"/>
+          </w:tcPr>
+          <w:p>
+            <w:r>
+              <w:rPr>
+                <w:rFonts w:ascii="微软雅黑" w:hAnsi="微软雅黑" w:eastAsia="微软雅黑"/>
+                <w:sz w:val="18"/>
+              </w:rPr>
+              <w:t>58.8 ［37.9, 69.7］✓</w:t>
+            </w:r>
+          </w:p>
+        </w:tc>
+      </w:tr>
+      <w:tr>
+        <w:tc>
+          <w:tcPr>
+            <w:tcW w:type="dxa" w:w="4320"/>
+          </w:tcPr>
+          <w:p>
+            <w:r>
+              <w:rPr>
+                <w:rFonts w:ascii="微软雅黑" w:hAnsi="微软雅黑" w:eastAsia="微软雅黑"/>
+                <w:sz w:val="18"/>
+              </w:rPr>
+              <w:t>好感标准差</w:t>
+            </w:r>
+          </w:p>
+        </w:tc>
+        <w:tc>
+          <w:tcPr>
+            <w:tcW w:type="dxa" w:w="4320"/>
+          </w:tcPr>
+          <w:p>
+            <w:r>
+              <w:rPr>
+                <w:rFonts w:ascii="微软雅黑" w:hAnsi="微软雅黑" w:eastAsia="微软雅黑"/>
+                <w:sz w:val="18"/>
+              </w:rPr>
+              <w:t>22.5（≥20）✓</w:t>
+            </w:r>
+          </w:p>
+        </w:tc>
+      </w:tr>
+      <w:tr>
+        <w:tc>
+          <w:tcPr>
+            <w:tcW w:type="dxa" w:w="4320"/>
+          </w:tcPr>
+          <w:p>
+            <w:r>
+              <w:rPr>
+                <w:rFonts w:ascii="微软雅黑" w:hAnsi="微软雅黑" w:eastAsia="微软雅黑"/>
+                <w:sz w:val="18"/>
+              </w:rPr>
+              <w:t>好感饱和率</w:t>
+            </w:r>
+          </w:p>
+        </w:tc>
+        <w:tc>
+          <w:tcPr>
+            <w:tcW w:type="dxa" w:w="4320"/>
+          </w:tcPr>
+          <w:p>
+            <w:r>
+              <w:rPr>
+                <w:rFonts w:ascii="微软雅黑" w:hAnsi="微软雅黑" w:eastAsia="微软雅黑"/>
+                <w:sz w:val="18"/>
+              </w:rPr>
+              <w:t>0.0%（每局）✓</w:t>
+            </w:r>
+          </w:p>
+        </w:tc>
+      </w:tr>
+      <w:tr>
+        <w:tc>
+          <w:tcPr>
+            <w:tcW w:type="dxa" w:w="4320"/>
+          </w:tcPr>
+          <w:p>
+            <w:r>
+              <w:rPr>
+                <w:rFonts w:ascii="微软雅黑" w:hAnsi="微软雅黑" w:eastAsia="微软雅黑"/>
+                <w:sz w:val="18"/>
+              </w:rPr>
+              <w:t>跨局分化度</w:t>
+            </w:r>
+          </w:p>
+        </w:tc>
+        <w:tc>
+          <w:tcPr>
+            <w:tcW w:type="dxa" w:w="4320"/>
+          </w:tcPr>
+          <w:p>
+            <w:r>
+              <w:rPr>
+                <w:rFonts w:ascii="微软雅黑" w:hAnsi="微软雅黑" w:eastAsia="微软雅黑"/>
+                <w:sz w:val="18"/>
+              </w:rPr>
+              <w:t>均值差 31.8、爆发差 39 ✓</w:t>
+            </w:r>
+          </w:p>
+        </w:tc>
+      </w:tr>
+      <w:tr>
+        <w:tc>
+          <w:tcPr>
+            <w:tcW w:type="dxa" w:w="4320"/>
+          </w:tcPr>
+          <w:p>
+            <w:r>
+              <w:rPr>
+                <w:rFonts w:ascii="微软雅黑" w:hAnsi="微软雅黑" w:eastAsia="微软雅黑"/>
+                <w:sz w:val="18"/>
+              </w:rPr>
+              <w:t>涌现覆盖</w:t>
+            </w:r>
+          </w:p>
+        </w:tc>
+        <w:tc>
+          <w:tcPr>
+            <w:tcW w:type="dxa" w:w="4320"/>
+          </w:tcPr>
+          <w:p>
+            <w:r>
+              <w:rPr>
+                <w:rFonts w:ascii="微软雅黑" w:hAnsi="微软雅黑" w:eastAsia="微软雅黑"/>
+                <w:sz w:val="18"/>
+              </w:rPr>
+              <w:t>举报 3/8 局 · 排挤 8/8 局 · 当众羞辱 8/8 局</w:t>
+            </w:r>
+          </w:p>
+        </w:tc>
+      </w:tr>
+    </w:tbl>
+    <w:p/>
+    <w:p>
+      <w:r>
+        <w:rPr>
+          <w:rFonts w:ascii="微软雅黑" w:hAnsi="微软雅黑" w:eastAsia="微软雅黑"/>
+          <w:b/>
+        </w:rPr>
+        <w:t>粒度值</w:t>
+      </w:r>
+      <w:r>
+        <w:rPr>
+          <w:rFonts w:ascii="微软雅黑" w:hAnsi="微软雅黑" w:eastAsia="微软雅黑"/>
+        </w:rPr>
+        <w:t>：</w:t>
+      </w:r>
+      <w:r>
+        <w:rPr>
+          <w:rFonts w:ascii="Consolas" w:hAnsi="Consolas" w:eastAsia="Consolas"/>
+          <w:color w:val="B03030"/>
+          <w:sz w:val="18"/>
+        </w:rPr>
+        <w:t>stress_k</w:t>
+      </w:r>
+      <w:r>
+        <w:rPr>
+          <w:rFonts w:ascii="微软雅黑" w:hAnsi="微软雅黑" w:eastAsia="微软雅黑"/>
+        </w:rPr>
+        <w:t>、</w:t>
+      </w:r>
+      <w:r>
+        <w:rPr>
+          <w:rFonts w:ascii="Consolas" w:hAnsi="Consolas" w:eastAsia="Consolas"/>
+          <w:color w:val="B03030"/>
+          <w:sz w:val="18"/>
+        </w:rPr>
+        <w:t>noise_base_fear</w:t>
+      </w:r>
+      <w:r>
+        <w:rPr>
+          <w:rFonts w:ascii="微软雅黑" w:hAnsi="微软雅黑" w:eastAsia="微软雅黑"/>
+        </w:rPr>
+        <w:t xml:space="preserve"> 均为两位小数（§3.4.1 纪律④的惯例）。</w:t>
       </w:r>
     </w:p>
     <w:p>

--- a/docs/export/下课十分钟-游戏策划案-v3.1.docx
+++ b/docs/export/下课十分钟-游戏策划案-v3.1.docx
@@ -16011,7 +16011,7 @@
           <w:b/>
           <w:i/>
         </w:rPr>
-        <w:t>部分接线</w:t>
+        <w:t>已接线</w:t>
       </w:r>
       <w:r>
         <w:rPr>
@@ -16033,7 +16033,7 @@
           <w:rFonts w:ascii="微软雅黑" w:hAnsi="微软雅黑" w:eastAsia="微软雅黑"/>
           <w:i/>
         </w:rPr>
-        <w:t xml:space="preserve">（单向）已实现，见 §10.21；→ </w:t>
+        <w:t xml:space="preserve">（单向），见 §10.21；超阈音量 → </w:t>
       </w:r>
       <w:r>
         <w:rPr>
@@ -16064,7 +16064,7 @@
           <w:rFonts w:ascii="微软雅黑" w:hAnsi="微软雅黑" w:eastAsia="微软雅黑"/>
           <w:i/>
         </w:rPr>
-        <w:t>）仍为 0，待联合标定。</w:t>
+        <w:t>），见 §10.28。</w:t>
       </w:r>
     </w:p>
     <w:p>

--- a/docs/export/下课十分钟-游戏策划案-v3.1.docx
+++ b/docs/export/下课十分钟-游戏策划案-v3.1.docx
@@ -2542,6 +2542,210 @@
       </w:tr>
     </w:tbl>
     <w:p/>
+    <w:p>
+      <w:pPr>
+        <w:ind w:left="360"/>
+      </w:pPr>
+      <w:r>
+        <w:rPr>
+          <w:rFonts w:ascii="微软雅黑" w:hAnsi="微软雅黑" w:eastAsia="微软雅黑"/>
+          <w:b/>
+          <w:i/>
+        </w:rPr>
+        <w:t>📐 标定口径</w:t>
+      </w:r>
+      <w:r>
+        <w:rPr>
+          <w:rFonts w:ascii="微软雅黑" w:hAnsi="微软雅黑" w:eastAsia="微软雅黑"/>
+          <w:i/>
+        </w:rPr>
+        <w:t>：§3.4 的目标约束的是</w:t>
+      </w:r>
+      <w:r>
+        <w:rPr>
+          <w:rFonts w:ascii="微软雅黑" w:hAnsi="微软雅黑" w:eastAsia="微软雅黑"/>
+          <w:b/>
+          <w:i/>
+        </w:rPr>
+        <w:t>分布的下限与上限</w:t>
+      </w:r>
+      <w:r>
+        <w:rPr>
+          <w:rFonts w:ascii="微软雅黑" w:hAnsi="微软雅黑" w:eastAsia="微软雅黑"/>
+          <w:i/>
+        </w:rPr>
+        <w:t>，</w:t>
+      </w:r>
+      <w:r>
+        <w:rPr>
+          <w:rFonts w:ascii="微软雅黑" w:hAnsi="微软雅黑" w:eastAsia="微软雅黑"/>
+          <w:b/>
+          <w:i/>
+        </w:rPr>
+        <w:t>不是单局结果</w:t>
+      </w:r>
+      <w:r>
+        <w:rPr>
+          <w:rFonts w:ascii="微软雅黑" w:hAnsi="微软雅黑" w:eastAsia="微软雅黑"/>
+          <w:i/>
+        </w:rPr>
+        <w:t xml:space="preserve"> —— 它管的是「</w:t>
+      </w:r>
+      <w:r>
+        <w:rPr>
+          <w:rFonts w:ascii="微软雅黑" w:hAnsi="微软雅黑" w:eastAsia="微软雅黑"/>
+          <w:b/>
+          <w:i/>
+        </w:rPr>
+        <w:t>机制在不在场</w:t>
+      </w:r>
+      <w:r>
+        <w:rPr>
+          <w:rFonts w:ascii="微软雅黑" w:hAnsi="微软雅黑" w:eastAsia="微软雅黑"/>
+          <w:i/>
+        </w:rPr>
+        <w:t>」，而不是「结果长什么样」。谁成为欺凌者、哪条边结死仇、派系怎么切、爆发落在哪天，</w:t>
+      </w:r>
+      <w:r>
+        <w:rPr>
+          <w:rFonts w:ascii="微软雅黑" w:hAnsi="微软雅黑" w:eastAsia="微软雅黑"/>
+          <w:b/>
+          <w:i/>
+        </w:rPr>
+        <w:t>都是要保护的良性方差</w:t>
+      </w:r>
+      <w:r>
+        <w:rPr>
+          <w:rFonts w:ascii="微软雅黑" w:hAnsi="微软雅黑" w:eastAsia="微软雅黑"/>
+          <w:i/>
+        </w:rPr>
+        <w:t>， 任何标定都不得压缩它；只有「机制整条线没上场」才属于要拦截的失效方差。 （口径来源：外部核对提出「方差分两种」，经核验成立，已固化为第五道门。）</w:t>
+      </w:r>
+    </w:p>
+    <w:p>
+      <w:r>
+        <w:rPr>
+          <w:rFonts w:ascii="微软雅黑" w:hAnsi="微软雅黑" w:eastAsia="微软雅黑"/>
+          <w:b/>
+        </w:rPr>
+        <w:t>⚠️ 第七条：先查「机制在不在场」，再谈「结果好不好」。</w:t>
+      </w:r>
+      <w:r>
+        <w:rPr>
+          <w:rFonts w:ascii="微软雅黑" w:hAnsi="微软雅黑" w:eastAsia="微软雅黑"/>
+        </w:rPr>
+        <w:t xml:space="preserve"> 方差分两种：</w:t>
+      </w:r>
+    </w:p>
+    <w:p>
+      <w:r>
+        <w:rPr>
+          <w:rFonts w:ascii="微软雅黑" w:hAnsi="微软雅黑" w:eastAsia="微软雅黑"/>
+          <w:b/>
+        </w:rPr>
+        <w:t>良性方差</w:t>
+      </w:r>
+      <w:r>
+        <w:rPr>
+          <w:rFonts w:ascii="微软雅黑" w:hAnsi="微软雅黑" w:eastAsia="微软雅黑"/>
+        </w:rPr>
+        <w:t xml:space="preserve">（谁成为欺凌者、哪条边结死仇、派系怎么切、爆发落在哪天）→ </w:t>
+      </w:r>
+      <w:r>
+        <w:rPr>
+          <w:rFonts w:ascii="微软雅黑" w:hAnsi="微软雅黑" w:eastAsia="微软雅黑"/>
+          <w:b/>
+        </w:rPr>
+        <w:t>要保护</w:t>
+      </w:r>
+      <w:r>
+        <w:rPr>
+          <w:rFonts w:ascii="微软雅黑" w:hAnsi="微软雅黑" w:eastAsia="微软雅黑"/>
+        </w:rPr>
+        <w:t>；</w:t>
+      </w:r>
+    </w:p>
+    <w:p>
+      <w:r>
+        <w:rPr>
+          <w:rFonts w:ascii="微软雅黑" w:hAnsi="微软雅黑" w:eastAsia="微软雅黑"/>
+          <w:b/>
+        </w:rPr>
+        <w:t>失效方差</w:t>
+      </w:r>
+      <w:r>
+        <w:rPr>
+          <w:rFonts w:ascii="微软雅黑" w:hAnsi="微软雅黑" w:eastAsia="微软雅黑"/>
+        </w:rPr>
+        <w:t xml:space="preserve">（机制整条线没上场）→ </w:t>
+      </w:r>
+      <w:r>
+        <w:rPr>
+          <w:rFonts w:ascii="微软雅黑" w:hAnsi="微软雅黑" w:eastAsia="微软雅黑"/>
+          <w:b/>
+        </w:rPr>
+        <w:t>要拦截</w:t>
+      </w:r>
+      <w:r>
+        <w:rPr>
+          <w:rFonts w:ascii="微软雅黑" w:hAnsi="微软雅黑" w:eastAsia="微软雅黑"/>
+        </w:rPr>
+        <w:t>，因为那不是「另一种结局」，而是「承诺的体验在这局里缺席」。∴ 判据应是</w:t>
+      </w:r>
+      <w:r>
+        <w:rPr>
+          <w:rFonts w:ascii="微软雅黑" w:hAnsi="微软雅黑" w:eastAsia="微软雅黑"/>
+          <w:b/>
+        </w:rPr>
+        <w:t>存在性检查</w:t>
+      </w:r>
+      <w:r>
+        <w:rPr>
+          <w:rFonts w:ascii="微软雅黑" w:hAnsi="微软雅黑" w:eastAsia="微软雅黑"/>
+        </w:rPr>
+        <w:t>：</w:t>
+      </w:r>
+      <w:r>
+        <w:rPr>
+          <w:rFonts w:ascii="微软雅黑" w:hAnsi="微软雅黑" w:eastAsia="微软雅黑"/>
+          <w:b/>
+        </w:rPr>
+        <w:t>机制上场率</w:t>
+      </w:r>
+      <w:r>
+        <w:rPr>
+          <w:rFonts w:ascii="微软雅黑" w:hAnsi="微软雅黑" w:eastAsia="微软雅黑"/>
+        </w:rPr>
+        <w:t xml:space="preserve"> + </w:t>
+      </w:r>
+      <w:r>
+        <w:rPr>
+          <w:rFonts w:ascii="微软雅黑" w:hAnsi="微软雅黑" w:eastAsia="微软雅黑"/>
+          <w:b/>
+        </w:rPr>
+        <w:t>跨局指纹差异</w:t>
+      </w:r>
+      <w:r>
+        <w:rPr>
+          <w:rFonts w:ascii="微软雅黑" w:hAnsi="微软雅黑" w:eastAsia="微软雅黑"/>
+        </w:rPr>
+        <w:t xml:space="preserve">（第五道门 </w:t>
+      </w:r>
+      <w:r>
+        <w:rPr>
+          <w:rFonts w:ascii="Consolas" w:hAnsi="Consolas" w:eastAsia="Consolas"/>
+          <w:color w:val="B03030"/>
+          <w:sz w:val="18"/>
+        </w:rPr>
+        <w:t>tools/diversity_report.py</w:t>
+      </w:r>
+      <w:r>
+        <w:rPr>
+          <w:rFonts w:ascii="微软雅黑" w:hAnsi="微软雅黑" w:eastAsia="微软雅黑"/>
+        </w:rPr>
+        <w:t>）。</w:t>
+      </w:r>
+    </w:p>
     <w:p>
       <w:r>
         <w:rPr>
@@ -26324,6 +26528,659 @@
         <w:t xml:space="preserve"> 均为两位小数（§3.4.1 纪律④的惯例）。</w:t>
       </w:r>
     </w:p>
+    <w:p>
+      <w:pPr>
+        <w:pStyle w:val="Heading2"/>
+      </w:pPr>
+      <w:r>
+        <w:t>10.29 深层的极慢衰减（防吸收态）</w:t>
+      </w:r>
+    </w:p>
+    <w:p>
+      <w:pPr>
+        <w:ind w:left="360"/>
+      </w:pPr>
+      <w:r>
+        <w:rPr>
+          <w:rFonts w:ascii="微软雅黑" w:hAnsi="微软雅黑" w:eastAsia="微软雅黑"/>
+          <w:i/>
+        </w:rPr>
+        <w:t xml:space="preserve">✅ </w:t>
+      </w:r>
+      <w:r>
+        <w:rPr>
+          <w:rFonts w:ascii="微软雅黑" w:hAnsi="微软雅黑" w:eastAsia="微软雅黑"/>
+          <w:b/>
+          <w:i/>
+        </w:rPr>
+        <w:t>已实现</w:t>
+      </w:r>
+      <w:r>
+        <w:rPr>
+          <w:rFonts w:ascii="微软雅黑" w:hAnsi="微软雅黑" w:eastAsia="微软雅黑"/>
+          <w:i/>
+        </w:rPr>
+        <w:t>（2026-10-05）。参数：</w:t>
+      </w:r>
+      <w:r>
+        <w:rPr>
+          <w:rFonts w:ascii="Consolas" w:hAnsi="Consolas" w:eastAsia="Consolas"/>
+          <w:i/>
+          <w:color w:val="B03030"/>
+          <w:sz w:val="18"/>
+        </w:rPr>
+        <w:t>decay.csv</w:t>
+      </w:r>
+      <w:r>
+        <w:rPr>
+          <w:rFonts w:ascii="微软雅黑" w:hAnsi="微软雅黑" w:eastAsia="微软雅黑"/>
+          <w:i/>
+        </w:rPr>
+        <w:t xml:space="preserve"> 的 </w:t>
+      </w:r>
+      <w:r>
+        <w:rPr>
+          <w:rFonts w:ascii="Consolas" w:hAnsi="Consolas" w:eastAsia="Consolas"/>
+          <w:i/>
+          <w:color w:val="B03030"/>
+          <w:sz w:val="18"/>
+        </w:rPr>
+        <w:t>deep_decay</w:t>
+      </w:r>
+      <w:r>
+        <w:rPr>
+          <w:rFonts w:ascii="微软雅黑" w:hAnsi="微软雅黑" w:eastAsia="微软雅黑"/>
+          <w:i/>
+        </w:rPr>
+        <w:t>（默认 0.995/天）。</w:t>
+      </w:r>
+    </w:p>
+    <w:p>
+      <w:pPr>
+        <w:pStyle w:val="Heading3"/>
+      </w:pPr>
+      <w:r>
+        <w:t>10.29.1 「永不衰减」是一个吸收态</w:t>
+      </w:r>
+    </w:p>
+    <w:p>
+      <w:r>
+        <w:rPr>
+          <w:rFonts w:ascii="微软雅黑" w:hAnsi="微软雅黑" w:eastAsia="微软雅黑"/>
+        </w:rPr>
+        <w:t>§10.22 把深层定义为</w:t>
+      </w:r>
+      <w:r>
+        <w:rPr>
+          <w:rFonts w:ascii="微软雅黑" w:hAnsi="微软雅黑" w:eastAsia="微软雅黑"/>
+          <w:b/>
+        </w:rPr>
+        <w:t>永不衰减</w:t>
+      </w:r>
+      <w:r>
+        <w:rPr>
+          <w:rFonts w:ascii="微软雅黑" w:hAnsi="微软雅黑" w:eastAsia="微软雅黑"/>
+        </w:rPr>
+        <w:t>，§10.27 又加了软上限 —— 但两者合起来仍是一个</w:t>
+      </w:r>
+      <w:r>
+        <w:rPr>
+          <w:rFonts w:ascii="微软雅黑" w:hAnsi="微软雅黑" w:eastAsia="微软雅黑"/>
+          <w:b/>
+        </w:rPr>
+        <w:t>吸收态</w:t>
+      </w:r>
+      <w:r>
+        <w:rPr>
+          <w:rFonts w:ascii="微软雅黑" w:hAnsi="微软雅黑" w:eastAsia="微软雅黑"/>
+        </w:rPr>
+        <w:t>：</w:t>
+      </w:r>
+    </w:p>
+    <w:p>
+      <w:r>
+        <w:rPr>
+          <w:rFonts w:ascii="微软雅黑" w:hAnsi="微软雅黑" w:eastAsia="微软雅黑"/>
+        </w:rPr>
+        <w:t>到了上限就不动，</w:t>
+      </w:r>
+      <w:r>
+        <w:rPr>
+          <w:rFonts w:ascii="微软雅黑" w:hAnsi="微软雅黑" w:eastAsia="微软雅黑"/>
+          <w:b/>
+        </w:rPr>
+        <w:t>锁死在那里</w:t>
+      </w:r>
+      <w:r>
+        <w:rPr>
+          <w:rFonts w:ascii="微软雅黑" w:hAnsi="微软雅黑" w:eastAsia="微软雅黑"/>
+        </w:rPr>
+        <w:t>。核验证据非常干净：</w:t>
+      </w:r>
+    </w:p>
+    <w:p>
+      <w:pPr>
+        <w:ind w:left="240"/>
+      </w:pPr>
+      <w:r>
+        <w:rPr>
+          <w:rFonts w:ascii="Consolas" w:hAnsi="Consolas" w:eastAsia="Consolas"/>
+          <w:sz w:val="18"/>
+        </w:rPr>
+        <w:t>20 局实测：deep_max 均值 50.2，其中 6 局顶到上限 70</w:t>
+        <w:br/>
+        <w:t>而这 6 局【全部】是「举报 &gt; 0」的局 —— 举报&gt;0 ⟺ deep=70，6/6 完全吻合</w:t>
+      </w:r>
+    </w:p>
+    <w:p>
+      <w:r>
+        <w:rPr>
+          <w:rFonts w:ascii="微软雅黑" w:hAnsi="微软雅黑" w:eastAsia="微软雅黑"/>
+        </w:rPr>
+        <w:t>即：</w:t>
+      </w:r>
+      <w:r>
+        <w:rPr>
+          <w:rFonts w:ascii="微软雅黑" w:hAnsi="微软雅黑" w:eastAsia="微软雅黑"/>
+          <w:b/>
+        </w:rPr>
+        <w:t>只要那条边没锁死，举报就不会发生。</w:t>
+      </w:r>
+    </w:p>
+    <w:p>
+      <w:r>
+        <w:rPr>
+          <w:rFonts w:ascii="微软雅黑" w:hAnsi="微软雅黑" w:eastAsia="微软雅黑"/>
+        </w:rPr>
+        <w:t>吸收态的危害不止于平衡，而是</w:t>
+      </w:r>
+      <w:r>
+        <w:rPr>
+          <w:rFonts w:ascii="微软雅黑" w:hAnsi="微软雅黑" w:eastAsia="微软雅黑"/>
+          <w:b/>
+        </w:rPr>
+        <w:t>反涌现</w:t>
+      </w:r>
+      <w:r>
+        <w:rPr>
+          <w:rFonts w:ascii="微软雅黑" w:hAnsi="微软雅黑" w:eastAsia="微软雅黑"/>
+        </w:rPr>
+        <w:t>：时间足够长，</w:t>
+      </w:r>
+      <w:r>
+        <w:rPr>
+          <w:rFonts w:ascii="微软雅黑" w:hAnsi="微软雅黑" w:eastAsia="微软雅黑"/>
+          <w:b/>
+        </w:rPr>
+        <w:t>所有局会掉进同一个终态</w:t>
+      </w:r>
+    </w:p>
+    <w:p>
+      <w:r>
+        <w:rPr>
+          <w:rFonts w:ascii="微软雅黑" w:hAnsi="微软雅黑" w:eastAsia="微软雅黑"/>
+        </w:rPr>
+        <w:t>（几条边锁死、举报门槛永久满足、格局冻结），局与局的差异被时间</w:t>
+      </w:r>
+      <w:r>
+        <w:rPr>
+          <w:rFonts w:ascii="微软雅黑" w:hAnsi="微软雅黑" w:eastAsia="微软雅黑"/>
+          <w:b/>
+        </w:rPr>
+        <w:t>单调抹掉</w:t>
+      </w:r>
+      <w:r>
+        <w:rPr>
+          <w:rFonts w:ascii="微软雅黑" w:hAnsi="微软雅黑" w:eastAsia="微软雅黑"/>
+        </w:rPr>
+        <w:t>。</w:t>
+      </w:r>
+    </w:p>
+    <w:p>
+      <w:r>
+        <w:rPr>
+          <w:rFonts w:ascii="微软雅黑" w:hAnsi="微软雅黑" w:eastAsia="微软雅黑"/>
+        </w:rPr>
+        <w:t>这正是「不同结果可以存在」的反面。</w:t>
+      </w:r>
+    </w:p>
+    <w:p>
+      <w:pPr>
+        <w:pStyle w:val="Heading3"/>
+      </w:pPr>
+      <w:r>
+        <w:t>10.29.2 做法：极慢衰减</w:t>
+      </w:r>
+    </w:p>
+    <w:p>
+      <w:pPr>
+        <w:ind w:left="240"/>
+      </w:pPr>
+      <w:r>
+        <w:rPr>
+          <w:rFonts w:ascii="Consolas" w:hAnsi="Consolas" w:eastAsia="Consolas"/>
+          <w:sz w:val="18"/>
+        </w:rPr>
+        <w:t>self.H_deep[i][j] *= d["deep_decay"]      # 0.995/天</w:t>
+      </w:r>
+    </w:p>
+    <w:tbl>
+      <w:tblPr>
+        <w:tblStyle w:val="TableGrid"/>
+        <w:tblW w:type="auto" w:w="0"/>
+        <w:tblLook w:firstColumn="1" w:firstRow="1" w:lastColumn="0" w:lastRow="0" w:noHBand="0" w:noVBand="1" w:val="04A0"/>
+      </w:tblPr>
+      <w:tblGrid>
+        <w:gridCol w:w="4320"/>
+        <w:gridCol w:w="4320"/>
+      </w:tblGrid>
+      <w:tr>
+        <w:tc>
+          <w:tcPr>
+            <w:tcW w:type="dxa" w:w="4320"/>
+          </w:tcPr>
+          <w:p>
+            <w:r>
+              <w:rPr>
+                <w:rFonts w:ascii="微软雅黑" w:hAnsi="微软雅黑" w:eastAsia="微软雅黑"/>
+                <w:b/>
+                <w:sz w:val="18"/>
+              </w:rPr>
+              <w:t>时间尺度</w:t>
+            </w:r>
+          </w:p>
+        </w:tc>
+        <w:tc>
+          <w:tcPr>
+            <w:tcW w:type="dxa" w:w="4320"/>
+          </w:tcPr>
+          <w:p>
+            <w:r>
+              <w:rPr>
+                <w:rFonts w:ascii="微软雅黑" w:hAnsi="微软雅黑" w:eastAsia="微软雅黑"/>
+                <w:b/>
+                <w:sz w:val="18"/>
+              </w:rPr>
+              <w:t>效果</w:t>
+            </w:r>
+          </w:p>
+        </w:tc>
+      </w:tr>
+      <w:tr>
+        <w:tc>
+          <w:tcPr>
+            <w:tcW w:type="dxa" w:w="4320"/>
+          </w:tcPr>
+          <w:p>
+            <w:r>
+              <w:rPr>
+                <w:rFonts w:ascii="微软雅黑" w:hAnsi="微软雅黑" w:eastAsia="微软雅黑"/>
+                <w:sz w:val="18"/>
+              </w:rPr>
+              <w:t>30 天（一学期）</w:t>
+            </w:r>
+          </w:p>
+        </w:tc>
+        <w:tc>
+          <w:tcPr>
+            <w:tcW w:type="dxa" w:w="4320"/>
+          </w:tcPr>
+          <w:p>
+            <w:r>
+              <w:rPr>
+                <w:rFonts w:ascii="微软雅黑" w:hAnsi="微软雅黑" w:eastAsia="微软雅黑"/>
+                <w:sz w:val="18"/>
+              </w:rPr>
+              <w:t>0.995^30 ≈ 0.86 → 几乎不衰减，「忘不了」依然成立</w:t>
+            </w:r>
+          </w:p>
+        </w:tc>
+      </w:tr>
+      <w:tr>
+        <w:tc>
+          <w:tcPr>
+            <w:tcW w:type="dxa" w:w="4320"/>
+          </w:tcPr>
+          <w:p>
+            <w:r>
+              <w:rPr>
+                <w:rFonts w:ascii="微软雅黑" w:hAnsi="微软雅黑" w:eastAsia="微软雅黑"/>
+                <w:sz w:val="18"/>
+              </w:rPr>
+              <w:t>百年尺度</w:t>
+            </w:r>
+          </w:p>
+        </w:tc>
+        <w:tc>
+          <w:tcPr>
+            <w:tcW w:type="dxa" w:w="4320"/>
+          </w:tcPr>
+          <w:p>
+            <w:r>
+              <w:rPr>
+                <w:rFonts w:ascii="微软雅黑" w:hAnsi="微软雅黑" w:eastAsia="微软雅黑"/>
+                <w:sz w:val="18"/>
+              </w:rPr>
+              <w:t>会缓慢收敛 → 死仇也有戏剧性解冻的可能</w:t>
+            </w:r>
+          </w:p>
+        </w:tc>
+      </w:tr>
+    </w:tbl>
+    <w:p/>
+    <w:p>
+      <w:r>
+        <w:rPr>
+          <w:rFonts w:ascii="微软雅黑" w:hAnsi="微软雅黑" w:eastAsia="微软雅黑"/>
+        </w:rPr>
+        <w:t xml:space="preserve">这与 </w:t>
+      </w:r>
+      <w:r>
+        <w:rPr>
+          <w:rFonts w:ascii="Consolas" w:hAnsi="Consolas" w:eastAsia="Consolas"/>
+          <w:color w:val="B03030"/>
+          <w:sz w:val="18"/>
+        </w:rPr>
+        <w:t>deep_cap</w:t>
+      </w:r>
+      <w:r>
+        <w:rPr>
+          <w:rFonts w:ascii="微软雅黑" w:hAnsi="微软雅黑" w:eastAsia="微软雅黑"/>
+        </w:rPr>
+        <w:t>（软上限）</w:t>
+      </w:r>
+      <w:r>
+        <w:rPr>
+          <w:rFonts w:ascii="微软雅黑" w:hAnsi="微软雅黑" w:eastAsia="微软雅黑"/>
+          <w:b/>
+        </w:rPr>
+        <w:t>并存</w:t>
+      </w:r>
+      <w:r>
+        <w:rPr>
+          <w:rFonts w:ascii="微软雅黑" w:hAnsi="微软雅黑" w:eastAsia="微软雅黑"/>
+        </w:rPr>
+        <w:t>：上限管「涨到哪里」，极慢衰减管「能不能解冻」。</w:t>
+      </w:r>
+    </w:p>
+    <w:p>
+      <w:r>
+        <w:rPr>
+          <w:rFonts w:ascii="微软雅黑" w:hAnsi="微软雅黑" w:eastAsia="微软雅黑"/>
+        </w:rPr>
+        <w:t>「不可消减」的</w:t>
+      </w:r>
+      <w:r>
+        <w:rPr>
+          <w:rFonts w:ascii="微软雅黑" w:hAnsi="微软雅黑" w:eastAsia="微软雅黑"/>
+          <w:b/>
+        </w:rPr>
+        <w:t>直觉被保留</w:t>
+      </w:r>
+      <w:r>
+        <w:rPr>
+          <w:rFonts w:ascii="微软雅黑" w:hAnsi="微软雅黑" w:eastAsia="微软雅黑"/>
+        </w:rPr>
+        <w:t>（一学期内看不出衰减），而</w:t>
+      </w:r>
+      <w:r>
+        <w:rPr>
+          <w:rFonts w:ascii="微软雅黑" w:hAnsi="微软雅黑" w:eastAsia="微软雅黑"/>
+          <w:b/>
+        </w:rPr>
+        <w:t>结局空间的开放性被保住</w:t>
+      </w:r>
+      <w:r>
+        <w:rPr>
+          <w:rFonts w:ascii="微软雅黑" w:hAnsi="微软雅黑" w:eastAsia="微软雅黑"/>
+        </w:rPr>
+        <w:t>。</w:t>
+      </w:r>
+    </w:p>
+    <w:p>
+      <w:pPr>
+        <w:pStyle w:val="Heading3"/>
+      </w:pPr>
+      <w:r>
+        <w:t>10.29.3 实测</w:t>
+      </w:r>
+    </w:p>
+    <w:tbl>
+      <w:tblPr>
+        <w:tblStyle w:val="TableGrid"/>
+        <w:tblW w:type="auto" w:w="0"/>
+        <w:tblLook w:firstColumn="1" w:firstRow="1" w:lastColumn="0" w:lastRow="0" w:noHBand="0" w:noVBand="1" w:val="04A0"/>
+      </w:tblPr>
+      <w:tblGrid>
+        <w:gridCol w:w="2880"/>
+        <w:gridCol w:w="2880"/>
+        <w:gridCol w:w="2880"/>
+      </w:tblGrid>
+      <w:tr>
+        <w:tc>
+          <w:tcPr>
+            <w:tcW w:type="dxa" w:w="2880"/>
+          </w:tcPr>
+          <w:p>
+            <w:r>
+              <w:rPr>
+                <w:rFonts w:ascii="微软雅黑" w:hAnsi="微软雅黑" w:eastAsia="微软雅黑"/>
+                <w:b/>
+                <w:sz w:val="18"/>
+              </w:rPr>
+              <w:t>指标</w:t>
+            </w:r>
+          </w:p>
+        </w:tc>
+        <w:tc>
+          <w:tcPr>
+            <w:tcW w:type="dxa" w:w="2880"/>
+          </w:tcPr>
+          <w:p>
+            <w:r>
+              <w:rPr>
+                <w:rFonts w:ascii="微软雅黑" w:hAnsi="微软雅黑" w:eastAsia="微软雅黑"/>
+                <w:b/>
+                <w:sz w:val="18"/>
+              </w:rPr>
+              <w:t>加衰减前</w:t>
+            </w:r>
+          </w:p>
+        </w:tc>
+        <w:tc>
+          <w:tcPr>
+            <w:tcW w:type="dxa" w:w="2880"/>
+          </w:tcPr>
+          <w:p>
+            <w:r>
+              <w:rPr>
+                <w:rFonts w:ascii="微软雅黑" w:hAnsi="微软雅黑" w:eastAsia="微软雅黑"/>
+                <w:b/>
+                <w:sz w:val="18"/>
+              </w:rPr>
+              <w:t>加衰减后</w:t>
+            </w:r>
+          </w:p>
+        </w:tc>
+      </w:tr>
+      <w:tr>
+        <w:tc>
+          <w:tcPr>
+            <w:tcW w:type="dxa" w:w="2880"/>
+          </w:tcPr>
+          <w:p>
+            <w:r>
+              <w:rPr>
+                <w:rFonts w:ascii="微软雅黑" w:hAnsi="微软雅黑" w:eastAsia="微软雅黑"/>
+                <w:sz w:val="18"/>
+              </w:rPr>
+              <w:t>深层锁死率</w:t>
+            </w:r>
+          </w:p>
+        </w:tc>
+        <w:tc>
+          <w:tcPr>
+            <w:tcW w:type="dxa" w:w="2880"/>
+          </w:tcPr>
+          <w:p>
+            <w:r>
+              <w:rPr>
+                <w:rFonts w:ascii="微软雅黑" w:hAnsi="微软雅黑" w:eastAsia="微软雅黑"/>
+                <w:sz w:val="18"/>
+              </w:rPr>
+              <w:t>6/20（30%）</w:t>
+            </w:r>
+          </w:p>
+        </w:tc>
+        <w:tc>
+          <w:tcPr>
+            <w:tcW w:type="dxa" w:w="2880"/>
+          </w:tcPr>
+          <w:p>
+            <w:r>
+              <w:rPr>
+                <w:rFonts w:ascii="微软雅黑" w:hAnsi="微软雅黑" w:eastAsia="微软雅黑"/>
+                <w:sz w:val="18"/>
+              </w:rPr>
+              <w:t>0/20（0%） ✓</w:t>
+            </w:r>
+          </w:p>
+        </w:tc>
+      </w:tr>
+      <w:tr>
+        <w:tc>
+          <w:tcPr>
+            <w:tcW w:type="dxa" w:w="2880"/>
+          </w:tcPr>
+          <w:p>
+            <w:r>
+              <w:rPr>
+                <w:rFonts w:ascii="微软雅黑" w:hAnsi="微软雅黑" w:eastAsia="微软雅黑"/>
+                <w:sz w:val="18"/>
+              </w:rPr>
+              <w:t>deep_max 跨局</w:t>
+            </w:r>
+          </w:p>
+        </w:tc>
+        <w:tc>
+          <w:tcPr>
+            <w:tcW w:type="dxa" w:w="2880"/>
+          </w:tcPr>
+          <w:p>
+            <w:r>
+              <w:rPr>
+                <w:rFonts w:ascii="微软雅黑" w:hAnsi="微软雅黑" w:eastAsia="微软雅黑"/>
+                <w:sz w:val="18"/>
+              </w:rPr>
+              <w:t>［19.0, 70.0］</w:t>
+            </w:r>
+          </w:p>
+        </w:tc>
+        <w:tc>
+          <w:tcPr>
+            <w:tcW w:type="dxa" w:w="2880"/>
+          </w:tcPr>
+          <w:p>
+            <w:r>
+              <w:rPr>
+                <w:rFonts w:ascii="微软雅黑" w:hAnsi="微软雅黑" w:eastAsia="微软雅黑"/>
+                <w:sz w:val="18"/>
+              </w:rPr>
+              <w:t>［28.3, 69.7］</w:t>
+            </w:r>
+          </w:p>
+        </w:tc>
+      </w:tr>
+      <w:tr>
+        <w:tc>
+          <w:tcPr>
+            <w:tcW w:type="dxa" w:w="2880"/>
+          </w:tcPr>
+          <w:p>
+            <w:r>
+              <w:rPr>
+                <w:rFonts w:ascii="微软雅黑" w:hAnsi="微软雅黑" w:eastAsia="微软雅黑"/>
+                <w:sz w:val="18"/>
+              </w:rPr>
+              <w:t>第四道门（分布判据）</w:t>
+            </w:r>
+          </w:p>
+        </w:tc>
+        <w:tc>
+          <w:tcPr>
+            <w:tcW w:type="dxa" w:w="2880"/>
+          </w:tcPr>
+          <w:p>
+            <w:r>
+              <w:rPr>
+                <w:rFonts w:ascii="微软雅黑" w:hAnsi="微软雅黑" w:eastAsia="微软雅黑"/>
+                <w:sz w:val="18"/>
+              </w:rPr>
+              <w:t>全绿</w:t>
+            </w:r>
+          </w:p>
+        </w:tc>
+        <w:tc>
+          <w:tcPr>
+            <w:tcW w:type="dxa" w:w="2880"/>
+          </w:tcPr>
+          <w:p>
+            <w:r>
+              <w:rPr>
+                <w:rFonts w:ascii="微软雅黑" w:hAnsi="微软雅黑" w:eastAsia="微软雅黑"/>
+                <w:sz w:val="18"/>
+              </w:rPr>
+              <w:t>全绿（爆发 15.5 / 均值 58.9 / SD 22.6 / 饱和 0%）</w:t>
+            </w:r>
+          </w:p>
+        </w:tc>
+      </w:tr>
+      <w:tr>
+        <w:tc>
+          <w:tcPr>
+            <w:tcW w:type="dxa" w:w="2880"/>
+          </w:tcPr>
+          <w:p>
+            <w:r>
+              <w:rPr>
+                <w:rFonts w:ascii="微软雅黑" w:hAnsi="微软雅黑" w:eastAsia="微软雅黑"/>
+                <w:sz w:val="18"/>
+              </w:rPr>
+              <w:t>跨局指纹相关度</w:t>
+            </w:r>
+          </w:p>
+        </w:tc>
+        <w:tc>
+          <w:tcPr>
+            <w:tcW w:type="dxa" w:w="2880"/>
+          </w:tcPr>
+          <w:p>
+            <w:r>
+              <w:rPr>
+                <w:rFonts w:ascii="微软雅黑" w:hAnsi="微软雅黑" w:eastAsia="微软雅黑"/>
+                <w:sz w:val="18"/>
+              </w:rPr>
+              <w:t>0.129</w:t>
+            </w:r>
+          </w:p>
+        </w:tc>
+        <w:tc>
+          <w:tcPr>
+            <w:tcW w:type="dxa" w:w="2880"/>
+          </w:tcPr>
+          <w:p>
+            <w:r>
+              <w:rPr>
+                <w:rFonts w:ascii="微软雅黑" w:hAnsi="微软雅黑" w:eastAsia="微软雅黑"/>
+                <w:sz w:val="18"/>
+              </w:rPr>
+              <w:t>0.146（多样性未受影响）</w:t>
+            </w:r>
+          </w:p>
+        </w:tc>
+      </w:tr>
+    </w:tbl>
+    <w:p/>
     <w:p>
       <w:pPr>
         <w:pStyle w:val="Heading2"/>
